--- a/docs/Пояснительная записка.docx
+++ b/docs/Пояснительная записка.docx
@@ -422,12 +422,7 @@
         <w:ind w:left="0" w:firstLine="709"/>
       </w:pPr>
       <w:r>
-        <w:t>Цель работы: создание</w:t>
-      </w:r>
-      <w:bookmarkStart w:id="14" w:name="_GoBack"/>
-      <w:bookmarkEnd w:id="14"/>
-      <w:r>
-        <w:t xml:space="preserve"> программы для автоматизации построения отвёртки в САПР КОМПАС-3</w:t>
+        <w:t>Цель работы: создание программы для автоматизации построения отвёртки в САПР КОМПАС-3</w:t>
       </w:r>
       <w:r>
         <w:rPr>
@@ -4710,9 +4705,9 @@
       <w:r>
         <w:drawing>
           <wp:inline distT="0" distB="0" distL="114300" distR="114300">
-            <wp:extent cx="5982970" cy="4777740"/>
-            <wp:effectExtent l="0" t="0" r="11430" b="10160"/>
-            <wp:docPr id="1" name="Изображение 1"/>
+            <wp:extent cx="5297805" cy="4612640"/>
+            <wp:effectExtent l="0" t="0" r="10795" b="10160"/>
+            <wp:docPr id="3" name="Изображение 1"/>
             <wp:cNvGraphicFramePr>
               <a:graphicFrameLocks xmlns:a="http://schemas.openxmlformats.org/drawingml/2006/main" noChangeAspect="1"/>
             </wp:cNvGraphicFramePr>
@@ -4720,7 +4715,7 @@
               <a:graphicData uri="http://schemas.openxmlformats.org/drawingml/2006/picture">
                 <pic:pic xmlns:pic="http://schemas.openxmlformats.org/drawingml/2006/picture">
                   <pic:nvPicPr>
-                    <pic:cNvPr id="1" name="Изображение 1"/>
+                    <pic:cNvPr id="3" name="Изображение 1"/>
                     <pic:cNvPicPr>
                       <a:picLocks noChangeAspect="1"/>
                     </pic:cNvPicPr>
@@ -4734,7 +4729,7 @@
                   <pic:spPr>
                     <a:xfrm>
                       <a:off x="0" y="0"/>
-                      <a:ext cx="5982970" cy="4777740"/>
+                      <a:ext cx="5297805" cy="4612640"/>
                     </a:xfrm>
                     <a:prstGeom prst="rect">
                       <a:avLst/>
@@ -6344,6 +6339,15 @@
                 <w:lang w:val="en-US"/>
               </w:rPr>
             </w:pPr>
+            <w:r>
+              <w:rPr>
+                <w:rFonts w:hint="default"/>
+                <w:sz w:val="24"/>
+                <w:szCs w:val="24"/>
+                <w:lang w:val="en-US"/>
+              </w:rPr>
+              <w:t xml:space="preserve">TextBox, </w:t>
+            </w:r>
             <w:r>
               <w:rPr>
                 <w:sz w:val="24"/>
@@ -8980,9 +8984,9 @@
         </w:tblCellMar>
       </w:tblPr>
       <w:tblGrid>
-        <w:gridCol w:w="1556"/>
-        <w:gridCol w:w="1834"/>
-        <w:gridCol w:w="5898"/>
+        <w:gridCol w:w="2035"/>
+        <w:gridCol w:w="1797"/>
+        <w:gridCol w:w="5526"/>
       </w:tblGrid>
       <w:tr>
         <w:tblPrEx>
@@ -9006,7 +9010,7 @@
         </w:trPr>
         <w:tc>
           <w:tcPr>
-            <w:tcW w:w="1556" w:type="dxa"/>
+            <w:tcW w:w="2035" w:type="dxa"/>
           </w:tcPr>
           <w:p>
             <w:pPr>
@@ -9031,7 +9035,7 @@
         </w:tc>
         <w:tc>
           <w:tcPr>
-            <w:tcW w:w="1834" w:type="dxa"/>
+            <w:tcW w:w="1797" w:type="dxa"/>
           </w:tcPr>
           <w:p>
             <w:pPr>
@@ -9056,7 +9060,7 @@
         </w:tc>
         <w:tc>
           <w:tcPr>
-            <w:tcW w:w="5898" w:type="dxa"/>
+            <w:tcW w:w="5526" w:type="dxa"/>
           </w:tcPr>
           <w:p>
             <w:pPr>
@@ -9102,7 +9106,7 @@
         </w:trPr>
         <w:tc>
           <w:tcPr>
-            <w:tcW w:w="1556" w:type="dxa"/>
+            <w:tcW w:w="2035" w:type="dxa"/>
           </w:tcPr>
           <w:p>
             <w:pPr>
@@ -9128,7 +9132,7 @@
         </w:tc>
         <w:tc>
           <w:tcPr>
-            <w:tcW w:w="1834" w:type="dxa"/>
+            <w:tcW w:w="1797" w:type="dxa"/>
           </w:tcPr>
           <w:p>
             <w:pPr>
@@ -9154,7 +9158,7 @@
         </w:tc>
         <w:tc>
           <w:tcPr>
-            <w:tcW w:w="5898" w:type="dxa"/>
+            <w:tcW w:w="5526" w:type="dxa"/>
           </w:tcPr>
           <w:p>
             <w:pPr>
@@ -9199,7 +9203,7 @@
         </w:trPr>
         <w:tc>
           <w:tcPr>
-            <w:tcW w:w="1556" w:type="dxa"/>
+            <w:tcW w:w="2035" w:type="dxa"/>
           </w:tcPr>
           <w:p>
             <w:pPr>
@@ -9225,7 +9229,7 @@
         </w:tc>
         <w:tc>
           <w:tcPr>
-            <w:tcW w:w="1834" w:type="dxa"/>
+            <w:tcW w:w="1797" w:type="dxa"/>
           </w:tcPr>
           <w:p>
             <w:pPr>
@@ -9251,7 +9255,7 @@
         </w:tc>
         <w:tc>
           <w:tcPr>
-            <w:tcW w:w="5898" w:type="dxa"/>
+            <w:tcW w:w="5526" w:type="dxa"/>
           </w:tcPr>
           <w:p>
             <w:pPr>
@@ -9296,7 +9300,7 @@
         </w:trPr>
         <w:tc>
           <w:tcPr>
-            <w:tcW w:w="1556" w:type="dxa"/>
+            <w:tcW w:w="2035" w:type="dxa"/>
           </w:tcPr>
           <w:p>
             <w:pPr>
@@ -9322,7 +9326,7 @@
         </w:tc>
         <w:tc>
           <w:tcPr>
-            <w:tcW w:w="1834" w:type="dxa"/>
+            <w:tcW w:w="1797" w:type="dxa"/>
           </w:tcPr>
           <w:p>
             <w:pPr>
@@ -9348,7 +9352,7 @@
         </w:tc>
         <w:tc>
           <w:tcPr>
-            <w:tcW w:w="5898" w:type="dxa"/>
+            <w:tcW w:w="5526" w:type="dxa"/>
           </w:tcPr>
           <w:p>
             <w:pPr>
@@ -9371,16 +9375,116 @@
           </w:p>
         </w:tc>
       </w:tr>
+      <w:tr>
+        <w:tblPrEx>
+          <w:tblBorders>
+            <w:top w:val="single" w:color="auto" w:sz="4" w:space="0"/>
+            <w:left w:val="single" w:color="auto" w:sz="4" w:space="0"/>
+            <w:bottom w:val="single" w:color="auto" w:sz="4" w:space="0"/>
+            <w:right w:val="single" w:color="auto" w:sz="4" w:space="0"/>
+            <w:insideH w:val="single" w:color="auto" w:sz="4" w:space="0"/>
+            <w:insideV w:val="single" w:color="auto" w:sz="4" w:space="0"/>
+          </w:tblBorders>
+          <w:tblCellMar>
+            <w:top w:w="0" w:type="dxa"/>
+            <w:left w:w="108" w:type="dxa"/>
+            <w:bottom w:w="0" w:type="dxa"/>
+            <w:right w:w="108" w:type="dxa"/>
+          </w:tblCellMar>
+        </w:tblPrEx>
+        <w:trPr>
+          <w:trHeight w:val="379" w:hRule="atLeast"/>
+        </w:trPr>
+        <w:tc>
+          <w:tcPr>
+            <w:tcW w:w="2035" w:type="dxa"/>
+          </w:tcPr>
+          <w:p>
+            <w:pPr>
+              <w:widowControl w:val="0"/>
+              <w:spacing w:line="240" w:lineRule="auto"/>
+              <w:ind w:right="59" w:firstLine="0"/>
+              <w:jc w:val="center"/>
+              <w:rPr>
+                <w:rFonts w:hint="default"/>
+                <w:sz w:val="24"/>
+                <w:szCs w:val="24"/>
+                <w:lang w:val="en-US"/>
+              </w:rPr>
+            </w:pPr>
+            <w:r>
+              <w:rPr>
+                <w:rFonts w:hint="default"/>
+                <w:sz w:val="24"/>
+                <w:szCs w:val="24"/>
+                <w:lang w:val="en-US"/>
+              </w:rPr>
+              <w:t>_typeOfParameter</w:t>
+            </w:r>
+          </w:p>
+        </w:tc>
+        <w:tc>
+          <w:tcPr>
+            <w:tcW w:w="1797" w:type="dxa"/>
+          </w:tcPr>
+          <w:p>
+            <w:pPr>
+              <w:widowControl w:val="0"/>
+              <w:spacing w:line="240" w:lineRule="auto"/>
+              <w:ind w:right="59" w:firstLine="0"/>
+              <w:jc w:val="center"/>
+              <w:rPr>
+                <w:rFonts w:hint="default"/>
+                <w:sz w:val="24"/>
+                <w:szCs w:val="24"/>
+                <w:lang w:val="en-US"/>
+              </w:rPr>
+            </w:pPr>
+            <w:r>
+              <w:rPr>
+                <w:rFonts w:hint="default"/>
+                <w:sz w:val="24"/>
+                <w:szCs w:val="24"/>
+                <w:lang w:val="en-US"/>
+              </w:rPr>
+              <w:t>ParameterType</w:t>
+            </w:r>
+          </w:p>
+        </w:tc>
+        <w:tc>
+          <w:tcPr>
+            <w:tcW w:w="5526" w:type="dxa"/>
+          </w:tcPr>
+          <w:p>
+            <w:pPr>
+              <w:widowControl w:val="0"/>
+              <w:spacing w:line="240" w:lineRule="auto"/>
+              <w:ind w:right="59" w:firstLine="0"/>
+              <w:jc w:val="center"/>
+              <w:rPr>
+                <w:rFonts w:hint="default"/>
+                <w:sz w:val="24"/>
+                <w:szCs w:val="24"/>
+                <w:lang w:val="ru-RU"/>
+              </w:rPr>
+            </w:pPr>
+            <w:r>
+              <w:rPr>
+                <w:rFonts w:hint="default"/>
+                <w:sz w:val="24"/>
+                <w:szCs w:val="24"/>
+                <w:lang w:val="ru-RU"/>
+              </w:rPr>
+              <w:t>Тип параметра</w:t>
+            </w:r>
+          </w:p>
+        </w:tc>
+      </w:tr>
     </w:tbl>
     <w:p>
       <w:pPr>
+        <w:spacing w:line="240" w:lineRule="auto"/>
         <w:ind w:left="0" w:leftChars="0" w:right="59" w:firstLine="0" w:firstLineChars="0"/>
-      </w:pPr>
-    </w:p>
-    <w:p>
-      <w:pPr>
-        <w:spacing w:line="240" w:lineRule="auto"/>
-        <w:ind w:right="59" w:firstLine="708"/>
         <w:rPr>
           <w:sz w:val="24"/>
           <w:szCs w:val="24"/>
@@ -9829,6 +9933,9 @@
             <w:right w:w="108" w:type="dxa"/>
           </w:tblCellMar>
         </w:tblPrEx>
+        <w:trPr>
+          <w:trHeight w:val="407" w:hRule="atLeast"/>
+        </w:trPr>
         <w:tc>
           <w:tcPr>
             <w:tcW w:w="1429" w:type="dxa"/>
@@ -9844,18 +9951,20 @@
               <w:ind w:firstLine="0"/>
               <w:jc w:val="center"/>
               <w:rPr>
-                <w:sz w:val="24"/>
-                <w:szCs w:val="24"/>
-                <w:lang w:val="en-US" w:eastAsia="zh-CN" w:bidi="ar"/>
-              </w:rPr>
-            </w:pPr>
-            <w:r>
-              <w:rPr>
-                <w:sz w:val="24"/>
-                <w:szCs w:val="24"/>
-                <w:lang w:val="en-US" w:eastAsia="zh-CN" w:bidi="ar"/>
-              </w:rPr>
-              <w:t>Validate</w:t>
+                <w:rFonts w:hint="default"/>
+                <w:sz w:val="24"/>
+                <w:szCs w:val="24"/>
+                <w:lang w:val="en-US"/>
+              </w:rPr>
+            </w:pPr>
+            <w:r>
+              <w:rPr>
+                <w:rFonts w:hint="default"/>
+                <w:sz w:val="24"/>
+                <w:szCs w:val="24"/>
+                <w:lang w:val="en-US"/>
+              </w:rPr>
+              <w:t>TypeOfParameter</w:t>
             </w:r>
           </w:p>
         </w:tc>
@@ -9874,6 +9983,95 @@
               <w:ind w:firstLine="0"/>
               <w:jc w:val="center"/>
               <w:rPr>
+                <w:rFonts w:hint="default"/>
+                <w:sz w:val="24"/>
+                <w:szCs w:val="24"/>
+                <w:lang w:val="en-US" w:eastAsia="zh-CN" w:bidi="ar"/>
+              </w:rPr>
+            </w:pPr>
+            <w:r>
+              <w:rPr>
+                <w:rFonts w:hint="default"/>
+                <w:sz w:val="24"/>
+                <w:szCs w:val="24"/>
+                <w:lang w:val="ru-RU" w:eastAsia="zh-CN" w:bidi="ar"/>
+              </w:rPr>
+              <w:t xml:space="preserve">Свойство для поля </w:t>
+            </w:r>
+            <w:r>
+              <w:rPr>
+                <w:rFonts w:hint="default"/>
+                <w:sz w:val="24"/>
+                <w:szCs w:val="24"/>
+                <w:lang w:val="en-US" w:eastAsia="zh-CN" w:bidi="ar"/>
+              </w:rPr>
+              <w:t>_typeOfParameter</w:t>
+            </w:r>
+          </w:p>
+        </w:tc>
+      </w:tr>
+      <w:tr>
+        <w:tblPrEx>
+          <w:tblBorders>
+            <w:top w:val="single" w:color="auto" w:sz="4" w:space="0"/>
+            <w:left w:val="single" w:color="auto" w:sz="4" w:space="0"/>
+            <w:bottom w:val="single" w:color="auto" w:sz="4" w:space="0"/>
+            <w:right w:val="single" w:color="auto" w:sz="4" w:space="0"/>
+            <w:insideH w:val="single" w:color="auto" w:sz="4" w:space="0"/>
+            <w:insideV w:val="single" w:color="auto" w:sz="4" w:space="0"/>
+          </w:tblBorders>
+          <w:tblCellMar>
+            <w:top w:w="0" w:type="dxa"/>
+            <w:left w:w="108" w:type="dxa"/>
+            <w:bottom w:w="0" w:type="dxa"/>
+            <w:right w:w="108" w:type="dxa"/>
+          </w:tblCellMar>
+        </w:tblPrEx>
+        <w:tc>
+          <w:tcPr>
+            <w:tcW w:w="1429" w:type="dxa"/>
+            <w:tcBorders>
+              <w:tl2br w:val="nil"/>
+              <w:tr2bl w:val="nil"/>
+            </w:tcBorders>
+          </w:tcPr>
+          <w:p>
+            <w:pPr>
+              <w:widowControl w:val="0"/>
+              <w:spacing w:beforeAutospacing="1" w:after="0" w:afterAutospacing="1" w:line="240" w:lineRule="auto"/>
+              <w:ind w:firstLine="0"/>
+              <w:jc w:val="center"/>
+              <w:rPr>
+                <w:sz w:val="24"/>
+                <w:szCs w:val="24"/>
+                <w:lang w:val="en-US" w:eastAsia="zh-CN" w:bidi="ar"/>
+              </w:rPr>
+            </w:pPr>
+            <w:r>
+              <w:rPr>
+                <w:sz w:val="24"/>
+                <w:szCs w:val="24"/>
+                <w:lang w:val="en-US" w:eastAsia="zh-CN" w:bidi="ar"/>
+              </w:rPr>
+              <w:t>Validate</w:t>
+            </w:r>
+          </w:p>
+        </w:tc>
+        <w:tc>
+          <w:tcPr>
+            <w:tcW w:w="7833" w:type="dxa"/>
+            <w:tcBorders>
+              <w:tl2br w:val="nil"/>
+              <w:tr2bl w:val="nil"/>
+            </w:tcBorders>
+          </w:tcPr>
+          <w:p>
+            <w:pPr>
+              <w:widowControl w:val="0"/>
+              <w:spacing w:beforeAutospacing="1" w:after="0" w:afterAutospacing="1" w:line="240" w:lineRule="auto"/>
+              <w:ind w:firstLine="0"/>
+              <w:jc w:val="center"/>
+              <w:rPr>
                 <w:sz w:val="24"/>
                 <w:szCs w:val="24"/>
                 <w:lang w:eastAsia="zh-CN" w:bidi="ar"/>
@@ -9886,6 +10084,124 @@
                 <w:lang w:eastAsia="zh-CN" w:bidi="ar"/>
               </w:rPr>
               <w:t>Сравнивает полученное значение с максимальным и минимальным возможными</w:t>
+            </w:r>
+          </w:p>
+        </w:tc>
+      </w:tr>
+      <w:tr>
+        <w:tblPrEx>
+          <w:tblBorders>
+            <w:top w:val="single" w:color="auto" w:sz="4" w:space="0"/>
+            <w:left w:val="single" w:color="auto" w:sz="4" w:space="0"/>
+            <w:bottom w:val="single" w:color="auto" w:sz="4" w:space="0"/>
+            <w:right w:val="single" w:color="auto" w:sz="4" w:space="0"/>
+            <w:insideH w:val="single" w:color="auto" w:sz="4" w:space="0"/>
+            <w:insideV w:val="single" w:color="auto" w:sz="4" w:space="0"/>
+          </w:tblBorders>
+          <w:tblCellMar>
+            <w:top w:w="0" w:type="dxa"/>
+            <w:left w:w="108" w:type="dxa"/>
+            <w:bottom w:w="0" w:type="dxa"/>
+            <w:right w:w="108" w:type="dxa"/>
+          </w:tblCellMar>
+        </w:tblPrEx>
+        <w:tc>
+          <w:tcPr>
+            <w:tcW w:w="1429" w:type="dxa"/>
+            <w:tcBorders>
+              <w:tl2br w:val="nil"/>
+              <w:tr2bl w:val="nil"/>
+            </w:tcBorders>
+          </w:tcPr>
+          <w:p>
+            <w:pPr>
+              <w:widowControl w:val="0"/>
+              <w:spacing w:beforeAutospacing="1" w:after="0" w:afterAutospacing="1" w:line="240" w:lineRule="auto"/>
+              <w:ind w:firstLine="0"/>
+              <w:jc w:val="center"/>
+              <w:rPr>
+                <w:rFonts w:hint="default"/>
+                <w:sz w:val="24"/>
+                <w:szCs w:val="24"/>
+                <w:lang w:val="en-US" w:eastAsia="zh-CN" w:bidi="ar"/>
+              </w:rPr>
+            </w:pPr>
+            <w:r>
+              <w:rPr>
+                <w:rFonts w:hint="default"/>
+                <w:sz w:val="24"/>
+                <w:szCs w:val="24"/>
+                <w:lang w:val="en-US" w:eastAsia="zh-CN" w:bidi="ar"/>
+              </w:rPr>
+              <w:t>DefineMinMax</w:t>
+            </w:r>
+          </w:p>
+        </w:tc>
+        <w:tc>
+          <w:tcPr>
+            <w:tcW w:w="7833" w:type="dxa"/>
+            <w:tcBorders>
+              <w:tl2br w:val="nil"/>
+              <w:tr2bl w:val="nil"/>
+            </w:tcBorders>
+          </w:tcPr>
+          <w:p>
+            <w:pPr>
+              <w:widowControl w:val="0"/>
+              <w:spacing w:beforeAutospacing="1" w:after="0" w:afterAutospacing="1" w:line="240" w:lineRule="auto"/>
+              <w:ind w:firstLine="0"/>
+              <w:jc w:val="center"/>
+              <w:rPr>
+                <w:rFonts w:hint="default"/>
+                <w:sz w:val="24"/>
+                <w:szCs w:val="24"/>
+                <w:lang w:val="en-US" w:eastAsia="zh-CN" w:bidi="ar"/>
+              </w:rPr>
+            </w:pPr>
+            <w:r>
+              <w:rPr>
+                <w:rFonts w:hint="default"/>
+                <w:sz w:val="24"/>
+                <w:szCs w:val="24"/>
+                <w:lang w:val="ru-RU" w:eastAsia="zh-CN" w:bidi="ar"/>
+              </w:rPr>
+              <w:t xml:space="preserve">Определяет </w:t>
+            </w:r>
+            <w:r>
+              <w:rPr>
+                <w:rFonts w:hint="default"/>
+                <w:sz w:val="24"/>
+                <w:szCs w:val="24"/>
+                <w:lang w:val="en-US" w:eastAsia="zh-CN" w:bidi="ar"/>
+              </w:rPr>
+              <w:t xml:space="preserve">_minValue </w:t>
+            </w:r>
+            <w:r>
+              <w:rPr>
+                <w:rFonts w:hint="default"/>
+                <w:sz w:val="24"/>
+                <w:szCs w:val="24"/>
+                <w:lang w:val="ru-RU" w:eastAsia="zh-CN" w:bidi="ar"/>
+              </w:rPr>
+              <w:t xml:space="preserve">и </w:t>
+            </w:r>
+            <w:r>
+              <w:rPr>
+                <w:rFonts w:hint="default"/>
+                <w:sz w:val="24"/>
+                <w:szCs w:val="24"/>
+                <w:lang w:val="en-US" w:eastAsia="zh-CN" w:bidi="ar"/>
+              </w:rPr>
+              <w:t xml:space="preserve">_maxValue </w:t>
+            </w:r>
+            <w:r>
+              <w:rPr>
+                <w:rFonts w:hint="default"/>
+                <w:sz w:val="24"/>
+                <w:szCs w:val="24"/>
+                <w:lang w:val="ru-RU" w:eastAsia="zh-CN" w:bidi="ar"/>
+              </w:rPr>
+              <w:t>для параметра</w:t>
             </w:r>
           </w:p>
         </w:tc>
@@ -10570,7 +10886,7 @@
     <w:tbl>
       <w:tblPr>
         <w:tblStyle w:val="17"/>
-        <w:tblW w:w="9276" w:type="dxa"/>
+        <w:tblW w:w="9282" w:type="dxa"/>
         <w:tblInd w:w="133" w:type="dxa"/>
         <w:tblBorders>
           <w:top w:val="single" w:color="auto" w:sz="4" w:space="0"/>
@@ -10589,10 +10905,9 @@
         </w:tblCellMar>
       </w:tblPr>
       <w:tblGrid>
-        <w:gridCol w:w="1800"/>
-        <w:gridCol w:w="2083"/>
-        <w:gridCol w:w="1762"/>
-        <w:gridCol w:w="3631"/>
+        <w:gridCol w:w="1480"/>
+        <w:gridCol w:w="1831"/>
+        <w:gridCol w:w="5971"/>
       </w:tblGrid>
       <w:tr>
         <w:tblPrEx>
@@ -10613,7 +10928,7 @@
         </w:tblPrEx>
         <w:tc>
           <w:tcPr>
-            <w:tcW w:w="1800" w:type="dxa"/>
+            <w:tcW w:w="1480" w:type="dxa"/>
             <w:tcBorders>
               <w:tl2br w:val="nil"/>
               <w:tr2bl w:val="nil"/>
@@ -10640,7 +10955,7 @@
         </w:tc>
         <w:tc>
           <w:tcPr>
-            <w:tcW w:w="2083" w:type="dxa"/>
+            <w:tcW w:w="1831" w:type="dxa"/>
             <w:tcBorders>
               <w:tl2br w:val="nil"/>
               <w:tr2bl w:val="nil"/>
@@ -10667,34 +10982,7 @@
         </w:tc>
         <w:tc>
           <w:tcPr>
-            <w:tcW w:w="1762" w:type="dxa"/>
-            <w:tcBorders>
-              <w:tl2br w:val="nil"/>
-              <w:tr2bl w:val="nil"/>
-            </w:tcBorders>
-          </w:tcPr>
-          <w:p>
-            <w:pPr>
-              <w:widowControl w:val="0"/>
-              <w:ind w:right="59" w:firstLine="0"/>
-              <w:jc w:val="center"/>
-              <w:rPr>
-                <w:sz w:val="24"/>
-                <w:szCs w:val="24"/>
-              </w:rPr>
-            </w:pPr>
-            <w:r>
-              <w:rPr>
-                <w:sz w:val="24"/>
-                <w:szCs w:val="24"/>
-              </w:rPr>
-              <w:t>Выходные параметры</w:t>
-            </w:r>
-          </w:p>
-        </w:tc>
-        <w:tc>
-          <w:tcPr>
-            <w:tcW w:w="3631" w:type="dxa"/>
+            <w:tcW w:w="5971" w:type="dxa"/>
             <w:tcBorders>
               <w:tl2br w:val="nil"/>
               <w:tr2bl w:val="nil"/>
@@ -10739,7 +11027,7 @@
         </w:tblPrEx>
         <w:tc>
           <w:tcPr>
-            <w:tcW w:w="1800" w:type="dxa"/>
+            <w:tcW w:w="1480" w:type="dxa"/>
             <w:tcBorders>
               <w:tl2br w:val="nil"/>
               <w:tr2bl w:val="nil"/>
@@ -10768,7 +11056,7 @@
         </w:tc>
         <w:tc>
           <w:tcPr>
-            <w:tcW w:w="2083" w:type="dxa"/>
+            <w:tcW w:w="1831" w:type="dxa"/>
             <w:tcBorders>
               <w:tl2br w:val="nil"/>
               <w:tr2bl w:val="nil"/>
@@ -10797,35 +11085,7 @@
         </w:tc>
         <w:tc>
           <w:tcPr>
-            <w:tcW w:w="1762" w:type="dxa"/>
-            <w:tcBorders>
-              <w:tl2br w:val="nil"/>
-              <w:tr2bl w:val="nil"/>
-            </w:tcBorders>
-          </w:tcPr>
-          <w:p>
-            <w:pPr>
-              <w:widowControl w:val="0"/>
-              <w:ind w:right="59" w:firstLine="0"/>
-              <w:jc w:val="center"/>
-              <w:rPr>
-                <w:sz w:val="24"/>
-                <w:szCs w:val="24"/>
-                <w:lang w:val="en-US"/>
-              </w:rPr>
-            </w:pPr>
-            <w:r>
-              <w:rPr>
-                <w:sz w:val="24"/>
-                <w:szCs w:val="24"/>
-              </w:rPr>
-              <w:t>−</w:t>
-            </w:r>
-          </w:p>
-        </w:tc>
-        <w:tc>
-          <w:tcPr>
-            <w:tcW w:w="3631" w:type="dxa"/>
+            <w:tcW w:w="5971" w:type="dxa"/>
             <w:tcBorders>
               <w:tl2br w:val="nil"/>
               <w:tr2bl w:val="nil"/>
@@ -10915,7 +11175,7 @@
         </w:tblPrEx>
         <w:tc>
           <w:tcPr>
-            <w:tcW w:w="1800" w:type="dxa"/>
+            <w:tcW w:w="1480" w:type="dxa"/>
             <w:tcBorders>
               <w:tl2br w:val="nil"/>
               <w:tr2bl w:val="nil"/>
@@ -10944,7 +11204,7 @@
         </w:tc>
         <w:tc>
           <w:tcPr>
-            <w:tcW w:w="2083" w:type="dxa"/>
+            <w:tcW w:w="1831" w:type="dxa"/>
             <w:tcBorders>
               <w:tl2br w:val="nil"/>
               <w:tr2bl w:val="nil"/>
@@ -10973,35 +11233,7 @@
         </w:tc>
         <w:tc>
           <w:tcPr>
-            <w:tcW w:w="1762" w:type="dxa"/>
-            <w:tcBorders>
-              <w:tl2br w:val="nil"/>
-              <w:tr2bl w:val="nil"/>
-            </w:tcBorders>
-          </w:tcPr>
-          <w:p>
-            <w:pPr>
-              <w:widowControl w:val="0"/>
-              <w:ind w:right="59" w:firstLine="0"/>
-              <w:jc w:val="center"/>
-              <w:rPr>
-                <w:sz w:val="24"/>
-                <w:szCs w:val="24"/>
-                <w:lang w:val="en-US"/>
-              </w:rPr>
-            </w:pPr>
-            <w:r>
-              <w:rPr>
-                <w:sz w:val="24"/>
-                <w:szCs w:val="24"/>
-              </w:rPr>
-              <w:t>−</w:t>
-            </w:r>
-          </w:p>
-        </w:tc>
-        <w:tc>
-          <w:tcPr>
-            <w:tcW w:w="3631" w:type="dxa"/>
+            <w:tcW w:w="5971" w:type="dxa"/>
             <w:tcBorders>
               <w:tl2br w:val="nil"/>
               <w:tr2bl w:val="nil"/>
@@ -11091,7 +11323,7 @@
         </w:tblPrEx>
         <w:tc>
           <w:tcPr>
-            <w:tcW w:w="1800" w:type="dxa"/>
+            <w:tcW w:w="1480" w:type="dxa"/>
             <w:tcBorders>
               <w:tl2br w:val="nil"/>
               <w:tr2bl w:val="nil"/>
@@ -11120,7 +11352,7 @@
         </w:tc>
         <w:tc>
           <w:tcPr>
-            <w:tcW w:w="2083" w:type="dxa"/>
+            <w:tcW w:w="1831" w:type="dxa"/>
             <w:tcBorders>
               <w:tl2br w:val="nil"/>
               <w:tr2bl w:val="nil"/>
@@ -11149,34 +11381,7 @@
         </w:tc>
         <w:tc>
           <w:tcPr>
-            <w:tcW w:w="1762" w:type="dxa"/>
-            <w:tcBorders>
-              <w:tl2br w:val="nil"/>
-              <w:tr2bl w:val="nil"/>
-            </w:tcBorders>
-          </w:tcPr>
-          <w:p>
-            <w:pPr>
-              <w:widowControl w:val="0"/>
-              <w:ind w:right="59" w:firstLine="0"/>
-              <w:jc w:val="center"/>
-              <w:rPr>
-                <w:sz w:val="24"/>
-                <w:szCs w:val="24"/>
-              </w:rPr>
-            </w:pPr>
-            <w:r>
-              <w:rPr>
-                <w:sz w:val="24"/>
-                <w:szCs w:val="24"/>
-              </w:rPr>
-              <w:t>−</w:t>
-            </w:r>
-          </w:p>
-        </w:tc>
-        <w:tc>
-          <w:tcPr>
-            <w:tcW w:w="3631" w:type="dxa"/>
+            <w:tcW w:w="5971" w:type="dxa"/>
             <w:tcBorders>
               <w:tl2br w:val="nil"/>
               <w:tr2bl w:val="nil"/>
@@ -11236,7 +11441,7 @@
         </w:tblPrEx>
         <w:tc>
           <w:tcPr>
-            <w:tcW w:w="1800" w:type="dxa"/>
+            <w:tcW w:w="1480" w:type="dxa"/>
             <w:tcBorders>
               <w:tl2br w:val="nil"/>
               <w:tr2bl w:val="nil"/>
@@ -11265,7 +11470,7 @@
         </w:tc>
         <w:tc>
           <w:tcPr>
-            <w:tcW w:w="2083" w:type="dxa"/>
+            <w:tcW w:w="1831" w:type="dxa"/>
             <w:tcBorders>
               <w:tl2br w:val="nil"/>
               <w:tr2bl w:val="nil"/>
@@ -11292,35 +11497,7 @@
         </w:tc>
         <w:tc>
           <w:tcPr>
-            <w:tcW w:w="1762" w:type="dxa"/>
-            <w:tcBorders>
-              <w:tl2br w:val="nil"/>
-              <w:tr2bl w:val="nil"/>
-            </w:tcBorders>
-          </w:tcPr>
-          <w:p>
-            <w:pPr>
-              <w:widowControl w:val="0"/>
-              <w:ind w:right="59" w:firstLine="0"/>
-              <w:jc w:val="center"/>
-              <w:rPr>
-                <w:sz w:val="24"/>
-                <w:szCs w:val="24"/>
-                <w:lang w:val="en-US"/>
-              </w:rPr>
-            </w:pPr>
-            <w:r>
-              <w:rPr>
-                <w:sz w:val="24"/>
-                <w:szCs w:val="24"/>
-              </w:rPr>
-              <w:t>−</w:t>
-            </w:r>
-          </w:p>
-        </w:tc>
-        <w:tc>
-          <w:tcPr>
-            <w:tcW w:w="3631" w:type="dxa"/>
+            <w:tcW w:w="5971" w:type="dxa"/>
             <w:tcBorders>
               <w:tl2br w:val="nil"/>
               <w:tr2bl w:val="nil"/>
@@ -11365,7 +11542,7 @@
         </w:tblPrEx>
         <w:tc>
           <w:tcPr>
-            <w:tcW w:w="1800" w:type="dxa"/>
+            <w:tcW w:w="1480" w:type="dxa"/>
             <w:tcBorders>
               <w:tl2br w:val="nil"/>
               <w:tr2bl w:val="nil"/>
@@ -11394,7 +11571,7 @@
         </w:tc>
         <w:tc>
           <w:tcPr>
-            <w:tcW w:w="2083" w:type="dxa"/>
+            <w:tcW w:w="1831" w:type="dxa"/>
             <w:tcBorders>
               <w:tl2br w:val="nil"/>
               <w:tr2bl w:val="nil"/>
@@ -11423,35 +11600,7 @@
         </w:tc>
         <w:tc>
           <w:tcPr>
-            <w:tcW w:w="1762" w:type="dxa"/>
-            <w:tcBorders>
-              <w:tl2br w:val="nil"/>
-              <w:tr2bl w:val="nil"/>
-            </w:tcBorders>
-          </w:tcPr>
-          <w:p>
-            <w:pPr>
-              <w:widowControl w:val="0"/>
-              <w:ind w:right="59" w:firstLine="0"/>
-              <w:jc w:val="center"/>
-              <w:rPr>
-                <w:sz w:val="24"/>
-                <w:szCs w:val="24"/>
-                <w:lang w:val="en-US"/>
-              </w:rPr>
-            </w:pPr>
-            <w:r>
-              <w:rPr>
-                <w:sz w:val="24"/>
-                <w:szCs w:val="24"/>
-              </w:rPr>
-              <w:t>−</w:t>
-            </w:r>
-          </w:p>
-        </w:tc>
-        <w:tc>
-          <w:tcPr>
-            <w:tcW w:w="3631" w:type="dxa"/>
+            <w:tcW w:w="5971" w:type="dxa"/>
             <w:tcBorders>
               <w:tl2br w:val="nil"/>
               <w:tr2bl w:val="nil"/>
@@ -11526,7 +11675,7 @@
         </w:tblPrEx>
         <w:tc>
           <w:tcPr>
-            <w:tcW w:w="1800" w:type="dxa"/>
+            <w:tcW w:w="1480" w:type="dxa"/>
             <w:tcBorders>
               <w:tl2br w:val="nil"/>
               <w:tr2bl w:val="nil"/>
@@ -11555,7 +11704,7 @@
         </w:tc>
         <w:tc>
           <w:tcPr>
-            <w:tcW w:w="2083" w:type="dxa"/>
+            <w:tcW w:w="1831" w:type="dxa"/>
             <w:tcBorders>
               <w:tl2br w:val="nil"/>
               <w:tr2bl w:val="nil"/>
@@ -11582,35 +11731,7 @@
         </w:tc>
         <w:tc>
           <w:tcPr>
-            <w:tcW w:w="1762" w:type="dxa"/>
-            <w:tcBorders>
-              <w:tl2br w:val="nil"/>
-              <w:tr2bl w:val="nil"/>
-            </w:tcBorders>
-          </w:tcPr>
-          <w:p>
-            <w:pPr>
-              <w:widowControl w:val="0"/>
-              <w:ind w:right="59" w:firstLine="0"/>
-              <w:jc w:val="center"/>
-              <w:rPr>
-                <w:sz w:val="24"/>
-                <w:szCs w:val="24"/>
-                <w:lang w:val="en-US"/>
-              </w:rPr>
-            </w:pPr>
-            <w:r>
-              <w:rPr>
-                <w:sz w:val="24"/>
-                <w:szCs w:val="24"/>
-              </w:rPr>
-              <w:t>−</w:t>
-            </w:r>
-          </w:p>
-        </w:tc>
-        <w:tc>
-          <w:tcPr>
-            <w:tcW w:w="3631" w:type="dxa"/>
+            <w:tcW w:w="5971" w:type="dxa"/>
             <w:tcBorders>
               <w:tl2br w:val="nil"/>
               <w:tr2bl w:val="nil"/>
@@ -11655,7 +11776,7 @@
         </w:tblPrEx>
         <w:tc>
           <w:tcPr>
-            <w:tcW w:w="1800" w:type="dxa"/>
+            <w:tcW w:w="1480" w:type="dxa"/>
             <w:tcBorders>
               <w:tl2br w:val="nil"/>
               <w:tr2bl w:val="nil"/>
@@ -11684,7 +11805,7 @@
         </w:tc>
         <w:tc>
           <w:tcPr>
-            <w:tcW w:w="2083" w:type="dxa"/>
+            <w:tcW w:w="1831" w:type="dxa"/>
             <w:tcBorders>
               <w:tl2br w:val="nil"/>
               <w:tr2bl w:val="nil"/>
@@ -11711,7 +11832,7 @@
         </w:tc>
         <w:tc>
           <w:tcPr>
-            <w:tcW w:w="1762" w:type="dxa"/>
+            <w:tcW w:w="5971" w:type="dxa"/>
             <w:tcBorders>
               <w:tl2br w:val="nil"/>
               <w:tr2bl w:val="nil"/>
@@ -11732,33 +11853,6 @@
                 <w:sz w:val="24"/>
                 <w:szCs w:val="24"/>
               </w:rPr>
-              <w:t>−</w:t>
-            </w:r>
-          </w:p>
-        </w:tc>
-        <w:tc>
-          <w:tcPr>
-            <w:tcW w:w="3631" w:type="dxa"/>
-            <w:tcBorders>
-              <w:tl2br w:val="nil"/>
-              <w:tr2bl w:val="nil"/>
-            </w:tcBorders>
-          </w:tcPr>
-          <w:p>
-            <w:pPr>
-              <w:widowControl w:val="0"/>
-              <w:ind w:right="59" w:firstLine="0"/>
-              <w:jc w:val="center"/>
-              <w:rPr>
-                <w:sz w:val="24"/>
-                <w:szCs w:val="24"/>
-              </w:rPr>
-            </w:pPr>
-            <w:r>
-              <w:rPr>
-                <w:sz w:val="24"/>
-                <w:szCs w:val="24"/>
-              </w:rPr>
               <w:t>Открытие Компас</w:t>
             </w:r>
             <w:r>
@@ -12134,7 +12228,9 @@
     <w:p>
       <w:pPr>
         <w:rPr>
-          <w:szCs w:val="28"/>
+          <w:rFonts w:hint="default"/>
+          <w:szCs w:val="28"/>
+          <w:lang w:val="en-US"/>
         </w:rPr>
       </w:pPr>
       <w:r>
@@ -12169,14 +12265,70 @@
         </w:rPr>
         <w:t>, а также были созданы свойства для каждого из полей;</w:t>
       </w:r>
-    </w:p>
-    <w:p>
-      <w:pPr>
+      <w:r>
         <w:rPr>
           <w:rFonts w:hint="default"/>
           <w:szCs w:val="28"/>
           <w:lang w:val="en-US"/>
         </w:rPr>
+        <w:t xml:space="preserve"> </w:t>
+      </w:r>
+      <w:r>
+        <w:rPr>
+          <w:rFonts w:hint="default"/>
+          <w:szCs w:val="28"/>
+          <w:lang w:val="ru-RU"/>
+        </w:rPr>
+        <w:t xml:space="preserve">добавлено поле и свойство </w:t>
+      </w:r>
+      <w:r>
+        <w:rPr>
+          <w:rFonts w:hint="default"/>
+          <w:szCs w:val="28"/>
+          <w:lang w:val="en-US"/>
+        </w:rPr>
+        <w:t>typeOfParameter</w:t>
+      </w:r>
+      <w:r>
+        <w:rPr>
+          <w:rFonts w:hint="default"/>
+          <w:szCs w:val="28"/>
+          <w:lang w:val="ru-RU"/>
+        </w:rPr>
+        <w:t xml:space="preserve">, а также метод </w:t>
+      </w:r>
+      <w:r>
+        <w:rPr>
+          <w:rFonts w:hint="default"/>
+          <w:szCs w:val="28"/>
+          <w:lang w:val="en-US"/>
+        </w:rPr>
+        <w:t xml:space="preserve">DefineMinMax </w:t>
+      </w:r>
+      <w:r>
+        <w:rPr>
+          <w:rFonts w:hint="default"/>
+          <w:szCs w:val="28"/>
+          <w:lang w:val="ru-RU"/>
+        </w:rPr>
+        <w:t>для определения минимального и максимального значения</w:t>
+      </w:r>
+      <w:r>
+        <w:rPr>
+          <w:rFonts w:hint="default"/>
+          <w:szCs w:val="28"/>
+          <w:lang w:val="en-US"/>
+        </w:rPr>
+        <w:t>;</w:t>
+      </w:r>
+    </w:p>
+    <w:p>
+      <w:pPr>
+        <w:rPr>
+          <w:rFonts w:hint="default"/>
+          <w:szCs w:val="28"/>
+          <w:lang w:val="en-US"/>
+        </w:rPr>
       </w:pPr>
       <w:r>
         <w:rPr>
@@ -12438,55 +12590,6 @@
           <w:szCs w:val="28"/>
         </w:rPr>
         <w:t>, у которых были добавлены изменения в соответствии с объектом моделирования.</w:t>
-      </w:r>
-    </w:p>
-    <w:p>
-      <w:pPr>
-        <w:rPr>
-          <w:rFonts w:hint="default"/>
-          <w:szCs w:val="28"/>
-          <w:lang w:val="ru-RU"/>
-        </w:rPr>
-      </w:pPr>
-      <w:r>
-        <w:rPr>
-          <w:rFonts w:hint="default"/>
-          <w:szCs w:val="28"/>
-          <w:lang w:val="ru-RU"/>
-        </w:rPr>
-        <w:t xml:space="preserve">Также часть изменений связана с дополнительной функциональностью разработанной в рамках 5 лабораторной, они затронули </w:t>
-      </w:r>
-      <w:r>
-        <w:rPr>
-          <w:rFonts w:hint="default"/>
-          <w:szCs w:val="28"/>
-          <w:lang w:val="en-US"/>
-        </w:rPr>
-        <w:t>MainForm, RodType, Parameters</w:t>
-      </w:r>
-      <w:r>
-        <w:rPr>
-          <w:rFonts w:hint="default"/>
-          <w:szCs w:val="28"/>
-          <w:lang w:val="ru-RU"/>
-        </w:rPr>
-        <w:t xml:space="preserve"> (на </w:t>
-      </w:r>
-      <w:r>
-        <w:rPr>
-          <w:rFonts w:hint="default"/>
-          <w:szCs w:val="28"/>
-          <w:lang w:val="en-US"/>
-        </w:rPr>
-        <w:t>UML-</w:t>
-      </w:r>
-      <w:r>
-        <w:rPr>
-          <w:rFonts w:hint="default"/>
-          <w:szCs w:val="28"/>
-          <w:lang w:val="ru-RU"/>
-        </w:rPr>
-        <w:t>диаграмме).</w:t>
       </w:r>
     </w:p>
     <w:p>
@@ -12498,11 +12601,46 @@
       </w:pPr>
       <w:r>
         <w:rPr>
-          <w:b/>
-          <w:bCs/>
-        </w:rPr>
-        <w:br w:type="page"/>
-      </w:r>
+          <w:rFonts w:hint="default"/>
+          <w:szCs w:val="28"/>
+          <w:lang w:val="ru-RU"/>
+        </w:rPr>
+        <w:t xml:space="preserve">Также часть изменений связана с дополнительной функциональностью разработанной в рамках 5 лабораторной, они затронули </w:t>
+      </w:r>
+      <w:r>
+        <w:rPr>
+          <w:rFonts w:hint="default"/>
+          <w:szCs w:val="28"/>
+          <w:lang w:val="en-US"/>
+        </w:rPr>
+        <w:t>MainForm, RodType, Parameters</w:t>
+      </w:r>
+      <w:r>
+        <w:rPr>
+          <w:rFonts w:hint="default"/>
+          <w:szCs w:val="28"/>
+          <w:lang w:val="ru-RU"/>
+        </w:rPr>
+        <w:t xml:space="preserve"> (на </w:t>
+      </w:r>
+      <w:r>
+        <w:rPr>
+          <w:rFonts w:hint="default"/>
+          <w:szCs w:val="28"/>
+          <w:lang w:val="en-US"/>
+        </w:rPr>
+        <w:t>UML-</w:t>
+      </w:r>
+      <w:r>
+        <w:rPr>
+          <w:rFonts w:hint="default"/>
+          <w:szCs w:val="28"/>
+          <w:lang w:val="ru-RU"/>
+        </w:rPr>
+        <w:t>диаграмме).</w:t>
+      </w:r>
+      <w:bookmarkStart w:id="14" w:name="_GoBack"/>
+      <w:bookmarkEnd w:id="14"/>
     </w:p>
     <w:p>
       <w:pPr>
@@ -17504,6 +17642,13 @@
           <w:lang w:val="ru-RU"/>
         </w:rPr>
         <w:tab/>
+      </w:r>
+      <w:r>
+        <w:rPr>
+          <w:rFonts w:hint="default" w:eastAsia="SimSun"/>
+          <w:szCs w:val="28"/>
+          <w:lang w:val="ru-RU"/>
+        </w:rPr>
         <w:t>Из графика 9.15 можно сделать вывод, что начиная с 30 модели происходит линейный рост в объёме используемой оперативной памяти. Моё предположение связано с тем, что до 30 модели «Компас» заранее резервирует определённое количество памяти для работы, а при достижении её пределов начинает динамически расширять её объёмы (по мере необходимости).</w:t>
       </w:r>
     </w:p>

--- a/docs/Пояснительная записка.docx
+++ b/docs/Пояснительная записка.docx
@@ -4705,9 +4705,9 @@
       <w:r>
         <w:drawing>
           <wp:inline distT="0" distB="0" distL="114300" distR="114300">
-            <wp:extent cx="5297805" cy="4612640"/>
-            <wp:effectExtent l="0" t="0" r="10795" b="10160"/>
-            <wp:docPr id="3" name="Изображение 1"/>
+            <wp:extent cx="5391785" cy="5299710"/>
+            <wp:effectExtent l="0" t="0" r="5715" b="8890"/>
+            <wp:docPr id="1" name="Изображение 1"/>
             <wp:cNvGraphicFramePr>
               <a:graphicFrameLocks xmlns:a="http://schemas.openxmlformats.org/drawingml/2006/main" noChangeAspect="1"/>
             </wp:cNvGraphicFramePr>
@@ -4715,7 +4715,7 @@
               <a:graphicData uri="http://schemas.openxmlformats.org/drawingml/2006/picture">
                 <pic:pic xmlns:pic="http://schemas.openxmlformats.org/drawingml/2006/picture">
                   <pic:nvPicPr>
-                    <pic:cNvPr id="3" name="Изображение 1"/>
+                    <pic:cNvPr id="1" name="Изображение 1"/>
                     <pic:cNvPicPr>
                       <a:picLocks noChangeAspect="1"/>
                     </pic:cNvPicPr>
@@ -4729,7 +4729,7 @@
                   <pic:spPr>
                     <a:xfrm>
                       <a:off x="0" y="0"/>
-                      <a:ext cx="5297805" cy="4612640"/>
+                      <a:ext cx="5391785" cy="5299710"/>
                     </a:xfrm>
                     <a:prstGeom prst="rect">
                       <a:avLst/>
@@ -5084,16 +5084,6 @@
     <w:p>
       <w:pPr>
         <w:ind w:right="59" w:firstLine="0"/>
-      </w:pPr>
-    </w:p>
-    <w:p>
-      <w:pPr>
-        <w:ind w:right="59" w:firstLine="0"/>
-      </w:pPr>
-    </w:p>
-    <w:p>
-      <w:pPr>
-        <w:ind w:right="59" w:firstLine="0"/>
         <w:rPr>
           <w:lang w:val="en-US"/>
         </w:rPr>
@@ -5576,7 +5566,7 @@
                 <w:szCs w:val="24"/>
                 <w:lang w:val="en-US"/>
               </w:rPr>
-              <w:t>TextBoxHandleLength_Leave</w:t>
+              <w:t>TextBoxHandle_Leave</w:t>
             </w:r>
           </w:p>
         </w:tc>
@@ -5625,7 +5615,24 @@
                 <w:sz w:val="24"/>
                 <w:szCs w:val="24"/>
               </w:rPr>
-              <w:t>Обработчик выхода из текстбокса длины ручки</w:t>
+              <w:t>Обработчик выхода из текстбокс</w:t>
+            </w:r>
+            <w:r>
+              <w:rPr>
+                <w:sz w:val="24"/>
+                <w:szCs w:val="24"/>
+                <w:lang w:val="ru-RU"/>
+              </w:rPr>
+              <w:t>ов</w:t>
+            </w:r>
+            <w:r>
+              <w:rPr>
+                <w:rFonts w:hint="default"/>
+                <w:sz w:val="24"/>
+                <w:szCs w:val="24"/>
+                <w:lang w:val="ru-RU"/>
+              </w:rPr>
+              <w:t xml:space="preserve"> связанных с ручкой</w:t>
             </w:r>
           </w:p>
         </w:tc>
@@ -5669,7 +5676,7 @@
                 <w:szCs w:val="24"/>
                 <w:lang w:val="en-US"/>
               </w:rPr>
-              <w:t>TextBoxHandleWidth_Leave</w:t>
+              <w:t>TextBoxRod_Leave</w:t>
             </w:r>
           </w:p>
         </w:tc>
@@ -5718,7 +5725,24 @@
                 <w:sz w:val="24"/>
                 <w:szCs w:val="24"/>
               </w:rPr>
-              <w:t>Обработчик выхода из текстбокса диаметра ручки</w:t>
+              <w:t>Обработчик выхода из текстбокс</w:t>
+            </w:r>
+            <w:r>
+              <w:rPr>
+                <w:sz w:val="24"/>
+                <w:szCs w:val="24"/>
+                <w:lang w:val="ru-RU"/>
+              </w:rPr>
+              <w:t>ов</w:t>
+            </w:r>
+            <w:r>
+              <w:rPr>
+                <w:rFonts w:hint="default"/>
+                <w:sz w:val="24"/>
+                <w:szCs w:val="24"/>
+                <w:lang w:val="ru-RU"/>
+              </w:rPr>
+              <w:t xml:space="preserve"> связанных с наконечником</w:t>
             </w:r>
           </w:p>
         </w:tc>
@@ -5762,7 +5786,22 @@
                 <w:szCs w:val="24"/>
                 <w:lang w:val="en-US"/>
               </w:rPr>
-              <w:t>TextBoxRodLength_Leave</w:t>
+              <w:t>ComboBoxShapeOfRod</w:t>
+            </w:r>
+            <w:r>
+              <w:rPr>
+                <w:sz w:val="24"/>
+                <w:szCs w:val="24"/>
+              </w:rPr>
+              <w:t>_</w:t>
+            </w:r>
+            <w:r>
+              <w:rPr>
+                <w:sz w:val="24"/>
+                <w:szCs w:val="24"/>
+                <w:lang w:val="en-US"/>
+              </w:rPr>
+              <w:t>SelectedIndexChanged</w:t>
             </w:r>
           </w:p>
         </w:tc>
@@ -5804,14 +5843,38 @@
               <w:rPr>
                 <w:sz w:val="24"/>
                 <w:szCs w:val="24"/>
-              </w:rPr>
-            </w:pPr>
-            <w:r>
-              <w:rPr>
-                <w:sz w:val="24"/>
-                <w:szCs w:val="24"/>
-              </w:rPr>
-              <w:t>Обработчик выхода из текстбокса длины наконечника</w:t>
+                <w:lang w:val="en-US"/>
+              </w:rPr>
+            </w:pPr>
+            <w:r>
+              <w:rPr>
+                <w:sz w:val="24"/>
+                <w:szCs w:val="24"/>
+              </w:rPr>
+              <w:t>Обработчик</w:t>
+            </w:r>
+            <w:r>
+              <w:rPr>
+                <w:sz w:val="24"/>
+                <w:szCs w:val="24"/>
+                <w:lang w:val="en-US"/>
+              </w:rPr>
+              <w:t xml:space="preserve"> </w:t>
+            </w:r>
+            <w:r>
+              <w:rPr>
+                <w:sz w:val="24"/>
+                <w:szCs w:val="24"/>
+              </w:rPr>
+              <w:t xml:space="preserve">изменения значения </w:t>
+            </w:r>
+            <w:r>
+              <w:rPr>
+                <w:sz w:val="24"/>
+                <w:szCs w:val="24"/>
+                <w:lang w:val="en-US"/>
+              </w:rPr>
+              <w:t>ComboBoxShapeOfRod</w:t>
             </w:r>
           </w:p>
         </w:tc>
@@ -5855,7 +5918,22 @@
                 <w:szCs w:val="24"/>
                 <w:lang w:val="en-US"/>
               </w:rPr>
-              <w:t>TextBoxRodWidth_Leave</w:t>
+              <w:t>ComboBoxShapeOfHandle</w:t>
+            </w:r>
+            <w:r>
+              <w:rPr>
+                <w:sz w:val="24"/>
+                <w:szCs w:val="24"/>
+              </w:rPr>
+              <w:t>_</w:t>
+            </w:r>
+            <w:r>
+              <w:rPr>
+                <w:sz w:val="24"/>
+                <w:szCs w:val="24"/>
+                <w:lang w:val="en-US"/>
+              </w:rPr>
+              <w:t>SelectedIndexChanged</w:t>
             </w:r>
           </w:p>
         </w:tc>
@@ -5897,14 +5975,38 @@
               <w:rPr>
                 <w:sz w:val="24"/>
                 <w:szCs w:val="24"/>
-              </w:rPr>
-            </w:pPr>
-            <w:r>
-              <w:rPr>
-                <w:sz w:val="24"/>
-                <w:szCs w:val="24"/>
-              </w:rPr>
-              <w:t>Обработчик выхода из текстбокса ширины наконечника</w:t>
+                <w:lang w:val="en-US"/>
+              </w:rPr>
+            </w:pPr>
+            <w:r>
+              <w:rPr>
+                <w:sz w:val="24"/>
+                <w:szCs w:val="24"/>
+              </w:rPr>
+              <w:t>Обработчик</w:t>
+            </w:r>
+            <w:r>
+              <w:rPr>
+                <w:sz w:val="24"/>
+                <w:szCs w:val="24"/>
+                <w:lang w:val="en-US"/>
+              </w:rPr>
+              <w:t xml:space="preserve"> </w:t>
+            </w:r>
+            <w:r>
+              <w:rPr>
+                <w:sz w:val="24"/>
+                <w:szCs w:val="24"/>
+              </w:rPr>
+              <w:t xml:space="preserve">изменения значения </w:t>
+            </w:r>
+            <w:r>
+              <w:rPr>
+                <w:sz w:val="24"/>
+                <w:szCs w:val="24"/>
+                <w:lang w:val="en-US"/>
+              </w:rPr>
+              <w:t>ComboBoxShapeOfHadle</w:t>
             </w:r>
           </w:p>
         </w:tc>
@@ -5937,33 +6039,20 @@
               <w:ind w:right="59" w:firstLine="0"/>
               <w:jc w:val="center"/>
               <w:rPr>
-                <w:sz w:val="24"/>
-                <w:szCs w:val="24"/>
-                <w:lang w:val="en-US"/>
-              </w:rPr>
-            </w:pPr>
-            <w:r>
-              <w:rPr>
-                <w:sz w:val="24"/>
-                <w:szCs w:val="24"/>
-                <w:lang w:val="en-US"/>
-              </w:rPr>
-              <w:t>ComboBoxShapeOfRod</w:t>
-            </w:r>
-            <w:r>
-              <w:rPr>
-                <w:sz w:val="24"/>
-                <w:szCs w:val="24"/>
-              </w:rPr>
-              <w:t>_</w:t>
-            </w:r>
-            <w:r>
-              <w:rPr>
-                <w:sz w:val="24"/>
-                <w:szCs w:val="24"/>
-                <w:lang w:val="en-US"/>
-              </w:rPr>
-              <w:t>SelectedIndexChanged</w:t>
+                <w:rFonts w:hint="default"/>
+                <w:sz w:val="24"/>
+                <w:szCs w:val="24"/>
+                <w:lang w:val="en-US"/>
+              </w:rPr>
+            </w:pPr>
+            <w:r>
+              <w:rPr>
+                <w:rFonts w:hint="default"/>
+                <w:sz w:val="24"/>
+                <w:szCs w:val="24"/>
+                <w:lang w:val="en-US"/>
+              </w:rPr>
+              <w:t>CheckBoxIsHoleExist_CheckedChanged</w:t>
             </w:r>
           </w:p>
         </w:tc>
@@ -5980,7 +6069,6 @@
               <w:rPr>
                 <w:sz w:val="24"/>
                 <w:szCs w:val="24"/>
-                <w:lang w:val="en-US"/>
               </w:rPr>
             </w:pPr>
             <w:r>
@@ -6003,40 +6091,29 @@
               <w:ind w:right="59" w:firstLine="0"/>
               <w:jc w:val="center"/>
               <w:rPr>
-                <w:sz w:val="24"/>
-                <w:szCs w:val="24"/>
-                <w:lang w:val="en-US"/>
-              </w:rPr>
-            </w:pPr>
-            <w:r>
-              <w:rPr>
-                <w:sz w:val="24"/>
-                <w:szCs w:val="24"/>
-              </w:rPr>
-              <w:t>Обработчик</w:t>
-            </w:r>
-            <w:r>
-              <w:rPr>
-                <w:sz w:val="24"/>
-                <w:szCs w:val="24"/>
-                <w:lang w:val="en-US"/>
-              </w:rPr>
-              <w:t xml:space="preserve"> </w:t>
-            </w:r>
-            <w:r>
-              <w:rPr>
-                <w:sz w:val="24"/>
-                <w:szCs w:val="24"/>
-              </w:rPr>
-              <w:t xml:space="preserve">изменения значения </w:t>
-            </w:r>
-            <w:r>
-              <w:rPr>
-                <w:sz w:val="24"/>
-                <w:szCs w:val="24"/>
-                <w:lang w:val="en-US"/>
-              </w:rPr>
-              <w:t>ComboBoxShapeOfRod</w:t>
+                <w:rFonts w:hint="default"/>
+                <w:sz w:val="24"/>
+                <w:szCs w:val="24"/>
+                <w:lang w:val="ru-RU"/>
+              </w:rPr>
+            </w:pPr>
+            <w:r>
+              <w:rPr>
+                <w:rFonts w:hint="default"/>
+                <w:sz w:val="24"/>
+                <w:szCs w:val="24"/>
+                <w:lang w:val="ru-RU"/>
+              </w:rPr>
+              <w:t xml:space="preserve">Обработчик изменения </w:t>
+            </w:r>
+            <w:r>
+              <w:rPr>
+                <w:rFonts w:hint="default"/>
+                <w:sz w:val="24"/>
+                <w:szCs w:val="24"/>
+                <w:lang w:val="en-US"/>
+              </w:rPr>
+              <w:t>CheckBoxIsHoleExist</w:t>
             </w:r>
           </w:p>
         </w:tc>
@@ -6080,22 +6157,7 @@
                 <w:szCs w:val="24"/>
                 <w:lang w:val="en-US"/>
               </w:rPr>
-              <w:t>ComboBoxShapeOfHandle</w:t>
-            </w:r>
-            <w:r>
-              <w:rPr>
-                <w:sz w:val="24"/>
-                <w:szCs w:val="24"/>
-              </w:rPr>
-              <w:t>_</w:t>
-            </w:r>
-            <w:r>
-              <w:rPr>
-                <w:sz w:val="24"/>
-                <w:szCs w:val="24"/>
-                <w:lang w:val="en-US"/>
-              </w:rPr>
-              <w:t>SelectedIndexChanged</w:t>
+              <w:t>SetColors</w:t>
             </w:r>
           </w:p>
         </w:tc>
@@ -6117,10 +6179,20 @@
             </w:pPr>
             <w:r>
               <w:rPr>
-                <w:sz w:val="24"/>
-                <w:szCs w:val="24"/>
-              </w:rPr>
-              <w:t>−</w:t>
+                <w:rFonts w:hint="default"/>
+                <w:sz w:val="24"/>
+                <w:szCs w:val="24"/>
+                <w:lang w:val="en-US"/>
+              </w:rPr>
+              <w:t>TextBox,</w:t>
+            </w:r>
+            <w:r>
+              <w:rPr>
+                <w:sz w:val="24"/>
+                <w:szCs w:val="24"/>
+                <w:lang w:val="en-US"/>
+              </w:rPr>
+              <w:t xml:space="preserve"> int, string</w:t>
             </w:r>
           </w:p>
         </w:tc>
@@ -6137,21 +6209,36 @@
               <w:rPr>
                 <w:sz w:val="24"/>
                 <w:szCs w:val="24"/>
-                <w:lang w:val="en-US"/>
-              </w:rPr>
-            </w:pPr>
-            <w:r>
-              <w:rPr>
-                <w:sz w:val="24"/>
-                <w:szCs w:val="24"/>
-              </w:rPr>
-              <w:t>Обработчик</w:t>
-            </w:r>
-            <w:r>
-              <w:rPr>
-                <w:sz w:val="24"/>
-                <w:szCs w:val="24"/>
-                <w:lang w:val="en-US"/>
+              </w:rPr>
+            </w:pPr>
+            <w:r>
+              <w:rPr>
+                <w:sz w:val="24"/>
+                <w:szCs w:val="24"/>
+              </w:rPr>
+              <w:t xml:space="preserve">Устанавливает цвета для всех текст боксов по результатам проверки, </w:t>
+            </w:r>
+            <w:r>
+              <w:rPr>
+                <w:sz w:val="24"/>
+                <w:szCs w:val="24"/>
+                <w:lang w:val="en-US"/>
+              </w:rPr>
+              <w:t>int</w:t>
+            </w:r>
+            <w:r>
+              <w:rPr>
+                <w:sz w:val="24"/>
+                <w:szCs w:val="24"/>
+              </w:rPr>
+              <w:t xml:space="preserve"> − выбор цвета для закраски,</w:t>
+            </w:r>
+            <w:r>
+              <w:rPr>
+                <w:rFonts w:hint="default"/>
+                <w:sz w:val="24"/>
+                <w:szCs w:val="24"/>
+                <w:lang w:val="ru-RU"/>
               </w:rPr>
               <w:t xml:space="preserve"> </w:t>
             </w:r>
@@ -6159,16 +6246,24 @@
               <w:rPr>
                 <w:sz w:val="24"/>
                 <w:szCs w:val="24"/>
-              </w:rPr>
-              <w:t xml:space="preserve">изменения значения </w:t>
-            </w:r>
-            <w:r>
-              <w:rPr>
-                <w:sz w:val="24"/>
-                <w:szCs w:val="24"/>
-                <w:lang w:val="en-US"/>
-              </w:rPr>
-              <w:t>ComboBoxShapeOfHadle</w:t>
+                <w:lang w:val="en-US"/>
+              </w:rPr>
+              <w:t>string</w:t>
+            </w:r>
+            <w:r>
+              <w:rPr>
+                <w:sz w:val="24"/>
+                <w:szCs w:val="24"/>
+              </w:rPr>
+              <w:t xml:space="preserve"> − передаваемый текст ошибки для установки правильного </w:t>
+            </w:r>
+            <w:r>
+              <w:rPr>
+                <w:sz w:val="24"/>
+                <w:szCs w:val="24"/>
+                <w:lang w:val="en-US"/>
+              </w:rPr>
+              <w:t>toolTip</w:t>
             </w:r>
           </w:p>
         </w:tc>
@@ -6201,20 +6296,18 @@
               <w:ind w:right="59" w:firstLine="0"/>
               <w:jc w:val="center"/>
               <w:rPr>
-                <w:rFonts w:hint="default"/>
-                <w:sz w:val="24"/>
-                <w:szCs w:val="24"/>
-                <w:lang w:val="en-US"/>
-              </w:rPr>
-            </w:pPr>
-            <w:r>
-              <w:rPr>
-                <w:rFonts w:hint="default"/>
-                <w:sz w:val="24"/>
-                <w:szCs w:val="24"/>
-                <w:lang w:val="en-US"/>
-              </w:rPr>
-              <w:t>CheckBoxIsHoleExist_CheckedChanged</w:t>
+                <w:sz w:val="24"/>
+                <w:szCs w:val="24"/>
+                <w:lang w:val="en-US"/>
+              </w:rPr>
+            </w:pPr>
+            <w:r>
+              <w:rPr>
+                <w:sz w:val="24"/>
+                <w:szCs w:val="24"/>
+                <w:lang w:val="en-US"/>
+              </w:rPr>
+              <w:t>SecondValidate</w:t>
             </w:r>
           </w:p>
         </w:tc>
@@ -6231,14 +6324,16 @@
               <w:rPr>
                 <w:sz w:val="24"/>
                 <w:szCs w:val="24"/>
-              </w:rPr>
-            </w:pPr>
-            <w:r>
-              <w:rPr>
-                <w:sz w:val="24"/>
-                <w:szCs w:val="24"/>
-              </w:rPr>
-              <w:t>−</w:t>
+                <w:lang w:val="en-US"/>
+              </w:rPr>
+            </w:pPr>
+            <w:r>
+              <w:rPr>
+                <w:sz w:val="24"/>
+                <w:szCs w:val="24"/>
+                <w:lang w:val="en-US"/>
+              </w:rPr>
+              <w:t>TextBox, ParameterType</w:t>
             </w:r>
           </w:p>
         </w:tc>
@@ -6253,29 +6348,16 @@
               <w:ind w:right="59" w:firstLine="0"/>
               <w:jc w:val="center"/>
               <w:rPr>
-                <w:rFonts w:hint="default"/>
-                <w:sz w:val="24"/>
-                <w:szCs w:val="24"/>
-                <w:lang w:val="ru-RU"/>
-              </w:rPr>
-            </w:pPr>
-            <w:r>
-              <w:rPr>
-                <w:rFonts w:hint="default"/>
-                <w:sz w:val="24"/>
-                <w:szCs w:val="24"/>
-                <w:lang w:val="ru-RU"/>
-              </w:rPr>
-              <w:t xml:space="preserve">Обработчик изменения </w:t>
-            </w:r>
-            <w:r>
-              <w:rPr>
-                <w:rFonts w:hint="default"/>
-                <w:sz w:val="24"/>
-                <w:szCs w:val="24"/>
-                <w:lang w:val="en-US"/>
-              </w:rPr>
-              <w:t>CheckBoxIsHoleExist</w:t>
+                <w:sz w:val="24"/>
+                <w:szCs w:val="24"/>
+              </w:rPr>
+            </w:pPr>
+            <w:r>
+              <w:rPr>
+                <w:sz w:val="24"/>
+                <w:szCs w:val="24"/>
+              </w:rPr>
+              <w:t>Вызов валидации параметров</w:t>
             </w:r>
           </w:p>
         </w:tc>
@@ -6319,7 +6401,7 @@
                 <w:szCs w:val="24"/>
                 <w:lang w:val="en-US"/>
               </w:rPr>
-              <w:t>SetColors</w:t>
+              <w:t>Form1_Load</w:t>
             </w:r>
           </w:p>
         </w:tc>
@@ -6341,20 +6423,10 @@
             </w:pPr>
             <w:r>
               <w:rPr>
-                <w:rFonts w:hint="default"/>
-                <w:sz w:val="24"/>
-                <w:szCs w:val="24"/>
-                <w:lang w:val="en-US"/>
-              </w:rPr>
-              <w:t xml:space="preserve">TextBox, </w:t>
-            </w:r>
-            <w:r>
-              <w:rPr>
-                <w:sz w:val="24"/>
-                <w:szCs w:val="24"/>
-                <w:lang w:val="en-US"/>
-              </w:rPr>
-              <w:t>ParameterType, int, int, string</w:t>
+                <w:sz w:val="24"/>
+                <w:szCs w:val="24"/>
+              </w:rPr>
+              <w:t>−</w:t>
             </w:r>
           </w:p>
         </w:tc>
@@ -6378,246 +6450,6 @@
                 <w:sz w:val="24"/>
                 <w:szCs w:val="24"/>
               </w:rPr>
-              <w:t xml:space="preserve">Устанавливает цвета для всех текст боксов по результатам проверки, </w:t>
-            </w:r>
-            <w:r>
-              <w:rPr>
-                <w:sz w:val="24"/>
-                <w:szCs w:val="24"/>
-                <w:lang w:val="en-US"/>
-              </w:rPr>
-              <w:t>int</w:t>
-            </w:r>
-            <w:r>
-              <w:rPr>
-                <w:sz w:val="24"/>
-                <w:szCs w:val="24"/>
-              </w:rPr>
-              <w:t xml:space="preserve"> − выбор цвета для закраски, </w:t>
-            </w:r>
-            <w:r>
-              <w:rPr>
-                <w:sz w:val="24"/>
-                <w:szCs w:val="24"/>
-                <w:lang w:val="en-US"/>
-              </w:rPr>
-              <w:t>int</w:t>
-            </w:r>
-            <w:r>
-              <w:rPr>
-                <w:sz w:val="24"/>
-                <w:szCs w:val="24"/>
-              </w:rPr>
-              <w:t xml:space="preserve"> − выбор причины закраски, </w:t>
-            </w:r>
-            <w:r>
-              <w:rPr>
-                <w:sz w:val="24"/>
-                <w:szCs w:val="24"/>
-                <w:lang w:val="en-US"/>
-              </w:rPr>
-              <w:t>string</w:t>
-            </w:r>
-            <w:r>
-              <w:rPr>
-                <w:sz w:val="24"/>
-                <w:szCs w:val="24"/>
-              </w:rPr>
-              <w:t xml:space="preserve"> − передаваемый текст ошибки для установки правильного </w:t>
-            </w:r>
-            <w:r>
-              <w:rPr>
-                <w:sz w:val="24"/>
-                <w:szCs w:val="24"/>
-                <w:lang w:val="en-US"/>
-              </w:rPr>
-              <w:t>toolTip</w:t>
-            </w:r>
-          </w:p>
-        </w:tc>
-      </w:tr>
-      <w:tr>
-        <w:tblPrEx>
-          <w:tblBorders>
-            <w:top w:val="single" w:color="auto" w:sz="4" w:space="0"/>
-            <w:left w:val="single" w:color="auto" w:sz="4" w:space="0"/>
-            <w:bottom w:val="single" w:color="auto" w:sz="4" w:space="0"/>
-            <w:right w:val="single" w:color="auto" w:sz="4" w:space="0"/>
-            <w:insideH w:val="single" w:color="auto" w:sz="4" w:space="0"/>
-            <w:insideV w:val="single" w:color="auto" w:sz="4" w:space="0"/>
-          </w:tblBorders>
-          <w:tblCellMar>
-            <w:top w:w="0" w:type="dxa"/>
-            <w:left w:w="108" w:type="dxa"/>
-            <w:bottom w:w="0" w:type="dxa"/>
-            <w:right w:w="108" w:type="dxa"/>
-          </w:tblCellMar>
-        </w:tblPrEx>
-        <w:tc>
-          <w:tcPr>
-            <w:tcW w:w="2263" w:type="dxa"/>
-          </w:tcPr>
-          <w:p>
-            <w:pPr>
-              <w:widowControl w:val="0"/>
-              <w:spacing w:line="240" w:lineRule="auto"/>
-              <w:ind w:right="59" w:firstLine="0"/>
-              <w:jc w:val="center"/>
-              <w:rPr>
-                <w:sz w:val="24"/>
-                <w:szCs w:val="24"/>
-                <w:lang w:val="en-US"/>
-              </w:rPr>
-            </w:pPr>
-            <w:r>
-              <w:rPr>
-                <w:sz w:val="24"/>
-                <w:szCs w:val="24"/>
-                <w:lang w:val="en-US"/>
-              </w:rPr>
-              <w:t>SecondValidate</w:t>
-            </w:r>
-          </w:p>
-        </w:tc>
-        <w:tc>
-          <w:tcPr>
-            <w:tcW w:w="2790" w:type="dxa"/>
-          </w:tcPr>
-          <w:p>
-            <w:pPr>
-              <w:widowControl w:val="0"/>
-              <w:spacing w:line="240" w:lineRule="auto"/>
-              <w:ind w:right="59" w:firstLine="0"/>
-              <w:jc w:val="center"/>
-              <w:rPr>
-                <w:sz w:val="24"/>
-                <w:szCs w:val="24"/>
-                <w:lang w:val="en-US"/>
-              </w:rPr>
-            </w:pPr>
-            <w:r>
-              <w:rPr>
-                <w:sz w:val="24"/>
-                <w:szCs w:val="24"/>
-                <w:lang w:val="en-US"/>
-              </w:rPr>
-              <w:t>TextBox, ParameterType</w:t>
-            </w:r>
-          </w:p>
-        </w:tc>
-        <w:tc>
-          <w:tcPr>
-            <w:tcW w:w="4345" w:type="dxa"/>
-          </w:tcPr>
-          <w:p>
-            <w:pPr>
-              <w:widowControl w:val="0"/>
-              <w:spacing w:line="240" w:lineRule="auto"/>
-              <w:ind w:right="59" w:firstLine="0"/>
-              <w:jc w:val="center"/>
-              <w:rPr>
-                <w:sz w:val="24"/>
-                <w:szCs w:val="24"/>
-              </w:rPr>
-            </w:pPr>
-            <w:r>
-              <w:rPr>
-                <w:sz w:val="24"/>
-                <w:szCs w:val="24"/>
-              </w:rPr>
-              <w:t>Вызов валидации параметров</w:t>
-            </w:r>
-          </w:p>
-        </w:tc>
-      </w:tr>
-      <w:tr>
-        <w:tblPrEx>
-          <w:tblBorders>
-            <w:top w:val="single" w:color="auto" w:sz="4" w:space="0"/>
-            <w:left w:val="single" w:color="auto" w:sz="4" w:space="0"/>
-            <w:bottom w:val="single" w:color="auto" w:sz="4" w:space="0"/>
-            <w:right w:val="single" w:color="auto" w:sz="4" w:space="0"/>
-            <w:insideH w:val="single" w:color="auto" w:sz="4" w:space="0"/>
-            <w:insideV w:val="single" w:color="auto" w:sz="4" w:space="0"/>
-          </w:tblBorders>
-          <w:tblCellMar>
-            <w:top w:w="0" w:type="dxa"/>
-            <w:left w:w="108" w:type="dxa"/>
-            <w:bottom w:w="0" w:type="dxa"/>
-            <w:right w:w="108" w:type="dxa"/>
-          </w:tblCellMar>
-        </w:tblPrEx>
-        <w:tc>
-          <w:tcPr>
-            <w:tcW w:w="2263" w:type="dxa"/>
-          </w:tcPr>
-          <w:p>
-            <w:pPr>
-              <w:widowControl w:val="0"/>
-              <w:spacing w:line="240" w:lineRule="auto"/>
-              <w:ind w:right="59" w:firstLine="0"/>
-              <w:jc w:val="center"/>
-              <w:rPr>
-                <w:sz w:val="24"/>
-                <w:szCs w:val="24"/>
-                <w:lang w:val="en-US"/>
-              </w:rPr>
-            </w:pPr>
-            <w:r>
-              <w:rPr>
-                <w:sz w:val="24"/>
-                <w:szCs w:val="24"/>
-                <w:lang w:val="en-US"/>
-              </w:rPr>
-              <w:t>Form1_Load</w:t>
-            </w:r>
-          </w:p>
-        </w:tc>
-        <w:tc>
-          <w:tcPr>
-            <w:tcW w:w="2790" w:type="dxa"/>
-          </w:tcPr>
-          <w:p>
-            <w:pPr>
-              <w:widowControl w:val="0"/>
-              <w:spacing w:line="240" w:lineRule="auto"/>
-              <w:ind w:right="59" w:firstLine="0"/>
-              <w:jc w:val="center"/>
-              <w:rPr>
-                <w:sz w:val="24"/>
-                <w:szCs w:val="24"/>
-                <w:lang w:val="en-US"/>
-              </w:rPr>
-            </w:pPr>
-            <w:r>
-              <w:rPr>
-                <w:sz w:val="24"/>
-                <w:szCs w:val="24"/>
-              </w:rPr>
-              <w:t>−</w:t>
-            </w:r>
-          </w:p>
-        </w:tc>
-        <w:tc>
-          <w:tcPr>
-            <w:tcW w:w="4345" w:type="dxa"/>
-          </w:tcPr>
-          <w:p>
-            <w:pPr>
-              <w:widowControl w:val="0"/>
-              <w:spacing w:line="240" w:lineRule="auto"/>
-              <w:ind w:right="59" w:firstLine="0"/>
-              <w:jc w:val="center"/>
-              <w:rPr>
-                <w:sz w:val="24"/>
-                <w:szCs w:val="24"/>
-              </w:rPr>
-            </w:pPr>
-            <w:r>
-              <w:rPr>
-                <w:sz w:val="24"/>
-                <w:szCs w:val="24"/>
-              </w:rPr>
               <w:t>Инициализация параметров при загрузке формы</w:t>
             </w:r>
           </w:p>
@@ -6634,21 +6466,21 @@
         <w:spacing w:line="240" w:lineRule="auto"/>
         <w:ind w:right="59"/>
         <w:rPr>
-          <w:sz w:val="24"/>
-          <w:szCs w:val="24"/>
-        </w:rPr>
-      </w:pPr>
-      <w:r>
-        <w:rPr>
-          <w:sz w:val="24"/>
-          <w:szCs w:val="24"/>
+          <w:sz w:val="28"/>
+          <w:szCs w:val="28"/>
+        </w:rPr>
+      </w:pPr>
+      <w:r>
+        <w:rPr>
+          <w:sz w:val="28"/>
+          <w:szCs w:val="28"/>
         </w:rPr>
         <w:t xml:space="preserve">Таблица 7.3 − Свойства класса </w:t>
       </w:r>
       <w:r>
         <w:rPr>
-          <w:sz w:val="24"/>
-          <w:szCs w:val="24"/>
+          <w:sz w:val="28"/>
+          <w:szCs w:val="28"/>
           <w:lang w:val="en-US"/>
         </w:rPr>
         <w:t>Parameters</w:t>
@@ -6676,8 +6508,8 @@
         </w:tblCellMar>
       </w:tblPr>
       <w:tblGrid>
-        <w:gridCol w:w="1746"/>
-        <w:gridCol w:w="2763"/>
+        <w:gridCol w:w="1911"/>
+        <w:gridCol w:w="2598"/>
         <w:gridCol w:w="4895"/>
       </w:tblGrid>
       <w:tr>
@@ -6699,7 +6531,7 @@
         </w:tblPrEx>
         <w:tc>
           <w:tcPr>
-            <w:tcW w:w="1746" w:type="dxa"/>
+            <w:tcW w:w="1911" w:type="dxa"/>
           </w:tcPr>
           <w:p>
             <w:pPr>
@@ -6708,14 +6540,14 @@
               <w:ind w:right="59" w:firstLine="0"/>
               <w:jc w:val="center"/>
               <w:rPr>
-                <w:sz w:val="24"/>
-                <w:szCs w:val="24"/>
-              </w:rPr>
-            </w:pPr>
-            <w:r>
-              <w:rPr>
-                <w:sz w:val="24"/>
-                <w:szCs w:val="24"/>
+                <w:sz w:val="28"/>
+                <w:szCs w:val="28"/>
+              </w:rPr>
+            </w:pPr>
+            <w:r>
+              <w:rPr>
+                <w:sz w:val="28"/>
+                <w:szCs w:val="28"/>
               </w:rPr>
               <w:t>Название</w:t>
             </w:r>
@@ -6723,7 +6555,7 @@
         </w:tc>
         <w:tc>
           <w:tcPr>
-            <w:tcW w:w="2763" w:type="dxa"/>
+            <w:tcW w:w="2598" w:type="dxa"/>
           </w:tcPr>
           <w:p>
             <w:pPr>
@@ -6732,14 +6564,14 @@
               <w:ind w:right="59" w:firstLine="0"/>
               <w:jc w:val="center"/>
               <w:rPr>
-                <w:sz w:val="24"/>
-                <w:szCs w:val="24"/>
-              </w:rPr>
-            </w:pPr>
-            <w:r>
-              <w:rPr>
-                <w:sz w:val="24"/>
-                <w:szCs w:val="24"/>
+                <w:sz w:val="28"/>
+                <w:szCs w:val="28"/>
+              </w:rPr>
+            </w:pPr>
+            <w:r>
+              <w:rPr>
+                <w:sz w:val="28"/>
+                <w:szCs w:val="28"/>
               </w:rPr>
               <w:t>Тип данных</w:t>
             </w:r>
@@ -6756,14 +6588,14 @@
               <w:ind w:right="59" w:firstLine="0"/>
               <w:jc w:val="center"/>
               <w:rPr>
-                <w:sz w:val="24"/>
-                <w:szCs w:val="24"/>
-              </w:rPr>
-            </w:pPr>
-            <w:r>
-              <w:rPr>
-                <w:sz w:val="24"/>
-                <w:szCs w:val="24"/>
+                <w:sz w:val="28"/>
+                <w:szCs w:val="28"/>
+              </w:rPr>
+            </w:pPr>
+            <w:r>
+              <w:rPr>
+                <w:sz w:val="28"/>
+                <w:szCs w:val="28"/>
               </w:rPr>
               <w:t>Описание</w:t>
             </w:r>
@@ -6789,39 +6621,35 @@
         </w:tblPrEx>
         <w:tc>
           <w:tcPr>
-            <w:tcW w:w="1746" w:type="dxa"/>
+            <w:tcW w:w="1911" w:type="dxa"/>
           </w:tcPr>
           <w:p>
             <w:pPr>
               <w:widowControl w:val="0"/>
               <w:spacing w:line="240" w:lineRule="auto"/>
               <w:ind w:right="59" w:firstLine="0"/>
-              <w:rPr>
-                <w:sz w:val="24"/>
-                <w:szCs w:val="24"/>
-                <w:lang w:val="en-US"/>
-              </w:rPr>
-            </w:pPr>
-            <w:r>
-              <w:rPr>
-                <w:sz w:val="24"/>
-                <w:szCs w:val="24"/>
-              </w:rPr>
-              <w:t>_</w:t>
-            </w:r>
-            <w:r>
-              <w:rPr>
-                <w:sz w:val="24"/>
-                <w:szCs w:val="24"/>
-                <w:lang w:val="en-US"/>
-              </w:rPr>
-              <w:t>parameter</w:t>
-            </w:r>
-          </w:p>
-        </w:tc>
-        <w:tc>
-          <w:tcPr>
-            <w:tcW w:w="2763" w:type="dxa"/>
+              <w:jc w:val="center"/>
+              <w:rPr>
+                <w:rFonts w:hint="default"/>
+                <w:sz w:val="28"/>
+                <w:szCs w:val="28"/>
+                <w:lang w:val="en-US"/>
+              </w:rPr>
+            </w:pPr>
+            <w:r>
+              <w:rPr>
+                <w:rFonts w:hint="default"/>
+                <w:sz w:val="28"/>
+                <w:szCs w:val="28"/>
+                <w:lang w:val="en-US"/>
+              </w:rPr>
+              <w:t>FOURPLE</w:t>
+            </w:r>
+          </w:p>
+        </w:tc>
+        <w:tc>
+          <w:tcPr>
+            <w:tcW w:w="2598" w:type="dxa"/>
           </w:tcPr>
           <w:p>
             <w:pPr>
@@ -6830,17 +6658,20 @@
               <w:ind w:right="59" w:firstLine="0"/>
               <w:jc w:val="center"/>
               <w:rPr>
-                <w:sz w:val="24"/>
-                <w:szCs w:val="24"/>
-              </w:rPr>
-            </w:pPr>
-            <w:r>
-              <w:rPr>
-                <w:sz w:val="24"/>
-                <w:szCs w:val="24"/>
-                <w:lang w:val="en-US"/>
-              </w:rPr>
-              <w:t>Dictionary&lt;ParameterType, Parameter&gt;</w:t>
+                <w:rFonts w:hint="default"/>
+                <w:sz w:val="28"/>
+                <w:szCs w:val="28"/>
+                <w:lang w:val="en-US"/>
+              </w:rPr>
+            </w:pPr>
+            <w:r>
+              <w:rPr>
+                <w:rFonts w:hint="default"/>
+                <w:sz w:val="28"/>
+                <w:szCs w:val="28"/>
+                <w:lang w:val="en-US"/>
+              </w:rPr>
+              <w:t>double</w:t>
             </w:r>
           </w:p>
         </w:tc>
@@ -6855,16 +6686,20 @@
               <w:ind w:right="59" w:firstLine="0"/>
               <w:jc w:val="center"/>
               <w:rPr>
-                <w:sz w:val="24"/>
-                <w:szCs w:val="24"/>
-              </w:rPr>
-            </w:pPr>
-            <w:r>
-              <w:rPr>
-                <w:sz w:val="24"/>
-                <w:szCs w:val="24"/>
-              </w:rPr>
-              <w:t>Хранит в себе словарь параметра</w:t>
+                <w:rFonts w:hint="default"/>
+                <w:sz w:val="28"/>
+                <w:szCs w:val="28"/>
+                <w:lang w:val="ru-RU"/>
+              </w:rPr>
+            </w:pPr>
+            <w:r>
+              <w:rPr>
+                <w:rFonts w:hint="default"/>
+                <w:sz w:val="28"/>
+                <w:szCs w:val="28"/>
+                <w:lang w:val="ru-RU"/>
+              </w:rPr>
+              <w:t>Постоянная разница в 4 раза</w:t>
             </w:r>
           </w:p>
         </w:tc>
@@ -6888,32 +6723,35 @@
         </w:tblPrEx>
         <w:tc>
           <w:tcPr>
-            <w:tcW w:w="1746" w:type="dxa"/>
+            <w:tcW w:w="1911" w:type="dxa"/>
           </w:tcPr>
           <w:p>
             <w:pPr>
               <w:widowControl w:val="0"/>
               <w:spacing w:line="240" w:lineRule="auto"/>
               <w:ind w:right="59" w:firstLine="0"/>
-              <w:rPr>
-                <w:sz w:val="24"/>
-                <w:szCs w:val="24"/>
-                <w:lang w:val="en-US"/>
-              </w:rPr>
-            </w:pPr>
-            <w:r>
-              <w:rPr>
-                <w:sz w:val="24"/>
-                <w:szCs w:val="24"/>
-                <w:lang w:val="en-US"/>
-              </w:rPr>
-              <w:t>_parameters</w:t>
-            </w:r>
-          </w:p>
-        </w:tc>
-        <w:tc>
-          <w:tcPr>
-            <w:tcW w:w="2763" w:type="dxa"/>
+              <w:jc w:val="center"/>
+              <w:rPr>
+                <w:rFonts w:hint="default"/>
+                <w:sz w:val="28"/>
+                <w:szCs w:val="28"/>
+                <w:lang w:val="en-US"/>
+              </w:rPr>
+            </w:pPr>
+            <w:r>
+              <w:rPr>
+                <w:rFonts w:hint="default"/>
+                <w:sz w:val="28"/>
+                <w:szCs w:val="28"/>
+                <w:lang w:val="en-US"/>
+              </w:rPr>
+              <w:t>DIF</w:t>
+            </w:r>
+          </w:p>
+        </w:tc>
+        <w:tc>
+          <w:tcPr>
+            <w:tcW w:w="2598" w:type="dxa"/>
           </w:tcPr>
           <w:p>
             <w:pPr>
@@ -6922,18 +6760,19 @@
               <w:ind w:right="59" w:firstLine="0"/>
               <w:jc w:val="center"/>
               <w:rPr>
-                <w:sz w:val="24"/>
-                <w:szCs w:val="24"/>
-                <w:lang w:val="en-US"/>
-              </w:rPr>
-            </w:pPr>
-            <w:r>
-              <w:rPr>
-                <w:sz w:val="24"/>
-                <w:szCs w:val="24"/>
-                <w:lang w:val="en-US"/>
-              </w:rPr>
-              <w:t>Dictionary&lt;ParameterType, Parameter&gt;</w:t>
+                <w:sz w:val="28"/>
+                <w:szCs w:val="28"/>
+                <w:lang w:val="en-US"/>
+              </w:rPr>
+            </w:pPr>
+            <w:r>
+              <w:rPr>
+                <w:rFonts w:hint="default"/>
+                <w:sz w:val="28"/>
+                <w:szCs w:val="28"/>
+                <w:lang w:val="en-US"/>
+              </w:rPr>
+              <w:t>double</w:t>
             </w:r>
           </w:p>
         </w:tc>
@@ -6948,16 +6787,28 @@
               <w:ind w:right="59" w:firstLine="0"/>
               <w:jc w:val="center"/>
               <w:rPr>
-                <w:sz w:val="24"/>
-                <w:szCs w:val="24"/>
-              </w:rPr>
-            </w:pPr>
-            <w:r>
-              <w:rPr>
-                <w:sz w:val="24"/>
-                <w:szCs w:val="24"/>
-              </w:rPr>
-              <w:t>Хранит в себе словарь всех параметров</w:t>
+                <w:rFonts w:hint="default"/>
+                <w:sz w:val="28"/>
+                <w:szCs w:val="28"/>
+                <w:lang w:val="ru-RU"/>
+              </w:rPr>
+            </w:pPr>
+            <w:r>
+              <w:rPr>
+                <w:sz w:val="28"/>
+                <w:szCs w:val="28"/>
+                <w:lang w:val="ru-RU"/>
+              </w:rPr>
+              <w:t>Постоянная</w:t>
+            </w:r>
+            <w:r>
+              <w:rPr>
+                <w:rFonts w:hint="default"/>
+                <w:sz w:val="28"/>
+                <w:szCs w:val="28"/>
+                <w:lang w:val="ru-RU"/>
+              </w:rPr>
+              <w:t xml:space="preserve"> разница на 5 мм</w:t>
             </w:r>
           </w:p>
         </w:tc>
@@ -6981,32 +6832,35 @@
         </w:tblPrEx>
         <w:tc>
           <w:tcPr>
-            <w:tcW w:w="1746" w:type="dxa"/>
+            <w:tcW w:w="1911" w:type="dxa"/>
           </w:tcPr>
           <w:p>
             <w:pPr>
               <w:widowControl w:val="0"/>
               <w:spacing w:line="240" w:lineRule="auto"/>
               <w:ind w:right="59" w:firstLine="0"/>
-              <w:rPr>
-                <w:sz w:val="24"/>
-                <w:szCs w:val="24"/>
-                <w:lang w:val="en-US"/>
-              </w:rPr>
-            </w:pPr>
-            <w:r>
-              <w:rPr>
-                <w:sz w:val="24"/>
-                <w:szCs w:val="24"/>
-                <w:lang w:val="en-US"/>
-              </w:rPr>
-              <w:t>_handleType</w:t>
-            </w:r>
-          </w:p>
-        </w:tc>
-        <w:tc>
-          <w:tcPr>
-            <w:tcW w:w="2763" w:type="dxa"/>
+              <w:jc w:val="center"/>
+              <w:rPr>
+                <w:rFonts w:hint="default"/>
+                <w:sz w:val="28"/>
+                <w:szCs w:val="28"/>
+                <w:lang w:val="en-US"/>
+              </w:rPr>
+            </w:pPr>
+            <w:r>
+              <w:rPr>
+                <w:rFonts w:hint="default"/>
+                <w:sz w:val="28"/>
+                <w:szCs w:val="28"/>
+                <w:lang w:val="en-US"/>
+              </w:rPr>
+              <w:t>DIAMETERDIF</w:t>
+            </w:r>
+          </w:p>
+        </w:tc>
+        <w:tc>
+          <w:tcPr>
+            <w:tcW w:w="2598" w:type="dxa"/>
           </w:tcPr>
           <w:p>
             <w:pPr>
@@ -7015,18 +6869,19 @@
               <w:ind w:right="59" w:firstLine="0"/>
               <w:jc w:val="center"/>
               <w:rPr>
-                <w:sz w:val="24"/>
-                <w:szCs w:val="24"/>
-                <w:lang w:val="en-US"/>
-              </w:rPr>
-            </w:pPr>
-            <w:r>
-              <w:rPr>
-                <w:sz w:val="24"/>
-                <w:szCs w:val="24"/>
-                <w:lang w:val="en-US"/>
-              </w:rPr>
-              <w:t>HandleType</w:t>
+                <w:sz w:val="28"/>
+                <w:szCs w:val="28"/>
+                <w:lang w:val="en-US"/>
+              </w:rPr>
+            </w:pPr>
+            <w:r>
+              <w:rPr>
+                <w:rFonts w:hint="default"/>
+                <w:sz w:val="28"/>
+                <w:szCs w:val="28"/>
+                <w:lang w:val="en-US"/>
+              </w:rPr>
+              <w:t>double</w:t>
             </w:r>
           </w:p>
         </w:tc>
@@ -7041,16 +6896,28 @@
               <w:ind w:right="59" w:firstLine="0"/>
               <w:jc w:val="center"/>
               <w:rPr>
-                <w:sz w:val="24"/>
-                <w:szCs w:val="24"/>
-              </w:rPr>
-            </w:pPr>
-            <w:r>
-              <w:rPr>
-                <w:sz w:val="24"/>
-                <w:szCs w:val="24"/>
-              </w:rPr>
-              <w:t>Хранит в себе тип ручки (цилиндрическая/шестиугольная призма)</w:t>
+                <w:rFonts w:hint="default"/>
+                <w:sz w:val="28"/>
+                <w:szCs w:val="28"/>
+                <w:lang w:val="ru-RU"/>
+              </w:rPr>
+            </w:pPr>
+            <w:r>
+              <w:rPr>
+                <w:sz w:val="28"/>
+                <w:szCs w:val="28"/>
+                <w:lang w:val="ru-RU"/>
+              </w:rPr>
+              <w:t>Постоянная</w:t>
+            </w:r>
+            <w:r>
+              <w:rPr>
+                <w:rFonts w:hint="default"/>
+                <w:sz w:val="28"/>
+                <w:szCs w:val="28"/>
+                <w:lang w:val="ru-RU"/>
+              </w:rPr>
+              <w:t xml:space="preserve"> разница на 2 мм</w:t>
             </w:r>
           </w:p>
         </w:tc>
@@ -7074,39 +6941,35 @@
         </w:tblPrEx>
         <w:tc>
           <w:tcPr>
-            <w:tcW w:w="1746" w:type="dxa"/>
+            <w:tcW w:w="1911" w:type="dxa"/>
           </w:tcPr>
           <w:p>
             <w:pPr>
               <w:widowControl w:val="0"/>
               <w:spacing w:line="240" w:lineRule="auto"/>
               <w:ind w:right="59" w:firstLine="0"/>
-              <w:rPr>
-                <w:sz w:val="24"/>
-                <w:szCs w:val="24"/>
-                <w:lang w:val="en-US"/>
-              </w:rPr>
-            </w:pPr>
-            <w:r>
-              <w:rPr>
-                <w:sz w:val="24"/>
-                <w:szCs w:val="24"/>
-              </w:rPr>
-              <w:t>_</w:t>
-            </w:r>
-            <w:r>
-              <w:rPr>
-                <w:sz w:val="24"/>
-                <w:szCs w:val="24"/>
-                <w:lang w:val="en-US"/>
-              </w:rPr>
-              <w:t>rodType</w:t>
-            </w:r>
-          </w:p>
-        </w:tc>
-        <w:tc>
-          <w:tcPr>
-            <w:tcW w:w="2763" w:type="dxa"/>
+              <w:jc w:val="center"/>
+              <w:rPr>
+                <w:rFonts w:hint="default"/>
+                <w:sz w:val="28"/>
+                <w:szCs w:val="28"/>
+                <w:lang w:val="en-US"/>
+              </w:rPr>
+            </w:pPr>
+            <w:r>
+              <w:rPr>
+                <w:rFonts w:hint="default"/>
+                <w:sz w:val="28"/>
+                <w:szCs w:val="28"/>
+                <w:lang w:val="en-US"/>
+              </w:rPr>
+              <w:t>HALF</w:t>
+            </w:r>
+          </w:p>
+        </w:tc>
+        <w:tc>
+          <w:tcPr>
+            <w:tcW w:w="2598" w:type="dxa"/>
           </w:tcPr>
           <w:p>
             <w:pPr>
@@ -7115,18 +6978,19 @@
               <w:ind w:right="59" w:firstLine="0"/>
               <w:jc w:val="center"/>
               <w:rPr>
-                <w:sz w:val="24"/>
-                <w:szCs w:val="24"/>
-                <w:lang w:val="en-US"/>
-              </w:rPr>
-            </w:pPr>
-            <w:r>
-              <w:rPr>
-                <w:sz w:val="24"/>
-                <w:szCs w:val="24"/>
-                <w:lang w:val="en-US"/>
-              </w:rPr>
-              <w:t>RodType</w:t>
+                <w:sz w:val="28"/>
+                <w:szCs w:val="28"/>
+                <w:lang w:val="en-US"/>
+              </w:rPr>
+            </w:pPr>
+            <w:r>
+              <w:rPr>
+                <w:rFonts w:hint="default"/>
+                <w:sz w:val="28"/>
+                <w:szCs w:val="28"/>
+                <w:lang w:val="en-US"/>
+              </w:rPr>
+              <w:t>double</w:t>
             </w:r>
           </w:p>
         </w:tc>
@@ -7141,41 +7005,28 @@
               <w:ind w:right="59" w:firstLine="0"/>
               <w:jc w:val="center"/>
               <w:rPr>
-                <w:sz w:val="24"/>
-                <w:szCs w:val="24"/>
-              </w:rPr>
-            </w:pPr>
-            <w:r>
-              <w:rPr>
-                <w:sz w:val="24"/>
-                <w:szCs w:val="24"/>
-              </w:rPr>
-              <w:t>Хранит в себе тип наконечника (плоский/крестообразный</w:t>
-            </w:r>
-            <w:r>
-              <w:rPr>
                 <w:rFonts w:hint="default"/>
-                <w:sz w:val="24"/>
-                <w:szCs w:val="24"/>
-                <w:lang w:val="en-US"/>
-              </w:rPr>
-              <w:t>/</w:t>
+                <w:sz w:val="28"/>
+                <w:szCs w:val="28"/>
+                <w:lang w:val="ru-RU"/>
+              </w:rPr>
+            </w:pPr>
+            <w:r>
+              <w:rPr>
+                <w:sz w:val="28"/>
+                <w:szCs w:val="28"/>
+                <w:lang w:val="ru-RU"/>
+              </w:rPr>
+              <w:t>Постоянная</w:t>
             </w:r>
             <w:r>
               <w:rPr>
                 <w:rFonts w:hint="default"/>
-                <w:sz w:val="24"/>
-                <w:szCs w:val="24"/>
+                <w:sz w:val="28"/>
+                <w:szCs w:val="28"/>
                 <w:lang w:val="ru-RU"/>
               </w:rPr>
-              <w:t>квадратный</w:t>
-            </w:r>
-            <w:r>
-              <w:rPr>
-                <w:sz w:val="24"/>
-                <w:szCs w:val="24"/>
-              </w:rPr>
-              <w:t>)</w:t>
+              <w:t xml:space="preserve"> разница в 2 раза</w:t>
             </w:r>
           </w:p>
         </w:tc>
@@ -7199,7 +7050,7 @@
         </w:tblPrEx>
         <w:tc>
           <w:tcPr>
-            <w:tcW w:w="1746" w:type="dxa"/>
+            <w:tcW w:w="1911" w:type="dxa"/>
           </w:tcPr>
           <w:p>
             <w:pPr>
@@ -7207,35 +7058,24 @@
               <w:spacing w:line="240" w:lineRule="auto"/>
               <w:ind w:right="59" w:firstLine="0"/>
               <w:rPr>
-                <w:rFonts w:hint="default"/>
-                <w:sz w:val="24"/>
-                <w:szCs w:val="24"/>
-                <w:lang w:val="en-US"/>
-              </w:rPr>
-            </w:pPr>
-            <w:r>
-              <w:rPr>
-                <w:rFonts w:hint="default"/>
-                <w:sz w:val="24"/>
-                <w:szCs w:val="24"/>
-                <w:lang w:val="ru-RU"/>
-              </w:rPr>
-              <w:t>_</w:t>
-            </w:r>
-            <w:r>
-              <w:rPr>
-                <w:rFonts w:hint="default"/>
-                <w:sz w:val="24"/>
-                <w:szCs w:val="24"/>
-                <w:lang w:val="en-US"/>
-              </w:rPr>
-              <w:t>isHoleExist</w:t>
-            </w:r>
-          </w:p>
-        </w:tc>
-        <w:tc>
-          <w:tcPr>
-            <w:tcW w:w="2763" w:type="dxa"/>
+                <w:sz w:val="28"/>
+                <w:szCs w:val="28"/>
+                <w:lang w:val="en-US"/>
+              </w:rPr>
+            </w:pPr>
+            <w:r>
+              <w:rPr>
+                <w:sz w:val="28"/>
+                <w:szCs w:val="28"/>
+                <w:lang w:val="en-US"/>
+              </w:rPr>
+              <w:t>_parameters</w:t>
+            </w:r>
+          </w:p>
+        </w:tc>
+        <w:tc>
+          <w:tcPr>
+            <w:tcW w:w="2598" w:type="dxa"/>
           </w:tcPr>
           <w:p>
             <w:pPr>
@@ -7244,20 +7084,18 @@
               <w:ind w:right="59" w:firstLine="0"/>
               <w:jc w:val="center"/>
               <w:rPr>
-                <w:rFonts w:hint="default"/>
-                <w:sz w:val="24"/>
-                <w:szCs w:val="24"/>
-                <w:lang w:val="en-US"/>
-              </w:rPr>
-            </w:pPr>
-            <w:r>
-              <w:rPr>
-                <w:rFonts w:hint="default"/>
-                <w:sz w:val="24"/>
-                <w:szCs w:val="24"/>
-                <w:lang w:val="en-US"/>
-              </w:rPr>
-              <w:t>bool</w:t>
+                <w:sz w:val="28"/>
+                <w:szCs w:val="28"/>
+                <w:lang w:val="en-US"/>
+              </w:rPr>
+            </w:pPr>
+            <w:r>
+              <w:rPr>
+                <w:sz w:val="28"/>
+                <w:szCs w:val="28"/>
+                <w:lang w:val="en-US"/>
+              </w:rPr>
+              <w:t>Dictionary&lt;ParameterType, Parameter&gt;</w:t>
             </w:r>
           </w:p>
         </w:tc>
@@ -7272,17 +7110,344 @@
               <w:ind w:right="59" w:firstLine="0"/>
               <w:jc w:val="center"/>
               <w:rPr>
+                <w:sz w:val="28"/>
+                <w:szCs w:val="28"/>
+              </w:rPr>
+            </w:pPr>
+            <w:r>
+              <w:rPr>
+                <w:sz w:val="28"/>
+                <w:szCs w:val="28"/>
+              </w:rPr>
+              <w:t>Хранит в себе словарь всех параметров</w:t>
+            </w:r>
+          </w:p>
+        </w:tc>
+      </w:tr>
+      <w:tr>
+        <w:tblPrEx>
+          <w:tblBorders>
+            <w:top w:val="single" w:color="auto" w:sz="4" w:space="0"/>
+            <w:left w:val="single" w:color="auto" w:sz="4" w:space="0"/>
+            <w:bottom w:val="single" w:color="auto" w:sz="4" w:space="0"/>
+            <w:right w:val="single" w:color="auto" w:sz="4" w:space="0"/>
+            <w:insideH w:val="single" w:color="auto" w:sz="4" w:space="0"/>
+            <w:insideV w:val="single" w:color="auto" w:sz="4" w:space="0"/>
+          </w:tblBorders>
+          <w:tblCellMar>
+            <w:top w:w="0" w:type="dxa"/>
+            <w:left w:w="108" w:type="dxa"/>
+            <w:bottom w:w="0" w:type="dxa"/>
+            <w:right w:w="108" w:type="dxa"/>
+          </w:tblCellMar>
+        </w:tblPrEx>
+        <w:trPr>
+          <w:trHeight w:val="786" w:hRule="atLeast"/>
+        </w:trPr>
+        <w:tc>
+          <w:tcPr>
+            <w:tcW w:w="1911" w:type="dxa"/>
+          </w:tcPr>
+          <w:p>
+            <w:pPr>
+              <w:widowControl w:val="0"/>
+              <w:spacing w:line="240" w:lineRule="auto"/>
+              <w:ind w:right="59" w:firstLine="0"/>
+              <w:rPr>
+                <w:sz w:val="28"/>
+                <w:szCs w:val="28"/>
+                <w:lang w:val="en-US"/>
+              </w:rPr>
+            </w:pPr>
+            <w:r>
+              <w:rPr>
+                <w:sz w:val="28"/>
+                <w:szCs w:val="28"/>
+                <w:lang w:val="en-US"/>
+              </w:rPr>
+              <w:t>_handleType</w:t>
+            </w:r>
+          </w:p>
+        </w:tc>
+        <w:tc>
+          <w:tcPr>
+            <w:tcW w:w="2598" w:type="dxa"/>
+          </w:tcPr>
+          <w:p>
+            <w:pPr>
+              <w:widowControl w:val="0"/>
+              <w:spacing w:line="240" w:lineRule="auto"/>
+              <w:ind w:right="59" w:firstLine="0"/>
+              <w:jc w:val="center"/>
+              <w:rPr>
+                <w:sz w:val="28"/>
+                <w:szCs w:val="28"/>
+                <w:lang w:val="en-US"/>
+              </w:rPr>
+            </w:pPr>
+            <w:r>
+              <w:rPr>
+                <w:sz w:val="28"/>
+                <w:szCs w:val="28"/>
+                <w:lang w:val="en-US"/>
+              </w:rPr>
+              <w:t>HandleType</w:t>
+            </w:r>
+          </w:p>
+        </w:tc>
+        <w:tc>
+          <w:tcPr>
+            <w:tcW w:w="4895" w:type="dxa"/>
+          </w:tcPr>
+          <w:p>
+            <w:pPr>
+              <w:widowControl w:val="0"/>
+              <w:spacing w:line="240" w:lineRule="auto"/>
+              <w:ind w:right="59" w:firstLine="0"/>
+              <w:jc w:val="center"/>
+              <w:rPr>
+                <w:sz w:val="28"/>
+                <w:szCs w:val="28"/>
+              </w:rPr>
+            </w:pPr>
+            <w:r>
+              <w:rPr>
+                <w:sz w:val="28"/>
+                <w:szCs w:val="28"/>
+              </w:rPr>
+              <w:t>Хранит в себе тип ручки (цилиндрическая/шестиугольная призма)</w:t>
+            </w:r>
+          </w:p>
+        </w:tc>
+      </w:tr>
+      <w:tr>
+        <w:tblPrEx>
+          <w:tblBorders>
+            <w:top w:val="single" w:color="auto" w:sz="4" w:space="0"/>
+            <w:left w:val="single" w:color="auto" w:sz="4" w:space="0"/>
+            <w:bottom w:val="single" w:color="auto" w:sz="4" w:space="0"/>
+            <w:right w:val="single" w:color="auto" w:sz="4" w:space="0"/>
+            <w:insideH w:val="single" w:color="auto" w:sz="4" w:space="0"/>
+            <w:insideV w:val="single" w:color="auto" w:sz="4" w:space="0"/>
+          </w:tblBorders>
+          <w:tblCellMar>
+            <w:top w:w="0" w:type="dxa"/>
+            <w:left w:w="108" w:type="dxa"/>
+            <w:bottom w:w="0" w:type="dxa"/>
+            <w:right w:w="108" w:type="dxa"/>
+          </w:tblCellMar>
+        </w:tblPrEx>
+        <w:tc>
+          <w:tcPr>
+            <w:tcW w:w="1911" w:type="dxa"/>
+          </w:tcPr>
+          <w:p>
+            <w:pPr>
+              <w:widowControl w:val="0"/>
+              <w:spacing w:line="240" w:lineRule="auto"/>
+              <w:ind w:right="59" w:firstLine="0"/>
+              <w:rPr>
+                <w:sz w:val="28"/>
+                <w:szCs w:val="28"/>
+                <w:lang w:val="en-US"/>
+              </w:rPr>
+            </w:pPr>
+            <w:r>
+              <w:rPr>
+                <w:sz w:val="28"/>
+                <w:szCs w:val="28"/>
+              </w:rPr>
+              <w:t>_</w:t>
+            </w:r>
+            <w:r>
+              <w:rPr>
+                <w:sz w:val="28"/>
+                <w:szCs w:val="28"/>
+                <w:lang w:val="en-US"/>
+              </w:rPr>
+              <w:t>rodType</w:t>
+            </w:r>
+          </w:p>
+        </w:tc>
+        <w:tc>
+          <w:tcPr>
+            <w:tcW w:w="2598" w:type="dxa"/>
+          </w:tcPr>
+          <w:p>
+            <w:pPr>
+              <w:widowControl w:val="0"/>
+              <w:spacing w:line="240" w:lineRule="auto"/>
+              <w:ind w:right="59" w:firstLine="0"/>
+              <w:jc w:val="center"/>
+              <w:rPr>
+                <w:sz w:val="28"/>
+                <w:szCs w:val="28"/>
+                <w:lang w:val="en-US"/>
+              </w:rPr>
+            </w:pPr>
+            <w:r>
+              <w:rPr>
+                <w:sz w:val="28"/>
+                <w:szCs w:val="28"/>
+                <w:lang w:val="en-US"/>
+              </w:rPr>
+              <w:t>RodType</w:t>
+            </w:r>
+          </w:p>
+        </w:tc>
+        <w:tc>
+          <w:tcPr>
+            <w:tcW w:w="4895" w:type="dxa"/>
+          </w:tcPr>
+          <w:p>
+            <w:pPr>
+              <w:widowControl w:val="0"/>
+              <w:spacing w:line="240" w:lineRule="auto"/>
+              <w:ind w:right="59" w:firstLine="0"/>
+              <w:jc w:val="center"/>
+              <w:rPr>
+                <w:sz w:val="28"/>
+                <w:szCs w:val="28"/>
+              </w:rPr>
+            </w:pPr>
+            <w:r>
+              <w:rPr>
+                <w:sz w:val="28"/>
+                <w:szCs w:val="28"/>
+              </w:rPr>
+              <w:t>Хранит в себе тип наконечника (плоский/крестообразный</w:t>
+            </w:r>
+            <w:r>
+              <w:rPr>
                 <w:rFonts w:hint="default"/>
-                <w:sz w:val="24"/>
-                <w:szCs w:val="24"/>
+                <w:sz w:val="28"/>
+                <w:szCs w:val="28"/>
+                <w:lang w:val="en-US"/>
+              </w:rPr>
+              <w:t>/</w:t>
+            </w:r>
+            <w:r>
+              <w:rPr>
+                <w:rFonts w:hint="default"/>
+                <w:sz w:val="28"/>
+                <w:szCs w:val="28"/>
                 <w:lang w:val="ru-RU"/>
               </w:rPr>
-            </w:pPr>
-            <w:r>
+              <w:t>квадратный</w:t>
+            </w:r>
+            <w:r>
+              <w:rPr>
+                <w:sz w:val="28"/>
+                <w:szCs w:val="28"/>
+              </w:rPr>
+              <w:t>)</w:t>
+            </w:r>
+          </w:p>
+        </w:tc>
+      </w:tr>
+      <w:tr>
+        <w:tblPrEx>
+          <w:tblBorders>
+            <w:top w:val="single" w:color="auto" w:sz="4" w:space="0"/>
+            <w:left w:val="single" w:color="auto" w:sz="4" w:space="0"/>
+            <w:bottom w:val="single" w:color="auto" w:sz="4" w:space="0"/>
+            <w:right w:val="single" w:color="auto" w:sz="4" w:space="0"/>
+            <w:insideH w:val="single" w:color="auto" w:sz="4" w:space="0"/>
+            <w:insideV w:val="single" w:color="auto" w:sz="4" w:space="0"/>
+          </w:tblBorders>
+          <w:tblCellMar>
+            <w:top w:w="0" w:type="dxa"/>
+            <w:left w:w="108" w:type="dxa"/>
+            <w:bottom w:w="0" w:type="dxa"/>
+            <w:right w:w="108" w:type="dxa"/>
+          </w:tblCellMar>
+        </w:tblPrEx>
+        <w:tc>
+          <w:tcPr>
+            <w:tcW w:w="1911" w:type="dxa"/>
+          </w:tcPr>
+          <w:p>
+            <w:pPr>
+              <w:widowControl w:val="0"/>
+              <w:spacing w:line="240" w:lineRule="auto"/>
+              <w:ind w:right="59" w:firstLine="0"/>
               <w:rPr>
                 <w:rFonts w:hint="default"/>
-                <w:sz w:val="24"/>
-                <w:szCs w:val="24"/>
+                <w:sz w:val="28"/>
+                <w:szCs w:val="28"/>
+                <w:lang w:val="en-US"/>
+              </w:rPr>
+            </w:pPr>
+            <w:r>
+              <w:rPr>
+                <w:rFonts w:hint="default"/>
+                <w:sz w:val="28"/>
+                <w:szCs w:val="28"/>
+                <w:lang w:val="ru-RU"/>
+              </w:rPr>
+              <w:t>_</w:t>
+            </w:r>
+            <w:r>
+              <w:rPr>
+                <w:rFonts w:hint="default"/>
+                <w:sz w:val="28"/>
+                <w:szCs w:val="28"/>
+                <w:lang w:val="en-US"/>
+              </w:rPr>
+              <w:t>isHoleExist</w:t>
+            </w:r>
+          </w:p>
+        </w:tc>
+        <w:tc>
+          <w:tcPr>
+            <w:tcW w:w="2598" w:type="dxa"/>
+          </w:tcPr>
+          <w:p>
+            <w:pPr>
+              <w:widowControl w:val="0"/>
+              <w:spacing w:line="240" w:lineRule="auto"/>
+              <w:ind w:right="59" w:firstLine="0"/>
+              <w:jc w:val="center"/>
+              <w:rPr>
+                <w:rFonts w:hint="default"/>
+                <w:sz w:val="28"/>
+                <w:szCs w:val="28"/>
+                <w:lang w:val="en-US"/>
+              </w:rPr>
+            </w:pPr>
+            <w:r>
+              <w:rPr>
+                <w:rFonts w:hint="default"/>
+                <w:sz w:val="28"/>
+                <w:szCs w:val="28"/>
+                <w:lang w:val="en-US"/>
+              </w:rPr>
+              <w:t>bool</w:t>
+            </w:r>
+          </w:p>
+        </w:tc>
+        <w:tc>
+          <w:tcPr>
+            <w:tcW w:w="4895" w:type="dxa"/>
+          </w:tcPr>
+          <w:p>
+            <w:pPr>
+              <w:widowControl w:val="0"/>
+              <w:spacing w:line="240" w:lineRule="auto"/>
+              <w:ind w:right="59" w:firstLine="0"/>
+              <w:jc w:val="center"/>
+              <w:rPr>
+                <w:rFonts w:hint="default"/>
+                <w:sz w:val="28"/>
+                <w:szCs w:val="28"/>
+                <w:lang w:val="ru-RU"/>
+              </w:rPr>
+            </w:pPr>
+            <w:r>
+              <w:rPr>
+                <w:rFonts w:hint="default"/>
+                <w:sz w:val="28"/>
+                <w:szCs w:val="28"/>
                 <w:lang w:val="ru-RU"/>
               </w:rPr>
               <w:t>Хранит в себе информацию о наличии отверстия для возможности повесить ручку</w:t>
@@ -7293,34 +7458,24 @@
     </w:tbl>
     <w:p>
       <w:pPr>
-        <w:ind w:right="59" w:firstLine="0"/>
-      </w:pPr>
-    </w:p>
-    <w:p>
-      <w:pPr>
-        <w:ind w:right="59" w:firstLine="0"/>
-      </w:pPr>
-    </w:p>
-    <w:p>
-      <w:pPr>
-        <w:ind w:right="59" w:firstLine="708"/>
-        <w:rPr>
-          <w:sz w:val="24"/>
-          <w:szCs w:val="24"/>
-          <w:lang w:val="en-US"/>
-        </w:rPr>
-      </w:pPr>
-      <w:r>
-        <w:rPr>
-          <w:sz w:val="24"/>
-          <w:szCs w:val="24"/>
+        <w:ind w:left="0" w:leftChars="0" w:right="59" w:firstLine="708" w:firstLineChars="0"/>
+        <w:rPr>
+          <w:sz w:val="28"/>
+          <w:szCs w:val="28"/>
+          <w:lang w:val="en-US"/>
+        </w:rPr>
+      </w:pPr>
+      <w:r>
+        <w:rPr>
+          <w:sz w:val="28"/>
+          <w:szCs w:val="28"/>
         </w:rPr>
         <w:t xml:space="preserve">Таблица 7.4 − Методы класса </w:t>
       </w:r>
       <w:r>
         <w:rPr>
-          <w:sz w:val="24"/>
-          <w:szCs w:val="24"/>
+          <w:sz w:val="28"/>
+          <w:szCs w:val="28"/>
           <w:lang w:val="en-US"/>
         </w:rPr>
         <w:t>Parameters</w:t>
@@ -7383,14 +7538,14 @@
               <w:ind w:right="59" w:firstLine="0"/>
               <w:jc w:val="center"/>
               <w:rPr>
-                <w:sz w:val="24"/>
-                <w:szCs w:val="24"/>
-              </w:rPr>
-            </w:pPr>
-            <w:r>
-              <w:rPr>
-                <w:sz w:val="24"/>
-                <w:szCs w:val="24"/>
+                <w:sz w:val="28"/>
+                <w:szCs w:val="28"/>
+              </w:rPr>
+            </w:pPr>
+            <w:r>
+              <w:rPr>
+                <w:sz w:val="28"/>
+                <w:szCs w:val="28"/>
               </w:rPr>
               <w:t>Название</w:t>
             </w:r>
@@ -7406,14 +7561,14 @@
               <w:ind w:right="59" w:firstLine="0"/>
               <w:jc w:val="center"/>
               <w:rPr>
-                <w:sz w:val="24"/>
-                <w:szCs w:val="24"/>
-              </w:rPr>
-            </w:pPr>
-            <w:r>
-              <w:rPr>
-                <w:sz w:val="24"/>
-                <w:szCs w:val="24"/>
+                <w:sz w:val="28"/>
+                <w:szCs w:val="28"/>
+              </w:rPr>
+            </w:pPr>
+            <w:r>
+              <w:rPr>
+                <w:sz w:val="28"/>
+                <w:szCs w:val="28"/>
               </w:rPr>
               <w:t>Входные параметры</w:t>
             </w:r>
@@ -7429,14 +7584,14 @@
               <w:ind w:right="59" w:firstLine="0"/>
               <w:jc w:val="center"/>
               <w:rPr>
-                <w:sz w:val="24"/>
-                <w:szCs w:val="24"/>
-              </w:rPr>
-            </w:pPr>
-            <w:r>
-              <w:rPr>
-                <w:sz w:val="24"/>
-                <w:szCs w:val="24"/>
+                <w:sz w:val="28"/>
+                <w:szCs w:val="28"/>
+              </w:rPr>
+            </w:pPr>
+            <w:r>
+              <w:rPr>
+                <w:sz w:val="28"/>
+                <w:szCs w:val="28"/>
               </w:rPr>
               <w:t>Выходные параметры</w:t>
             </w:r>
@@ -7452,14 +7607,14 @@
               <w:ind w:right="59" w:firstLine="0"/>
               <w:jc w:val="center"/>
               <w:rPr>
-                <w:sz w:val="24"/>
-                <w:szCs w:val="24"/>
-              </w:rPr>
-            </w:pPr>
-            <w:r>
-              <w:rPr>
-                <w:sz w:val="24"/>
-                <w:szCs w:val="24"/>
+                <w:sz w:val="28"/>
+                <w:szCs w:val="28"/>
+              </w:rPr>
+            </w:pPr>
+            <w:r>
+              <w:rPr>
+                <w:sz w:val="28"/>
+                <w:szCs w:val="28"/>
               </w:rPr>
               <w:t>Описание</w:t>
             </w:r>
@@ -7496,15 +7651,15 @@
               <w:ind w:right="59" w:firstLine="0"/>
               <w:jc w:val="center"/>
               <w:rPr>
-                <w:sz w:val="24"/>
-                <w:szCs w:val="24"/>
-                <w:lang w:val="en-US"/>
-              </w:rPr>
-            </w:pPr>
-            <w:r>
-              <w:rPr>
-                <w:sz w:val="24"/>
-                <w:szCs w:val="24"/>
+                <w:sz w:val="28"/>
+                <w:szCs w:val="28"/>
+                <w:lang w:val="en-US"/>
+              </w:rPr>
+            </w:pPr>
+            <w:r>
+              <w:rPr>
+                <w:sz w:val="28"/>
+                <w:szCs w:val="28"/>
                 <w:lang w:val="en-US"/>
               </w:rPr>
               <w:t>ValidateParameters</w:t>
@@ -7521,14 +7676,41 @@
               <w:ind w:right="59" w:firstLine="0"/>
               <w:jc w:val="center"/>
               <w:rPr>
-                <w:sz w:val="24"/>
-                <w:szCs w:val="24"/>
-              </w:rPr>
-            </w:pPr>
-            <w:r>
-              <w:rPr>
-                <w:sz w:val="24"/>
-                <w:szCs w:val="24"/>
+                <w:rFonts w:hint="default"/>
+                <w:sz w:val="28"/>
+                <w:szCs w:val="28"/>
+                <w:lang w:val="en-US"/>
+              </w:rPr>
+            </w:pPr>
+            <w:r>
+              <w:rPr>
+                <w:rFonts w:hint="default"/>
+                <w:sz w:val="28"/>
+                <w:szCs w:val="28"/>
+                <w:lang w:val="en-US"/>
+              </w:rPr>
+              <w:t>Parameter</w:t>
+            </w:r>
+          </w:p>
+        </w:tc>
+        <w:tc>
+          <w:tcPr>
+            <w:tcW w:w="2324" w:type="dxa"/>
+          </w:tcPr>
+          <w:p>
+            <w:pPr>
+              <w:widowControl w:val="0"/>
+              <w:ind w:right="59" w:firstLine="0"/>
+              <w:jc w:val="center"/>
+              <w:rPr>
+                <w:sz w:val="28"/>
+                <w:szCs w:val="28"/>
+              </w:rPr>
+            </w:pPr>
+            <w:r>
+              <w:rPr>
+                <w:sz w:val="28"/>
+                <w:szCs w:val="28"/>
               </w:rPr>
               <w:t>−</w:t>
             </w:r>
@@ -7536,6 +7718,104 @@
         </w:tc>
         <w:tc>
           <w:tcPr>
+            <w:tcW w:w="2605" w:type="dxa"/>
+          </w:tcPr>
+          <w:p>
+            <w:pPr>
+              <w:widowControl w:val="0"/>
+              <w:ind w:right="59" w:firstLine="0"/>
+              <w:jc w:val="center"/>
+              <w:rPr>
+                <w:sz w:val="28"/>
+                <w:szCs w:val="28"/>
+              </w:rPr>
+            </w:pPr>
+            <w:r>
+              <w:rPr>
+                <w:sz w:val="28"/>
+                <w:szCs w:val="28"/>
+              </w:rPr>
+              <w:t>Валидирует зависимые параметры</w:t>
+            </w:r>
+          </w:p>
+        </w:tc>
+      </w:tr>
+      <w:tr>
+        <w:tblPrEx>
+          <w:tblBorders>
+            <w:top w:val="single" w:color="auto" w:sz="4" w:space="0"/>
+            <w:left w:val="single" w:color="auto" w:sz="4" w:space="0"/>
+            <w:bottom w:val="single" w:color="auto" w:sz="4" w:space="0"/>
+            <w:right w:val="single" w:color="auto" w:sz="4" w:space="0"/>
+            <w:insideH w:val="single" w:color="auto" w:sz="4" w:space="0"/>
+            <w:insideV w:val="single" w:color="auto" w:sz="4" w:space="0"/>
+          </w:tblBorders>
+          <w:tblCellMar>
+            <w:top w:w="0" w:type="dxa"/>
+            <w:left w:w="108" w:type="dxa"/>
+            <w:bottom w:w="0" w:type="dxa"/>
+            <w:right w:w="108" w:type="dxa"/>
+          </w:tblCellMar>
+        </w:tblPrEx>
+        <w:trPr>
+          <w:trHeight w:val="1022" w:hRule="atLeast"/>
+        </w:trPr>
+        <w:tc>
+          <w:tcPr>
+            <w:tcW w:w="2702" w:type="dxa"/>
+          </w:tcPr>
+          <w:p>
+            <w:pPr>
+              <w:widowControl w:val="0"/>
+              <w:ind w:right="59" w:firstLine="0"/>
+              <w:jc w:val="center"/>
+              <w:rPr>
+                <w:rFonts w:hint="default"/>
+                <w:sz w:val="28"/>
+                <w:szCs w:val="28"/>
+                <w:lang w:val="en-US"/>
+              </w:rPr>
+            </w:pPr>
+            <w:r>
+              <w:rPr>
+                <w:rFonts w:hint="default"/>
+                <w:sz w:val="28"/>
+                <w:szCs w:val="28"/>
+                <w:lang w:val="en-US"/>
+              </w:rPr>
+              <w:t>DefineMinMax</w:t>
+            </w:r>
+          </w:p>
+        </w:tc>
+        <w:tc>
+          <w:tcPr>
+            <w:tcW w:w="1732" w:type="dxa"/>
+          </w:tcPr>
+          <w:p>
+            <w:pPr>
+              <w:widowControl w:val="0"/>
+              <w:ind w:right="59" w:firstLine="0"/>
+              <w:jc w:val="center"/>
+              <w:rPr>
+                <w:rFonts w:hint="default"/>
+                <w:sz w:val="28"/>
+                <w:szCs w:val="28"/>
+                <w:lang w:val="en-US"/>
+              </w:rPr>
+            </w:pPr>
+            <w:r>
+              <w:rPr>
+                <w:rFonts w:hint="default"/>
+                <w:sz w:val="28"/>
+                <w:szCs w:val="28"/>
+                <w:lang w:val="en-US"/>
+              </w:rPr>
+              <w:t>Parameter</w:t>
+            </w:r>
+          </w:p>
+        </w:tc>
+        <w:tc>
+          <w:tcPr>
             <w:tcW w:w="2324" w:type="dxa"/>
           </w:tcPr>
           <w:p>
@@ -7544,14 +7824,14 @@
               <w:ind w:right="59" w:firstLine="0"/>
               <w:jc w:val="center"/>
               <w:rPr>
-                <w:sz w:val="24"/>
-                <w:szCs w:val="24"/>
-              </w:rPr>
-            </w:pPr>
-            <w:r>
-              <w:rPr>
-                <w:sz w:val="24"/>
-                <w:szCs w:val="24"/>
+                <w:sz w:val="28"/>
+                <w:szCs w:val="28"/>
+              </w:rPr>
+            </w:pPr>
+            <w:r>
+              <w:rPr>
+                <w:sz w:val="28"/>
+                <w:szCs w:val="28"/>
               </w:rPr>
               <w:t>−</w:t>
             </w:r>
@@ -7567,16 +7847,20 @@
               <w:ind w:right="59" w:firstLine="0"/>
               <w:jc w:val="center"/>
               <w:rPr>
-                <w:sz w:val="24"/>
-                <w:szCs w:val="24"/>
-              </w:rPr>
-            </w:pPr>
-            <w:r>
-              <w:rPr>
-                <w:sz w:val="24"/>
-                <w:szCs w:val="24"/>
-              </w:rPr>
-              <w:t>Валидирует зависимые параметры</w:t>
+                <w:rFonts w:hint="default"/>
+                <w:sz w:val="28"/>
+                <w:szCs w:val="28"/>
+                <w:lang w:val="ru-RU"/>
+              </w:rPr>
+            </w:pPr>
+            <w:r>
+              <w:rPr>
+                <w:rFonts w:hint="default"/>
+                <w:sz w:val="28"/>
+                <w:szCs w:val="28"/>
+                <w:lang w:val="ru-RU"/>
+              </w:rPr>
+              <w:t>Определяет граничные условия для параметра</w:t>
             </w:r>
           </w:p>
         </w:tc>
@@ -7611,15 +7895,15 @@
               <w:ind w:right="59" w:firstLine="0"/>
               <w:jc w:val="center"/>
               <w:rPr>
-                <w:sz w:val="24"/>
-                <w:szCs w:val="24"/>
-                <w:lang w:val="en-US"/>
-              </w:rPr>
-            </w:pPr>
-            <w:r>
-              <w:rPr>
-                <w:sz w:val="24"/>
-                <w:szCs w:val="24"/>
+                <w:sz w:val="28"/>
+                <w:szCs w:val="28"/>
+                <w:lang w:val="en-US"/>
+              </w:rPr>
+            </w:pPr>
+            <w:r>
+              <w:rPr>
+                <w:sz w:val="28"/>
+                <w:szCs w:val="28"/>
                 <w:lang w:val="en-US"/>
               </w:rPr>
               <w:t>SetParameter</w:t>
@@ -7636,14 +7920,14 @@
               <w:ind w:right="59" w:firstLine="0"/>
               <w:jc w:val="center"/>
               <w:rPr>
-                <w:sz w:val="24"/>
-                <w:szCs w:val="24"/>
-              </w:rPr>
-            </w:pPr>
-            <w:r>
-              <w:rPr>
-                <w:sz w:val="24"/>
-                <w:szCs w:val="24"/>
+                <w:sz w:val="28"/>
+                <w:szCs w:val="28"/>
+              </w:rPr>
+            </w:pPr>
+            <w:r>
+              <w:rPr>
+                <w:sz w:val="28"/>
+                <w:szCs w:val="28"/>
                 <w:lang w:val="en-US"/>
               </w:rPr>
               <w:t>ParameterType, Parameter</w:t>
@@ -7660,15 +7944,15 @@
               <w:ind w:right="59" w:firstLine="0"/>
               <w:jc w:val="center"/>
               <w:rPr>
-                <w:sz w:val="24"/>
-                <w:szCs w:val="24"/>
-                <w:lang w:val="en-US"/>
-              </w:rPr>
-            </w:pPr>
-            <w:r>
-              <w:rPr>
-                <w:sz w:val="24"/>
-                <w:szCs w:val="24"/>
+                <w:sz w:val="28"/>
+                <w:szCs w:val="28"/>
+                <w:lang w:val="en-US"/>
+              </w:rPr>
+            </w:pPr>
+            <w:r>
+              <w:rPr>
+                <w:sz w:val="28"/>
+                <w:szCs w:val="28"/>
               </w:rPr>
               <w:t>−</w:t>
             </w:r>
@@ -7684,14 +7968,14 @@
               <w:ind w:right="59" w:firstLine="0"/>
               <w:jc w:val="center"/>
               <w:rPr>
-                <w:sz w:val="24"/>
-                <w:szCs w:val="24"/>
-              </w:rPr>
-            </w:pPr>
-            <w:r>
-              <w:rPr>
-                <w:sz w:val="24"/>
-                <w:szCs w:val="24"/>
+                <w:sz w:val="28"/>
+                <w:szCs w:val="28"/>
+              </w:rPr>
+            </w:pPr>
+            <w:r>
+              <w:rPr>
+                <w:sz w:val="28"/>
+                <w:szCs w:val="28"/>
               </w:rPr>
               <w:t>Устанавливает параметр</w:t>
             </w:r>
@@ -7728,15 +8012,15 @@
               <w:ind w:right="59" w:firstLine="0"/>
               <w:jc w:val="center"/>
               <w:rPr>
-                <w:sz w:val="24"/>
-                <w:szCs w:val="24"/>
-                <w:lang w:val="en-US"/>
-              </w:rPr>
-            </w:pPr>
-            <w:r>
-              <w:rPr>
-                <w:sz w:val="24"/>
-                <w:szCs w:val="24"/>
+                <w:sz w:val="28"/>
+                <w:szCs w:val="28"/>
+                <w:lang w:val="en-US"/>
+              </w:rPr>
+            </w:pPr>
+            <w:r>
+              <w:rPr>
+                <w:sz w:val="28"/>
+                <w:szCs w:val="28"/>
                 <w:lang w:val="en-US"/>
               </w:rPr>
               <w:t>AllParameters</w:t>
@@ -7753,15 +8037,15 @@
               <w:ind w:right="59" w:firstLine="0"/>
               <w:jc w:val="center"/>
               <w:rPr>
-                <w:sz w:val="24"/>
-                <w:szCs w:val="24"/>
-                <w:lang w:val="en-US"/>
-              </w:rPr>
-            </w:pPr>
-            <w:r>
-              <w:rPr>
-                <w:sz w:val="24"/>
-                <w:szCs w:val="24"/>
+                <w:sz w:val="28"/>
+                <w:szCs w:val="28"/>
+                <w:lang w:val="en-US"/>
+              </w:rPr>
+            </w:pPr>
+            <w:r>
+              <w:rPr>
+                <w:sz w:val="28"/>
+                <w:szCs w:val="28"/>
               </w:rPr>
               <w:t>−</w:t>
             </w:r>
@@ -7777,15 +8061,15 @@
               <w:ind w:right="59" w:firstLine="0"/>
               <w:jc w:val="center"/>
               <w:rPr>
-                <w:sz w:val="24"/>
-                <w:szCs w:val="24"/>
-                <w:lang w:val="en-US"/>
-              </w:rPr>
-            </w:pPr>
-            <w:r>
-              <w:rPr>
-                <w:sz w:val="24"/>
-                <w:szCs w:val="24"/>
+                <w:sz w:val="28"/>
+                <w:szCs w:val="28"/>
+                <w:lang w:val="en-US"/>
+              </w:rPr>
+            </w:pPr>
+            <w:r>
+              <w:rPr>
+                <w:sz w:val="28"/>
+                <w:szCs w:val="28"/>
                 <w:lang w:val="en-US"/>
               </w:rPr>
               <w:t>Dictionary&lt;ParameterType, Parameter&gt;</w:t>
@@ -7802,22 +8086,22 @@
               <w:ind w:right="59" w:firstLine="0"/>
               <w:jc w:val="center"/>
               <w:rPr>
-                <w:sz w:val="24"/>
-                <w:szCs w:val="24"/>
-                <w:lang w:val="en-US"/>
-              </w:rPr>
-            </w:pPr>
-            <w:r>
-              <w:rPr>
-                <w:sz w:val="24"/>
-                <w:szCs w:val="24"/>
+                <w:sz w:val="28"/>
+                <w:szCs w:val="28"/>
+                <w:lang w:val="en-US"/>
+              </w:rPr>
+            </w:pPr>
+            <w:r>
+              <w:rPr>
+                <w:sz w:val="28"/>
+                <w:szCs w:val="28"/>
               </w:rPr>
               <w:t xml:space="preserve">Свойство для поля </w:t>
             </w:r>
             <w:r>
               <w:rPr>
-                <w:sz w:val="24"/>
-                <w:szCs w:val="24"/>
+                <w:sz w:val="28"/>
+                <w:szCs w:val="28"/>
                 <w:lang w:val="en-US"/>
               </w:rPr>
               <w:t>_parameters</w:t>
@@ -7855,15 +8139,15 @@
               <w:ind w:right="59" w:firstLine="0"/>
               <w:jc w:val="center"/>
               <w:rPr>
-                <w:sz w:val="24"/>
-                <w:szCs w:val="24"/>
-                <w:lang w:val="en-US"/>
-              </w:rPr>
-            </w:pPr>
-            <w:r>
-              <w:rPr>
-                <w:sz w:val="24"/>
-                <w:szCs w:val="24"/>
+                <w:sz w:val="28"/>
+                <w:szCs w:val="28"/>
+                <w:lang w:val="en-US"/>
+              </w:rPr>
+            </w:pPr>
+            <w:r>
+              <w:rPr>
+                <w:sz w:val="28"/>
+                <w:szCs w:val="28"/>
                 <w:lang w:val="en-US"/>
               </w:rPr>
               <w:t>ShapeOfRod</w:t>
@@ -7880,14 +8164,14 @@
               <w:ind w:right="59" w:firstLine="0"/>
               <w:jc w:val="center"/>
               <w:rPr>
-                <w:sz w:val="24"/>
-                <w:szCs w:val="24"/>
-              </w:rPr>
-            </w:pPr>
-            <w:r>
-              <w:rPr>
-                <w:sz w:val="24"/>
-                <w:szCs w:val="24"/>
+                <w:sz w:val="28"/>
+                <w:szCs w:val="28"/>
+              </w:rPr>
+            </w:pPr>
+            <w:r>
+              <w:rPr>
+                <w:sz w:val="28"/>
+                <w:szCs w:val="28"/>
               </w:rPr>
               <w:t>−</w:t>
             </w:r>
@@ -7903,15 +8187,15 @@
               <w:ind w:right="59" w:firstLine="0"/>
               <w:jc w:val="center"/>
               <w:rPr>
-                <w:sz w:val="24"/>
-                <w:szCs w:val="24"/>
-                <w:lang w:val="en-US"/>
-              </w:rPr>
-            </w:pPr>
-            <w:r>
-              <w:rPr>
-                <w:sz w:val="24"/>
-                <w:szCs w:val="24"/>
+                <w:sz w:val="28"/>
+                <w:szCs w:val="28"/>
+                <w:lang w:val="en-US"/>
+              </w:rPr>
+            </w:pPr>
+            <w:r>
+              <w:rPr>
+                <w:sz w:val="28"/>
+                <w:szCs w:val="28"/>
                 <w:lang w:val="en-US"/>
               </w:rPr>
               <w:t>RodType</w:t>
@@ -7928,14 +8212,14 @@
               <w:ind w:right="59" w:firstLine="0"/>
               <w:jc w:val="center"/>
               <w:rPr>
-                <w:sz w:val="24"/>
-                <w:szCs w:val="24"/>
-              </w:rPr>
-            </w:pPr>
-            <w:r>
-              <w:rPr>
-                <w:sz w:val="24"/>
-                <w:szCs w:val="24"/>
+                <w:sz w:val="28"/>
+                <w:szCs w:val="28"/>
+              </w:rPr>
+            </w:pPr>
+            <w:r>
+              <w:rPr>
+                <w:sz w:val="28"/>
+                <w:szCs w:val="28"/>
               </w:rPr>
               <w:t>Устанавливает и возвращает форму наконечника</w:t>
             </w:r>
@@ -7969,15 +8253,15 @@
               <w:ind w:right="59" w:firstLine="0"/>
               <w:jc w:val="center"/>
               <w:rPr>
-                <w:sz w:val="24"/>
-                <w:szCs w:val="24"/>
-                <w:lang w:val="en-US"/>
-              </w:rPr>
-            </w:pPr>
-            <w:r>
-              <w:rPr>
-                <w:sz w:val="24"/>
-                <w:szCs w:val="24"/>
+                <w:sz w:val="28"/>
+                <w:szCs w:val="28"/>
+                <w:lang w:val="en-US"/>
+              </w:rPr>
+            </w:pPr>
+            <w:r>
+              <w:rPr>
+                <w:sz w:val="28"/>
+                <w:szCs w:val="28"/>
                 <w:lang w:val="en-US"/>
               </w:rPr>
               <w:t>ShapeOfHandle</w:t>
@@ -7994,14 +8278,14 @@
               <w:ind w:right="59" w:firstLine="0"/>
               <w:jc w:val="center"/>
               <w:rPr>
-                <w:sz w:val="24"/>
-                <w:szCs w:val="24"/>
-              </w:rPr>
-            </w:pPr>
-            <w:r>
-              <w:rPr>
-                <w:sz w:val="24"/>
-                <w:szCs w:val="24"/>
+                <w:sz w:val="28"/>
+                <w:szCs w:val="28"/>
+              </w:rPr>
+            </w:pPr>
+            <w:r>
+              <w:rPr>
+                <w:sz w:val="28"/>
+                <w:szCs w:val="28"/>
               </w:rPr>
               <w:t>−</w:t>
             </w:r>
@@ -8017,15 +8301,15 @@
               <w:ind w:right="59" w:firstLine="0"/>
               <w:jc w:val="center"/>
               <w:rPr>
-                <w:sz w:val="24"/>
-                <w:szCs w:val="24"/>
-                <w:lang w:val="en-US"/>
-              </w:rPr>
-            </w:pPr>
-            <w:r>
-              <w:rPr>
-                <w:sz w:val="24"/>
-                <w:szCs w:val="24"/>
+                <w:sz w:val="28"/>
+                <w:szCs w:val="28"/>
+                <w:lang w:val="en-US"/>
+              </w:rPr>
+            </w:pPr>
+            <w:r>
+              <w:rPr>
+                <w:sz w:val="28"/>
+                <w:szCs w:val="28"/>
                 <w:lang w:val="en-US"/>
               </w:rPr>
               <w:t>HandleType</w:t>
@@ -8042,14 +8326,14 @@
               <w:ind w:right="59" w:firstLine="0"/>
               <w:jc w:val="center"/>
               <w:rPr>
-                <w:sz w:val="24"/>
-                <w:szCs w:val="24"/>
-              </w:rPr>
-            </w:pPr>
-            <w:r>
-              <w:rPr>
-                <w:sz w:val="24"/>
-                <w:szCs w:val="24"/>
+                <w:sz w:val="28"/>
+                <w:szCs w:val="28"/>
+              </w:rPr>
+            </w:pPr>
+            <w:r>
+              <w:rPr>
+                <w:sz w:val="28"/>
+                <w:szCs w:val="28"/>
               </w:rPr>
               <w:t>Устанавливает и возвращает форму ручки</w:t>
             </w:r>
@@ -8084,16 +8368,16 @@
               <w:jc w:val="center"/>
               <w:rPr>
                 <w:rFonts w:hint="default"/>
-                <w:sz w:val="24"/>
-                <w:szCs w:val="24"/>
+                <w:sz w:val="28"/>
+                <w:szCs w:val="28"/>
                 <w:lang w:val="en-US"/>
               </w:rPr>
             </w:pPr>
             <w:r>
               <w:rPr>
                 <w:rFonts w:hint="default"/>
-                <w:sz w:val="24"/>
-                <w:szCs w:val="24"/>
+                <w:sz w:val="28"/>
+                <w:szCs w:val="28"/>
                 <w:lang w:val="en-US"/>
               </w:rPr>
               <w:t>IsHoleExist</w:t>
@@ -8111,16 +8395,16 @@
               <w:jc w:val="center"/>
               <w:rPr>
                 <w:rFonts w:hint="default"/>
-                <w:sz w:val="24"/>
-                <w:szCs w:val="24"/>
+                <w:sz w:val="28"/>
+                <w:szCs w:val="28"/>
                 <w:lang w:val="en-US"/>
               </w:rPr>
             </w:pPr>
             <w:r>
               <w:rPr>
                 <w:rFonts w:hint="default"/>
-                <w:sz w:val="24"/>
-                <w:szCs w:val="24"/>
+                <w:sz w:val="28"/>
+                <w:szCs w:val="28"/>
                 <w:lang w:val="en-US"/>
               </w:rPr>
               <w:t>−</w:t>
@@ -8138,16 +8422,16 @@
               <w:jc w:val="center"/>
               <w:rPr>
                 <w:rFonts w:hint="default"/>
-                <w:sz w:val="24"/>
-                <w:szCs w:val="24"/>
+                <w:sz w:val="28"/>
+                <w:szCs w:val="28"/>
                 <w:lang w:val="en-US"/>
               </w:rPr>
             </w:pPr>
             <w:r>
               <w:rPr>
                 <w:rFonts w:hint="default"/>
-                <w:sz w:val="24"/>
-                <w:szCs w:val="24"/>
+                <w:sz w:val="28"/>
+                <w:szCs w:val="28"/>
                 <w:lang w:val="en-US"/>
               </w:rPr>
               <w:t>bool</w:t>
@@ -8165,16 +8449,16 @@
               <w:jc w:val="center"/>
               <w:rPr>
                 <w:rFonts w:hint="default"/>
-                <w:sz w:val="24"/>
-                <w:szCs w:val="24"/>
+                <w:sz w:val="28"/>
+                <w:szCs w:val="28"/>
                 <w:lang w:val="ru-RU"/>
               </w:rPr>
             </w:pPr>
             <w:r>
               <w:rPr>
                 <w:rFonts w:hint="default"/>
-                <w:sz w:val="24"/>
-                <w:szCs w:val="24"/>
+                <w:sz w:val="28"/>
+                <w:szCs w:val="28"/>
                 <w:lang w:val="ru-RU"/>
               </w:rPr>
               <w:t>Устанавливает и возвращает наличие отверстия</w:t>
@@ -8193,6 +8477,16 @@
     </w:p>
     <w:p>
       <w:pPr>
+        <w:ind w:right="59" w:firstLine="0"/>
+      </w:pPr>
+    </w:p>
+    <w:p>
+      <w:pPr>
+        <w:ind w:right="59" w:firstLine="0"/>
+      </w:pPr>
+    </w:p>
+    <w:p>
+      <w:pPr>
         <w:ind w:right="59" w:firstLine="708" w:firstLineChars="0"/>
         <w:rPr>
           <w:lang w:val="en-US"/>
@@ -8209,238 +8503,6 @@
       </w:r>
       <w:r>
         <w:t xml:space="preserve">Свойства класса </w:t>
-      </w:r>
-      <w:r>
-        <w:rPr>
-          <w:lang w:val="en-US"/>
-        </w:rPr>
-        <w:t>Builder</w:t>
-      </w:r>
-    </w:p>
-    <w:tbl>
-      <w:tblPr>
-        <w:tblStyle w:val="17"/>
-        <w:tblW w:w="0" w:type="auto"/>
-        <w:tblInd w:w="133" w:type="dxa"/>
-        <w:tblBorders>
-          <w:top w:val="single" w:color="auto" w:sz="4" w:space="0"/>
-          <w:left w:val="single" w:color="auto" w:sz="4" w:space="0"/>
-          <w:bottom w:val="single" w:color="auto" w:sz="4" w:space="0"/>
-          <w:right w:val="single" w:color="auto" w:sz="4" w:space="0"/>
-          <w:insideH w:val="single" w:color="auto" w:sz="4" w:space="0"/>
-          <w:insideV w:val="single" w:color="auto" w:sz="4" w:space="0"/>
-        </w:tblBorders>
-        <w:tblLayout w:type="autofit"/>
-        <w:tblCellMar>
-          <w:top w:w="0" w:type="dxa"/>
-          <w:left w:w="108" w:type="dxa"/>
-          <w:bottom w:w="0" w:type="dxa"/>
-          <w:right w:w="108" w:type="dxa"/>
-        </w:tblCellMar>
-      </w:tblPr>
-      <w:tblGrid>
-        <w:gridCol w:w="1569"/>
-        <w:gridCol w:w="2295"/>
-        <w:gridCol w:w="5522"/>
-      </w:tblGrid>
-      <w:tr>
-        <w:tblPrEx>
-          <w:tblBorders>
-            <w:top w:val="single" w:color="auto" w:sz="4" w:space="0"/>
-            <w:left w:val="single" w:color="auto" w:sz="4" w:space="0"/>
-            <w:bottom w:val="single" w:color="auto" w:sz="4" w:space="0"/>
-            <w:right w:val="single" w:color="auto" w:sz="4" w:space="0"/>
-            <w:insideH w:val="single" w:color="auto" w:sz="4" w:space="0"/>
-            <w:insideV w:val="single" w:color="auto" w:sz="4" w:space="0"/>
-          </w:tblBorders>
-          <w:tblCellMar>
-            <w:top w:w="0" w:type="dxa"/>
-            <w:left w:w="108" w:type="dxa"/>
-            <w:bottom w:w="0" w:type="dxa"/>
-            <w:right w:w="108" w:type="dxa"/>
-          </w:tblCellMar>
-        </w:tblPrEx>
-        <w:trPr>
-          <w:trHeight w:val="851" w:hRule="atLeast"/>
-        </w:trPr>
-        <w:tc>
-          <w:tcPr>
-            <w:tcW w:w="1569" w:type="dxa"/>
-          </w:tcPr>
-          <w:p>
-            <w:pPr>
-              <w:widowControl w:val="0"/>
-              <w:ind w:right="59" w:firstLine="0"/>
-              <w:jc w:val="center"/>
-              <w:rPr>
-                <w:lang w:val="en-US"/>
-              </w:rPr>
-            </w:pPr>
-            <w:r>
-              <w:t>Название</w:t>
-            </w:r>
-          </w:p>
-        </w:tc>
-        <w:tc>
-          <w:tcPr>
-            <w:tcW w:w="2295" w:type="dxa"/>
-          </w:tcPr>
-          <w:p>
-            <w:pPr>
-              <w:widowControl w:val="0"/>
-              <w:ind w:right="59" w:firstLine="0"/>
-              <w:jc w:val="center"/>
-              <w:rPr>
-                <w:lang w:val="en-US"/>
-              </w:rPr>
-            </w:pPr>
-            <w:r>
-              <w:t>Тип данных</w:t>
-            </w:r>
-          </w:p>
-        </w:tc>
-        <w:tc>
-          <w:tcPr>
-            <w:tcW w:w="5522" w:type="dxa"/>
-          </w:tcPr>
-          <w:p>
-            <w:pPr>
-              <w:widowControl w:val="0"/>
-              <w:ind w:right="59" w:firstLine="0"/>
-              <w:jc w:val="center"/>
-              <w:rPr>
-                <w:lang w:val="en-US"/>
-              </w:rPr>
-            </w:pPr>
-            <w:r>
-              <w:t>Описание</w:t>
-            </w:r>
-          </w:p>
-        </w:tc>
-      </w:tr>
-      <w:tr>
-        <w:tblPrEx>
-          <w:tblBorders>
-            <w:top w:val="single" w:color="auto" w:sz="4" w:space="0"/>
-            <w:left w:val="single" w:color="auto" w:sz="4" w:space="0"/>
-            <w:bottom w:val="single" w:color="auto" w:sz="4" w:space="0"/>
-            <w:right w:val="single" w:color="auto" w:sz="4" w:space="0"/>
-            <w:insideH w:val="single" w:color="auto" w:sz="4" w:space="0"/>
-            <w:insideV w:val="single" w:color="auto" w:sz="4" w:space="0"/>
-          </w:tblBorders>
-          <w:tblCellMar>
-            <w:top w:w="0" w:type="dxa"/>
-            <w:left w:w="108" w:type="dxa"/>
-            <w:bottom w:w="0" w:type="dxa"/>
-            <w:right w:w="108" w:type="dxa"/>
-          </w:tblCellMar>
-        </w:tblPrEx>
-        <w:trPr>
-          <w:trHeight w:val="898" w:hRule="atLeast"/>
-        </w:trPr>
-        <w:tc>
-          <w:tcPr>
-            <w:tcW w:w="1569" w:type="dxa"/>
-          </w:tcPr>
-          <w:p>
-            <w:pPr>
-              <w:widowControl w:val="0"/>
-              <w:ind w:right="59" w:firstLine="0"/>
-              <w:jc w:val="center"/>
-              <w:rPr>
-                <w:lang w:val="en-US"/>
-              </w:rPr>
-            </w:pPr>
-            <w:r>
-              <w:rPr>
-                <w:lang w:val="en-US"/>
-              </w:rPr>
-              <w:t>_wrapper</w:t>
-            </w:r>
-          </w:p>
-        </w:tc>
-        <w:tc>
-          <w:tcPr>
-            <w:tcW w:w="2295" w:type="dxa"/>
-          </w:tcPr>
-          <w:p>
-            <w:pPr>
-              <w:widowControl w:val="0"/>
-              <w:ind w:right="59" w:firstLine="0"/>
-              <w:jc w:val="center"/>
-              <w:rPr>
-                <w:lang w:val="en-US"/>
-              </w:rPr>
-            </w:pPr>
-            <w:r>
-              <w:rPr>
-                <w:lang w:val="en-US"/>
-              </w:rPr>
-              <w:t>Wrapper</w:t>
-            </w:r>
-          </w:p>
-        </w:tc>
-        <w:tc>
-          <w:tcPr>
-            <w:tcW w:w="5522" w:type="dxa"/>
-          </w:tcPr>
-          <w:p>
-            <w:pPr>
-              <w:widowControl w:val="0"/>
-              <w:ind w:right="59" w:firstLine="0"/>
-              <w:jc w:val="center"/>
-            </w:pPr>
-            <w:r>
-              <w:t xml:space="preserve">Хранит в себе объект обёртки </w:t>
-            </w:r>
-            <w:r>
-              <w:rPr>
-                <w:lang w:val="en-US"/>
-              </w:rPr>
-              <w:t>API</w:t>
-            </w:r>
-          </w:p>
-        </w:tc>
-      </w:tr>
-    </w:tbl>
-    <w:p>
-      <w:pPr>
-        <w:ind w:right="59" w:firstLine="0"/>
-      </w:pPr>
-    </w:p>
-    <w:p>
-      <w:pPr>
-        <w:ind w:right="59" w:firstLine="0"/>
-      </w:pPr>
-    </w:p>
-    <w:p>
-      <w:pPr>
-        <w:ind w:right="59" w:firstLine="0"/>
-      </w:pPr>
-    </w:p>
-    <w:p>
-      <w:pPr>
-        <w:ind w:right="59" w:firstLine="0"/>
-      </w:pPr>
-    </w:p>
-    <w:p>
-      <w:pPr>
-        <w:ind w:right="59" w:firstLine="708"/>
-        <w:rPr>
-          <w:lang w:val="en-US"/>
-        </w:rPr>
-      </w:pPr>
-      <w:r>
-        <w:t xml:space="preserve">Таблица 7.6 </w:t>
-      </w:r>
-      <w:r>
-        <w:rPr>
-          <w:szCs w:val="28"/>
-        </w:rPr>
-        <w:t xml:space="preserve">− </w:t>
-      </w:r>
-      <w:r>
-        <w:t xml:space="preserve">Методы класса </w:t>
       </w:r>
       <w:r>
         <w:rPr>
@@ -8471,9 +8533,9 @@
         </w:tblCellMar>
       </w:tblPr>
       <w:tblGrid>
-        <w:gridCol w:w="2095"/>
-        <w:gridCol w:w="2051"/>
-        <w:gridCol w:w="5218"/>
+        <w:gridCol w:w="2952"/>
+        <w:gridCol w:w="2636"/>
+        <w:gridCol w:w="3817"/>
       </w:tblGrid>
       <w:tr>
         <w:tblPrEx>
@@ -8492,15 +8554,21 @@
             <w:right w:w="108" w:type="dxa"/>
           </w:tblCellMar>
         </w:tblPrEx>
-        <w:tc>
-          <w:tcPr>
-            <w:tcW w:w="2095" w:type="dxa"/>
+        <w:trPr>
+          <w:trHeight w:val="851" w:hRule="atLeast"/>
+        </w:trPr>
+        <w:tc>
+          <w:tcPr>
+            <w:tcW w:w="2952" w:type="dxa"/>
           </w:tcPr>
           <w:p>
             <w:pPr>
               <w:widowControl w:val="0"/>
               <w:ind w:right="59" w:firstLine="0"/>
               <w:jc w:val="center"/>
+              <w:rPr>
+                <w:lang w:val="en-US"/>
+              </w:rPr>
             </w:pPr>
             <w:r>
               <w:t>Название</w:t>
@@ -8509,106 +8577,37 @@
         </w:tc>
         <w:tc>
           <w:tcPr>
-            <w:tcW w:w="2051" w:type="dxa"/>
+            <w:tcW w:w="2636" w:type="dxa"/>
           </w:tcPr>
           <w:p>
             <w:pPr>
               <w:widowControl w:val="0"/>
               <w:ind w:right="59" w:firstLine="0"/>
               <w:jc w:val="center"/>
-            </w:pPr>
-            <w:r>
-              <w:t>Входные параметры</w:t>
-            </w:r>
-          </w:p>
-        </w:tc>
-        <w:tc>
-          <w:tcPr>
-            <w:tcW w:w="5218" w:type="dxa"/>
+              <w:rPr>
+                <w:lang w:val="en-US"/>
+              </w:rPr>
+            </w:pPr>
+            <w:r>
+              <w:t>Тип данных</w:t>
+            </w:r>
+          </w:p>
+        </w:tc>
+        <w:tc>
+          <w:tcPr>
+            <w:tcW w:w="3817" w:type="dxa"/>
           </w:tcPr>
           <w:p>
             <w:pPr>
               <w:widowControl w:val="0"/>
               <w:ind w:right="59" w:firstLine="0"/>
               <w:jc w:val="center"/>
+              <w:rPr>
+                <w:lang w:val="en-US"/>
+              </w:rPr>
             </w:pPr>
             <w:r>
               <w:t>Описание</w:t>
-            </w:r>
-          </w:p>
-        </w:tc>
-      </w:tr>
-      <w:tr>
-        <w:tblPrEx>
-          <w:tblBorders>
-            <w:top w:val="single" w:color="auto" w:sz="4" w:space="0"/>
-            <w:left w:val="single" w:color="auto" w:sz="4" w:space="0"/>
-            <w:bottom w:val="single" w:color="auto" w:sz="4" w:space="0"/>
-            <w:right w:val="single" w:color="auto" w:sz="4" w:space="0"/>
-            <w:insideH w:val="single" w:color="auto" w:sz="4" w:space="0"/>
-            <w:insideV w:val="single" w:color="auto" w:sz="4" w:space="0"/>
-          </w:tblBorders>
-          <w:tblCellMar>
-            <w:top w:w="0" w:type="dxa"/>
-            <w:left w:w="108" w:type="dxa"/>
-            <w:bottom w:w="0" w:type="dxa"/>
-            <w:right w:w="108" w:type="dxa"/>
-          </w:tblCellMar>
-        </w:tblPrEx>
-        <w:tc>
-          <w:tcPr>
-            <w:tcW w:w="2095" w:type="dxa"/>
-          </w:tcPr>
-          <w:p>
-            <w:pPr>
-              <w:widowControl w:val="0"/>
-              <w:ind w:right="59" w:firstLine="0"/>
-              <w:jc w:val="center"/>
-              <w:rPr>
-                <w:lang w:val="en-US"/>
-              </w:rPr>
-            </w:pPr>
-            <w:r>
-              <w:rPr>
-                <w:lang w:val="en-US"/>
-              </w:rPr>
-              <w:t>Build</w:t>
-            </w:r>
-          </w:p>
-        </w:tc>
-        <w:tc>
-          <w:tcPr>
-            <w:tcW w:w="2051" w:type="dxa"/>
-          </w:tcPr>
-          <w:p>
-            <w:pPr>
-              <w:widowControl w:val="0"/>
-              <w:ind w:right="59" w:firstLine="0"/>
-              <w:jc w:val="center"/>
-              <w:rPr>
-                <w:lang w:val="en-US"/>
-              </w:rPr>
-            </w:pPr>
-            <w:r>
-              <w:rPr>
-                <w:lang w:val="en-US"/>
-              </w:rPr>
-              <w:t>Parameters</w:t>
-            </w:r>
-          </w:p>
-        </w:tc>
-        <w:tc>
-          <w:tcPr>
-            <w:tcW w:w="5218" w:type="dxa"/>
-          </w:tcPr>
-          <w:p>
-            <w:pPr>
-              <w:widowControl w:val="0"/>
-              <w:ind w:right="59" w:firstLine="0"/>
-              <w:jc w:val="center"/>
-            </w:pPr>
-            <w:r>
-              <w:t>Построение модели по заданным параметрам</w:t>
             </w:r>
           </w:p>
         </w:tc>
@@ -8631,11 +8630,11 @@
           </w:tblCellMar>
         </w:tblPrEx>
         <w:trPr>
-          <w:trHeight w:val="939" w:hRule="atLeast"/>
+          <w:trHeight w:val="898" w:hRule="atLeast"/>
         </w:trPr>
         <w:tc>
           <w:tcPr>
-            <w:tcW w:w="2095" w:type="dxa"/>
+            <w:tcW w:w="2952" w:type="dxa"/>
           </w:tcPr>
           <w:p>
             <w:pPr>
@@ -8643,20 +8642,22 @@
               <w:ind w:right="59" w:firstLine="0"/>
               <w:jc w:val="center"/>
               <w:rPr>
-                <w:lang w:val="en-US"/>
-              </w:rPr>
-            </w:pPr>
-            <w:r>
-              <w:rPr>
-                <w:lang w:val="en-US"/>
-              </w:rPr>
-              <w:t>BuildRod</w:t>
-            </w:r>
-          </w:p>
-        </w:tc>
-        <w:tc>
-          <w:tcPr>
-            <w:tcW w:w="2051" w:type="dxa"/>
+                <w:rFonts w:hint="default"/>
+                <w:lang w:val="en-US"/>
+              </w:rPr>
+            </w:pPr>
+            <w:r>
+              <w:rPr>
+                <w:rFonts w:hint="default"/>
+                <w:lang w:val="en-US"/>
+              </w:rPr>
+              <w:t>ONESECOND</w:t>
+            </w:r>
+          </w:p>
+        </w:tc>
+        <w:tc>
+          <w:tcPr>
+            <w:tcW w:w="2636" w:type="dxa"/>
           </w:tcPr>
           <w:p>
             <w:pPr>
@@ -8664,29 +8665,59 @@
               <w:ind w:right="59" w:firstLine="0"/>
               <w:jc w:val="center"/>
               <w:rPr>
-                <w:lang w:val="en-US"/>
-              </w:rPr>
-            </w:pPr>
-            <w:r>
-              <w:rPr>
-                <w:lang w:val="en-US"/>
-              </w:rPr>
-              <w:t>Parameters</w:t>
-            </w:r>
-          </w:p>
-        </w:tc>
-        <w:tc>
-          <w:tcPr>
-            <w:tcW w:w="5218" w:type="dxa"/>
+                <w:rFonts w:hint="default"/>
+                <w:lang w:val="en-US"/>
+              </w:rPr>
+            </w:pPr>
+            <w:r>
+              <w:rPr>
+                <w:rFonts w:hint="default"/>
+                <w:lang w:val="en-US"/>
+              </w:rPr>
+              <w:t>double</w:t>
+            </w:r>
+          </w:p>
+        </w:tc>
+        <w:tc>
+          <w:tcPr>
+            <w:tcW w:w="3817" w:type="dxa"/>
           </w:tcPr>
           <w:p>
             <w:pPr>
               <w:widowControl w:val="0"/>
               <w:ind w:right="59" w:firstLine="0"/>
               <w:jc w:val="center"/>
-            </w:pPr>
-            <w:r>
-              <w:t>Построение стержня отвёртки</w:t>
+              <w:rPr>
+                <w:rFonts w:hint="default"/>
+                <w:lang w:val="ru-RU"/>
+              </w:rPr>
+            </w:pPr>
+            <w:r>
+              <w:rPr>
+                <w:lang w:val="ru-RU"/>
+              </w:rPr>
+              <w:t>Постоянная</w:t>
+            </w:r>
+            <w:r>
+              <w:rPr>
+                <w:rFonts w:hint="default"/>
+                <w:lang w:val="ru-RU"/>
+              </w:rPr>
+              <w:t xml:space="preserve"> разница в </w:t>
+            </w:r>
+            <w:r>
+              <w:rPr>
+                <w:rFonts w:hint="default"/>
+                <w:lang w:val="en-US"/>
+              </w:rPr>
+              <w:t>1/</w:t>
+            </w:r>
+            <w:r>
+              <w:rPr>
+                <w:rFonts w:hint="default"/>
+                <w:lang w:val="ru-RU"/>
+              </w:rPr>
+              <w:t>2 раза</w:t>
             </w:r>
           </w:p>
         </w:tc>
@@ -8709,14 +8740,11 @@
           </w:tblCellMar>
         </w:tblPrEx>
         <w:trPr>
-          <w:trHeight w:val="994" w:hRule="atLeast"/>
+          <w:trHeight w:val="898" w:hRule="atLeast"/>
         </w:trPr>
         <w:tc>
           <w:tcPr>
-            <w:tcW w:w="2095" w:type="dxa"/>
-            <w:tcBorders>
-              <w:bottom w:val="nil"/>
-            </w:tcBorders>
+            <w:tcW w:w="2952" w:type="dxa"/>
           </w:tcPr>
           <w:p>
             <w:pPr>
@@ -8724,23 +8752,22 @@
               <w:ind w:right="59" w:firstLine="0"/>
               <w:jc w:val="center"/>
               <w:rPr>
-                <w:lang w:val="en-US"/>
-              </w:rPr>
-            </w:pPr>
-            <w:r>
-              <w:rPr>
-                <w:lang w:val="en-US"/>
-              </w:rPr>
-              <w:t>BuildHandle</w:t>
-            </w:r>
-          </w:p>
-        </w:tc>
-        <w:tc>
-          <w:tcPr>
-            <w:tcW w:w="2051" w:type="dxa"/>
-            <w:tcBorders>
-              <w:bottom w:val="nil"/>
-            </w:tcBorders>
+                <w:rFonts w:hint="default"/>
+                <w:lang w:val="en-US"/>
+              </w:rPr>
+            </w:pPr>
+            <w:r>
+              <w:rPr>
+                <w:rFonts w:hint="default"/>
+                <w:lang w:val="en-US"/>
+              </w:rPr>
+              <w:t>ONEFOURTH</w:t>
+            </w:r>
+          </w:p>
+        </w:tc>
+        <w:tc>
+          <w:tcPr>
+            <w:tcW w:w="2636" w:type="dxa"/>
           </w:tcPr>
           <w:p>
             <w:pPr>
@@ -8753,18 +8780,16 @@
             </w:pPr>
             <w:r>
               <w:rPr>
-                <w:lang w:val="en-US"/>
-              </w:rPr>
-              <w:t>Parameters</w:t>
-            </w:r>
-          </w:p>
-        </w:tc>
-        <w:tc>
-          <w:tcPr>
-            <w:tcW w:w="5218" w:type="dxa"/>
-            <w:tcBorders>
-              <w:bottom w:val="nil"/>
-            </w:tcBorders>
+                <w:rFonts w:hint="default"/>
+                <w:lang w:val="en-US"/>
+              </w:rPr>
+              <w:t>double</w:t>
+            </w:r>
+          </w:p>
+        </w:tc>
+        <w:tc>
+          <w:tcPr>
+            <w:tcW w:w="3817" w:type="dxa"/>
           </w:tcPr>
           <w:p>
             <w:pPr>
@@ -8773,7 +8798,31 @@
               <w:jc w:val="center"/>
             </w:pPr>
             <w:r>
-              <w:t>Построение ручки отвёртки</w:t>
+              <w:rPr>
+                <w:lang w:val="ru-RU"/>
+              </w:rPr>
+              <w:t>Постоянная</w:t>
+            </w:r>
+            <w:r>
+              <w:rPr>
+                <w:rFonts w:hint="default"/>
+                <w:lang w:val="ru-RU"/>
+              </w:rPr>
+              <w:t xml:space="preserve"> разница в </w:t>
+            </w:r>
+            <w:r>
+              <w:rPr>
+                <w:rFonts w:hint="default"/>
+                <w:lang w:val="en-US"/>
+              </w:rPr>
+              <w:t>1/4</w:t>
+            </w:r>
+            <w:r>
+              <w:rPr>
+                <w:rFonts w:hint="default"/>
+                <w:lang w:val="ru-RU"/>
+              </w:rPr>
+              <w:t xml:space="preserve"> раза</w:t>
             </w:r>
           </w:p>
         </w:tc>
@@ -8795,9 +8844,12 @@
             <w:right w:w="108" w:type="dxa"/>
           </w:tblCellMar>
         </w:tblPrEx>
-        <w:tc>
-          <w:tcPr>
-            <w:tcW w:w="2095" w:type="dxa"/>
+        <w:trPr>
+          <w:trHeight w:val="898" w:hRule="atLeast"/>
+        </w:trPr>
+        <w:tc>
+          <w:tcPr>
+            <w:tcW w:w="2952" w:type="dxa"/>
           </w:tcPr>
           <w:p>
             <w:pPr>
@@ -8805,11 +8857,1380 @@
               <w:ind w:right="59" w:firstLine="0"/>
               <w:jc w:val="center"/>
               <w:rPr>
-                <w:lang w:val="en-US"/>
-              </w:rPr>
-            </w:pPr>
-            <w:r>
-              <w:rPr>
+                <w:rFonts w:hint="default"/>
+                <w:lang w:val="en-US"/>
+              </w:rPr>
+            </w:pPr>
+            <w:r>
+              <w:rPr>
+                <w:rFonts w:hint="default"/>
+                <w:lang w:val="en-US"/>
+              </w:rPr>
+              <w:t>ONEFIVED</w:t>
+            </w:r>
+          </w:p>
+        </w:tc>
+        <w:tc>
+          <w:tcPr>
+            <w:tcW w:w="2636" w:type="dxa"/>
+          </w:tcPr>
+          <w:p>
+            <w:pPr>
+              <w:widowControl w:val="0"/>
+              <w:ind w:right="59" w:firstLine="0"/>
+              <w:jc w:val="center"/>
+              <w:rPr>
+                <w:lang w:val="en-US"/>
+              </w:rPr>
+            </w:pPr>
+            <w:r>
+              <w:rPr>
+                <w:rFonts w:hint="default"/>
+                <w:lang w:val="en-US"/>
+              </w:rPr>
+              <w:t>double</w:t>
+            </w:r>
+          </w:p>
+        </w:tc>
+        <w:tc>
+          <w:tcPr>
+            <w:tcW w:w="3817" w:type="dxa"/>
+          </w:tcPr>
+          <w:p>
+            <w:pPr>
+              <w:widowControl w:val="0"/>
+              <w:ind w:right="59" w:firstLine="0"/>
+              <w:jc w:val="center"/>
+            </w:pPr>
+            <w:r>
+              <w:rPr>
+                <w:lang w:val="ru-RU"/>
+              </w:rPr>
+              <w:t>Постоянная</w:t>
+            </w:r>
+            <w:r>
+              <w:rPr>
+                <w:rFonts w:hint="default"/>
+                <w:lang w:val="ru-RU"/>
+              </w:rPr>
+              <w:t xml:space="preserve"> разница в </w:t>
+            </w:r>
+            <w:r>
+              <w:rPr>
+                <w:rFonts w:hint="default"/>
+                <w:lang w:val="en-US"/>
+              </w:rPr>
+              <w:t>1/5</w:t>
+            </w:r>
+            <w:r>
+              <w:rPr>
+                <w:rFonts w:hint="default"/>
+                <w:lang w:val="ru-RU"/>
+              </w:rPr>
+              <w:t xml:space="preserve"> раза</w:t>
+            </w:r>
+          </w:p>
+        </w:tc>
+      </w:tr>
+      <w:tr>
+        <w:tblPrEx>
+          <w:tblBorders>
+            <w:top w:val="single" w:color="auto" w:sz="4" w:space="0"/>
+            <w:left w:val="single" w:color="auto" w:sz="4" w:space="0"/>
+            <w:bottom w:val="single" w:color="auto" w:sz="4" w:space="0"/>
+            <w:right w:val="single" w:color="auto" w:sz="4" w:space="0"/>
+            <w:insideH w:val="single" w:color="auto" w:sz="4" w:space="0"/>
+            <w:insideV w:val="single" w:color="auto" w:sz="4" w:space="0"/>
+          </w:tblBorders>
+          <w:tblCellMar>
+            <w:top w:w="0" w:type="dxa"/>
+            <w:left w:w="108" w:type="dxa"/>
+            <w:bottom w:w="0" w:type="dxa"/>
+            <w:right w:w="108" w:type="dxa"/>
+          </w:tblCellMar>
+        </w:tblPrEx>
+        <w:trPr>
+          <w:trHeight w:val="898" w:hRule="atLeast"/>
+        </w:trPr>
+        <w:tc>
+          <w:tcPr>
+            <w:tcW w:w="2952" w:type="dxa"/>
+          </w:tcPr>
+          <w:p>
+            <w:pPr>
+              <w:widowControl w:val="0"/>
+              <w:ind w:right="59" w:firstLine="0"/>
+              <w:jc w:val="center"/>
+              <w:rPr>
+                <w:rFonts w:hint="default"/>
+                <w:lang w:val="en-US"/>
+              </w:rPr>
+            </w:pPr>
+            <w:r>
+              <w:rPr>
+                <w:rFonts w:hint="default"/>
+                <w:lang w:val="en-US"/>
+              </w:rPr>
+              <w:t>TWOTHIRD</w:t>
+            </w:r>
+          </w:p>
+        </w:tc>
+        <w:tc>
+          <w:tcPr>
+            <w:tcW w:w="2636" w:type="dxa"/>
+          </w:tcPr>
+          <w:p>
+            <w:pPr>
+              <w:widowControl w:val="0"/>
+              <w:ind w:right="59" w:firstLine="0"/>
+              <w:jc w:val="center"/>
+              <w:rPr>
+                <w:lang w:val="en-US"/>
+              </w:rPr>
+            </w:pPr>
+            <w:r>
+              <w:rPr>
+                <w:rFonts w:hint="default"/>
+                <w:lang w:val="en-US"/>
+              </w:rPr>
+              <w:t>double</w:t>
+            </w:r>
+          </w:p>
+        </w:tc>
+        <w:tc>
+          <w:tcPr>
+            <w:tcW w:w="3817" w:type="dxa"/>
+          </w:tcPr>
+          <w:p>
+            <w:pPr>
+              <w:widowControl w:val="0"/>
+              <w:ind w:right="59" w:firstLine="0"/>
+              <w:jc w:val="center"/>
+            </w:pPr>
+            <w:r>
+              <w:rPr>
+                <w:lang w:val="ru-RU"/>
+              </w:rPr>
+              <w:t>Постоянная</w:t>
+            </w:r>
+            <w:r>
+              <w:rPr>
+                <w:rFonts w:hint="default"/>
+                <w:lang w:val="ru-RU"/>
+              </w:rPr>
+              <w:t xml:space="preserve"> разница в </w:t>
+            </w:r>
+            <w:r>
+              <w:rPr>
+                <w:rFonts w:hint="default"/>
+                <w:lang w:val="en-US"/>
+              </w:rPr>
+              <w:t>2/3</w:t>
+            </w:r>
+            <w:r>
+              <w:rPr>
+                <w:rFonts w:hint="default"/>
+                <w:lang w:val="ru-RU"/>
+              </w:rPr>
+              <w:t xml:space="preserve"> раза</w:t>
+            </w:r>
+          </w:p>
+        </w:tc>
+      </w:tr>
+      <w:tr>
+        <w:tblPrEx>
+          <w:tblBorders>
+            <w:top w:val="single" w:color="auto" w:sz="4" w:space="0"/>
+            <w:left w:val="single" w:color="auto" w:sz="4" w:space="0"/>
+            <w:bottom w:val="single" w:color="auto" w:sz="4" w:space="0"/>
+            <w:right w:val="single" w:color="auto" w:sz="4" w:space="0"/>
+            <w:insideH w:val="single" w:color="auto" w:sz="4" w:space="0"/>
+            <w:insideV w:val="single" w:color="auto" w:sz="4" w:space="0"/>
+          </w:tblBorders>
+          <w:tblCellMar>
+            <w:top w:w="0" w:type="dxa"/>
+            <w:left w:w="108" w:type="dxa"/>
+            <w:bottom w:w="0" w:type="dxa"/>
+            <w:right w:w="108" w:type="dxa"/>
+          </w:tblCellMar>
+        </w:tblPrEx>
+        <w:trPr>
+          <w:trHeight w:val="898" w:hRule="atLeast"/>
+        </w:trPr>
+        <w:tc>
+          <w:tcPr>
+            <w:tcW w:w="2952" w:type="dxa"/>
+          </w:tcPr>
+          <w:p>
+            <w:pPr>
+              <w:widowControl w:val="0"/>
+              <w:ind w:right="59" w:firstLine="0"/>
+              <w:jc w:val="center"/>
+              <w:rPr>
+                <w:rFonts w:hint="default"/>
+                <w:lang w:val="en-US"/>
+              </w:rPr>
+            </w:pPr>
+            <w:r>
+              <w:rPr>
+                <w:rFonts w:hint="default"/>
+                <w:lang w:val="en-US"/>
+              </w:rPr>
+              <w:t>FOURTHWITHHALFSIXED</w:t>
+            </w:r>
+          </w:p>
+        </w:tc>
+        <w:tc>
+          <w:tcPr>
+            <w:tcW w:w="2636" w:type="dxa"/>
+          </w:tcPr>
+          <w:p>
+            <w:pPr>
+              <w:widowControl w:val="0"/>
+              <w:ind w:right="59" w:firstLine="0"/>
+              <w:jc w:val="center"/>
+              <w:rPr>
+                <w:lang w:val="en-US"/>
+              </w:rPr>
+            </w:pPr>
+            <w:r>
+              <w:rPr>
+                <w:rFonts w:hint="default"/>
+                <w:lang w:val="en-US"/>
+              </w:rPr>
+              <w:t>double</w:t>
+            </w:r>
+          </w:p>
+        </w:tc>
+        <w:tc>
+          <w:tcPr>
+            <w:tcW w:w="3817" w:type="dxa"/>
+          </w:tcPr>
+          <w:p>
+            <w:pPr>
+              <w:widowControl w:val="0"/>
+              <w:ind w:right="59" w:firstLine="0"/>
+              <w:jc w:val="center"/>
+            </w:pPr>
+            <w:r>
+              <w:rPr>
+                <w:lang w:val="ru-RU"/>
+              </w:rPr>
+              <w:t>Постоянная</w:t>
+            </w:r>
+            <w:r>
+              <w:rPr>
+                <w:rFonts w:hint="default"/>
+                <w:lang w:val="ru-RU"/>
+              </w:rPr>
+              <w:t xml:space="preserve"> разница в </w:t>
+            </w:r>
+            <w:r>
+              <w:rPr>
+                <w:rFonts w:hint="default"/>
+                <w:lang w:val="en-US"/>
+              </w:rPr>
+              <w:t>3/4</w:t>
+            </w:r>
+            <w:r>
+              <w:rPr>
+                <w:rFonts w:hint="default"/>
+                <w:lang w:val="ru-RU"/>
+              </w:rPr>
+              <w:t xml:space="preserve"> раза</w:t>
+            </w:r>
+          </w:p>
+        </w:tc>
+      </w:tr>
+      <w:tr>
+        <w:tblPrEx>
+          <w:tblBorders>
+            <w:top w:val="single" w:color="auto" w:sz="4" w:space="0"/>
+            <w:left w:val="single" w:color="auto" w:sz="4" w:space="0"/>
+            <w:bottom w:val="single" w:color="auto" w:sz="4" w:space="0"/>
+            <w:right w:val="single" w:color="auto" w:sz="4" w:space="0"/>
+            <w:insideH w:val="single" w:color="auto" w:sz="4" w:space="0"/>
+            <w:insideV w:val="single" w:color="auto" w:sz="4" w:space="0"/>
+          </w:tblBorders>
+          <w:tblCellMar>
+            <w:top w:w="0" w:type="dxa"/>
+            <w:left w:w="108" w:type="dxa"/>
+            <w:bottom w:w="0" w:type="dxa"/>
+            <w:right w:w="108" w:type="dxa"/>
+          </w:tblCellMar>
+        </w:tblPrEx>
+        <w:trPr>
+          <w:trHeight w:val="898" w:hRule="atLeast"/>
+        </w:trPr>
+        <w:tc>
+          <w:tcPr>
+            <w:tcW w:w="2952" w:type="dxa"/>
+          </w:tcPr>
+          <w:p>
+            <w:pPr>
+              <w:widowControl w:val="0"/>
+              <w:ind w:right="59" w:firstLine="0"/>
+              <w:jc w:val="center"/>
+              <w:rPr>
+                <w:rFonts w:hint="default"/>
+                <w:lang w:val="en-US"/>
+              </w:rPr>
+            </w:pPr>
+            <w:r>
+              <w:rPr>
+                <w:rFonts w:hint="default"/>
+                <w:lang w:val="en-US"/>
+              </w:rPr>
+              <w:t>ONESEVENED</w:t>
+            </w:r>
+          </w:p>
+        </w:tc>
+        <w:tc>
+          <w:tcPr>
+            <w:tcW w:w="2636" w:type="dxa"/>
+          </w:tcPr>
+          <w:p>
+            <w:pPr>
+              <w:widowControl w:val="0"/>
+              <w:ind w:right="59" w:firstLine="0"/>
+              <w:jc w:val="center"/>
+              <w:rPr>
+                <w:lang w:val="en-US"/>
+              </w:rPr>
+            </w:pPr>
+            <w:r>
+              <w:rPr>
+                <w:rFonts w:hint="default"/>
+                <w:lang w:val="en-US"/>
+              </w:rPr>
+              <w:t>double</w:t>
+            </w:r>
+          </w:p>
+        </w:tc>
+        <w:tc>
+          <w:tcPr>
+            <w:tcW w:w="3817" w:type="dxa"/>
+          </w:tcPr>
+          <w:p>
+            <w:pPr>
+              <w:widowControl w:val="0"/>
+              <w:ind w:right="59" w:firstLine="0"/>
+              <w:jc w:val="center"/>
+            </w:pPr>
+            <w:r>
+              <w:rPr>
+                <w:lang w:val="ru-RU"/>
+              </w:rPr>
+              <w:t>Постоянная</w:t>
+            </w:r>
+            <w:r>
+              <w:rPr>
+                <w:rFonts w:hint="default"/>
+                <w:lang w:val="ru-RU"/>
+              </w:rPr>
+              <w:t xml:space="preserve"> разница в </w:t>
+            </w:r>
+            <w:r>
+              <w:rPr>
+                <w:rFonts w:hint="default"/>
+                <w:lang w:val="en-US"/>
+              </w:rPr>
+              <w:t>1/7</w:t>
+            </w:r>
+            <w:r>
+              <w:rPr>
+                <w:rFonts w:hint="default"/>
+                <w:lang w:val="ru-RU"/>
+              </w:rPr>
+              <w:t xml:space="preserve"> раза</w:t>
+            </w:r>
+          </w:p>
+        </w:tc>
+      </w:tr>
+      <w:tr>
+        <w:tblPrEx>
+          <w:tblBorders>
+            <w:top w:val="single" w:color="auto" w:sz="4" w:space="0"/>
+            <w:left w:val="single" w:color="auto" w:sz="4" w:space="0"/>
+            <w:bottom w:val="single" w:color="auto" w:sz="4" w:space="0"/>
+            <w:right w:val="single" w:color="auto" w:sz="4" w:space="0"/>
+            <w:insideH w:val="single" w:color="auto" w:sz="4" w:space="0"/>
+            <w:insideV w:val="single" w:color="auto" w:sz="4" w:space="0"/>
+          </w:tblBorders>
+          <w:tblCellMar>
+            <w:top w:w="0" w:type="dxa"/>
+            <w:left w:w="108" w:type="dxa"/>
+            <w:bottom w:w="0" w:type="dxa"/>
+            <w:right w:w="108" w:type="dxa"/>
+          </w:tblCellMar>
+        </w:tblPrEx>
+        <w:trPr>
+          <w:trHeight w:val="898" w:hRule="atLeast"/>
+        </w:trPr>
+        <w:tc>
+          <w:tcPr>
+            <w:tcW w:w="2952" w:type="dxa"/>
+          </w:tcPr>
+          <w:p>
+            <w:pPr>
+              <w:widowControl w:val="0"/>
+              <w:ind w:right="59" w:firstLine="0"/>
+              <w:jc w:val="center"/>
+              <w:rPr>
+                <w:rFonts w:hint="default"/>
+                <w:lang w:val="en-US"/>
+              </w:rPr>
+            </w:pPr>
+            <w:r>
+              <w:rPr>
+                <w:rFonts w:hint="default"/>
+                <w:lang w:val="en-US"/>
+              </w:rPr>
+              <w:t>ONEFOURTYFIVED</w:t>
+            </w:r>
+          </w:p>
+        </w:tc>
+        <w:tc>
+          <w:tcPr>
+            <w:tcW w:w="2636" w:type="dxa"/>
+          </w:tcPr>
+          <w:p>
+            <w:pPr>
+              <w:widowControl w:val="0"/>
+              <w:ind w:right="59" w:firstLine="0"/>
+              <w:jc w:val="center"/>
+              <w:rPr>
+                <w:lang w:val="en-US"/>
+              </w:rPr>
+            </w:pPr>
+            <w:r>
+              <w:rPr>
+                <w:rFonts w:hint="default"/>
+                <w:lang w:val="en-US"/>
+              </w:rPr>
+              <w:t>double</w:t>
+            </w:r>
+          </w:p>
+        </w:tc>
+        <w:tc>
+          <w:tcPr>
+            <w:tcW w:w="3817" w:type="dxa"/>
+          </w:tcPr>
+          <w:p>
+            <w:pPr>
+              <w:widowControl w:val="0"/>
+              <w:ind w:right="59" w:firstLine="0"/>
+              <w:jc w:val="center"/>
+            </w:pPr>
+            <w:r>
+              <w:rPr>
+                <w:lang w:val="ru-RU"/>
+              </w:rPr>
+              <w:t>Постоянная</w:t>
+            </w:r>
+            <w:r>
+              <w:rPr>
+                <w:rFonts w:hint="default"/>
+                <w:lang w:val="ru-RU"/>
+              </w:rPr>
+              <w:t xml:space="preserve"> разница в </w:t>
+            </w:r>
+            <w:r>
+              <w:rPr>
+                <w:rFonts w:hint="default"/>
+                <w:lang w:val="en-US"/>
+              </w:rPr>
+              <w:t>1/45</w:t>
+            </w:r>
+            <w:r>
+              <w:rPr>
+                <w:rFonts w:hint="default"/>
+                <w:lang w:val="ru-RU"/>
+              </w:rPr>
+              <w:t xml:space="preserve"> раза</w:t>
+            </w:r>
+          </w:p>
+        </w:tc>
+      </w:tr>
+      <w:tr>
+        <w:tblPrEx>
+          <w:tblBorders>
+            <w:top w:val="single" w:color="auto" w:sz="4" w:space="0"/>
+            <w:left w:val="single" w:color="auto" w:sz="4" w:space="0"/>
+            <w:bottom w:val="single" w:color="auto" w:sz="4" w:space="0"/>
+            <w:right w:val="single" w:color="auto" w:sz="4" w:space="0"/>
+            <w:insideH w:val="single" w:color="auto" w:sz="4" w:space="0"/>
+            <w:insideV w:val="single" w:color="auto" w:sz="4" w:space="0"/>
+          </w:tblBorders>
+          <w:tblCellMar>
+            <w:top w:w="0" w:type="dxa"/>
+            <w:left w:w="108" w:type="dxa"/>
+            <w:bottom w:w="0" w:type="dxa"/>
+            <w:right w:w="108" w:type="dxa"/>
+          </w:tblCellMar>
+        </w:tblPrEx>
+        <w:trPr>
+          <w:trHeight w:val="898" w:hRule="atLeast"/>
+        </w:trPr>
+        <w:tc>
+          <w:tcPr>
+            <w:tcW w:w="2952" w:type="dxa"/>
+          </w:tcPr>
+          <w:p>
+            <w:pPr>
+              <w:widowControl w:val="0"/>
+              <w:ind w:right="59" w:firstLine="0"/>
+              <w:jc w:val="center"/>
+              <w:rPr>
+                <w:rFonts w:hint="default"/>
+                <w:lang w:val="en-US"/>
+              </w:rPr>
+            </w:pPr>
+            <w:r>
+              <w:rPr>
+                <w:rFonts w:hint="default"/>
+                <w:lang w:val="en-US"/>
+              </w:rPr>
+              <w:t>FIVESIXED</w:t>
+            </w:r>
+          </w:p>
+        </w:tc>
+        <w:tc>
+          <w:tcPr>
+            <w:tcW w:w="2636" w:type="dxa"/>
+          </w:tcPr>
+          <w:p>
+            <w:pPr>
+              <w:widowControl w:val="0"/>
+              <w:ind w:right="59" w:firstLine="0"/>
+              <w:jc w:val="center"/>
+              <w:rPr>
+                <w:lang w:val="en-US"/>
+              </w:rPr>
+            </w:pPr>
+            <w:r>
+              <w:rPr>
+                <w:rFonts w:hint="default"/>
+                <w:lang w:val="en-US"/>
+              </w:rPr>
+              <w:t>double</w:t>
+            </w:r>
+          </w:p>
+        </w:tc>
+        <w:tc>
+          <w:tcPr>
+            <w:tcW w:w="3817" w:type="dxa"/>
+          </w:tcPr>
+          <w:p>
+            <w:pPr>
+              <w:widowControl w:val="0"/>
+              <w:ind w:right="59" w:firstLine="0"/>
+              <w:jc w:val="center"/>
+            </w:pPr>
+            <w:r>
+              <w:rPr>
+                <w:lang w:val="ru-RU"/>
+              </w:rPr>
+              <w:t>Постоянная</w:t>
+            </w:r>
+            <w:r>
+              <w:rPr>
+                <w:rFonts w:hint="default"/>
+                <w:lang w:val="ru-RU"/>
+              </w:rPr>
+              <w:t xml:space="preserve"> разница в </w:t>
+            </w:r>
+            <w:r>
+              <w:rPr>
+                <w:rFonts w:hint="default"/>
+                <w:lang w:val="en-US"/>
+              </w:rPr>
+              <w:t>5/6</w:t>
+            </w:r>
+            <w:r>
+              <w:rPr>
+                <w:rFonts w:hint="default"/>
+                <w:lang w:val="ru-RU"/>
+              </w:rPr>
+              <w:t xml:space="preserve"> раза</w:t>
+            </w:r>
+          </w:p>
+        </w:tc>
+      </w:tr>
+      <w:tr>
+        <w:tblPrEx>
+          <w:tblBorders>
+            <w:top w:val="single" w:color="auto" w:sz="4" w:space="0"/>
+            <w:left w:val="single" w:color="auto" w:sz="4" w:space="0"/>
+            <w:bottom w:val="single" w:color="auto" w:sz="4" w:space="0"/>
+            <w:right w:val="single" w:color="auto" w:sz="4" w:space="0"/>
+            <w:insideH w:val="single" w:color="auto" w:sz="4" w:space="0"/>
+            <w:insideV w:val="single" w:color="auto" w:sz="4" w:space="0"/>
+          </w:tblBorders>
+          <w:tblCellMar>
+            <w:top w:w="0" w:type="dxa"/>
+            <w:left w:w="108" w:type="dxa"/>
+            <w:bottom w:w="0" w:type="dxa"/>
+            <w:right w:w="108" w:type="dxa"/>
+          </w:tblCellMar>
+        </w:tblPrEx>
+        <w:trPr>
+          <w:trHeight w:val="898" w:hRule="atLeast"/>
+        </w:trPr>
+        <w:tc>
+          <w:tcPr>
+            <w:tcW w:w="2952" w:type="dxa"/>
+          </w:tcPr>
+          <w:p>
+            <w:pPr>
+              <w:widowControl w:val="0"/>
+              <w:ind w:right="59" w:firstLine="0"/>
+              <w:jc w:val="center"/>
+              <w:rPr>
+                <w:rFonts w:hint="default"/>
+                <w:lang w:val="en-US"/>
+              </w:rPr>
+            </w:pPr>
+            <w:r>
+              <w:rPr>
+                <w:rFonts w:hint="default"/>
+                <w:lang w:val="en-US"/>
+              </w:rPr>
+              <w:t>SQRT2</w:t>
+            </w:r>
+          </w:p>
+        </w:tc>
+        <w:tc>
+          <w:tcPr>
+            <w:tcW w:w="2636" w:type="dxa"/>
+          </w:tcPr>
+          <w:p>
+            <w:pPr>
+              <w:widowControl w:val="0"/>
+              <w:ind w:right="59" w:firstLine="0"/>
+              <w:jc w:val="center"/>
+              <w:rPr>
+                <w:lang w:val="en-US"/>
+              </w:rPr>
+            </w:pPr>
+            <w:r>
+              <w:rPr>
+                <w:rFonts w:hint="default"/>
+                <w:lang w:val="en-US"/>
+              </w:rPr>
+              <w:t>double</w:t>
+            </w:r>
+          </w:p>
+        </w:tc>
+        <w:tc>
+          <w:tcPr>
+            <w:tcW w:w="3817" w:type="dxa"/>
+          </w:tcPr>
+          <w:p>
+            <w:pPr>
+              <w:widowControl w:val="0"/>
+              <w:ind w:right="59" w:firstLine="0"/>
+              <w:jc w:val="center"/>
+              <w:rPr>
+                <w:rFonts w:hint="default"/>
+                <w:lang w:val="ru-RU"/>
+              </w:rPr>
+            </w:pPr>
+            <w:r>
+              <w:rPr>
+                <w:lang w:val="ru-RU"/>
+              </w:rPr>
+              <w:t>Постоянная</w:t>
+            </w:r>
+            <w:r>
+              <w:rPr>
+                <w:rFonts w:hint="default"/>
+                <w:lang w:val="ru-RU"/>
+              </w:rPr>
+              <w:t xml:space="preserve"> корень из 2</w:t>
+            </w:r>
+          </w:p>
+        </w:tc>
+      </w:tr>
+      <w:tr>
+        <w:tblPrEx>
+          <w:tblBorders>
+            <w:top w:val="single" w:color="auto" w:sz="4" w:space="0"/>
+            <w:left w:val="single" w:color="auto" w:sz="4" w:space="0"/>
+            <w:bottom w:val="single" w:color="auto" w:sz="4" w:space="0"/>
+            <w:right w:val="single" w:color="auto" w:sz="4" w:space="0"/>
+            <w:insideH w:val="single" w:color="auto" w:sz="4" w:space="0"/>
+            <w:insideV w:val="single" w:color="auto" w:sz="4" w:space="0"/>
+          </w:tblBorders>
+          <w:tblCellMar>
+            <w:top w:w="0" w:type="dxa"/>
+            <w:left w:w="108" w:type="dxa"/>
+            <w:bottom w:w="0" w:type="dxa"/>
+            <w:right w:w="108" w:type="dxa"/>
+          </w:tblCellMar>
+        </w:tblPrEx>
+        <w:trPr>
+          <w:trHeight w:val="898" w:hRule="atLeast"/>
+        </w:trPr>
+        <w:tc>
+          <w:tcPr>
+            <w:tcW w:w="2952" w:type="dxa"/>
+          </w:tcPr>
+          <w:p>
+            <w:pPr>
+              <w:widowControl w:val="0"/>
+              <w:ind w:right="59" w:firstLine="0"/>
+              <w:jc w:val="center"/>
+              <w:rPr>
+                <w:rFonts w:hint="default"/>
+                <w:lang w:val="en-US"/>
+              </w:rPr>
+            </w:pPr>
+            <w:r>
+              <w:rPr>
+                <w:rFonts w:hint="default"/>
+                <w:lang w:val="en-US"/>
+              </w:rPr>
+              <w:t>ONETENTH</w:t>
+            </w:r>
+          </w:p>
+        </w:tc>
+        <w:tc>
+          <w:tcPr>
+            <w:tcW w:w="2636" w:type="dxa"/>
+          </w:tcPr>
+          <w:p>
+            <w:pPr>
+              <w:widowControl w:val="0"/>
+              <w:ind w:right="59" w:firstLine="0"/>
+              <w:jc w:val="center"/>
+              <w:rPr>
+                <w:lang w:val="en-US"/>
+              </w:rPr>
+            </w:pPr>
+            <w:r>
+              <w:rPr>
+                <w:rFonts w:hint="default"/>
+                <w:lang w:val="en-US"/>
+              </w:rPr>
+              <w:t>double</w:t>
+            </w:r>
+          </w:p>
+        </w:tc>
+        <w:tc>
+          <w:tcPr>
+            <w:tcW w:w="3817" w:type="dxa"/>
+          </w:tcPr>
+          <w:p>
+            <w:pPr>
+              <w:widowControl w:val="0"/>
+              <w:ind w:right="59" w:firstLine="0"/>
+              <w:jc w:val="center"/>
+            </w:pPr>
+            <w:r>
+              <w:rPr>
+                <w:lang w:val="ru-RU"/>
+              </w:rPr>
+              <w:t>Постоянная</w:t>
+            </w:r>
+            <w:r>
+              <w:rPr>
+                <w:rFonts w:hint="default"/>
+                <w:lang w:val="ru-RU"/>
+              </w:rPr>
+              <w:t xml:space="preserve"> разница в </w:t>
+            </w:r>
+            <w:r>
+              <w:rPr>
+                <w:rFonts w:hint="default"/>
+                <w:lang w:val="en-US"/>
+              </w:rPr>
+              <w:t>1/10</w:t>
+            </w:r>
+            <w:r>
+              <w:rPr>
+                <w:rFonts w:hint="default"/>
+                <w:lang w:val="ru-RU"/>
+              </w:rPr>
+              <w:t xml:space="preserve"> раза</w:t>
+            </w:r>
+          </w:p>
+        </w:tc>
+      </w:tr>
+      <w:tr>
+        <w:tblPrEx>
+          <w:tblBorders>
+            <w:top w:val="single" w:color="auto" w:sz="4" w:space="0"/>
+            <w:left w:val="single" w:color="auto" w:sz="4" w:space="0"/>
+            <w:bottom w:val="single" w:color="auto" w:sz="4" w:space="0"/>
+            <w:right w:val="single" w:color="auto" w:sz="4" w:space="0"/>
+            <w:insideH w:val="single" w:color="auto" w:sz="4" w:space="0"/>
+            <w:insideV w:val="single" w:color="auto" w:sz="4" w:space="0"/>
+          </w:tblBorders>
+          <w:tblCellMar>
+            <w:top w:w="0" w:type="dxa"/>
+            <w:left w:w="108" w:type="dxa"/>
+            <w:bottom w:w="0" w:type="dxa"/>
+            <w:right w:w="108" w:type="dxa"/>
+          </w:tblCellMar>
+        </w:tblPrEx>
+        <w:trPr>
+          <w:trHeight w:val="898" w:hRule="atLeast"/>
+        </w:trPr>
+        <w:tc>
+          <w:tcPr>
+            <w:tcW w:w="2952" w:type="dxa"/>
+            <w:vAlign w:val="top"/>
+          </w:tcPr>
+          <w:p>
+            <w:pPr>
+              <w:widowControl w:val="0"/>
+              <w:ind w:right="59" w:rightChars="0" w:firstLine="0" w:firstLineChars="0"/>
+              <w:jc w:val="center"/>
+              <w:rPr>
+                <w:lang w:val="en-US"/>
+              </w:rPr>
+            </w:pPr>
+            <w:r>
+              <w:rPr>
+                <w:lang w:val="en-US"/>
+              </w:rPr>
+              <w:t>_wrapper</w:t>
+            </w:r>
+          </w:p>
+        </w:tc>
+        <w:tc>
+          <w:tcPr>
+            <w:tcW w:w="2636" w:type="dxa"/>
+            <w:vAlign w:val="top"/>
+          </w:tcPr>
+          <w:p>
+            <w:pPr>
+              <w:widowControl w:val="0"/>
+              <w:ind w:right="59" w:rightChars="0" w:firstLine="0" w:firstLineChars="0"/>
+              <w:jc w:val="center"/>
+              <w:rPr>
+                <w:lang w:val="en-US"/>
+              </w:rPr>
+            </w:pPr>
+            <w:r>
+              <w:rPr>
+                <w:lang w:val="en-US"/>
+              </w:rPr>
+              <w:t>Wrapper</w:t>
+            </w:r>
+          </w:p>
+        </w:tc>
+        <w:tc>
+          <w:tcPr>
+            <w:tcW w:w="3817" w:type="dxa"/>
+            <w:vAlign w:val="top"/>
+          </w:tcPr>
+          <w:p>
+            <w:pPr>
+              <w:widowControl w:val="0"/>
+              <w:ind w:right="59" w:rightChars="0" w:firstLine="0" w:firstLineChars="0"/>
+              <w:jc w:val="center"/>
+            </w:pPr>
+            <w:r>
+              <w:t xml:space="preserve">Хранит в себе объект обёртки </w:t>
+            </w:r>
+            <w:r>
+              <w:rPr>
+                <w:lang w:val="en-US"/>
+              </w:rPr>
+              <w:t>API</w:t>
+            </w:r>
+          </w:p>
+        </w:tc>
+      </w:tr>
+    </w:tbl>
+    <w:p>
+      <w:pPr>
+        <w:ind w:right="59" w:firstLine="0"/>
+      </w:pPr>
+    </w:p>
+    <w:p>
+      <w:pPr>
+        <w:ind w:right="59" w:firstLine="0"/>
+      </w:pPr>
+    </w:p>
+    <w:p>
+      <w:pPr>
+        <w:ind w:right="59" w:firstLine="0"/>
+      </w:pPr>
+    </w:p>
+    <w:p>
+      <w:pPr>
+        <w:ind w:right="59" w:firstLine="708"/>
+        <w:rPr>
+          <w:sz w:val="24"/>
+          <w:szCs w:val="24"/>
+          <w:lang w:val="en-US"/>
+        </w:rPr>
+      </w:pPr>
+      <w:r>
+        <w:rPr>
+          <w:sz w:val="24"/>
+          <w:szCs w:val="24"/>
+        </w:rPr>
+        <w:t xml:space="preserve">Таблица 7.6 − Методы класса </w:t>
+      </w:r>
+      <w:r>
+        <w:rPr>
+          <w:sz w:val="24"/>
+          <w:szCs w:val="24"/>
+          <w:lang w:val="en-US"/>
+        </w:rPr>
+        <w:t>Builder</w:t>
+      </w:r>
+    </w:p>
+    <w:tbl>
+      <w:tblPr>
+        <w:tblStyle w:val="17"/>
+        <w:tblW w:w="0" w:type="auto"/>
+        <w:tblInd w:w="133" w:type="dxa"/>
+        <w:tblBorders>
+          <w:top w:val="single" w:color="auto" w:sz="4" w:space="0"/>
+          <w:left w:val="single" w:color="auto" w:sz="4" w:space="0"/>
+          <w:bottom w:val="single" w:color="auto" w:sz="4" w:space="0"/>
+          <w:right w:val="single" w:color="auto" w:sz="4" w:space="0"/>
+          <w:insideH w:val="single" w:color="auto" w:sz="4" w:space="0"/>
+          <w:insideV w:val="single" w:color="auto" w:sz="4" w:space="0"/>
+        </w:tblBorders>
+        <w:tblLayout w:type="fixed"/>
+        <w:tblCellMar>
+          <w:top w:w="0" w:type="dxa"/>
+          <w:left w:w="108" w:type="dxa"/>
+          <w:bottom w:w="0" w:type="dxa"/>
+          <w:right w:w="108" w:type="dxa"/>
+        </w:tblCellMar>
+      </w:tblPr>
+      <w:tblGrid>
+        <w:gridCol w:w="1546"/>
+        <w:gridCol w:w="2434"/>
+        <w:gridCol w:w="5384"/>
+      </w:tblGrid>
+      <w:tr>
+        <w:tblPrEx>
+          <w:tblBorders>
+            <w:top w:val="single" w:color="auto" w:sz="4" w:space="0"/>
+            <w:left w:val="single" w:color="auto" w:sz="4" w:space="0"/>
+            <w:bottom w:val="single" w:color="auto" w:sz="4" w:space="0"/>
+            <w:right w:val="single" w:color="auto" w:sz="4" w:space="0"/>
+            <w:insideH w:val="single" w:color="auto" w:sz="4" w:space="0"/>
+            <w:insideV w:val="single" w:color="auto" w:sz="4" w:space="0"/>
+          </w:tblBorders>
+          <w:tblCellMar>
+            <w:top w:w="0" w:type="dxa"/>
+            <w:left w:w="108" w:type="dxa"/>
+            <w:bottom w:w="0" w:type="dxa"/>
+            <w:right w:w="108" w:type="dxa"/>
+          </w:tblCellMar>
+        </w:tblPrEx>
+        <w:trPr>
+          <w:trHeight w:val="749" w:hRule="atLeast"/>
+        </w:trPr>
+        <w:tc>
+          <w:tcPr>
+            <w:tcW w:w="1546" w:type="dxa"/>
+          </w:tcPr>
+          <w:p>
+            <w:pPr>
+              <w:widowControl w:val="0"/>
+              <w:ind w:right="59" w:firstLine="0"/>
+              <w:jc w:val="center"/>
+              <w:rPr>
+                <w:sz w:val="24"/>
+                <w:szCs w:val="24"/>
+              </w:rPr>
+            </w:pPr>
+            <w:r>
+              <w:rPr>
+                <w:sz w:val="24"/>
+                <w:szCs w:val="24"/>
+              </w:rPr>
+              <w:t>Название</w:t>
+            </w:r>
+          </w:p>
+        </w:tc>
+        <w:tc>
+          <w:tcPr>
+            <w:tcW w:w="2434" w:type="dxa"/>
+          </w:tcPr>
+          <w:p>
+            <w:pPr>
+              <w:widowControl w:val="0"/>
+              <w:ind w:right="59" w:firstLine="0"/>
+              <w:jc w:val="center"/>
+              <w:rPr>
+                <w:sz w:val="24"/>
+                <w:szCs w:val="24"/>
+              </w:rPr>
+            </w:pPr>
+            <w:r>
+              <w:rPr>
+                <w:sz w:val="24"/>
+                <w:szCs w:val="24"/>
+              </w:rPr>
+              <w:t>Входные параметры</w:t>
+            </w:r>
+          </w:p>
+        </w:tc>
+        <w:tc>
+          <w:tcPr>
+            <w:tcW w:w="5384" w:type="dxa"/>
+          </w:tcPr>
+          <w:p>
+            <w:pPr>
+              <w:widowControl w:val="0"/>
+              <w:ind w:right="59" w:firstLine="0"/>
+              <w:jc w:val="center"/>
+              <w:rPr>
+                <w:sz w:val="24"/>
+                <w:szCs w:val="24"/>
+              </w:rPr>
+            </w:pPr>
+            <w:r>
+              <w:rPr>
+                <w:sz w:val="24"/>
+                <w:szCs w:val="24"/>
+              </w:rPr>
+              <w:t>Описание</w:t>
+            </w:r>
+          </w:p>
+        </w:tc>
+      </w:tr>
+      <w:tr>
+        <w:tblPrEx>
+          <w:tblBorders>
+            <w:top w:val="single" w:color="auto" w:sz="4" w:space="0"/>
+            <w:left w:val="single" w:color="auto" w:sz="4" w:space="0"/>
+            <w:bottom w:val="single" w:color="auto" w:sz="4" w:space="0"/>
+            <w:right w:val="single" w:color="auto" w:sz="4" w:space="0"/>
+            <w:insideH w:val="single" w:color="auto" w:sz="4" w:space="0"/>
+            <w:insideV w:val="single" w:color="auto" w:sz="4" w:space="0"/>
+          </w:tblBorders>
+          <w:tblCellMar>
+            <w:top w:w="0" w:type="dxa"/>
+            <w:left w:w="108" w:type="dxa"/>
+            <w:bottom w:w="0" w:type="dxa"/>
+            <w:right w:w="108" w:type="dxa"/>
+          </w:tblCellMar>
+        </w:tblPrEx>
+        <w:trPr>
+          <w:trHeight w:val="313" w:hRule="atLeast"/>
+        </w:trPr>
+        <w:tc>
+          <w:tcPr>
+            <w:tcW w:w="1546" w:type="dxa"/>
+          </w:tcPr>
+          <w:p>
+            <w:pPr>
+              <w:widowControl w:val="0"/>
+              <w:ind w:right="59" w:firstLine="0"/>
+              <w:jc w:val="center"/>
+              <w:rPr>
+                <w:sz w:val="24"/>
+                <w:szCs w:val="24"/>
+                <w:lang w:val="en-US"/>
+              </w:rPr>
+            </w:pPr>
+            <w:r>
+              <w:rPr>
+                <w:sz w:val="24"/>
+                <w:szCs w:val="24"/>
+                <w:lang w:val="en-US"/>
+              </w:rPr>
+              <w:t>Build</w:t>
+            </w:r>
+          </w:p>
+        </w:tc>
+        <w:tc>
+          <w:tcPr>
+            <w:tcW w:w="2434" w:type="dxa"/>
+          </w:tcPr>
+          <w:p>
+            <w:pPr>
+              <w:widowControl w:val="0"/>
+              <w:ind w:right="59" w:firstLine="0"/>
+              <w:jc w:val="center"/>
+              <w:rPr>
+                <w:sz w:val="24"/>
+                <w:szCs w:val="24"/>
+                <w:lang w:val="en-US"/>
+              </w:rPr>
+            </w:pPr>
+            <w:r>
+              <w:rPr>
+                <w:sz w:val="24"/>
+                <w:szCs w:val="24"/>
+                <w:lang w:val="en-US"/>
+              </w:rPr>
+              <w:t>Parameters</w:t>
+            </w:r>
+          </w:p>
+        </w:tc>
+        <w:tc>
+          <w:tcPr>
+            <w:tcW w:w="5384" w:type="dxa"/>
+          </w:tcPr>
+          <w:p>
+            <w:pPr>
+              <w:widowControl w:val="0"/>
+              <w:ind w:right="59" w:firstLine="0"/>
+              <w:jc w:val="center"/>
+              <w:rPr>
+                <w:sz w:val="24"/>
+                <w:szCs w:val="24"/>
+              </w:rPr>
+            </w:pPr>
+            <w:r>
+              <w:rPr>
+                <w:sz w:val="24"/>
+                <w:szCs w:val="24"/>
+              </w:rPr>
+              <w:t>Построение модели по заданным параметрам</w:t>
+            </w:r>
+          </w:p>
+        </w:tc>
+      </w:tr>
+      <w:tr>
+        <w:tblPrEx>
+          <w:tblBorders>
+            <w:top w:val="single" w:color="auto" w:sz="4" w:space="0"/>
+            <w:left w:val="single" w:color="auto" w:sz="4" w:space="0"/>
+            <w:bottom w:val="single" w:color="auto" w:sz="4" w:space="0"/>
+            <w:right w:val="single" w:color="auto" w:sz="4" w:space="0"/>
+            <w:insideH w:val="single" w:color="auto" w:sz="4" w:space="0"/>
+            <w:insideV w:val="single" w:color="auto" w:sz="4" w:space="0"/>
+          </w:tblBorders>
+          <w:tblCellMar>
+            <w:top w:w="0" w:type="dxa"/>
+            <w:left w:w="108" w:type="dxa"/>
+            <w:bottom w:w="0" w:type="dxa"/>
+            <w:right w:w="108" w:type="dxa"/>
+          </w:tblCellMar>
+        </w:tblPrEx>
+        <w:trPr>
+          <w:trHeight w:val="307" w:hRule="atLeast"/>
+        </w:trPr>
+        <w:tc>
+          <w:tcPr>
+            <w:tcW w:w="1546" w:type="dxa"/>
+          </w:tcPr>
+          <w:p>
+            <w:pPr>
+              <w:widowControl w:val="0"/>
+              <w:ind w:right="59" w:firstLine="0"/>
+              <w:jc w:val="center"/>
+              <w:rPr>
+                <w:sz w:val="24"/>
+                <w:szCs w:val="24"/>
+                <w:lang w:val="en-US"/>
+              </w:rPr>
+            </w:pPr>
+            <w:r>
+              <w:rPr>
+                <w:sz w:val="24"/>
+                <w:szCs w:val="24"/>
+                <w:lang w:val="en-US"/>
+              </w:rPr>
+              <w:t>BuildRod</w:t>
+            </w:r>
+          </w:p>
+        </w:tc>
+        <w:tc>
+          <w:tcPr>
+            <w:tcW w:w="2434" w:type="dxa"/>
+          </w:tcPr>
+          <w:p>
+            <w:pPr>
+              <w:widowControl w:val="0"/>
+              <w:ind w:right="59" w:firstLine="0"/>
+              <w:jc w:val="center"/>
+              <w:rPr>
+                <w:sz w:val="24"/>
+                <w:szCs w:val="24"/>
+                <w:lang w:val="en-US"/>
+              </w:rPr>
+            </w:pPr>
+            <w:r>
+              <w:rPr>
+                <w:sz w:val="24"/>
+                <w:szCs w:val="24"/>
+                <w:lang w:val="en-US"/>
+              </w:rPr>
+              <w:t>Parameters</w:t>
+            </w:r>
+          </w:p>
+        </w:tc>
+        <w:tc>
+          <w:tcPr>
+            <w:tcW w:w="5384" w:type="dxa"/>
+          </w:tcPr>
+          <w:p>
+            <w:pPr>
+              <w:widowControl w:val="0"/>
+              <w:ind w:right="59" w:firstLine="0"/>
+              <w:jc w:val="center"/>
+              <w:rPr>
+                <w:sz w:val="24"/>
+                <w:szCs w:val="24"/>
+              </w:rPr>
+            </w:pPr>
+            <w:r>
+              <w:rPr>
+                <w:sz w:val="24"/>
+                <w:szCs w:val="24"/>
+              </w:rPr>
+              <w:t>Построение стержня отвёртки</w:t>
+            </w:r>
+          </w:p>
+        </w:tc>
+      </w:tr>
+      <w:tr>
+        <w:tblPrEx>
+          <w:tblBorders>
+            <w:top w:val="single" w:color="auto" w:sz="4" w:space="0"/>
+            <w:left w:val="single" w:color="auto" w:sz="4" w:space="0"/>
+            <w:bottom w:val="single" w:color="auto" w:sz="4" w:space="0"/>
+            <w:right w:val="single" w:color="auto" w:sz="4" w:space="0"/>
+            <w:insideH w:val="single" w:color="auto" w:sz="4" w:space="0"/>
+            <w:insideV w:val="single" w:color="auto" w:sz="4" w:space="0"/>
+          </w:tblBorders>
+          <w:tblCellMar>
+            <w:top w:w="0" w:type="dxa"/>
+            <w:left w:w="108" w:type="dxa"/>
+            <w:bottom w:w="0" w:type="dxa"/>
+            <w:right w:w="108" w:type="dxa"/>
+          </w:tblCellMar>
+        </w:tblPrEx>
+        <w:trPr>
+          <w:trHeight w:val="457" w:hRule="atLeast"/>
+        </w:trPr>
+        <w:tc>
+          <w:tcPr>
+            <w:tcW w:w="1546" w:type="dxa"/>
+            <w:tcBorders>
+              <w:bottom w:val="nil"/>
+            </w:tcBorders>
+          </w:tcPr>
+          <w:p>
+            <w:pPr>
+              <w:widowControl w:val="0"/>
+              <w:ind w:right="59" w:firstLine="0"/>
+              <w:jc w:val="center"/>
+              <w:rPr>
+                <w:sz w:val="24"/>
+                <w:szCs w:val="24"/>
+                <w:lang w:val="en-US"/>
+              </w:rPr>
+            </w:pPr>
+            <w:r>
+              <w:rPr>
+                <w:sz w:val="24"/>
+                <w:szCs w:val="24"/>
+                <w:lang w:val="en-US"/>
+              </w:rPr>
+              <w:t>BuildHandle</w:t>
+            </w:r>
+          </w:p>
+        </w:tc>
+        <w:tc>
+          <w:tcPr>
+            <w:tcW w:w="2434" w:type="dxa"/>
+            <w:tcBorders>
+              <w:bottom w:val="nil"/>
+            </w:tcBorders>
+          </w:tcPr>
+          <w:p>
+            <w:pPr>
+              <w:widowControl w:val="0"/>
+              <w:ind w:right="59" w:firstLine="0"/>
+              <w:jc w:val="center"/>
+              <w:rPr>
+                <w:sz w:val="24"/>
+                <w:szCs w:val="24"/>
+                <w:lang w:val="en-US"/>
+              </w:rPr>
+            </w:pPr>
+            <w:r>
+              <w:rPr>
+                <w:sz w:val="24"/>
+                <w:szCs w:val="24"/>
+                <w:lang w:val="en-US"/>
+              </w:rPr>
+              <w:t>Parameters</w:t>
+            </w:r>
+          </w:p>
+        </w:tc>
+        <w:tc>
+          <w:tcPr>
+            <w:tcW w:w="5384" w:type="dxa"/>
+            <w:tcBorders>
+              <w:bottom w:val="nil"/>
+            </w:tcBorders>
+          </w:tcPr>
+          <w:p>
+            <w:pPr>
+              <w:widowControl w:val="0"/>
+              <w:ind w:right="59" w:firstLine="0"/>
+              <w:jc w:val="center"/>
+              <w:rPr>
+                <w:sz w:val="24"/>
+                <w:szCs w:val="24"/>
+              </w:rPr>
+            </w:pPr>
+            <w:r>
+              <w:rPr>
+                <w:sz w:val="24"/>
+                <w:szCs w:val="24"/>
+              </w:rPr>
+              <w:t>Построение ручки отвёртки</w:t>
+            </w:r>
+          </w:p>
+        </w:tc>
+      </w:tr>
+      <w:tr>
+        <w:tblPrEx>
+          <w:tblBorders>
+            <w:top w:val="single" w:color="auto" w:sz="4" w:space="0"/>
+            <w:left w:val="single" w:color="auto" w:sz="4" w:space="0"/>
+            <w:bottom w:val="single" w:color="auto" w:sz="4" w:space="0"/>
+            <w:right w:val="single" w:color="auto" w:sz="4" w:space="0"/>
+            <w:insideH w:val="single" w:color="auto" w:sz="4" w:space="0"/>
+            <w:insideV w:val="single" w:color="auto" w:sz="4" w:space="0"/>
+          </w:tblBorders>
+          <w:tblCellMar>
+            <w:top w:w="0" w:type="dxa"/>
+            <w:left w:w="108" w:type="dxa"/>
+            <w:bottom w:w="0" w:type="dxa"/>
+            <w:right w:w="108" w:type="dxa"/>
+          </w:tblCellMar>
+        </w:tblPrEx>
+        <w:trPr>
+          <w:trHeight w:val="4575" w:hRule="atLeast"/>
+        </w:trPr>
+        <w:tc>
+          <w:tcPr>
+            <w:tcW w:w="1546" w:type="dxa"/>
+          </w:tcPr>
+          <w:p>
+            <w:pPr>
+              <w:widowControl w:val="0"/>
+              <w:ind w:right="59" w:firstLine="0"/>
+              <w:jc w:val="center"/>
+              <w:rPr>
+                <w:sz w:val="24"/>
+                <w:szCs w:val="24"/>
+                <w:lang w:val="en-US"/>
+              </w:rPr>
+            </w:pPr>
+            <w:r>
+              <w:rPr>
+                <w:sz w:val="24"/>
+                <w:szCs w:val="24"/>
                 <w:lang w:val="en-US"/>
               </w:rPr>
               <w:t>Helper</w:t>
@@ -8818,7 +10239,7 @@
         </w:tc>
         <w:tc>
           <w:tcPr>
-            <w:tcW w:w="2051" w:type="dxa"/>
+            <w:tcW w:w="2434" w:type="dxa"/>
           </w:tcPr>
           <w:p>
             <w:pPr>
@@ -8826,12 +10247,15 @@
               <w:ind w:right="59" w:firstLine="0"/>
               <w:jc w:val="center"/>
               <w:rPr>
-                <w:lang w:val="en-US"/>
-              </w:rPr>
-            </w:pPr>
-            <w:r>
-              <w:rPr>
-                <w:szCs w:val="28"/>
+                <w:sz w:val="24"/>
+                <w:szCs w:val="24"/>
+                <w:lang w:val="en-US"/>
+              </w:rPr>
+            </w:pPr>
+            <w:r>
+              <w:rPr>
+                <w:sz w:val="24"/>
+                <w:szCs w:val="24"/>
                 <w:lang w:val="en-US"/>
               </w:rPr>
               <w:t>double[,], int[], int[], double[], int[], int[]</w:t>
@@ -8840,15 +10264,23 @@
         </w:tc>
         <w:tc>
           <w:tcPr>
-            <w:tcW w:w="5218" w:type="dxa"/>
+            <w:tcW w:w="5384" w:type="dxa"/>
           </w:tcPr>
           <w:p>
             <w:pPr>
               <w:widowControl w:val="0"/>
               <w:ind w:right="59" w:firstLine="0"/>
               <w:jc w:val="center"/>
-            </w:pPr>
-            <w:r>
+              <w:rPr>
+                <w:sz w:val="24"/>
+                <w:szCs w:val="24"/>
+              </w:rPr>
+            </w:pPr>
+            <w:r>
+              <w:rPr>
+                <w:sz w:val="24"/>
+                <w:szCs w:val="24"/>
+              </w:rPr>
               <w:t>Вспомогательный метод, позволяющий избавиться от дублирования кода (повторяет цикл операций: создать эскиз, создать линию, выдавить).</w:t>
             </w:r>
           </w:p>
@@ -8857,59 +10289,99 @@
               <w:widowControl w:val="0"/>
               <w:ind w:right="59" w:firstLine="0"/>
               <w:jc w:val="center"/>
-            </w:pPr>
-            <w:r>
-              <w:rPr>
+              <w:rPr>
+                <w:sz w:val="24"/>
+                <w:szCs w:val="24"/>
+              </w:rPr>
+            </w:pPr>
+            <w:r>
+              <w:rPr>
+                <w:sz w:val="24"/>
+                <w:szCs w:val="24"/>
                 <w:lang w:val="en-US"/>
               </w:rPr>
               <w:t>double</w:t>
             </w:r>
             <w:r>
+              <w:rPr>
+                <w:sz w:val="24"/>
+                <w:szCs w:val="24"/>
+              </w:rPr>
               <w:t xml:space="preserve">[,] двумерный массив с координатами точек по которым строится линия, </w:t>
             </w:r>
             <w:r>
               <w:rPr>
+                <w:sz w:val="24"/>
+                <w:szCs w:val="24"/>
                 <w:lang w:val="en-US"/>
               </w:rPr>
               <w:t>int</w:t>
             </w:r>
             <w:r>
+              <w:rPr>
+                <w:sz w:val="24"/>
+                <w:szCs w:val="24"/>
+              </w:rPr>
               <w:t xml:space="preserve">[] тип выдавливания, </w:t>
             </w:r>
             <w:r>
               <w:rPr>
+                <w:sz w:val="24"/>
+                <w:szCs w:val="24"/>
                 <w:lang w:val="en-US"/>
               </w:rPr>
               <w:t>int</w:t>
             </w:r>
             <w:r>
+              <w:rPr>
+                <w:sz w:val="24"/>
+                <w:szCs w:val="24"/>
+              </w:rPr>
               <w:t xml:space="preserve">[] тип эскиза (на какой плоскости), </w:t>
             </w:r>
             <w:r>
               <w:rPr>
+                <w:sz w:val="24"/>
+                <w:szCs w:val="24"/>
                 <w:lang w:val="en-US"/>
               </w:rPr>
               <w:t>double</w:t>
             </w:r>
             <w:r>
+              <w:rPr>
+                <w:sz w:val="24"/>
+                <w:szCs w:val="24"/>
+              </w:rPr>
               <w:t xml:space="preserve">[] глубина выдавливания, </w:t>
             </w:r>
             <w:r>
               <w:rPr>
+                <w:sz w:val="24"/>
+                <w:szCs w:val="24"/>
                 <w:lang w:val="en-US"/>
               </w:rPr>
               <w:t>int</w:t>
             </w:r>
             <w:r>
+              <w:rPr>
+                <w:sz w:val="24"/>
+                <w:szCs w:val="24"/>
+              </w:rPr>
               <w:t xml:space="preserve">[] начало для сбора точек в двумерном массиве, </w:t>
             </w:r>
             <w:r>
               <w:rPr>
+                <w:sz w:val="24"/>
+                <w:szCs w:val="24"/>
                 <w:lang w:val="en-US"/>
               </w:rPr>
               <w:t>int</w:t>
             </w:r>
             <w:r>
+              <w:rPr>
+                <w:sz w:val="24"/>
+                <w:szCs w:val="24"/>
+              </w:rPr>
               <w:t>[] количество сборов точек (построенных линий)</w:t>
             </w:r>
           </w:p>
@@ -10088,128 +11560,14 @@
           </w:p>
         </w:tc>
       </w:tr>
-      <w:tr>
-        <w:tblPrEx>
-          <w:tblBorders>
-            <w:top w:val="single" w:color="auto" w:sz="4" w:space="0"/>
-            <w:left w:val="single" w:color="auto" w:sz="4" w:space="0"/>
-            <w:bottom w:val="single" w:color="auto" w:sz="4" w:space="0"/>
-            <w:right w:val="single" w:color="auto" w:sz="4" w:space="0"/>
-            <w:insideH w:val="single" w:color="auto" w:sz="4" w:space="0"/>
-            <w:insideV w:val="single" w:color="auto" w:sz="4" w:space="0"/>
-          </w:tblBorders>
-          <w:tblCellMar>
-            <w:top w:w="0" w:type="dxa"/>
-            <w:left w:w="108" w:type="dxa"/>
-            <w:bottom w:w="0" w:type="dxa"/>
-            <w:right w:w="108" w:type="dxa"/>
-          </w:tblCellMar>
-        </w:tblPrEx>
-        <w:tc>
-          <w:tcPr>
-            <w:tcW w:w="1429" w:type="dxa"/>
-            <w:tcBorders>
-              <w:tl2br w:val="nil"/>
-              <w:tr2bl w:val="nil"/>
-            </w:tcBorders>
-          </w:tcPr>
-          <w:p>
-            <w:pPr>
-              <w:widowControl w:val="0"/>
-              <w:spacing w:beforeAutospacing="1" w:after="0" w:afterAutospacing="1" w:line="240" w:lineRule="auto"/>
-              <w:ind w:firstLine="0"/>
-              <w:jc w:val="center"/>
-              <w:rPr>
-                <w:rFonts w:hint="default"/>
-                <w:sz w:val="24"/>
-                <w:szCs w:val="24"/>
-                <w:lang w:val="en-US" w:eastAsia="zh-CN" w:bidi="ar"/>
-              </w:rPr>
-            </w:pPr>
-            <w:r>
-              <w:rPr>
-                <w:rFonts w:hint="default"/>
-                <w:sz w:val="24"/>
-                <w:szCs w:val="24"/>
-                <w:lang w:val="en-US" w:eastAsia="zh-CN" w:bidi="ar"/>
-              </w:rPr>
-              <w:t>DefineMinMax</w:t>
-            </w:r>
-          </w:p>
-        </w:tc>
-        <w:tc>
-          <w:tcPr>
-            <w:tcW w:w="7833" w:type="dxa"/>
-            <w:tcBorders>
-              <w:tl2br w:val="nil"/>
-              <w:tr2bl w:val="nil"/>
-            </w:tcBorders>
-          </w:tcPr>
-          <w:p>
-            <w:pPr>
-              <w:widowControl w:val="0"/>
-              <w:spacing w:beforeAutospacing="1" w:after="0" w:afterAutospacing="1" w:line="240" w:lineRule="auto"/>
-              <w:ind w:firstLine="0"/>
-              <w:jc w:val="center"/>
-              <w:rPr>
-                <w:rFonts w:hint="default"/>
-                <w:sz w:val="24"/>
-                <w:szCs w:val="24"/>
-                <w:lang w:val="en-US" w:eastAsia="zh-CN" w:bidi="ar"/>
-              </w:rPr>
-            </w:pPr>
-            <w:r>
-              <w:rPr>
-                <w:rFonts w:hint="default"/>
-                <w:sz w:val="24"/>
-                <w:szCs w:val="24"/>
-                <w:lang w:val="ru-RU" w:eastAsia="zh-CN" w:bidi="ar"/>
-              </w:rPr>
-              <w:t xml:space="preserve">Определяет </w:t>
-            </w:r>
-            <w:r>
-              <w:rPr>
-                <w:rFonts w:hint="default"/>
-                <w:sz w:val="24"/>
-                <w:szCs w:val="24"/>
-                <w:lang w:val="en-US" w:eastAsia="zh-CN" w:bidi="ar"/>
-              </w:rPr>
-              <w:t xml:space="preserve">_minValue </w:t>
-            </w:r>
-            <w:r>
-              <w:rPr>
-                <w:rFonts w:hint="default"/>
-                <w:sz w:val="24"/>
-                <w:szCs w:val="24"/>
-                <w:lang w:val="ru-RU" w:eastAsia="zh-CN" w:bidi="ar"/>
-              </w:rPr>
-              <w:t xml:space="preserve">и </w:t>
-            </w:r>
-            <w:r>
-              <w:rPr>
-                <w:rFonts w:hint="default"/>
-                <w:sz w:val="24"/>
-                <w:szCs w:val="24"/>
-                <w:lang w:val="en-US" w:eastAsia="zh-CN" w:bidi="ar"/>
-              </w:rPr>
-              <w:t xml:space="preserve">_maxValue </w:t>
-            </w:r>
-            <w:r>
-              <w:rPr>
-                <w:rFonts w:hint="default"/>
-                <w:sz w:val="24"/>
-                <w:szCs w:val="24"/>
-                <w:lang w:val="ru-RU" w:eastAsia="zh-CN" w:bidi="ar"/>
-              </w:rPr>
-              <w:t>для параметра</w:t>
-            </w:r>
-          </w:p>
-        </w:tc>
-      </w:tr>
     </w:tbl>
     <w:p>
       <w:pPr>
         <w:ind w:right="59" w:firstLine="0"/>
+        <w:rPr>
+          <w:rFonts w:hint="default"/>
+          <w:lang w:val="en-US"/>
+        </w:rPr>
       </w:pPr>
     </w:p>
     <w:p>
@@ -11878,7 +13236,7 @@
         <w:rPr>
           <w:rFonts w:hint="default"/>
           <w:szCs w:val="28"/>
-          <w:lang w:val="en-US"/>
+          <w:lang w:val="ru-RU"/>
         </w:rPr>
       </w:pPr>
       <w:r>
@@ -12002,12 +13360,52 @@
         </w:rPr>
         <w:t>CheckBoxIsHoleExist_CheckedChanged;</w:t>
       </w:r>
-    </w:p>
-    <w:p>
-      <w:pPr>
+      <w:r>
         <w:rPr>
           <w:rFonts w:hint="default"/>
           <w:szCs w:val="28"/>
+          <w:lang w:val="ru-RU"/>
+        </w:rPr>
+        <w:t xml:space="preserve"> Объединены </w:t>
+      </w:r>
+      <w:r>
+        <w:rPr>
+          <w:rFonts w:hint="default"/>
+          <w:szCs w:val="28"/>
+          <w:lang w:val="en-US"/>
+        </w:rPr>
+        <w:t xml:space="preserve">TextBoxLeave </w:t>
+      </w:r>
+      <w:r>
+        <w:rPr>
+          <w:rFonts w:hint="default"/>
+          <w:szCs w:val="28"/>
+          <w:lang w:val="ru-RU"/>
+        </w:rPr>
+        <w:t>для параметров ручки и параметров наконечника</w:t>
+      </w:r>
+      <w:r>
+        <w:rPr>
+          <w:rFonts w:hint="default"/>
+          <w:szCs w:val="28"/>
+          <w:lang w:val="en-US"/>
+        </w:rPr>
+        <w:t>;</w:t>
+      </w:r>
+      <w:r>
+        <w:rPr>
+          <w:rFonts w:hint="default"/>
+          <w:szCs w:val="28"/>
+          <w:lang w:val="ru-RU"/>
+        </w:rPr>
+        <w:t xml:space="preserve"> </w:t>
+      </w:r>
+    </w:p>
+    <w:p>
+      <w:pPr>
+        <w:rPr>
+          <w:rFonts w:hint="default"/>
+          <w:szCs w:val="28"/>
           <w:lang w:val="en-US"/>
         </w:rPr>
       </w:pPr>
@@ -12034,15 +13432,29 @@
         <w:rPr>
           <w:rFonts w:hint="default"/>
           <w:szCs w:val="28"/>
+          <w:lang w:val="en-US"/>
+        </w:rPr>
+        <w:t>8</w:t>
+      </w:r>
+      <w:r>
+        <w:rPr>
+          <w:szCs w:val="28"/>
+        </w:rPr>
+        <w:t xml:space="preserve"> дополнительных пол</w:t>
+      </w:r>
+      <w:r>
+        <w:rPr>
+          <w:rFonts w:hint="default"/>
+          <w:szCs w:val="28"/>
           <w:lang w:val="ru-RU"/>
         </w:rPr>
-        <w:t>4</w:t>
-      </w:r>
-      <w:r>
-        <w:rPr>
-          <w:szCs w:val="28"/>
-        </w:rPr>
-        <w:t xml:space="preserve"> дополнительных поля − _</w:t>
+        <w:t>ей</w:t>
+      </w:r>
+      <w:r>
+        <w:rPr>
+          <w:szCs w:val="28"/>
+        </w:rPr>
+        <w:t xml:space="preserve"> − _</w:t>
       </w:r>
       <w:r>
         <w:rPr>
@@ -12087,6 +13499,22 @@
       </w:r>
       <w:r>
         <w:rPr>
+          <w:rFonts w:hint="default"/>
+          <w:szCs w:val="28"/>
+          <w:lang w:val="ru-RU"/>
+        </w:rPr>
+        <w:t xml:space="preserve"> а также 4 константных </w:t>
+      </w:r>
+      <w:r>
+        <w:rPr>
+          <w:rFonts w:hint="default"/>
+          <w:szCs w:val="28"/>
+          <w:lang w:val="en-US"/>
+        </w:rPr>
+        <w:t>FOURPLE, DIF, DIAMETERDIF, HALF</w:t>
+      </w:r>
+      <w:r>
+        <w:rPr>
           <w:szCs w:val="28"/>
         </w:rPr>
         <w:t xml:space="preserve">; </w:t>
@@ -12102,7 +13530,57 @@
         <w:rPr>
           <w:szCs w:val="28"/>
         </w:rPr>
-        <w:t xml:space="preserve"> перестал принимать входные аргументы, а </w:t>
+        <w:t xml:space="preserve"> </w:t>
+      </w:r>
+      <w:r>
+        <w:rPr>
+          <w:szCs w:val="28"/>
+          <w:lang w:val="ru-RU"/>
+        </w:rPr>
+        <w:t>стал</w:t>
+      </w:r>
+      <w:r>
+        <w:rPr>
+          <w:rFonts w:hint="default"/>
+          <w:szCs w:val="28"/>
+          <w:lang w:val="ru-RU"/>
+        </w:rPr>
+        <w:t xml:space="preserve"> принимать</w:t>
+      </w:r>
+      <w:r>
+        <w:rPr>
+          <w:szCs w:val="28"/>
+        </w:rPr>
+        <w:t xml:space="preserve"> </w:t>
+      </w:r>
+      <w:r>
+        <w:rPr>
+          <w:szCs w:val="28"/>
+          <w:lang w:val="ru-RU"/>
+        </w:rPr>
+        <w:t>на</w:t>
+      </w:r>
+      <w:r>
+        <w:rPr>
+          <w:rFonts w:hint="default"/>
+          <w:szCs w:val="28"/>
+          <w:lang w:val="ru-RU"/>
+        </w:rPr>
+        <w:t xml:space="preserve"> вход </w:t>
+      </w:r>
+      <w:r>
+        <w:rPr>
+          <w:rFonts w:hint="default"/>
+          <w:szCs w:val="28"/>
+          <w:lang w:val="en-US"/>
+        </w:rPr>
+        <w:t>Parameter</w:t>
+      </w:r>
+      <w:r>
+        <w:rPr>
+          <w:szCs w:val="28"/>
+        </w:rPr>
+        <w:t xml:space="preserve">, а </w:t>
       </w:r>
       <w:r>
         <w:rPr>
@@ -12172,11 +13650,45 @@
         </w:rPr>
         <w:t>IsHoleExist;</w:t>
       </w:r>
-    </w:p>
-    <w:p>
-      <w:pPr>
-        <w:rPr>
-          <w:szCs w:val="28"/>
+      <w:r>
+        <w:rPr>
+          <w:rFonts w:hint="default"/>
+          <w:szCs w:val="28"/>
+          <w:lang w:val="ru-RU"/>
+        </w:rPr>
+        <w:t xml:space="preserve"> добавлен метод </w:t>
+      </w:r>
+      <w:r>
+        <w:rPr>
+          <w:rFonts w:hint="default"/>
+          <w:szCs w:val="28"/>
+          <w:lang w:val="en-US"/>
+        </w:rPr>
+        <w:t xml:space="preserve">DefineMinMax </w:t>
+      </w:r>
+      <w:r>
+        <w:rPr>
+          <w:rFonts w:hint="default"/>
+          <w:szCs w:val="28"/>
+          <w:lang w:val="ru-RU"/>
+        </w:rPr>
+        <w:t xml:space="preserve">для определния граничных значений </w:t>
+      </w:r>
+      <w:r>
+        <w:rPr>
+          <w:rFonts w:hint="default"/>
+          <w:szCs w:val="28"/>
+          <w:lang w:val="en-US"/>
+        </w:rPr>
+        <w:t>Parameter;</w:t>
+      </w:r>
+    </w:p>
+    <w:p>
+      <w:pPr>
+        <w:rPr>
+          <w:rFonts w:hint="default"/>
+          <w:szCs w:val="28"/>
+          <w:lang w:val="en-US"/>
         </w:rPr>
       </w:pPr>
       <w:r>
@@ -12224,12 +13736,28 @@
         </w:rPr>
         <w:t>, избавляющий разработчика от циклических повторений строк в коде;</w:t>
       </w:r>
-    </w:p>
-    <w:p>
-      <w:pPr>
+      <w:r>
         <w:rPr>
           <w:rFonts w:hint="default"/>
           <w:szCs w:val="28"/>
+          <w:lang w:val="ru-RU"/>
+        </w:rPr>
+        <w:t xml:space="preserve"> добавлены 10 константных полей</w:t>
+      </w:r>
+      <w:r>
+        <w:rPr>
+          <w:rFonts w:hint="default"/>
+          <w:szCs w:val="28"/>
+          <w:lang w:val="en-US"/>
+        </w:rPr>
+        <w:t>;</w:t>
+      </w:r>
+    </w:p>
+    <w:p>
+      <w:pPr>
+        <w:rPr>
+          <w:rFonts w:hint="default"/>
+          <w:szCs w:val="28"/>
           <w:lang w:val="en-US"/>
         </w:rPr>
       </w:pPr>
@@ -12287,7 +13815,7 @@
           <w:szCs w:val="28"/>
           <w:lang w:val="en-US"/>
         </w:rPr>
-        <w:t>typeOfParameter</w:t>
+        <w:t>typeOfParameter;</w:t>
       </w:r>
       <w:r>
         <w:rPr>
@@ -12295,7 +13823,7 @@
           <w:szCs w:val="28"/>
           <w:lang w:val="ru-RU"/>
         </w:rPr>
-        <w:t xml:space="preserve">, а также метод </w:t>
+        <w:t xml:space="preserve"> Также была установлена связь между </w:t>
       </w:r>
       <w:r>
         <w:rPr>
@@ -12303,7 +13831,7 @@
           <w:szCs w:val="28"/>
           <w:lang w:val="en-US"/>
         </w:rPr>
-        <w:t xml:space="preserve">DefineMinMax </w:t>
+        <w:t xml:space="preserve">Parameter </w:t>
       </w:r>
       <w:r>
         <w:rPr>
@@ -12311,7 +13839,7 @@
           <w:szCs w:val="28"/>
           <w:lang w:val="ru-RU"/>
         </w:rPr>
-        <w:t>для определения минимального и максимального значения</w:t>
+        <w:t xml:space="preserve">и </w:t>
       </w:r>
       <w:r>
         <w:rPr>
@@ -12319,6 +13847,198 @@
           <w:szCs w:val="28"/>
           <w:lang w:val="en-US"/>
         </w:rPr>
+        <w:t>ParameterType;</w:t>
+      </w:r>
+    </w:p>
+    <w:p>
+      <w:pPr>
+        <w:rPr>
+          <w:rFonts w:hint="default"/>
+          <w:szCs w:val="28"/>
+          <w:lang w:val="en-US"/>
+        </w:rPr>
+      </w:pPr>
+      <w:r>
+        <w:rPr>
+          <w:szCs w:val="28"/>
+        </w:rPr>
+        <w:t xml:space="preserve">− </w:t>
+      </w:r>
+      <w:r>
+        <w:rPr>
+          <w:szCs w:val="28"/>
+          <w:lang w:val="en-US"/>
+        </w:rPr>
+        <w:t>Wrapper</w:t>
+      </w:r>
+      <w:r>
+        <w:rPr>
+          <w:szCs w:val="28"/>
+        </w:rPr>
+        <w:t>: были убраны ненужные поля _</w:t>
+      </w:r>
+      <w:r>
+        <w:rPr>
+          <w:szCs w:val="28"/>
+          <w:lang w:val="en-US"/>
+        </w:rPr>
+        <w:t>document</w:t>
+      </w:r>
+      <w:r>
+        <w:rPr>
+          <w:szCs w:val="28"/>
+        </w:rPr>
+        <w:t>3</w:t>
+      </w:r>
+      <w:r>
+        <w:rPr>
+          <w:szCs w:val="28"/>
+          <w:lang w:val="en-US"/>
+        </w:rPr>
+        <w:t>D</w:t>
+      </w:r>
+      <w:r>
+        <w:rPr>
+          <w:szCs w:val="28"/>
+        </w:rPr>
+        <w:t>, _</w:t>
+      </w:r>
+      <w:r>
+        <w:rPr>
+          <w:szCs w:val="28"/>
+          <w:lang w:val="en-US"/>
+        </w:rPr>
+        <w:t>document</w:t>
+      </w:r>
+      <w:r>
+        <w:rPr>
+          <w:szCs w:val="28"/>
+        </w:rPr>
+        <w:t>2</w:t>
+      </w:r>
+      <w:r>
+        <w:rPr>
+          <w:szCs w:val="28"/>
+          <w:lang w:val="en-US"/>
+        </w:rPr>
+        <w:t>D</w:t>
+      </w:r>
+      <w:r>
+        <w:rPr>
+          <w:szCs w:val="28"/>
+        </w:rPr>
+        <w:t>, _</w:t>
+      </w:r>
+      <w:r>
+        <w:rPr>
+          <w:szCs w:val="28"/>
+          <w:lang w:val="en-US"/>
+        </w:rPr>
+        <w:t>sketchDef</w:t>
+      </w:r>
+      <w:r>
+        <w:rPr>
+          <w:szCs w:val="28"/>
+        </w:rPr>
+        <w:t>; было добавлено необходимое поле _</w:t>
+      </w:r>
+      <w:r>
+        <w:rPr>
+          <w:szCs w:val="28"/>
+          <w:lang w:val="en-US"/>
+        </w:rPr>
+        <w:t>plane</w:t>
+      </w:r>
+      <w:r>
+        <w:rPr>
+          <w:szCs w:val="28"/>
+        </w:rPr>
+        <w:t xml:space="preserve">, а также переопределены типы у полей на </w:t>
+      </w:r>
+      <w:r>
+        <w:rPr>
+          <w:szCs w:val="28"/>
+          <w:lang w:val="en-US"/>
+        </w:rPr>
+        <w:t>ksPart</w:t>
+      </w:r>
+      <w:r>
+        <w:rPr>
+          <w:szCs w:val="28"/>
+        </w:rPr>
+        <w:t xml:space="preserve"> у _</w:t>
+      </w:r>
+      <w:r>
+        <w:rPr>
+          <w:szCs w:val="28"/>
+          <w:lang w:val="en-US"/>
+        </w:rPr>
+        <w:t>part</w:t>
+      </w:r>
+      <w:r>
+        <w:rPr>
+          <w:szCs w:val="28"/>
+        </w:rPr>
+        <w:t xml:space="preserve"> и </w:t>
+      </w:r>
+      <w:r>
+        <w:rPr>
+          <w:szCs w:val="28"/>
+          <w:lang w:val="en-US"/>
+        </w:rPr>
+        <w:t>ksEntity</w:t>
+      </w:r>
+      <w:r>
+        <w:rPr>
+          <w:szCs w:val="28"/>
+        </w:rPr>
+        <w:t xml:space="preserve"> у _</w:t>
+      </w:r>
+      <w:r>
+        <w:rPr>
+          <w:szCs w:val="28"/>
+          <w:lang w:val="en-US"/>
+        </w:rPr>
+        <w:t>sketchEntity</w:t>
+      </w:r>
+      <w:r>
+        <w:rPr>
+          <w:szCs w:val="28"/>
+        </w:rPr>
+        <w:t xml:space="preserve"> и _</w:t>
+      </w:r>
+      <w:r>
+        <w:rPr>
+          <w:szCs w:val="28"/>
+          <w:lang w:val="en-US"/>
+        </w:rPr>
+        <w:t>plane</w:t>
+      </w:r>
+      <w:r>
+        <w:rPr>
+          <w:szCs w:val="28"/>
+        </w:rPr>
+        <w:t xml:space="preserve">; </w:t>
+      </w:r>
+      <w:r>
+        <w:rPr>
+          <w:szCs w:val="28"/>
+          <w:lang w:val="en-US"/>
+        </w:rPr>
+        <w:t>CreateLine</w:t>
+      </w:r>
+      <w:r>
+        <w:rPr>
+          <w:szCs w:val="28"/>
+        </w:rPr>
+        <w:t xml:space="preserve"> изменены входные параметры для избавления от повторений в коде</w:t>
+      </w:r>
+      <w:r>
+        <w:rPr>
+          <w:rFonts w:hint="default"/>
+          <w:szCs w:val="28"/>
+          <w:lang w:val="en-US"/>
+        </w:rPr>
         <w:t>;</w:t>
       </w:r>
     </w:p>
@@ -12327,14 +14047,51 @@
         <w:rPr>
           <w:rFonts w:hint="default"/>
           <w:szCs w:val="28"/>
-          <w:lang w:val="en-US"/>
-        </w:rPr>
-      </w:pPr>
-      <w:r>
-        <w:rPr>
-          <w:szCs w:val="28"/>
-        </w:rPr>
-        <w:t xml:space="preserve">− </w:t>
+          <w:lang w:val="ru-RU"/>
+        </w:rPr>
+      </w:pPr>
+      <w:r>
+        <w:rPr>
+          <w:szCs w:val="28"/>
+        </w:rPr>
+        <w:t>−</w:t>
+      </w:r>
+      <w:r>
+        <w:rPr>
+          <w:rFonts w:hint="default"/>
+          <w:szCs w:val="28"/>
+          <w:lang w:val="en-US"/>
+        </w:rPr>
+        <w:t xml:space="preserve"> RodType </w:t>
+      </w:r>
+      <w:r>
+        <w:rPr>
+          <w:rFonts w:hint="default"/>
+          <w:szCs w:val="28"/>
+          <w:lang w:val="ru-RU"/>
+        </w:rPr>
+        <w:t xml:space="preserve">получил новое значение </w:t>
+      </w:r>
+      <w:r>
+        <w:rPr>
+          <w:rFonts w:hint="default"/>
+          <w:szCs w:val="28"/>
+          <w:lang w:val="en-US"/>
+        </w:rPr>
+        <w:t>Rectangle.</w:t>
+      </w:r>
+    </w:p>
+    <w:p>
+      <w:pPr>
+        <w:rPr>
+          <w:szCs w:val="28"/>
+        </w:rPr>
+      </w:pPr>
+      <w:r>
+        <w:rPr>
+          <w:szCs w:val="28"/>
+        </w:rPr>
+        <w:t xml:space="preserve">Большинство из описанных изменений связаны с малым опытом подготовки проекта системы перед написанием кода и упущением деталей, кроме классов </w:t>
       </w:r>
       <w:r>
         <w:rPr>
@@ -12347,110 +14104,6 @@
         <w:rPr>
           <w:szCs w:val="28"/>
         </w:rPr>
-        <w:t>: были убраны ненужные поля _</w:t>
-      </w:r>
-      <w:r>
-        <w:rPr>
-          <w:szCs w:val="28"/>
-          <w:lang w:val="en-US"/>
-        </w:rPr>
-        <w:t>document</w:t>
-      </w:r>
-      <w:r>
-        <w:rPr>
-          <w:szCs w:val="28"/>
-        </w:rPr>
-        <w:t>3</w:t>
-      </w:r>
-      <w:r>
-        <w:rPr>
-          <w:szCs w:val="28"/>
-          <w:lang w:val="en-US"/>
-        </w:rPr>
-        <w:t>D</w:t>
-      </w:r>
-      <w:r>
-        <w:rPr>
-          <w:szCs w:val="28"/>
-        </w:rPr>
-        <w:t>, _</w:t>
-      </w:r>
-      <w:r>
-        <w:rPr>
-          <w:szCs w:val="28"/>
-          <w:lang w:val="en-US"/>
-        </w:rPr>
-        <w:t>document</w:t>
-      </w:r>
-      <w:r>
-        <w:rPr>
-          <w:szCs w:val="28"/>
-        </w:rPr>
-        <w:t>2</w:t>
-      </w:r>
-      <w:r>
-        <w:rPr>
-          <w:szCs w:val="28"/>
-          <w:lang w:val="en-US"/>
-        </w:rPr>
-        <w:t>D</w:t>
-      </w:r>
-      <w:r>
-        <w:rPr>
-          <w:szCs w:val="28"/>
-        </w:rPr>
-        <w:t>, _</w:t>
-      </w:r>
-      <w:r>
-        <w:rPr>
-          <w:szCs w:val="28"/>
-          <w:lang w:val="en-US"/>
-        </w:rPr>
-        <w:t>sketchDef</w:t>
-      </w:r>
-      <w:r>
-        <w:rPr>
-          <w:szCs w:val="28"/>
-        </w:rPr>
-        <w:t>; было добавлено необходимое поле _</w:t>
-      </w:r>
-      <w:r>
-        <w:rPr>
-          <w:szCs w:val="28"/>
-          <w:lang w:val="en-US"/>
-        </w:rPr>
-        <w:t>plane</w:t>
-      </w:r>
-      <w:r>
-        <w:rPr>
-          <w:szCs w:val="28"/>
-        </w:rPr>
-        <w:t xml:space="preserve">, а также переопределены типы у полей на </w:t>
-      </w:r>
-      <w:r>
-        <w:rPr>
-          <w:szCs w:val="28"/>
-          <w:lang w:val="en-US"/>
-        </w:rPr>
-        <w:t>ksPart</w:t>
-      </w:r>
-      <w:r>
-        <w:rPr>
-          <w:szCs w:val="28"/>
-        </w:rPr>
-        <w:t xml:space="preserve"> у _</w:t>
-      </w:r>
-      <w:r>
-        <w:rPr>
-          <w:szCs w:val="28"/>
-          <w:lang w:val="en-US"/>
-        </w:rPr>
-        <w:t>part</w:t>
-      </w:r>
-      <w:r>
-        <w:rPr>
-          <w:szCs w:val="28"/>
-        </w:rPr>
         <w:t xml:space="preserve"> и </w:t>
       </w:r>
       <w:r>
@@ -12458,75 +14111,30 @@
           <w:szCs w:val="28"/>
           <w:lang w:val="en-US"/>
         </w:rPr>
-        <w:t>ksEntity</w:t>
-      </w:r>
-      <w:r>
-        <w:rPr>
-          <w:szCs w:val="28"/>
-        </w:rPr>
-        <w:t xml:space="preserve"> у _</w:t>
-      </w:r>
-      <w:r>
-        <w:rPr>
-          <w:szCs w:val="28"/>
-          <w:lang w:val="en-US"/>
-        </w:rPr>
-        <w:t>sketchEntity</w:t>
-      </w:r>
-      <w:r>
-        <w:rPr>
-          <w:szCs w:val="28"/>
-        </w:rPr>
-        <w:t xml:space="preserve"> и _</w:t>
-      </w:r>
-      <w:r>
-        <w:rPr>
-          <w:szCs w:val="28"/>
-          <w:lang w:val="en-US"/>
-        </w:rPr>
-        <w:t>plane</w:t>
-      </w:r>
-      <w:r>
-        <w:rPr>
-          <w:szCs w:val="28"/>
-        </w:rPr>
-        <w:t xml:space="preserve">; </w:t>
-      </w:r>
-      <w:r>
-        <w:rPr>
-          <w:szCs w:val="28"/>
-          <w:lang w:val="en-US"/>
-        </w:rPr>
-        <w:t>CreateLine</w:t>
-      </w:r>
-      <w:r>
-        <w:rPr>
-          <w:szCs w:val="28"/>
-        </w:rPr>
-        <w:t xml:space="preserve"> изменены входные параметры для избавления от повторений в коде</w:t>
-      </w:r>
-      <w:r>
+        <w:t>Builder</w:t>
+      </w:r>
+      <w:r>
+        <w:rPr>
+          <w:szCs w:val="28"/>
+        </w:rPr>
+        <w:t>, у которых были добавлены изменения в соответствии с объектом моделирования.</w:t>
+      </w:r>
+    </w:p>
+    <w:p>
+      <w:pPr>
         <w:rPr>
           <w:rFonts w:hint="default"/>
           <w:szCs w:val="28"/>
-          <w:lang w:val="en-US"/>
-        </w:rPr>
-        <w:t>;</w:t>
-      </w:r>
-    </w:p>
-    <w:p>
-      <w:pPr>
+          <w:lang w:val="ru-RU"/>
+        </w:rPr>
+      </w:pPr>
+      <w:r>
         <w:rPr>
           <w:rFonts w:hint="default"/>
           <w:szCs w:val="28"/>
-          <w:lang w:val="en-US"/>
-        </w:rPr>
-      </w:pPr>
-      <w:r>
-        <w:rPr>
-          <w:szCs w:val="28"/>
-        </w:rPr>
-        <w:t>−</w:t>
+          <w:lang w:val="ru-RU"/>
+        </w:rPr>
+        <w:t xml:space="preserve">Также часть изменений связана с дополнительной функциональностью разработанной в рамках 5 лабораторной, они затронули </w:t>
       </w:r>
       <w:r>
         <w:rPr>
@@ -12534,7 +14142,7 @@
           <w:szCs w:val="28"/>
           <w:lang w:val="en-US"/>
         </w:rPr>
-        <w:t xml:space="preserve"> RodType </w:t>
+        <w:t>MainForm, RodType, Parameters</w:t>
       </w:r>
       <w:r>
         <w:rPr>
@@ -12542,7 +14150,7 @@
           <w:szCs w:val="28"/>
           <w:lang w:val="ru-RU"/>
         </w:rPr>
-        <w:t xml:space="preserve">получил новое значение </w:t>
+        <w:t xml:space="preserve"> (на </w:t>
       </w:r>
       <w:r>
         <w:rPr>
@@ -12550,47 +14158,25 @@
           <w:szCs w:val="28"/>
           <w:lang w:val="en-US"/>
         </w:rPr>
-        <w:t>Rectangle.</w:t>
-      </w:r>
-    </w:p>
-    <w:p>
-      <w:pPr>
-        <w:rPr>
-          <w:szCs w:val="28"/>
-        </w:rPr>
-      </w:pPr>
-      <w:r>
-        <w:rPr>
-          <w:szCs w:val="28"/>
-        </w:rPr>
-        <w:t xml:space="preserve">Большинство из описанных изменений связаны с малым опытом подготовки проекта системы перед написанием кода и упущением деталей, кроме классов </w:t>
-      </w:r>
-      <w:r>
-        <w:rPr>
-          <w:szCs w:val="28"/>
-          <w:lang w:val="en-US"/>
-        </w:rPr>
-        <w:t>Wrapper</w:t>
-      </w:r>
-      <w:r>
-        <w:rPr>
-          <w:szCs w:val="28"/>
-        </w:rPr>
-        <w:t xml:space="preserve"> и </w:t>
-      </w:r>
-      <w:r>
-        <w:rPr>
-          <w:szCs w:val="28"/>
-          <w:lang w:val="en-US"/>
-        </w:rPr>
-        <w:t>Builder</w:t>
-      </w:r>
-      <w:r>
-        <w:rPr>
-          <w:szCs w:val="28"/>
-        </w:rPr>
-        <w:t>, у которых были добавлены изменения в соответствии с объектом моделирования.</w:t>
-      </w:r>
+        <w:t>UML-</w:t>
+      </w:r>
+      <w:r>
+        <w:rPr>
+          <w:rFonts w:hint="default"/>
+          <w:szCs w:val="28"/>
+          <w:lang w:val="ru-RU"/>
+        </w:rPr>
+        <w:t>диаграмме).</w:t>
+      </w:r>
+    </w:p>
+    <w:p>
+      <w:pPr>
+        <w:rPr>
+          <w:rFonts w:hint="default"/>
+          <w:szCs w:val="28"/>
+          <w:lang w:val="ru-RU"/>
+        </w:rPr>
+      </w:pPr>
     </w:p>
     <w:p>
       <w:pPr>
@@ -12599,48 +14185,14 @@
           <w:bCs/>
         </w:rPr>
       </w:pPr>
-      <w:r>
-        <w:rPr>
-          <w:rFonts w:hint="default"/>
-          <w:szCs w:val="28"/>
-          <w:lang w:val="ru-RU"/>
-        </w:rPr>
-        <w:t xml:space="preserve">Также часть изменений связана с дополнительной функциональностью разработанной в рамках 5 лабораторной, они затронули </w:t>
-      </w:r>
-      <w:r>
-        <w:rPr>
-          <w:rFonts w:hint="default"/>
-          <w:szCs w:val="28"/>
-          <w:lang w:val="en-US"/>
-        </w:rPr>
-        <w:t>MainForm, RodType, Parameters</w:t>
-      </w:r>
-      <w:r>
-        <w:rPr>
-          <w:rFonts w:hint="default"/>
-          <w:szCs w:val="28"/>
-          <w:lang w:val="ru-RU"/>
-        </w:rPr>
-        <w:t xml:space="preserve"> (на </w:t>
-      </w:r>
-      <w:r>
-        <w:rPr>
-          <w:rFonts w:hint="default"/>
-          <w:szCs w:val="28"/>
-          <w:lang w:val="en-US"/>
-        </w:rPr>
-        <w:t>UML-</w:t>
-      </w:r>
-      <w:r>
-        <w:rPr>
-          <w:rFonts w:hint="default"/>
-          <w:szCs w:val="28"/>
-          <w:lang w:val="ru-RU"/>
-        </w:rPr>
-        <w:t>диаграмме).</w:t>
-      </w:r>
-      <w:bookmarkStart w:id="14" w:name="_GoBack"/>
-      <w:bookmarkEnd w:id="14"/>
+      <w:bookmarkStart w:id="7" w:name="_Toc9887"/>
+      <w:r>
+        <w:rPr>
+          <w:b/>
+          <w:bCs/>
+        </w:rPr>
+        <w:br w:type="page"/>
+      </w:r>
     </w:p>
     <w:p>
       <w:pPr>
@@ -12653,7 +14205,8 @@
           <w:bCs/>
         </w:rPr>
       </w:pPr>
-      <w:bookmarkStart w:id="7" w:name="_Toc9887"/>
+      <w:bookmarkStart w:id="14" w:name="_GoBack"/>
+      <w:bookmarkEnd w:id="14"/>
       <w:r>
         <w:rPr>
           <w:b/>
@@ -12821,8 +14374,8 @@
       <w:r>
         <w:drawing>
           <wp:inline distT="0" distB="0" distL="114300" distR="114300">
-            <wp:extent cx="4431030" cy="2052320"/>
-            <wp:effectExtent l="0" t="0" r="1270" b="5080"/>
+            <wp:extent cx="3928110" cy="1819275"/>
+            <wp:effectExtent l="0" t="0" r="8890" b="9525"/>
             <wp:docPr id="25" name="Изображение 18"/>
             <wp:cNvGraphicFramePr>
               <a:graphicFrameLocks xmlns:a="http://schemas.openxmlformats.org/drawingml/2006/main" noChangeAspect="1"/>
@@ -12845,7 +14398,7 @@
                   <pic:spPr>
                     <a:xfrm>
                       <a:off x="0" y="0"/>
-                      <a:ext cx="4431030" cy="2052320"/>
+                      <a:ext cx="3928110" cy="1819275"/>
                     </a:xfrm>
                     <a:prstGeom prst="rect">
                       <a:avLst/>
@@ -12910,8 +14463,8 @@
       <w:r>
         <w:drawing>
           <wp:inline distT="0" distB="0" distL="114300" distR="114300">
-            <wp:extent cx="3995420" cy="1815465"/>
-            <wp:effectExtent l="0" t="0" r="5080" b="635"/>
+            <wp:extent cx="3493770" cy="1587500"/>
+            <wp:effectExtent l="0" t="0" r="11430" b="0"/>
             <wp:docPr id="26" name="Изображение 19"/>
             <wp:cNvGraphicFramePr>
               <a:graphicFrameLocks xmlns:a="http://schemas.openxmlformats.org/drawingml/2006/main" noChangeAspect="1"/>
@@ -12934,7 +14487,7 @@
                   <pic:spPr>
                     <a:xfrm>
                       <a:off x="0" y="0"/>
-                      <a:ext cx="3995420" cy="1815465"/>
+                      <a:ext cx="3493770" cy="1587500"/>
                     </a:xfrm>
                     <a:prstGeom prst="rect">
                       <a:avLst/>
@@ -13012,8 +14565,8 @@
       <w:r>
         <w:drawing>
           <wp:inline distT="0" distB="0" distL="114300" distR="114300">
-            <wp:extent cx="3633470" cy="1870075"/>
-            <wp:effectExtent l="0" t="0" r="11430" b="9525"/>
+            <wp:extent cx="3513455" cy="1808480"/>
+            <wp:effectExtent l="0" t="0" r="4445" b="7620"/>
             <wp:docPr id="27" name="Изображение 20"/>
             <wp:cNvGraphicFramePr>
               <a:graphicFrameLocks xmlns:a="http://schemas.openxmlformats.org/drawingml/2006/main" noChangeAspect="1"/>
@@ -13036,7 +14589,7 @@
                   <pic:spPr>
                     <a:xfrm>
                       <a:off x="0" y="0"/>
-                      <a:ext cx="3633470" cy="1870075"/>
+                      <a:ext cx="3513455" cy="1808480"/>
                     </a:xfrm>
                     <a:prstGeom prst="rect">
                       <a:avLst/>
@@ -19695,7 +21248,7 @@
     <w:lsdException w:qFormat="1" w:unhideWhenUsed="0" w:uiPriority="10" w:semiHidden="0" w:name="Title"/>
     <w:lsdException w:uiPriority="99" w:name="Closing"/>
     <w:lsdException w:uiPriority="99" w:name="Signature"/>
-    <w:lsdException w:uiPriority="1" w:name="Default Paragraph Font"/>
+    <w:lsdException w:qFormat="1" w:uiPriority="1" w:name="Default Paragraph Font"/>
     <w:lsdException w:qFormat="1" w:unhideWhenUsed="0" w:uiPriority="1" w:semiHidden="0" w:name="Body Text"/>
     <w:lsdException w:uiPriority="99" w:name="Body Text Indent"/>
     <w:lsdException w:uiPriority="99" w:name="List Continue"/>
@@ -19847,6 +21400,7 @@
     <w:name w:val="Default Paragraph Font"/>
     <w:semiHidden/>
     <w:unhideWhenUsed/>
+    <w:qFormat/>
     <w:uiPriority w:val="1"/>
   </w:style>
   <w:style w:type="table" w:default="1" w:styleId="5">

--- a/docs/Пояснительная записка.docx
+++ b/docs/Пояснительная записка.docx
@@ -1475,12 +1475,6 @@
             <w:insideH w:val="single" w:color="auto" w:sz="4" w:space="0"/>
             <w:insideV w:val="single" w:color="auto" w:sz="4" w:space="0"/>
           </w:tblBorders>
-          <w:tblCellMar>
-            <w:top w:w="0" w:type="dxa"/>
-            <w:left w:w="108" w:type="dxa"/>
-            <w:bottom w:w="0" w:type="dxa"/>
-            <w:right w:w="108" w:type="dxa"/>
-          </w:tblCellMar>
         </w:tblPrEx>
         <w:tc>
           <w:tcPr>
@@ -2238,12 +2232,6 @@
             <w:insideH w:val="single" w:color="auto" w:sz="4" w:space="0"/>
             <w:insideV w:val="single" w:color="auto" w:sz="4" w:space="0"/>
           </w:tblBorders>
-          <w:tblCellMar>
-            <w:top w:w="0" w:type="dxa"/>
-            <w:left w:w="108" w:type="dxa"/>
-            <w:bottom w:w="0" w:type="dxa"/>
-            <w:right w:w="108" w:type="dxa"/>
-          </w:tblCellMar>
         </w:tblPrEx>
         <w:tc>
           <w:tcPr>
@@ -4705,9 +4693,9 @@
       <w:r>
         <w:drawing>
           <wp:inline distT="0" distB="0" distL="114300" distR="114300">
-            <wp:extent cx="5391785" cy="5299710"/>
-            <wp:effectExtent l="0" t="0" r="5715" b="8890"/>
-            <wp:docPr id="1" name="Изображение 1"/>
+            <wp:extent cx="5300345" cy="5188585"/>
+            <wp:effectExtent l="0" t="0" r="8255" b="5715"/>
+            <wp:docPr id="3" name="Изображение 1"/>
             <wp:cNvGraphicFramePr>
               <a:graphicFrameLocks xmlns:a="http://schemas.openxmlformats.org/drawingml/2006/main" noChangeAspect="1"/>
             </wp:cNvGraphicFramePr>
@@ -4715,7 +4703,7 @@
               <a:graphicData uri="http://schemas.openxmlformats.org/drawingml/2006/picture">
                 <pic:pic xmlns:pic="http://schemas.openxmlformats.org/drawingml/2006/picture">
                   <pic:nvPicPr>
-                    <pic:cNvPr id="1" name="Изображение 1"/>
+                    <pic:cNvPr id="3" name="Изображение 1"/>
                     <pic:cNvPicPr>
                       <a:picLocks noChangeAspect="1"/>
                     </pic:cNvPicPr>
@@ -4729,7 +4717,7 @@
                   <pic:spPr>
                     <a:xfrm>
                       <a:off x="0" y="0"/>
-                      <a:ext cx="5391785" cy="5299710"/>
+                      <a:ext cx="5300345" cy="5188585"/>
                     </a:xfrm>
                     <a:prstGeom prst="rect">
                       <a:avLst/>
@@ -5472,100 +5460,6 @@
                 <w:szCs w:val="24"/>
                 <w:lang w:val="en-US"/>
               </w:rPr>
-              <w:t>FirstValidate</w:t>
-            </w:r>
-          </w:p>
-        </w:tc>
-        <w:tc>
-          <w:tcPr>
-            <w:tcW w:w="2790" w:type="dxa"/>
-          </w:tcPr>
-          <w:p>
-            <w:pPr>
-              <w:widowControl w:val="0"/>
-              <w:spacing w:line="240" w:lineRule="auto"/>
-              <w:ind w:right="59" w:firstLine="0"/>
-              <w:jc w:val="center"/>
-              <w:rPr>
-                <w:sz w:val="24"/>
-                <w:szCs w:val="24"/>
-                <w:lang w:val="en-US"/>
-              </w:rPr>
-            </w:pPr>
-            <w:r>
-              <w:rPr>
-                <w:sz w:val="24"/>
-                <w:szCs w:val="24"/>
-                <w:lang w:val="en-US"/>
-              </w:rPr>
-              <w:t>TextBox, ParameterType</w:t>
-            </w:r>
-          </w:p>
-        </w:tc>
-        <w:tc>
-          <w:tcPr>
-            <w:tcW w:w="4345" w:type="dxa"/>
-          </w:tcPr>
-          <w:p>
-            <w:pPr>
-              <w:widowControl w:val="0"/>
-              <w:spacing w:line="240" w:lineRule="auto"/>
-              <w:ind w:right="59" w:firstLine="0"/>
-              <w:jc w:val="center"/>
-              <w:rPr>
-                <w:sz w:val="24"/>
-                <w:szCs w:val="24"/>
-              </w:rPr>
-            </w:pPr>
-            <w:r>
-              <w:rPr>
-                <w:sz w:val="24"/>
-                <w:szCs w:val="24"/>
-              </w:rPr>
-              <w:t>Проверка введённых данных по формату</w:t>
-            </w:r>
-          </w:p>
-        </w:tc>
-      </w:tr>
-      <w:tr>
-        <w:tblPrEx>
-          <w:tblBorders>
-            <w:top w:val="single" w:color="auto" w:sz="4" w:space="0"/>
-            <w:left w:val="single" w:color="auto" w:sz="4" w:space="0"/>
-            <w:bottom w:val="single" w:color="auto" w:sz="4" w:space="0"/>
-            <w:right w:val="single" w:color="auto" w:sz="4" w:space="0"/>
-            <w:insideH w:val="single" w:color="auto" w:sz="4" w:space="0"/>
-            <w:insideV w:val="single" w:color="auto" w:sz="4" w:space="0"/>
-          </w:tblBorders>
-          <w:tblCellMar>
-            <w:top w:w="0" w:type="dxa"/>
-            <w:left w:w="108" w:type="dxa"/>
-            <w:bottom w:w="0" w:type="dxa"/>
-            <w:right w:w="108" w:type="dxa"/>
-          </w:tblCellMar>
-        </w:tblPrEx>
-        <w:tc>
-          <w:tcPr>
-            <w:tcW w:w="2263" w:type="dxa"/>
-          </w:tcPr>
-          <w:p>
-            <w:pPr>
-              <w:widowControl w:val="0"/>
-              <w:spacing w:line="240" w:lineRule="auto"/>
-              <w:ind w:right="59" w:firstLine="0"/>
-              <w:jc w:val="center"/>
-              <w:rPr>
-                <w:sz w:val="24"/>
-                <w:szCs w:val="24"/>
-                <w:lang w:val="en-US"/>
-              </w:rPr>
-            </w:pPr>
-            <w:r>
-              <w:rPr>
-                <w:sz w:val="24"/>
-                <w:szCs w:val="24"/>
-                <w:lang w:val="en-US"/>
-              </w:rPr>
               <w:t>TextBoxHandle_Leave</w:t>
             </w:r>
           </w:p>
@@ -7456,6 +7350,15 @@
         </w:tc>
       </w:tr>
     </w:tbl>
+    <w:p>
+      <w:pPr>
+        <w:ind w:left="0" w:leftChars="0" w:right="59" w:firstLine="708" w:firstLineChars="0"/>
+        <w:rPr>
+          <w:sz w:val="28"/>
+          <w:szCs w:val="28"/>
+        </w:rPr>
+      </w:pPr>
+    </w:p>
     <w:p>
       <w:pPr>
         <w:ind w:left="0" w:leftChars="0" w:right="59" w:firstLine="708" w:firstLineChars="0"/>
@@ -13306,6 +13209,24 @@
       </w:r>
       <w:r>
         <w:rPr>
+          <w:rFonts w:hint="default"/>
+          <w:szCs w:val="28"/>
+          <w:lang w:val="en-US"/>
+        </w:rPr>
+        <w:t xml:space="preserve"> </w:t>
+      </w:r>
+      <w:r>
+        <w:rPr>
+          <w:rFonts w:hint="default"/>
+          <w:szCs w:val="28"/>
+          <w:lang w:val="ru-RU"/>
+        </w:rPr>
+        <w:t>был убран</w:t>
+      </w:r>
+      <w:bookmarkStart w:id="14" w:name="_GoBack"/>
+      <w:bookmarkEnd w:id="14"/>
+      <w:r>
+        <w:rPr>
           <w:szCs w:val="28"/>
         </w:rPr>
         <w:t xml:space="preserve">, </w:t>
@@ -14205,8 +14126,6 @@
           <w:bCs/>
         </w:rPr>
       </w:pPr>
-      <w:bookmarkStart w:id="14" w:name="_GoBack"/>
-      <w:bookmarkEnd w:id="14"/>
       <w:r>
         <w:rPr>
           <w:b/>

--- a/docs/Пояснительная записка.docx
+++ b/docs/Пояснительная записка.docx
@@ -1475,6 +1475,12 @@
             <w:insideH w:val="single" w:color="auto" w:sz="4" w:space="0"/>
             <w:insideV w:val="single" w:color="auto" w:sz="4" w:space="0"/>
           </w:tblBorders>
+          <w:tblCellMar>
+            <w:top w:w="0" w:type="dxa"/>
+            <w:left w:w="108" w:type="dxa"/>
+            <w:bottom w:w="0" w:type="dxa"/>
+            <w:right w:w="108" w:type="dxa"/>
+          </w:tblCellMar>
         </w:tblPrEx>
         <w:tc>
           <w:tcPr>
@@ -2232,6 +2238,12 @@
             <w:insideH w:val="single" w:color="auto" w:sz="4" w:space="0"/>
             <w:insideV w:val="single" w:color="auto" w:sz="4" w:space="0"/>
           </w:tblBorders>
+          <w:tblCellMar>
+            <w:top w:w="0" w:type="dxa"/>
+            <w:left w:w="108" w:type="dxa"/>
+            <w:bottom w:w="0" w:type="dxa"/>
+            <w:right w:w="108" w:type="dxa"/>
+          </w:tblCellMar>
         </w:tblPrEx>
         <w:tc>
           <w:tcPr>
@@ -4693,9 +4705,9 @@
       <w:r>
         <w:drawing>
           <wp:inline distT="0" distB="0" distL="114300" distR="114300">
-            <wp:extent cx="5300345" cy="5188585"/>
-            <wp:effectExtent l="0" t="0" r="8255" b="5715"/>
-            <wp:docPr id="3" name="Изображение 1"/>
+            <wp:extent cx="5987415" cy="5859145"/>
+            <wp:effectExtent l="0" t="0" r="6985" b="8255"/>
+            <wp:docPr id="1" name="Изображение 1"/>
             <wp:cNvGraphicFramePr>
               <a:graphicFrameLocks xmlns:a="http://schemas.openxmlformats.org/drawingml/2006/main" noChangeAspect="1"/>
             </wp:cNvGraphicFramePr>
@@ -4703,7 +4715,7 @@
               <a:graphicData uri="http://schemas.openxmlformats.org/drawingml/2006/picture">
                 <pic:pic xmlns:pic="http://schemas.openxmlformats.org/drawingml/2006/picture">
                   <pic:nvPicPr>
-                    <pic:cNvPr id="3" name="Изображение 1"/>
+                    <pic:cNvPr id="1" name="Изображение 1"/>
                     <pic:cNvPicPr>
                       <a:picLocks noChangeAspect="1"/>
                     </pic:cNvPicPr>
@@ -4717,7 +4729,7 @@
                   <pic:spPr>
                     <a:xfrm>
                       <a:off x="0" y="0"/>
-                      <a:ext cx="5300345" cy="5188585"/>
+                      <a:ext cx="5987415" cy="5859145"/>
                     </a:xfrm>
                     <a:prstGeom prst="rect">
                       <a:avLst/>
@@ -4733,6 +4745,8 @@
           </wp:inline>
         </w:drawing>
       </w:r>
+      <w:bookmarkStart w:id="14" w:name="_GoBack"/>
+      <w:bookmarkEnd w:id="14"/>
     </w:p>
     <w:p>
       <w:pPr>
@@ -6190,18 +6204,20 @@
               <w:ind w:right="59" w:firstLine="0"/>
               <w:jc w:val="center"/>
               <w:rPr>
-                <w:sz w:val="24"/>
-                <w:szCs w:val="24"/>
-                <w:lang w:val="en-US"/>
-              </w:rPr>
-            </w:pPr>
-            <w:r>
-              <w:rPr>
-                <w:sz w:val="24"/>
-                <w:szCs w:val="24"/>
-                <w:lang w:val="en-US"/>
-              </w:rPr>
-              <w:t>SecondValidate</w:t>
+                <w:rFonts w:hint="default"/>
+                <w:sz w:val="24"/>
+                <w:szCs w:val="24"/>
+                <w:lang w:val="en-US"/>
+              </w:rPr>
+            </w:pPr>
+            <w:r>
+              <w:rPr>
+                <w:rFonts w:hint="default"/>
+                <w:sz w:val="24"/>
+                <w:szCs w:val="24"/>
+                <w:lang w:val="en-US"/>
+              </w:rPr>
+              <w:t>Validator</w:t>
             </w:r>
           </w:p>
         </w:tc>
@@ -13223,8 +13239,6 @@
         </w:rPr>
         <w:t>был убран</w:t>
       </w:r>
-      <w:bookmarkStart w:id="14" w:name="_GoBack"/>
-      <w:bookmarkEnd w:id="14"/>
       <w:r>
         <w:rPr>
           <w:szCs w:val="28"/>
@@ -21205,7 +21219,7 @@
     <w:lsdException w:uiPriority="99" w:name="HTML Sample"/>
     <w:lsdException w:uiPriority="99" w:name="HTML Typewriter"/>
     <w:lsdException w:uiPriority="99" w:name="HTML Variable"/>
-    <w:lsdException w:uiPriority="99" w:name="Normal Table"/>
+    <w:lsdException w:qFormat="1" w:uiPriority="99" w:name="Normal Table"/>
     <w:lsdException w:qFormat="1" w:uiPriority="99" w:name="annotation subject"/>
     <w:lsdException w:uiPriority="99" w:name="Table Simple 1"/>
     <w:lsdException w:uiPriority="99" w:name="Table Simple 2"/>
@@ -21326,6 +21340,7 @@
     <w:name w:val="Normal Table"/>
     <w:semiHidden/>
     <w:unhideWhenUsed/>
+    <w:qFormat/>
     <w:uiPriority w:val="99"/>
     <w:tblPr>
       <w:tblCellMar>

--- a/docs/Пояснительная записка.docx
+++ b/docs/Пояснительная записка.docx
@@ -4705,9 +4705,9 @@
       <w:r>
         <w:drawing>
           <wp:inline distT="0" distB="0" distL="114300" distR="114300">
-            <wp:extent cx="5987415" cy="5859145"/>
-            <wp:effectExtent l="0" t="0" r="6985" b="8255"/>
-            <wp:docPr id="1" name="Изображение 1"/>
+            <wp:extent cx="5415280" cy="5282565"/>
+            <wp:effectExtent l="0" t="0" r="7620" b="635"/>
+            <wp:docPr id="3" name="Изображение 1"/>
             <wp:cNvGraphicFramePr>
               <a:graphicFrameLocks xmlns:a="http://schemas.openxmlformats.org/drawingml/2006/main" noChangeAspect="1"/>
             </wp:cNvGraphicFramePr>
@@ -4715,7 +4715,7 @@
               <a:graphicData uri="http://schemas.openxmlformats.org/drawingml/2006/picture">
                 <pic:pic xmlns:pic="http://schemas.openxmlformats.org/drawingml/2006/picture">
                   <pic:nvPicPr>
-                    <pic:cNvPr id="1" name="Изображение 1"/>
+                    <pic:cNvPr id="3" name="Изображение 1"/>
                     <pic:cNvPicPr>
                       <a:picLocks noChangeAspect="1"/>
                     </pic:cNvPicPr>
@@ -4729,7 +4729,7 @@
                   <pic:spPr>
                     <a:xfrm>
                       <a:off x="0" y="0"/>
-                      <a:ext cx="5987415" cy="5859145"/>
+                      <a:ext cx="5415280" cy="5282565"/>
                     </a:xfrm>
                     <a:prstGeom prst="rect">
                       <a:avLst/>
@@ -4745,8 +4745,6 @@
           </wp:inline>
         </w:drawing>
       </w:r>
-      <w:bookmarkStart w:id="14" w:name="_GoBack"/>
-      <w:bookmarkEnd w:id="14"/>
     </w:p>
     <w:p>
       <w:pPr>
@@ -6092,8 +6090,10 @@
                 <w:szCs w:val="24"/>
                 <w:lang w:val="en-US"/>
               </w:rPr>
-              <w:t>TextBox,</w:t>
-            </w:r>
+              <w:t>TextBox, Parameter,</w:t>
+            </w:r>
+            <w:bookmarkStart w:id="14" w:name="_GoBack"/>
+            <w:bookmarkEnd w:id="14"/>
             <w:r>
               <w:rPr>
                 <w:sz w:val="24"/>
@@ -7044,12 +7044,6 @@
             <w:insideH w:val="single" w:color="auto" w:sz="4" w:space="0"/>
             <w:insideV w:val="single" w:color="auto" w:sz="4" w:space="0"/>
           </w:tblBorders>
-          <w:tblCellMar>
-            <w:top w:w="0" w:type="dxa"/>
-            <w:left w:w="108" w:type="dxa"/>
-            <w:bottom w:w="0" w:type="dxa"/>
-            <w:right w:w="108" w:type="dxa"/>
-          </w:tblCellMar>
         </w:tblPrEx>
         <w:trPr>
           <w:trHeight w:val="786" w:hRule="atLeast"/>
@@ -7794,12 +7788,6 @@
             <w:insideH w:val="single" w:color="auto" w:sz="4" w:space="0"/>
             <w:insideV w:val="single" w:color="auto" w:sz="4" w:space="0"/>
           </w:tblBorders>
-          <w:tblCellMar>
-            <w:top w:w="0" w:type="dxa"/>
-            <w:left w:w="108" w:type="dxa"/>
-            <w:bottom w:w="0" w:type="dxa"/>
-            <w:right w:w="108" w:type="dxa"/>
-          </w:tblCellMar>
         </w:tblPrEx>
         <w:trPr>
           <w:trHeight w:val="1092" w:hRule="atLeast"/>

--- a/docs/Пояснительная записка.docx
+++ b/docs/Пояснительная записка.docx
@@ -1448,6 +1448,12 @@
             <w:insideH w:val="single" w:color="auto" w:sz="4" w:space="0"/>
             <w:insideV w:val="single" w:color="auto" w:sz="4" w:space="0"/>
           </w:tblBorders>
+          <w:tblCellMar>
+            <w:top w:w="0" w:type="dxa"/>
+            <w:left w:w="108" w:type="dxa"/>
+            <w:bottom w:w="0" w:type="dxa"/>
+            <w:right w:w="108" w:type="dxa"/>
+          </w:tblCellMar>
         </w:tblPrEx>
         <w:tc>
           <w:tcPr>
@@ -1893,12 +1899,6 @@
             <w:insideH w:val="single" w:color="auto" w:sz="4" w:space="0"/>
             <w:insideV w:val="single" w:color="auto" w:sz="4" w:space="0"/>
           </w:tblBorders>
-          <w:tblCellMar>
-            <w:top w:w="0" w:type="dxa"/>
-            <w:left w:w="108" w:type="dxa"/>
-            <w:bottom w:w="0" w:type="dxa"/>
-            <w:right w:w="108" w:type="dxa"/>
-          </w:tblCellMar>
         </w:tblPrEx>
         <w:tc>
           <w:tcPr>
@@ -2411,6 +2411,12 @@
             <w:insideH w:val="single" w:color="auto" w:sz="4" w:space="0"/>
             <w:insideV w:val="single" w:color="auto" w:sz="4" w:space="0"/>
           </w:tblBorders>
+          <w:tblCellMar>
+            <w:top w:w="0" w:type="dxa"/>
+            <w:left w:w="108" w:type="dxa"/>
+            <w:bottom w:w="0" w:type="dxa"/>
+            <w:right w:w="108" w:type="dxa"/>
+          </w:tblCellMar>
         </w:tblPrEx>
         <w:tc>
           <w:tcPr>
@@ -4653,9 +4659,9 @@
       <w:r>
         <w:drawing>
           <wp:inline distT="0" distB="0" distL="114300" distR="114300">
-            <wp:extent cx="5108575" cy="5184775"/>
-            <wp:effectExtent l="0" t="0" r="9525" b="9525"/>
-            <wp:docPr id="1" name="Изображение 1"/>
+            <wp:extent cx="5165090" cy="5287645"/>
+            <wp:effectExtent l="0" t="0" r="3810" b="8255"/>
+            <wp:docPr id="5" name="Изображение 1"/>
             <wp:cNvGraphicFramePr>
               <a:graphicFrameLocks xmlns:a="http://schemas.openxmlformats.org/drawingml/2006/main" noChangeAspect="1"/>
             </wp:cNvGraphicFramePr>
@@ -4663,7 +4669,7 @@
               <a:graphicData uri="http://schemas.openxmlformats.org/drawingml/2006/picture">
                 <pic:pic xmlns:pic="http://schemas.openxmlformats.org/drawingml/2006/picture">
                   <pic:nvPicPr>
-                    <pic:cNvPr id="1" name="Изображение 1"/>
+                    <pic:cNvPr id="5" name="Изображение 1"/>
                     <pic:cNvPicPr>
                       <a:picLocks noChangeAspect="1"/>
                     </pic:cNvPicPr>
@@ -4677,7 +4683,7 @@
                   <pic:spPr>
                     <a:xfrm>
                       <a:off x="0" y="0"/>
-                      <a:ext cx="5108575" cy="5184775"/>
+                      <a:ext cx="5165090" cy="5287645"/>
                     </a:xfrm>
                     <a:prstGeom prst="rect">
                       <a:avLst/>
@@ -6354,6 +6360,12 @@
             <w:insideH w:val="single" w:color="auto" w:sz="4" w:space="0"/>
             <w:insideV w:val="single" w:color="auto" w:sz="4" w:space="0"/>
           </w:tblBorders>
+          <w:tblCellMar>
+            <w:top w:w="0" w:type="dxa"/>
+            <w:left w:w="108" w:type="dxa"/>
+            <w:bottom w:w="0" w:type="dxa"/>
+            <w:right w:w="108" w:type="dxa"/>
+          </w:tblCellMar>
         </w:tblPrEx>
         <w:tc>
           <w:tcPr>
@@ -7778,6 +7790,14 @@
       </w:tr>
       <w:tr>
         <w:tblPrEx>
+          <w:tblBorders>
+            <w:top w:val="single" w:color="auto" w:sz="4" w:space="0"/>
+            <w:left w:val="single" w:color="auto" w:sz="4" w:space="0"/>
+            <w:bottom w:val="single" w:color="auto" w:sz="4" w:space="0"/>
+            <w:right w:val="single" w:color="auto" w:sz="4" w:space="0"/>
+            <w:insideH w:val="single" w:color="auto" w:sz="4" w:space="0"/>
+            <w:insideV w:val="single" w:color="auto" w:sz="4" w:space="0"/>
+          </w:tblBorders>
           <w:tblCellMar>
             <w:top w:w="0" w:type="dxa"/>
             <w:left w:w="108" w:type="dxa"/>
@@ -9833,6 +9853,12 @@
             <w:insideH w:val="single" w:color="auto" w:sz="4" w:space="0"/>
             <w:insideV w:val="single" w:color="auto" w:sz="4" w:space="0"/>
           </w:tblBorders>
+          <w:tblCellMar>
+            <w:top w:w="0" w:type="dxa"/>
+            <w:left w:w="108" w:type="dxa"/>
+            <w:bottom w:w="0" w:type="dxa"/>
+            <w:right w:w="108" w:type="dxa"/>
+          </w:tblCellMar>
         </w:tblPrEx>
         <w:trPr>
           <w:trHeight w:val="712" w:hRule="atLeast"/>
@@ -12057,6 +12083,12 @@
             <w:insideH w:val="single" w:color="auto" w:sz="4" w:space="0"/>
             <w:insideV w:val="single" w:color="auto" w:sz="4" w:space="0"/>
           </w:tblBorders>
+          <w:tblCellMar>
+            <w:top w:w="0" w:type="dxa"/>
+            <w:left w:w="108" w:type="dxa"/>
+            <w:bottom w:w="0" w:type="dxa"/>
+            <w:right w:w="108" w:type="dxa"/>
+          </w:tblCellMar>
         </w:tblPrEx>
         <w:tc>
           <w:tcPr>
@@ -16526,6 +16558,12 @@
             <w:insideH w:val="single" w:color="auto" w:sz="4" w:space="0"/>
             <w:insideV w:val="single" w:color="auto" w:sz="4" w:space="0"/>
           </w:tblBorders>
+          <w:tblCellMar>
+            <w:top w:w="0" w:type="dxa"/>
+            <w:left w:w="108" w:type="dxa"/>
+            <w:bottom w:w="0" w:type="dxa"/>
+            <w:right w:w="108" w:type="dxa"/>
+          </w:tblCellMar>
         </w:tblPrEx>
         <w:tc>
           <w:tcPr>
@@ -16584,12 +16622,6 @@
             <w:insideH w:val="single" w:color="auto" w:sz="4" w:space="0"/>
             <w:insideV w:val="single" w:color="auto" w:sz="4" w:space="0"/>
           </w:tblBorders>
-          <w:tblCellMar>
-            <w:top w:w="0" w:type="dxa"/>
-            <w:left w:w="108" w:type="dxa"/>
-            <w:bottom w:w="0" w:type="dxa"/>
-            <w:right w:w="108" w:type="dxa"/>
-          </w:tblCellMar>
         </w:tblPrEx>
         <w:trPr>
           <w:trHeight w:val="344" w:hRule="atLeast"/>
@@ -17235,6 +17267,12 @@
             <w:insideH w:val="single" w:color="auto" w:sz="4" w:space="0"/>
             <w:insideV w:val="single" w:color="auto" w:sz="4" w:space="0"/>
           </w:tblBorders>
+          <w:tblCellMar>
+            <w:top w:w="0" w:type="dxa"/>
+            <w:left w:w="108" w:type="dxa"/>
+            <w:bottom w:w="0" w:type="dxa"/>
+            <w:right w:w="108" w:type="dxa"/>
+          </w:tblCellMar>
         </w:tblPrEx>
         <w:tc>
           <w:tcPr>
@@ -20779,7 +20817,7 @@
     <w:lsdException w:qFormat="1" w:unhideWhenUsed="0" w:uiPriority="10" w:semiHidden="0" w:name="Title"/>
     <w:lsdException w:uiPriority="99" w:name="Closing"/>
     <w:lsdException w:uiPriority="99" w:name="Signature"/>
-    <w:lsdException w:uiPriority="1" w:name="Default Paragraph Font"/>
+    <w:lsdException w:qFormat="1" w:uiPriority="1" w:name="Default Paragraph Font"/>
     <w:lsdException w:qFormat="1" w:unhideWhenUsed="0" w:uiPriority="1" w:semiHidden="0" w:name="Body Text"/>
     <w:lsdException w:uiPriority="99" w:name="Body Text Indent"/>
     <w:lsdException w:uiPriority="99" w:name="List Continue"/>
@@ -20931,6 +20969,7 @@
     <w:name w:val="Default Paragraph Font"/>
     <w:semiHidden/>
     <w:unhideWhenUsed/>
+    <w:qFormat/>
     <w:uiPriority w:val="1"/>
   </w:style>
   <w:style w:type="table" w:default="1" w:styleId="5">

--- a/docs/Пояснительная записка.docx
+++ b/docs/Пояснительная записка.docx
@@ -309,12 +309,17 @@
       <w:r>
         <w:rPr>
           <w:rFonts w:hint="default"/>
-          <w:lang w:val="en-US"/>
-        </w:rPr>
-        <w:t>4</w:t>
-      </w:r>
-      <w:r>
-        <w:t xml:space="preserve"> страницы, 25 рисунков, 12 таблиц, 12 источников.</w:t>
+          <w:lang w:val="ru-RU"/>
+        </w:rPr>
+        <w:t>5</w:t>
+      </w:r>
+      <w:r>
+        <w:t xml:space="preserve"> страниц, 25 рис</w:t>
+      </w:r>
+      <w:bookmarkStart w:id="14" w:name="_GoBack"/>
+      <w:bookmarkEnd w:id="14"/>
+      <w:r>
+        <w:t>унков, 12 таблиц, 12 источников.</w:t>
       </w:r>
     </w:p>
     <w:p>
@@ -1899,6 +1904,12 @@
             <w:insideH w:val="single" w:color="auto" w:sz="4" w:space="0"/>
             <w:insideV w:val="single" w:color="auto" w:sz="4" w:space="0"/>
           </w:tblBorders>
+          <w:tblCellMar>
+            <w:top w:w="0" w:type="dxa"/>
+            <w:left w:w="108" w:type="dxa"/>
+            <w:bottom w:w="0" w:type="dxa"/>
+            <w:right w:w="108" w:type="dxa"/>
+          </w:tblCellMar>
         </w:tblPrEx>
         <w:tc>
           <w:tcPr>
@@ -4699,8 +4710,6 @@
           </wp:inline>
         </w:drawing>
       </w:r>
-      <w:bookmarkStart w:id="14" w:name="_GoBack"/>
-      <w:bookmarkEnd w:id="14"/>
     </w:p>
     <w:p>
       <w:pPr>
@@ -16622,6 +16631,12 @@
             <w:insideH w:val="single" w:color="auto" w:sz="4" w:space="0"/>
             <w:insideV w:val="single" w:color="auto" w:sz="4" w:space="0"/>
           </w:tblBorders>
+          <w:tblCellMar>
+            <w:top w:w="0" w:type="dxa"/>
+            <w:left w:w="108" w:type="dxa"/>
+            <w:bottom w:w="0" w:type="dxa"/>
+            <w:right w:w="108" w:type="dxa"/>
+          </w:tblCellMar>
         </w:tblPrEx>
         <w:trPr>
           <w:trHeight w:val="344" w:hRule="atLeast"/>

--- a/docs/Пояснительная записка.docx
+++ b/docs/Пояснительная записка.docx
@@ -314,12 +314,7 @@
         <w:t>5</w:t>
       </w:r>
       <w:r>
-        <w:t xml:space="preserve"> страниц, 25 рис</w:t>
-      </w:r>
-      <w:bookmarkStart w:id="14" w:name="_GoBack"/>
-      <w:bookmarkEnd w:id="14"/>
-      <w:r>
-        <w:t>унков, 12 таблиц, 12 источников.</w:t>
+        <w:t xml:space="preserve"> страниц, 25 рисунков, 12 таблиц, 12 источников.</w:t>
       </w:r>
     </w:p>
     <w:p>
@@ -2216,12 +2211,6 @@
             <w:insideH w:val="single" w:color="auto" w:sz="4" w:space="0"/>
             <w:insideV w:val="single" w:color="auto" w:sz="4" w:space="0"/>
           </w:tblBorders>
-          <w:tblCellMar>
-            <w:top w:w="0" w:type="dxa"/>
-            <w:left w:w="108" w:type="dxa"/>
-            <w:bottom w:w="0" w:type="dxa"/>
-            <w:right w:w="108" w:type="dxa"/>
-          </w:tblCellMar>
         </w:tblPrEx>
         <w:tc>
           <w:tcPr>
@@ -2422,12 +2411,6 @@
             <w:insideH w:val="single" w:color="auto" w:sz="4" w:space="0"/>
             <w:insideV w:val="single" w:color="auto" w:sz="4" w:space="0"/>
           </w:tblBorders>
-          <w:tblCellMar>
-            <w:top w:w="0" w:type="dxa"/>
-            <w:left w:w="108" w:type="dxa"/>
-            <w:bottom w:w="0" w:type="dxa"/>
-            <w:right w:w="108" w:type="dxa"/>
-          </w:tblCellMar>
         </w:tblPrEx>
         <w:tc>
           <w:tcPr>
@@ -8017,6 +8000,123 @@
           </w:p>
         </w:tc>
       </w:tr>
+      <w:tr>
+        <w:tblPrEx>
+          <w:tblBorders>
+            <w:top w:val="single" w:color="auto" w:sz="4" w:space="0"/>
+            <w:left w:val="single" w:color="auto" w:sz="4" w:space="0"/>
+            <w:bottom w:val="single" w:color="auto" w:sz="4" w:space="0"/>
+            <w:right w:val="single" w:color="auto" w:sz="4" w:space="0"/>
+            <w:insideH w:val="single" w:color="auto" w:sz="4" w:space="0"/>
+            <w:insideV w:val="single" w:color="auto" w:sz="4" w:space="0"/>
+          </w:tblBorders>
+          <w:tblCellMar>
+            <w:top w:w="0" w:type="dxa"/>
+            <w:left w:w="108" w:type="dxa"/>
+            <w:bottom w:w="0" w:type="dxa"/>
+            <w:right w:w="108" w:type="dxa"/>
+          </w:tblCellMar>
+        </w:tblPrEx>
+        <w:trPr>
+          <w:trHeight w:val="747" w:hRule="atLeast"/>
+        </w:trPr>
+        <w:tc>
+          <w:tcPr>
+            <w:tcW w:w="2046" w:type="dxa"/>
+          </w:tcPr>
+          <w:p>
+            <w:pPr>
+              <w:widowControl w:val="0"/>
+              <w:ind w:right="59" w:firstLine="0"/>
+              <w:jc w:val="center"/>
+              <w:rPr>
+                <w:rFonts w:hint="default"/>
+                <w:szCs w:val="28"/>
+                <w:lang w:val="en-US"/>
+              </w:rPr>
+            </w:pPr>
+            <w:r>
+              <w:rPr>
+                <w:rFonts w:hint="default"/>
+                <w:szCs w:val="28"/>
+                <w:lang w:val="en-US"/>
+              </w:rPr>
+              <w:t>Parameters</w:t>
+            </w:r>
+          </w:p>
+        </w:tc>
+        <w:tc>
+          <w:tcPr>
+            <w:tcW w:w="1680" w:type="dxa"/>
+          </w:tcPr>
+          <w:p>
+            <w:pPr>
+              <w:widowControl w:val="0"/>
+              <w:ind w:right="59" w:firstLine="0"/>
+              <w:jc w:val="center"/>
+              <w:rPr>
+                <w:szCs w:val="28"/>
+                <w:lang w:val="en-US"/>
+              </w:rPr>
+            </w:pPr>
+            <w:r>
+              <w:rPr>
+                <w:szCs w:val="28"/>
+                <w:lang w:val="en-US"/>
+              </w:rPr>
+              <w:t>−</w:t>
+            </w:r>
+          </w:p>
+        </w:tc>
+        <w:tc>
+          <w:tcPr>
+            <w:tcW w:w="2302" w:type="dxa"/>
+          </w:tcPr>
+          <w:p>
+            <w:pPr>
+              <w:widowControl w:val="0"/>
+              <w:ind w:right="59" w:firstLine="0"/>
+              <w:jc w:val="center"/>
+              <w:rPr>
+                <w:szCs w:val="28"/>
+                <w:lang w:val="en-US"/>
+              </w:rPr>
+            </w:pPr>
+            <w:r>
+              <w:rPr>
+                <w:szCs w:val="28"/>
+                <w:lang w:val="en-US"/>
+              </w:rPr>
+              <w:t>−</w:t>
+            </w:r>
+          </w:p>
+        </w:tc>
+        <w:tc>
+          <w:tcPr>
+            <w:tcW w:w="3335" w:type="dxa"/>
+          </w:tcPr>
+          <w:p>
+            <w:pPr>
+              <w:widowControl w:val="0"/>
+              <w:ind w:right="59" w:firstLine="0"/>
+              <w:jc w:val="center"/>
+              <w:rPr>
+                <w:rFonts w:hint="default"/>
+                <w:szCs w:val="28"/>
+                <w:lang w:val="ru-RU"/>
+              </w:rPr>
+            </w:pPr>
+            <w:r>
+              <w:rPr>
+                <w:rFonts w:hint="default"/>
+                <w:szCs w:val="28"/>
+                <w:lang w:val="ru-RU"/>
+              </w:rPr>
+              <w:t>Конструктор класса</w:t>
+            </w:r>
+          </w:p>
+        </w:tc>
+      </w:tr>
     </w:tbl>
     <w:p>
       <w:pPr>
@@ -8041,11 +8141,8 @@
       <w:pPr>
         <w:ind w:right="59" w:firstLine="0"/>
       </w:pPr>
-    </w:p>
-    <w:p>
-      <w:pPr>
-        <w:ind w:right="59" w:firstLine="0"/>
-      </w:pPr>
+      <w:bookmarkStart w:id="14" w:name="_GoBack"/>
+      <w:bookmarkEnd w:id="14"/>
     </w:p>
     <w:p>
       <w:pPr>

--- a/docs/Пояснительная записка.docx
+++ b/docs/Пояснительная записка.docx
@@ -2211,6 +2211,12 @@
             <w:insideH w:val="single" w:color="auto" w:sz="4" w:space="0"/>
             <w:insideV w:val="single" w:color="auto" w:sz="4" w:space="0"/>
           </w:tblBorders>
+          <w:tblCellMar>
+            <w:top w:w="0" w:type="dxa"/>
+            <w:left w:w="108" w:type="dxa"/>
+            <w:bottom w:w="0" w:type="dxa"/>
+            <w:right w:w="108" w:type="dxa"/>
+          </w:tblCellMar>
         </w:tblPrEx>
         <w:tc>
           <w:tcPr>
@@ -2411,6 +2417,12 @@
             <w:insideH w:val="single" w:color="auto" w:sz="4" w:space="0"/>
             <w:insideV w:val="single" w:color="auto" w:sz="4" w:space="0"/>
           </w:tblBorders>
+          <w:tblCellMar>
+            <w:top w:w="0" w:type="dxa"/>
+            <w:left w:w="108" w:type="dxa"/>
+            <w:bottom w:w="0" w:type="dxa"/>
+            <w:right w:w="108" w:type="dxa"/>
+          </w:tblCellMar>
         </w:tblPrEx>
         <w:tc>
           <w:tcPr>
@@ -4653,9 +4665,9 @@
       <w:r>
         <w:drawing>
           <wp:inline distT="0" distB="0" distL="114300" distR="114300">
-            <wp:extent cx="5165090" cy="5287645"/>
-            <wp:effectExtent l="0" t="0" r="3810" b="8255"/>
-            <wp:docPr id="5" name="Изображение 1"/>
+            <wp:extent cx="5584825" cy="5297805"/>
+            <wp:effectExtent l="0" t="0" r="3175" b="10795"/>
+            <wp:docPr id="6" name="Изображение 3"/>
             <wp:cNvGraphicFramePr>
               <a:graphicFrameLocks xmlns:a="http://schemas.openxmlformats.org/drawingml/2006/main" noChangeAspect="1"/>
             </wp:cNvGraphicFramePr>
@@ -4663,7 +4675,7 @@
               <a:graphicData uri="http://schemas.openxmlformats.org/drawingml/2006/picture">
                 <pic:pic xmlns:pic="http://schemas.openxmlformats.org/drawingml/2006/picture">
                   <pic:nvPicPr>
-                    <pic:cNvPr id="5" name="Изображение 1"/>
+                    <pic:cNvPr id="6" name="Изображение 3"/>
                     <pic:cNvPicPr>
                       <a:picLocks noChangeAspect="1"/>
                     </pic:cNvPicPr>
@@ -4677,7 +4689,7 @@
                   <pic:spPr>
                     <a:xfrm>
                       <a:off x="0" y="0"/>
-                      <a:ext cx="5165090" cy="5287645"/>
+                      <a:ext cx="5584825" cy="5297805"/>
                     </a:xfrm>
                     <a:prstGeom prst="rect">
                       <a:avLst/>
@@ -6015,7 +6027,24 @@
                 <w:szCs w:val="24"/>
                 <w:lang w:val="en-US"/>
               </w:rPr>
-              <w:t>TextBox, Parameter, int, string</w:t>
+              <w:t>TextBox,</w:t>
+            </w:r>
+            <w:r>
+              <w:rPr>
+                <w:rFonts w:hint="default"/>
+                <w:sz w:val="24"/>
+                <w:szCs w:val="24"/>
+                <w:lang w:val="ru-RU"/>
+              </w:rPr>
+              <w:t xml:space="preserve"> </w:t>
+            </w:r>
+            <w:r>
+              <w:rPr>
+                <w:sz w:val="24"/>
+                <w:szCs w:val="24"/>
+                <w:lang w:val="en-US"/>
+              </w:rPr>
+              <w:t xml:space="preserve"> int, string</w:t>
             </w:r>
           </w:p>
         </w:tc>
@@ -6284,6 +6313,315 @@
                 <w:szCs w:val="24"/>
               </w:rPr>
               <w:t>Инициализация параметров при загрузке формы</w:t>
+            </w:r>
+          </w:p>
+        </w:tc>
+      </w:tr>
+      <w:tr>
+        <w:tblPrEx>
+          <w:tblBorders>
+            <w:top w:val="single" w:color="auto" w:sz="4" w:space="0"/>
+            <w:left w:val="single" w:color="auto" w:sz="4" w:space="0"/>
+            <w:bottom w:val="single" w:color="auto" w:sz="4" w:space="0"/>
+            <w:right w:val="single" w:color="auto" w:sz="4" w:space="0"/>
+            <w:insideH w:val="single" w:color="auto" w:sz="4" w:space="0"/>
+            <w:insideV w:val="single" w:color="auto" w:sz="4" w:space="0"/>
+          </w:tblBorders>
+          <w:tblCellMar>
+            <w:top w:w="0" w:type="dxa"/>
+            <w:left w:w="108" w:type="dxa"/>
+            <w:bottom w:w="0" w:type="dxa"/>
+            <w:right w:w="108" w:type="dxa"/>
+          </w:tblCellMar>
+        </w:tblPrEx>
+        <w:tc>
+          <w:tcPr>
+            <w:tcW w:w="2263" w:type="dxa"/>
+          </w:tcPr>
+          <w:p>
+            <w:pPr>
+              <w:widowControl w:val="0"/>
+              <w:spacing w:line="240" w:lineRule="auto"/>
+              <w:ind w:right="59" w:firstLine="0"/>
+              <w:jc w:val="center"/>
+              <w:rPr>
+                <w:rFonts w:hint="default"/>
+                <w:sz w:val="24"/>
+                <w:szCs w:val="24"/>
+                <w:lang w:val="en-US"/>
+              </w:rPr>
+            </w:pPr>
+            <w:r>
+              <w:rPr>
+                <w:rFonts w:hint="default"/>
+                <w:sz w:val="24"/>
+                <w:szCs w:val="24"/>
+                <w:lang w:val="en-US"/>
+              </w:rPr>
+              <w:t>RangeTextCaster</w:t>
+            </w:r>
+          </w:p>
+        </w:tc>
+        <w:tc>
+          <w:tcPr>
+            <w:tcW w:w="2790" w:type="dxa"/>
+          </w:tcPr>
+          <w:p>
+            <w:pPr>
+              <w:widowControl w:val="0"/>
+              <w:spacing w:line="240" w:lineRule="auto"/>
+              <w:ind w:right="59" w:firstLine="0"/>
+              <w:jc w:val="center"/>
+              <w:rPr>
+                <w:rFonts w:hint="default"/>
+                <w:sz w:val="24"/>
+                <w:szCs w:val="24"/>
+                <w:lang w:val="en-US"/>
+              </w:rPr>
+            </w:pPr>
+            <w:r>
+              <w:rPr>
+                <w:rFonts w:hint="default"/>
+                <w:sz w:val="24"/>
+                <w:szCs w:val="24"/>
+                <w:lang w:val="en-US"/>
+              </w:rPr>
+              <w:t>Parameter</w:t>
+            </w:r>
+          </w:p>
+        </w:tc>
+        <w:tc>
+          <w:tcPr>
+            <w:tcW w:w="4345" w:type="dxa"/>
+          </w:tcPr>
+          <w:p>
+            <w:pPr>
+              <w:widowControl w:val="0"/>
+              <w:spacing w:line="240" w:lineRule="auto"/>
+              <w:ind w:right="59" w:firstLine="0"/>
+              <w:jc w:val="center"/>
+              <w:rPr>
+                <w:rFonts w:hint="default"/>
+                <w:sz w:val="24"/>
+                <w:szCs w:val="24"/>
+                <w:lang w:val="ru-RU"/>
+              </w:rPr>
+            </w:pPr>
+            <w:r>
+              <w:rPr>
+                <w:rFonts w:hint="default"/>
+                <w:sz w:val="24"/>
+                <w:szCs w:val="24"/>
+                <w:lang w:val="ru-RU"/>
+              </w:rPr>
+              <w:t>Помогает составить стандартную подсказку</w:t>
+            </w:r>
+          </w:p>
+        </w:tc>
+      </w:tr>
+      <w:tr>
+        <w:tblPrEx>
+          <w:tblBorders>
+            <w:top w:val="single" w:color="auto" w:sz="4" w:space="0"/>
+            <w:left w:val="single" w:color="auto" w:sz="4" w:space="0"/>
+            <w:bottom w:val="single" w:color="auto" w:sz="4" w:space="0"/>
+            <w:right w:val="single" w:color="auto" w:sz="4" w:space="0"/>
+            <w:insideH w:val="single" w:color="auto" w:sz="4" w:space="0"/>
+            <w:insideV w:val="single" w:color="auto" w:sz="4" w:space="0"/>
+          </w:tblBorders>
+          <w:tblCellMar>
+            <w:top w:w="0" w:type="dxa"/>
+            <w:left w:w="108" w:type="dxa"/>
+            <w:bottom w:w="0" w:type="dxa"/>
+            <w:right w:w="108" w:type="dxa"/>
+          </w:tblCellMar>
+        </w:tblPrEx>
+        <w:tc>
+          <w:tcPr>
+            <w:tcW w:w="2263" w:type="dxa"/>
+          </w:tcPr>
+          <w:p>
+            <w:pPr>
+              <w:widowControl w:val="0"/>
+              <w:spacing w:line="240" w:lineRule="auto"/>
+              <w:ind w:right="59" w:firstLine="0"/>
+              <w:jc w:val="center"/>
+              <w:rPr>
+                <w:rFonts w:hint="default"/>
+                <w:sz w:val="24"/>
+                <w:szCs w:val="24"/>
+                <w:lang w:val="en-US"/>
+              </w:rPr>
+            </w:pPr>
+            <w:r>
+              <w:rPr>
+                <w:rFonts w:hint="default"/>
+                <w:sz w:val="24"/>
+                <w:szCs w:val="24"/>
+                <w:lang w:val="en-US"/>
+              </w:rPr>
+              <w:t>TextLengthCaster</w:t>
+            </w:r>
+          </w:p>
+        </w:tc>
+        <w:tc>
+          <w:tcPr>
+            <w:tcW w:w="2790" w:type="dxa"/>
+          </w:tcPr>
+          <w:p>
+            <w:pPr>
+              <w:widowControl w:val="0"/>
+              <w:spacing w:line="240" w:lineRule="auto"/>
+              <w:ind w:right="59" w:firstLine="0"/>
+              <w:jc w:val="center"/>
+              <w:rPr>
+                <w:rFonts w:hint="default"/>
+                <w:sz w:val="24"/>
+                <w:szCs w:val="24"/>
+                <w:lang w:val="en-US"/>
+              </w:rPr>
+            </w:pPr>
+            <w:r>
+              <w:rPr>
+                <w:rFonts w:hint="default"/>
+                <w:sz w:val="24"/>
+                <w:szCs w:val="24"/>
+                <w:lang w:val="en-US"/>
+              </w:rPr>
+              <w:t>Parameter, string</w:t>
+            </w:r>
+          </w:p>
+        </w:tc>
+        <w:tc>
+          <w:tcPr>
+            <w:tcW w:w="4345" w:type="dxa"/>
+          </w:tcPr>
+          <w:p>
+            <w:pPr>
+              <w:widowControl w:val="0"/>
+              <w:spacing w:line="240" w:lineRule="auto"/>
+              <w:ind w:right="59" w:firstLine="0"/>
+              <w:jc w:val="center"/>
+              <w:rPr>
+                <w:rFonts w:hint="default"/>
+                <w:sz w:val="24"/>
+                <w:szCs w:val="24"/>
+                <w:lang w:val="ru-RU"/>
+              </w:rPr>
+            </w:pPr>
+            <w:r>
+              <w:rPr>
+                <w:rFonts w:hint="default"/>
+                <w:sz w:val="24"/>
+                <w:szCs w:val="24"/>
+                <w:lang w:val="ru-RU"/>
+              </w:rPr>
+              <w:t>Помогает составить подсказку для параметров длины</w:t>
+            </w:r>
+          </w:p>
+        </w:tc>
+      </w:tr>
+      <w:tr>
+        <w:tblPrEx>
+          <w:tblBorders>
+            <w:top w:val="single" w:color="auto" w:sz="4" w:space="0"/>
+            <w:left w:val="single" w:color="auto" w:sz="4" w:space="0"/>
+            <w:bottom w:val="single" w:color="auto" w:sz="4" w:space="0"/>
+            <w:right w:val="single" w:color="auto" w:sz="4" w:space="0"/>
+            <w:insideH w:val="single" w:color="auto" w:sz="4" w:space="0"/>
+            <w:insideV w:val="single" w:color="auto" w:sz="4" w:space="0"/>
+          </w:tblBorders>
+          <w:tblCellMar>
+            <w:top w:w="0" w:type="dxa"/>
+            <w:left w:w="108" w:type="dxa"/>
+            <w:bottom w:w="0" w:type="dxa"/>
+            <w:right w:w="108" w:type="dxa"/>
+          </w:tblCellMar>
+        </w:tblPrEx>
+        <w:tc>
+          <w:tcPr>
+            <w:tcW w:w="2263" w:type="dxa"/>
+            <w:vAlign w:val="top"/>
+          </w:tcPr>
+          <w:p>
+            <w:pPr>
+              <w:widowControl w:val="0"/>
+              <w:spacing w:line="240" w:lineRule="auto"/>
+              <w:ind w:right="59" w:rightChars="0" w:firstLine="0" w:firstLineChars="0"/>
+              <w:jc w:val="center"/>
+              <w:rPr>
+                <w:rFonts w:hint="default"/>
+                <w:sz w:val="24"/>
+                <w:szCs w:val="24"/>
+                <w:lang w:val="en-US"/>
+              </w:rPr>
+            </w:pPr>
+            <w:r>
+              <w:rPr>
+                <w:rFonts w:hint="default"/>
+                <w:sz w:val="24"/>
+                <w:szCs w:val="24"/>
+                <w:lang w:val="en-US"/>
+              </w:rPr>
+              <w:t>TextWidthCaster</w:t>
+            </w:r>
+          </w:p>
+        </w:tc>
+        <w:tc>
+          <w:tcPr>
+            <w:tcW w:w="2790" w:type="dxa"/>
+            <w:vAlign w:val="top"/>
+          </w:tcPr>
+          <w:p>
+            <w:pPr>
+              <w:widowControl w:val="0"/>
+              <w:spacing w:line="240" w:lineRule="auto"/>
+              <w:ind w:right="59" w:rightChars="0" w:firstLine="0" w:firstLineChars="0"/>
+              <w:jc w:val="center"/>
+              <w:rPr>
+                <w:rFonts w:hint="default"/>
+                <w:sz w:val="24"/>
+                <w:szCs w:val="24"/>
+                <w:lang w:val="en-US"/>
+              </w:rPr>
+            </w:pPr>
+            <w:r>
+              <w:rPr>
+                <w:rFonts w:hint="default"/>
+                <w:sz w:val="24"/>
+                <w:szCs w:val="24"/>
+                <w:lang w:val="en-US"/>
+              </w:rPr>
+              <w:t>string, string, string, string</w:t>
+            </w:r>
+          </w:p>
+        </w:tc>
+        <w:tc>
+          <w:tcPr>
+            <w:tcW w:w="4345" w:type="dxa"/>
+            <w:vAlign w:val="top"/>
+          </w:tcPr>
+          <w:p>
+            <w:pPr>
+              <w:widowControl w:val="0"/>
+              <w:spacing w:line="240" w:lineRule="auto"/>
+              <w:ind w:right="59" w:rightChars="0" w:firstLine="0" w:firstLineChars="0"/>
+              <w:jc w:val="center"/>
+              <w:rPr>
+                <w:rFonts w:hint="default"/>
+                <w:sz w:val="24"/>
+                <w:szCs w:val="24"/>
+                <w:lang w:val="ru-RU"/>
+              </w:rPr>
+            </w:pPr>
+            <w:r>
+              <w:rPr>
+                <w:rFonts w:hint="default"/>
+                <w:sz w:val="24"/>
+                <w:szCs w:val="24"/>
+                <w:lang w:val="ru-RU"/>
+              </w:rPr>
+              <w:t>Помогает составить подсказку для параметров диаметра</w:t>
             </w:r>
           </w:p>
         </w:tc>
@@ -6338,9 +6676,9 @@
         </w:tblCellMar>
       </w:tblPr>
       <w:tblGrid>
-        <w:gridCol w:w="1911"/>
-        <w:gridCol w:w="2598"/>
-        <w:gridCol w:w="4895"/>
+        <w:gridCol w:w="2259"/>
+        <w:gridCol w:w="2465"/>
+        <w:gridCol w:w="4680"/>
       </w:tblGrid>
       <w:tr>
         <w:tblPrEx>
@@ -6361,7 +6699,7 @@
         </w:tblPrEx>
         <w:tc>
           <w:tcPr>
-            <w:tcW w:w="1911" w:type="dxa"/>
+            <w:tcW w:w="2259" w:type="dxa"/>
           </w:tcPr>
           <w:p>
             <w:pPr>
@@ -6370,12 +6708,14 @@
               <w:ind w:right="59" w:firstLine="0"/>
               <w:jc w:val="center"/>
               <w:rPr>
-                <w:szCs w:val="28"/>
-              </w:rPr>
-            </w:pPr>
-            <w:r>
-              <w:rPr>
-                <w:szCs w:val="28"/>
+                <w:sz w:val="24"/>
+                <w:szCs w:val="24"/>
+              </w:rPr>
+            </w:pPr>
+            <w:r>
+              <w:rPr>
+                <w:sz w:val="24"/>
+                <w:szCs w:val="24"/>
               </w:rPr>
               <w:t>Название</w:t>
             </w:r>
@@ -6383,7 +6723,7 @@
         </w:tc>
         <w:tc>
           <w:tcPr>
-            <w:tcW w:w="2598" w:type="dxa"/>
+            <w:tcW w:w="2465" w:type="dxa"/>
           </w:tcPr>
           <w:p>
             <w:pPr>
@@ -6392,12 +6732,14 @@
               <w:ind w:right="59" w:firstLine="0"/>
               <w:jc w:val="center"/>
               <w:rPr>
-                <w:szCs w:val="28"/>
-              </w:rPr>
-            </w:pPr>
-            <w:r>
-              <w:rPr>
-                <w:szCs w:val="28"/>
+                <w:sz w:val="24"/>
+                <w:szCs w:val="24"/>
+              </w:rPr>
+            </w:pPr>
+            <w:r>
+              <w:rPr>
+                <w:sz w:val="24"/>
+                <w:szCs w:val="24"/>
               </w:rPr>
               <w:t>Тип данных</w:t>
             </w:r>
@@ -6405,7 +6747,7 @@
         </w:tc>
         <w:tc>
           <w:tcPr>
-            <w:tcW w:w="4895" w:type="dxa"/>
+            <w:tcW w:w="4680" w:type="dxa"/>
           </w:tcPr>
           <w:p>
             <w:pPr>
@@ -6414,12 +6756,14 @@
               <w:ind w:right="59" w:firstLine="0"/>
               <w:jc w:val="center"/>
               <w:rPr>
-                <w:szCs w:val="28"/>
-              </w:rPr>
-            </w:pPr>
-            <w:r>
-              <w:rPr>
-                <w:szCs w:val="28"/>
+                <w:sz w:val="24"/>
+                <w:szCs w:val="24"/>
+              </w:rPr>
+            </w:pPr>
+            <w:r>
+              <w:rPr>
+                <w:sz w:val="24"/>
+                <w:szCs w:val="24"/>
               </w:rPr>
               <w:t>Описание</w:t>
             </w:r>
@@ -6445,7 +6789,7 @@
         </w:tblPrEx>
         <w:tc>
           <w:tcPr>
-            <w:tcW w:w="1911" w:type="dxa"/>
+            <w:tcW w:w="2259" w:type="dxa"/>
           </w:tcPr>
           <w:p>
             <w:pPr>
@@ -6454,22 +6798,26 @@
               <w:ind w:right="59" w:firstLine="0"/>
               <w:jc w:val="center"/>
               <w:rPr>
-                <w:szCs w:val="28"/>
-                <w:lang w:val="en-US"/>
-              </w:rPr>
-            </w:pPr>
-            <w:r>
-              <w:rPr>
-                <w:szCs w:val="28"/>
-                <w:lang w:val="en-US"/>
-              </w:rPr>
-              <w:t>FOURPLE</w:t>
-            </w:r>
-          </w:p>
-        </w:tc>
-        <w:tc>
-          <w:tcPr>
-            <w:tcW w:w="2598" w:type="dxa"/>
+                <w:rFonts w:hint="default"/>
+                <w:sz w:val="24"/>
+                <w:szCs w:val="24"/>
+                <w:lang w:val="en-US"/>
+              </w:rPr>
+            </w:pPr>
+            <w:r>
+              <w:rPr>
+                <w:rFonts w:hint="default"/>
+                <w:sz w:val="24"/>
+                <w:szCs w:val="24"/>
+                <w:lang w:val="en-US"/>
+              </w:rPr>
+              <w:t>HANDLE_LENGTH_MAX_VALUE</w:t>
+            </w:r>
+          </w:p>
+        </w:tc>
+        <w:tc>
+          <w:tcPr>
+            <w:tcW w:w="2465" w:type="dxa"/>
           </w:tcPr>
           <w:p>
             <w:pPr>
@@ -6478,22 +6826,26 @@
               <w:ind w:right="59" w:firstLine="0"/>
               <w:jc w:val="center"/>
               <w:rPr>
-                <w:szCs w:val="28"/>
-                <w:lang w:val="en-US"/>
-              </w:rPr>
-            </w:pPr>
-            <w:r>
-              <w:rPr>
-                <w:szCs w:val="28"/>
-                <w:lang w:val="en-US"/>
-              </w:rPr>
-              <w:t>double</w:t>
-            </w:r>
-          </w:p>
-        </w:tc>
-        <w:tc>
-          <w:tcPr>
-            <w:tcW w:w="4895" w:type="dxa"/>
+                <w:rFonts w:hint="default"/>
+                <w:sz w:val="24"/>
+                <w:szCs w:val="24"/>
+                <w:lang w:val="en-US"/>
+              </w:rPr>
+            </w:pPr>
+            <w:r>
+              <w:rPr>
+                <w:rFonts w:hint="default"/>
+                <w:sz w:val="24"/>
+                <w:szCs w:val="24"/>
+                <w:lang w:val="en-US"/>
+              </w:rPr>
+              <w:t>int</w:t>
+            </w:r>
+          </w:p>
+        </w:tc>
+        <w:tc>
+          <w:tcPr>
+            <w:tcW w:w="4680" w:type="dxa"/>
           </w:tcPr>
           <w:p>
             <w:pPr>
@@ -6502,14 +6854,20 @@
               <w:ind w:right="59" w:firstLine="0"/>
               <w:jc w:val="center"/>
               <w:rPr>
-                <w:szCs w:val="28"/>
-              </w:rPr>
-            </w:pPr>
-            <w:r>
-              <w:rPr>
-                <w:szCs w:val="28"/>
-              </w:rPr>
-              <w:t>Постоянная разница в 4 раза</w:t>
+                <w:rFonts w:hint="default"/>
+                <w:sz w:val="24"/>
+                <w:szCs w:val="24"/>
+                <w:lang w:val="ru-RU"/>
+              </w:rPr>
+            </w:pPr>
+            <w:r>
+              <w:rPr>
+                <w:rFonts w:hint="default"/>
+                <w:sz w:val="24"/>
+                <w:szCs w:val="24"/>
+                <w:lang w:val="ru-RU"/>
+              </w:rPr>
+              <w:t>Максимальное значение длины ручки</w:t>
             </w:r>
           </w:p>
         </w:tc>
@@ -6533,7 +6891,7 @@
         </w:tblPrEx>
         <w:tc>
           <w:tcPr>
-            <w:tcW w:w="1911" w:type="dxa"/>
+            <w:tcW w:w="2259" w:type="dxa"/>
           </w:tcPr>
           <w:p>
             <w:pPr>
@@ -6542,24 +6900,50 @@
               <w:ind w:right="59" w:firstLine="0"/>
               <w:jc w:val="center"/>
               <w:rPr>
+                <w:sz w:val="24"/>
+                <w:szCs w:val="24"/>
+              </w:rPr>
+            </w:pPr>
+            <w:r>
+              <w:rPr>
                 <w:rFonts w:hint="default"/>
-                <w:szCs w:val="28"/>
-                <w:lang w:val="en-US"/>
+                <w:sz w:val="24"/>
+                <w:szCs w:val="24"/>
+                <w:lang w:val="en-US"/>
+              </w:rPr>
+              <w:t>HANDLE_LENGTH_MIN_VALUE</w:t>
+            </w:r>
+          </w:p>
+        </w:tc>
+        <w:tc>
+          <w:tcPr>
+            <w:tcW w:w="2465" w:type="dxa"/>
+          </w:tcPr>
+          <w:p>
+            <w:pPr>
+              <w:widowControl w:val="0"/>
+              <w:spacing w:line="240" w:lineRule="auto"/>
+              <w:ind w:right="59" w:firstLine="0"/>
+              <w:jc w:val="center"/>
+              <w:rPr>
+                <w:sz w:val="24"/>
+                <w:szCs w:val="24"/>
               </w:rPr>
             </w:pPr>
             <w:r>
               <w:rPr>
                 <w:rFonts w:hint="default"/>
-                <w:szCs w:val="28"/>
-                <w:lang w:val="en-US"/>
-              </w:rPr>
-              <w:t>ABSDEVIATION</w:t>
-            </w:r>
-          </w:p>
-        </w:tc>
-        <w:tc>
-          <w:tcPr>
-            <w:tcW w:w="2598" w:type="dxa"/>
+                <w:sz w:val="24"/>
+                <w:szCs w:val="24"/>
+                <w:lang w:val="en-US"/>
+              </w:rPr>
+              <w:t>int</w:t>
+            </w:r>
+          </w:p>
+        </w:tc>
+        <w:tc>
+          <w:tcPr>
+            <w:tcW w:w="4680" w:type="dxa"/>
           </w:tcPr>
           <w:p>
             <w:pPr>
@@ -6568,38 +6952,18 @@
               <w:ind w:right="59" w:firstLine="0"/>
               <w:jc w:val="center"/>
               <w:rPr>
-                <w:szCs w:val="28"/>
-                <w:lang w:val="en-US"/>
-              </w:rPr>
-            </w:pPr>
-            <w:r>
-              <w:rPr>
-                <w:szCs w:val="28"/>
-                <w:lang w:val="en-US"/>
-              </w:rPr>
-              <w:t>double</w:t>
-            </w:r>
-          </w:p>
-        </w:tc>
-        <w:tc>
-          <w:tcPr>
-            <w:tcW w:w="4895" w:type="dxa"/>
-          </w:tcPr>
-          <w:p>
-            <w:pPr>
-              <w:widowControl w:val="0"/>
-              <w:spacing w:line="240" w:lineRule="auto"/>
-              <w:ind w:right="59" w:firstLine="0"/>
-              <w:jc w:val="center"/>
-              <w:rPr>
-                <w:szCs w:val="28"/>
-              </w:rPr>
-            </w:pPr>
-            <w:r>
-              <w:rPr>
-                <w:szCs w:val="28"/>
-              </w:rPr>
-              <w:t>Постоянная разница на 5 мм</w:t>
+                <w:sz w:val="24"/>
+                <w:szCs w:val="24"/>
+              </w:rPr>
+            </w:pPr>
+            <w:r>
+              <w:rPr>
+                <w:rFonts w:hint="default"/>
+                <w:sz w:val="24"/>
+                <w:szCs w:val="24"/>
+                <w:lang w:val="ru-RU"/>
+              </w:rPr>
+              <w:t>Минимальное значение длины ручки</w:t>
             </w:r>
           </w:p>
         </w:tc>
@@ -6623,7 +6987,7 @@
         </w:tblPrEx>
         <w:tc>
           <w:tcPr>
-            <w:tcW w:w="1911" w:type="dxa"/>
+            <w:tcW w:w="2259" w:type="dxa"/>
           </w:tcPr>
           <w:p>
             <w:pPr>
@@ -6632,31 +6996,50 @@
               <w:ind w:right="59" w:firstLine="0"/>
               <w:jc w:val="center"/>
               <w:rPr>
+                <w:sz w:val="24"/>
+                <w:szCs w:val="24"/>
+              </w:rPr>
+            </w:pPr>
+            <w:r>
+              <w:rPr>
                 <w:rFonts w:hint="default"/>
-                <w:szCs w:val="28"/>
-                <w:lang w:val="en-US"/>
-              </w:rPr>
-            </w:pPr>
-            <w:r>
-              <w:rPr>
-                <w:szCs w:val="28"/>
-                <w:lang w:val="en-US"/>
-              </w:rPr>
-              <w:t>DIAMETER</w:t>
-            </w:r>
+                <w:sz w:val="24"/>
+                <w:szCs w:val="24"/>
+                <w:lang w:val="en-US"/>
+              </w:rPr>
+              <w:t>HANDLE_WIDTH_MAX_VALUE</w:t>
+            </w:r>
+          </w:p>
+        </w:tc>
+        <w:tc>
+          <w:tcPr>
+            <w:tcW w:w="2465" w:type="dxa"/>
+          </w:tcPr>
+          <w:p>
+            <w:pPr>
+              <w:widowControl w:val="0"/>
+              <w:spacing w:line="240" w:lineRule="auto"/>
+              <w:ind w:right="59" w:firstLine="0"/>
+              <w:jc w:val="center"/>
+              <w:rPr>
+                <w:sz w:val="24"/>
+                <w:szCs w:val="24"/>
+              </w:rPr>
+            </w:pPr>
             <w:r>
               <w:rPr>
                 <w:rFonts w:hint="default"/>
-                <w:szCs w:val="28"/>
-                <w:lang w:val="en-US"/>
-              </w:rPr>
-              <w:t>DEVIATION</w:t>
-            </w:r>
-          </w:p>
-        </w:tc>
-        <w:tc>
-          <w:tcPr>
-            <w:tcW w:w="2598" w:type="dxa"/>
+                <w:sz w:val="24"/>
+                <w:szCs w:val="24"/>
+                <w:lang w:val="en-US"/>
+              </w:rPr>
+              <w:t>int</w:t>
+            </w:r>
+          </w:p>
+        </w:tc>
+        <w:tc>
+          <w:tcPr>
+            <w:tcW w:w="4680" w:type="dxa"/>
           </w:tcPr>
           <w:p>
             <w:pPr>
@@ -6665,38 +7048,18 @@
               <w:ind w:right="59" w:firstLine="0"/>
               <w:jc w:val="center"/>
               <w:rPr>
-                <w:szCs w:val="28"/>
-                <w:lang w:val="en-US"/>
-              </w:rPr>
-            </w:pPr>
-            <w:r>
-              <w:rPr>
-                <w:szCs w:val="28"/>
-                <w:lang w:val="en-US"/>
-              </w:rPr>
-              <w:t>double</w:t>
-            </w:r>
-          </w:p>
-        </w:tc>
-        <w:tc>
-          <w:tcPr>
-            <w:tcW w:w="4895" w:type="dxa"/>
-          </w:tcPr>
-          <w:p>
-            <w:pPr>
-              <w:widowControl w:val="0"/>
-              <w:spacing w:line="240" w:lineRule="auto"/>
-              <w:ind w:right="59" w:firstLine="0"/>
-              <w:jc w:val="center"/>
-              <w:rPr>
-                <w:szCs w:val="28"/>
-              </w:rPr>
-            </w:pPr>
-            <w:r>
-              <w:rPr>
-                <w:szCs w:val="28"/>
-              </w:rPr>
-              <w:t>Постоянная разница на 2 мм</w:t>
+                <w:sz w:val="24"/>
+                <w:szCs w:val="24"/>
+              </w:rPr>
+            </w:pPr>
+            <w:r>
+              <w:rPr>
+                <w:rFonts w:hint="default"/>
+                <w:sz w:val="24"/>
+                <w:szCs w:val="24"/>
+                <w:lang w:val="ru-RU"/>
+              </w:rPr>
+              <w:t>Максимальное значение диаметра ручки</w:t>
             </w:r>
           </w:p>
         </w:tc>
@@ -6720,7 +7083,7 @@
         </w:tblPrEx>
         <w:tc>
           <w:tcPr>
-            <w:tcW w:w="1911" w:type="dxa"/>
+            <w:tcW w:w="2259" w:type="dxa"/>
           </w:tcPr>
           <w:p>
             <w:pPr>
@@ -6729,22 +7092,24 @@
               <w:ind w:right="59" w:firstLine="0"/>
               <w:jc w:val="center"/>
               <w:rPr>
-                <w:szCs w:val="28"/>
-                <w:lang w:val="en-US"/>
-              </w:rPr>
-            </w:pPr>
-            <w:r>
-              <w:rPr>
-                <w:szCs w:val="28"/>
-                <w:lang w:val="en-US"/>
-              </w:rPr>
-              <w:t>HALF</w:t>
-            </w:r>
-          </w:p>
-        </w:tc>
-        <w:tc>
-          <w:tcPr>
-            <w:tcW w:w="2598" w:type="dxa"/>
+                <w:sz w:val="24"/>
+                <w:szCs w:val="24"/>
+              </w:rPr>
+            </w:pPr>
+            <w:r>
+              <w:rPr>
+                <w:rFonts w:hint="default"/>
+                <w:sz w:val="24"/>
+                <w:szCs w:val="24"/>
+                <w:lang w:val="en-US"/>
+              </w:rPr>
+              <w:t>HANDLE_WIDTH_MIN_VALUE</w:t>
+            </w:r>
+          </w:p>
+        </w:tc>
+        <w:tc>
+          <w:tcPr>
+            <w:tcW w:w="2465" w:type="dxa"/>
           </w:tcPr>
           <w:p>
             <w:pPr>
@@ -6753,22 +7118,24 @@
               <w:ind w:right="59" w:firstLine="0"/>
               <w:jc w:val="center"/>
               <w:rPr>
-                <w:szCs w:val="28"/>
-                <w:lang w:val="en-US"/>
-              </w:rPr>
-            </w:pPr>
-            <w:r>
-              <w:rPr>
-                <w:szCs w:val="28"/>
-                <w:lang w:val="en-US"/>
-              </w:rPr>
-              <w:t>double</w:t>
-            </w:r>
-          </w:p>
-        </w:tc>
-        <w:tc>
-          <w:tcPr>
-            <w:tcW w:w="4895" w:type="dxa"/>
+                <w:sz w:val="24"/>
+                <w:szCs w:val="24"/>
+              </w:rPr>
+            </w:pPr>
+            <w:r>
+              <w:rPr>
+                <w:rFonts w:hint="default"/>
+                <w:sz w:val="24"/>
+                <w:szCs w:val="24"/>
+                <w:lang w:val="en-US"/>
+              </w:rPr>
+              <w:t>int</w:t>
+            </w:r>
+          </w:p>
+        </w:tc>
+        <w:tc>
+          <w:tcPr>
+            <w:tcW w:w="4680" w:type="dxa"/>
           </w:tcPr>
           <w:p>
             <w:pPr>
@@ -6777,14 +7144,18 @@
               <w:ind w:right="59" w:firstLine="0"/>
               <w:jc w:val="center"/>
               <w:rPr>
-                <w:szCs w:val="28"/>
-              </w:rPr>
-            </w:pPr>
-            <w:r>
-              <w:rPr>
-                <w:szCs w:val="28"/>
-              </w:rPr>
-              <w:t>Постоянная разница в 2 раза</w:t>
+                <w:sz w:val="24"/>
+                <w:szCs w:val="24"/>
+              </w:rPr>
+            </w:pPr>
+            <w:r>
+              <w:rPr>
+                <w:rFonts w:hint="default"/>
+                <w:sz w:val="24"/>
+                <w:szCs w:val="24"/>
+                <w:lang w:val="ru-RU"/>
+              </w:rPr>
+              <w:t>Минимальное значение диаметра ручки</w:t>
             </w:r>
           </w:p>
         </w:tc>
@@ -6808,21 +7179,969 @@
         </w:tblPrEx>
         <w:tc>
           <w:tcPr>
-            <w:tcW w:w="1911" w:type="dxa"/>
+            <w:tcW w:w="2259" w:type="dxa"/>
           </w:tcPr>
           <w:p>
             <w:pPr>
               <w:widowControl w:val="0"/>
               <w:spacing w:line="240" w:lineRule="auto"/>
               <w:ind w:right="59" w:firstLine="0"/>
-              <w:rPr>
-                <w:szCs w:val="28"/>
-                <w:lang w:val="en-US"/>
-              </w:rPr>
-            </w:pPr>
-            <w:r>
-              <w:rPr>
-                <w:szCs w:val="28"/>
+              <w:jc w:val="center"/>
+              <w:rPr>
+                <w:sz w:val="24"/>
+                <w:szCs w:val="24"/>
+              </w:rPr>
+            </w:pPr>
+            <w:r>
+              <w:rPr>
+                <w:rFonts w:hint="default"/>
+                <w:sz w:val="24"/>
+                <w:szCs w:val="24"/>
+                <w:lang w:val="en-US"/>
+              </w:rPr>
+              <w:t>ROD_LENGTH_MAX_VALUE</w:t>
+            </w:r>
+          </w:p>
+        </w:tc>
+        <w:tc>
+          <w:tcPr>
+            <w:tcW w:w="2465" w:type="dxa"/>
+          </w:tcPr>
+          <w:p>
+            <w:pPr>
+              <w:widowControl w:val="0"/>
+              <w:spacing w:line="240" w:lineRule="auto"/>
+              <w:ind w:right="59" w:firstLine="0"/>
+              <w:jc w:val="center"/>
+              <w:rPr>
+                <w:sz w:val="24"/>
+                <w:szCs w:val="24"/>
+              </w:rPr>
+            </w:pPr>
+            <w:r>
+              <w:rPr>
+                <w:rFonts w:hint="default"/>
+                <w:sz w:val="24"/>
+                <w:szCs w:val="24"/>
+                <w:lang w:val="en-US"/>
+              </w:rPr>
+              <w:t>int</w:t>
+            </w:r>
+          </w:p>
+        </w:tc>
+        <w:tc>
+          <w:tcPr>
+            <w:tcW w:w="4680" w:type="dxa"/>
+          </w:tcPr>
+          <w:p>
+            <w:pPr>
+              <w:widowControl w:val="0"/>
+              <w:spacing w:line="240" w:lineRule="auto"/>
+              <w:ind w:right="59" w:firstLine="0"/>
+              <w:jc w:val="center"/>
+              <w:rPr>
+                <w:sz w:val="24"/>
+                <w:szCs w:val="24"/>
+              </w:rPr>
+            </w:pPr>
+            <w:r>
+              <w:rPr>
+                <w:rFonts w:hint="default"/>
+                <w:sz w:val="24"/>
+                <w:szCs w:val="24"/>
+                <w:lang w:val="ru-RU"/>
+              </w:rPr>
+              <w:t>Максимальное значение длины наконечника</w:t>
+            </w:r>
+          </w:p>
+        </w:tc>
+      </w:tr>
+      <w:tr>
+        <w:tblPrEx>
+          <w:tblBorders>
+            <w:top w:val="single" w:color="auto" w:sz="4" w:space="0"/>
+            <w:left w:val="single" w:color="auto" w:sz="4" w:space="0"/>
+            <w:bottom w:val="single" w:color="auto" w:sz="4" w:space="0"/>
+            <w:right w:val="single" w:color="auto" w:sz="4" w:space="0"/>
+            <w:insideH w:val="single" w:color="auto" w:sz="4" w:space="0"/>
+            <w:insideV w:val="single" w:color="auto" w:sz="4" w:space="0"/>
+          </w:tblBorders>
+          <w:tblCellMar>
+            <w:top w:w="0" w:type="dxa"/>
+            <w:left w:w="108" w:type="dxa"/>
+            <w:bottom w:w="0" w:type="dxa"/>
+            <w:right w:w="108" w:type="dxa"/>
+          </w:tblCellMar>
+        </w:tblPrEx>
+        <w:tc>
+          <w:tcPr>
+            <w:tcW w:w="2259" w:type="dxa"/>
+          </w:tcPr>
+          <w:p>
+            <w:pPr>
+              <w:widowControl w:val="0"/>
+              <w:spacing w:line="240" w:lineRule="auto"/>
+              <w:ind w:right="59" w:firstLine="0"/>
+              <w:jc w:val="center"/>
+              <w:rPr>
+                <w:sz w:val="24"/>
+                <w:szCs w:val="24"/>
+              </w:rPr>
+            </w:pPr>
+            <w:r>
+              <w:rPr>
+                <w:rFonts w:hint="default"/>
+                <w:sz w:val="24"/>
+                <w:szCs w:val="24"/>
+                <w:lang w:val="en-US"/>
+              </w:rPr>
+              <w:t>ROD_LENGTH_MIN_VALUE</w:t>
+            </w:r>
+          </w:p>
+        </w:tc>
+        <w:tc>
+          <w:tcPr>
+            <w:tcW w:w="2465" w:type="dxa"/>
+          </w:tcPr>
+          <w:p>
+            <w:pPr>
+              <w:widowControl w:val="0"/>
+              <w:spacing w:line="240" w:lineRule="auto"/>
+              <w:ind w:right="59" w:firstLine="0"/>
+              <w:jc w:val="center"/>
+              <w:rPr>
+                <w:sz w:val="24"/>
+                <w:szCs w:val="24"/>
+              </w:rPr>
+            </w:pPr>
+            <w:r>
+              <w:rPr>
+                <w:rFonts w:hint="default"/>
+                <w:sz w:val="24"/>
+                <w:szCs w:val="24"/>
+                <w:lang w:val="en-US"/>
+              </w:rPr>
+              <w:t>int</w:t>
+            </w:r>
+          </w:p>
+        </w:tc>
+        <w:tc>
+          <w:tcPr>
+            <w:tcW w:w="4680" w:type="dxa"/>
+          </w:tcPr>
+          <w:p>
+            <w:pPr>
+              <w:widowControl w:val="0"/>
+              <w:spacing w:line="240" w:lineRule="auto"/>
+              <w:ind w:right="59" w:firstLine="0"/>
+              <w:jc w:val="center"/>
+              <w:rPr>
+                <w:sz w:val="24"/>
+                <w:szCs w:val="24"/>
+              </w:rPr>
+            </w:pPr>
+            <w:r>
+              <w:rPr>
+                <w:rFonts w:hint="default"/>
+                <w:sz w:val="24"/>
+                <w:szCs w:val="24"/>
+                <w:lang w:val="ru-RU"/>
+              </w:rPr>
+              <w:t>Минимальное значение длины наконечника</w:t>
+            </w:r>
+          </w:p>
+        </w:tc>
+      </w:tr>
+      <w:tr>
+        <w:tblPrEx>
+          <w:tblBorders>
+            <w:top w:val="single" w:color="auto" w:sz="4" w:space="0"/>
+            <w:left w:val="single" w:color="auto" w:sz="4" w:space="0"/>
+            <w:bottom w:val="single" w:color="auto" w:sz="4" w:space="0"/>
+            <w:right w:val="single" w:color="auto" w:sz="4" w:space="0"/>
+            <w:insideH w:val="single" w:color="auto" w:sz="4" w:space="0"/>
+            <w:insideV w:val="single" w:color="auto" w:sz="4" w:space="0"/>
+          </w:tblBorders>
+          <w:tblCellMar>
+            <w:top w:w="0" w:type="dxa"/>
+            <w:left w:w="108" w:type="dxa"/>
+            <w:bottom w:w="0" w:type="dxa"/>
+            <w:right w:w="108" w:type="dxa"/>
+          </w:tblCellMar>
+        </w:tblPrEx>
+        <w:tc>
+          <w:tcPr>
+            <w:tcW w:w="2259" w:type="dxa"/>
+            <w:tcBorders>
+              <w:bottom w:val="nil"/>
+            </w:tcBorders>
+          </w:tcPr>
+          <w:p>
+            <w:pPr>
+              <w:widowControl w:val="0"/>
+              <w:spacing w:line="240" w:lineRule="auto"/>
+              <w:ind w:right="59" w:firstLine="0"/>
+              <w:jc w:val="center"/>
+              <w:rPr>
+                <w:sz w:val="24"/>
+                <w:szCs w:val="24"/>
+              </w:rPr>
+            </w:pPr>
+            <w:r>
+              <w:rPr>
+                <w:rFonts w:hint="default"/>
+                <w:sz w:val="24"/>
+                <w:szCs w:val="24"/>
+                <w:lang w:val="en-US"/>
+              </w:rPr>
+              <w:t>ROD_WIDTH_MAX_VALUE</w:t>
+            </w:r>
+          </w:p>
+        </w:tc>
+        <w:tc>
+          <w:tcPr>
+            <w:tcW w:w="2465" w:type="dxa"/>
+            <w:tcBorders>
+              <w:bottom w:val="nil"/>
+            </w:tcBorders>
+          </w:tcPr>
+          <w:p>
+            <w:pPr>
+              <w:widowControl w:val="0"/>
+              <w:spacing w:line="240" w:lineRule="auto"/>
+              <w:ind w:right="59" w:firstLine="0"/>
+              <w:jc w:val="center"/>
+              <w:rPr>
+                <w:sz w:val="24"/>
+                <w:szCs w:val="24"/>
+              </w:rPr>
+            </w:pPr>
+            <w:r>
+              <w:rPr>
+                <w:rFonts w:hint="default"/>
+                <w:sz w:val="24"/>
+                <w:szCs w:val="24"/>
+                <w:lang w:val="en-US"/>
+              </w:rPr>
+              <w:t>int</w:t>
+            </w:r>
+          </w:p>
+        </w:tc>
+        <w:tc>
+          <w:tcPr>
+            <w:tcW w:w="4680" w:type="dxa"/>
+            <w:tcBorders>
+              <w:bottom w:val="nil"/>
+            </w:tcBorders>
+          </w:tcPr>
+          <w:p>
+            <w:pPr>
+              <w:widowControl w:val="0"/>
+              <w:spacing w:line="240" w:lineRule="auto"/>
+              <w:ind w:right="59" w:firstLine="0"/>
+              <w:jc w:val="center"/>
+              <w:rPr>
+                <w:sz w:val="24"/>
+                <w:szCs w:val="24"/>
+              </w:rPr>
+            </w:pPr>
+            <w:r>
+              <w:rPr>
+                <w:rFonts w:hint="default"/>
+                <w:sz w:val="24"/>
+                <w:szCs w:val="24"/>
+                <w:lang w:val="ru-RU"/>
+              </w:rPr>
+              <w:t>Максимальное значение диаметра наконечника</w:t>
+            </w:r>
+          </w:p>
+        </w:tc>
+      </w:tr>
+    </w:tbl>
+    <w:p>
+      <w:pPr>
+        <w:ind w:left="0" w:leftChars="0" w:right="59" w:firstLine="708" w:firstLineChars="0"/>
+        <w:rPr>
+          <w:rFonts w:hint="default"/>
+          <w:szCs w:val="28"/>
+          <w:lang w:val="ru-RU"/>
+        </w:rPr>
+      </w:pPr>
+      <w:r>
+        <w:rPr>
+          <w:szCs w:val="28"/>
+          <w:lang w:val="ru-RU"/>
+        </w:rPr>
+        <w:t>Продолжение</w:t>
+      </w:r>
+      <w:r>
+        <w:rPr>
+          <w:rFonts w:hint="default"/>
+          <w:szCs w:val="28"/>
+          <w:lang w:val="ru-RU"/>
+        </w:rPr>
+        <w:t xml:space="preserve"> таблицы 7.3</w:t>
+      </w:r>
+    </w:p>
+    <w:tbl>
+      <w:tblPr>
+        <w:tblStyle w:val="17"/>
+        <w:tblW w:w="0" w:type="auto"/>
+        <w:tblInd w:w="118" w:type="dxa"/>
+        <w:tblBorders>
+          <w:top w:val="single" w:color="auto" w:sz="4" w:space="0"/>
+          <w:left w:val="single" w:color="auto" w:sz="4" w:space="0"/>
+          <w:bottom w:val="single" w:color="auto" w:sz="4" w:space="0"/>
+          <w:right w:val="single" w:color="auto" w:sz="4" w:space="0"/>
+          <w:insideH w:val="single" w:color="auto" w:sz="4" w:space="0"/>
+          <w:insideV w:val="single" w:color="auto" w:sz="4" w:space="0"/>
+        </w:tblBorders>
+        <w:tblLayout w:type="fixed"/>
+        <w:tblCellMar>
+          <w:top w:w="0" w:type="dxa"/>
+          <w:left w:w="108" w:type="dxa"/>
+          <w:bottom w:w="0" w:type="dxa"/>
+          <w:right w:w="108" w:type="dxa"/>
+        </w:tblCellMar>
+      </w:tblPr>
+      <w:tblGrid>
+        <w:gridCol w:w="2259"/>
+        <w:gridCol w:w="2465"/>
+        <w:gridCol w:w="4680"/>
+      </w:tblGrid>
+      <w:tr>
+        <w:tblPrEx>
+          <w:tblBorders>
+            <w:top w:val="single" w:color="auto" w:sz="4" w:space="0"/>
+            <w:left w:val="single" w:color="auto" w:sz="4" w:space="0"/>
+            <w:bottom w:val="single" w:color="auto" w:sz="4" w:space="0"/>
+            <w:right w:val="single" w:color="auto" w:sz="4" w:space="0"/>
+            <w:insideH w:val="single" w:color="auto" w:sz="4" w:space="0"/>
+            <w:insideV w:val="single" w:color="auto" w:sz="4" w:space="0"/>
+          </w:tblBorders>
+          <w:tblCellMar>
+            <w:top w:w="0" w:type="dxa"/>
+            <w:left w:w="108" w:type="dxa"/>
+            <w:bottom w:w="0" w:type="dxa"/>
+            <w:right w:w="108" w:type="dxa"/>
+          </w:tblCellMar>
+        </w:tblPrEx>
+        <w:tc>
+          <w:tcPr>
+            <w:tcW w:w="2259" w:type="dxa"/>
+            <w:vAlign w:val="top"/>
+          </w:tcPr>
+          <w:p>
+            <w:pPr>
+              <w:widowControl w:val="0"/>
+              <w:spacing w:line="240" w:lineRule="auto"/>
+              <w:ind w:right="59" w:rightChars="0" w:firstLine="0" w:firstLineChars="0"/>
+              <w:jc w:val="center"/>
+              <w:rPr>
+                <w:sz w:val="24"/>
+                <w:szCs w:val="24"/>
+                <w:lang w:val="en-US"/>
+              </w:rPr>
+            </w:pPr>
+            <w:r>
+              <w:rPr>
+                <w:sz w:val="24"/>
+                <w:szCs w:val="24"/>
+              </w:rPr>
+              <w:t>Название</w:t>
+            </w:r>
+          </w:p>
+        </w:tc>
+        <w:tc>
+          <w:tcPr>
+            <w:tcW w:w="2465" w:type="dxa"/>
+            <w:vAlign w:val="top"/>
+          </w:tcPr>
+          <w:p>
+            <w:pPr>
+              <w:widowControl w:val="0"/>
+              <w:spacing w:line="240" w:lineRule="auto"/>
+              <w:ind w:right="59" w:rightChars="0" w:firstLine="0" w:firstLineChars="0"/>
+              <w:jc w:val="center"/>
+              <w:rPr>
+                <w:sz w:val="24"/>
+                <w:szCs w:val="24"/>
+                <w:lang w:val="en-US"/>
+              </w:rPr>
+            </w:pPr>
+            <w:r>
+              <w:rPr>
+                <w:sz w:val="24"/>
+                <w:szCs w:val="24"/>
+              </w:rPr>
+              <w:t>Тип данных</w:t>
+            </w:r>
+          </w:p>
+        </w:tc>
+        <w:tc>
+          <w:tcPr>
+            <w:tcW w:w="4680" w:type="dxa"/>
+            <w:vAlign w:val="top"/>
+          </w:tcPr>
+          <w:p>
+            <w:pPr>
+              <w:widowControl w:val="0"/>
+              <w:spacing w:line="240" w:lineRule="auto"/>
+              <w:ind w:right="59" w:rightChars="0" w:firstLine="0" w:firstLineChars="0"/>
+              <w:jc w:val="center"/>
+              <w:rPr>
+                <w:sz w:val="24"/>
+                <w:szCs w:val="24"/>
+              </w:rPr>
+            </w:pPr>
+            <w:r>
+              <w:rPr>
+                <w:sz w:val="24"/>
+                <w:szCs w:val="24"/>
+              </w:rPr>
+              <w:t>Описание</w:t>
+            </w:r>
+          </w:p>
+        </w:tc>
+      </w:tr>
+      <w:tr>
+        <w:tblPrEx>
+          <w:tblBorders>
+            <w:top w:val="single" w:color="auto" w:sz="4" w:space="0"/>
+            <w:left w:val="single" w:color="auto" w:sz="4" w:space="0"/>
+            <w:bottom w:val="single" w:color="auto" w:sz="4" w:space="0"/>
+            <w:right w:val="single" w:color="auto" w:sz="4" w:space="0"/>
+            <w:insideH w:val="single" w:color="auto" w:sz="4" w:space="0"/>
+            <w:insideV w:val="single" w:color="auto" w:sz="4" w:space="0"/>
+          </w:tblBorders>
+          <w:tblCellMar>
+            <w:top w:w="0" w:type="dxa"/>
+            <w:left w:w="108" w:type="dxa"/>
+            <w:bottom w:w="0" w:type="dxa"/>
+            <w:right w:w="108" w:type="dxa"/>
+          </w:tblCellMar>
+        </w:tblPrEx>
+        <w:trPr>
+          <w:trHeight w:val="90" w:hRule="atLeast"/>
+        </w:trPr>
+        <w:tc>
+          <w:tcPr>
+            <w:tcW w:w="2259" w:type="dxa"/>
+            <w:vAlign w:val="top"/>
+          </w:tcPr>
+          <w:p>
+            <w:pPr>
+              <w:widowControl w:val="0"/>
+              <w:spacing w:line="240" w:lineRule="auto"/>
+              <w:ind w:right="59" w:rightChars="0" w:firstLine="0" w:firstLineChars="0"/>
+              <w:jc w:val="center"/>
+              <w:rPr>
+                <w:sz w:val="24"/>
+                <w:szCs w:val="24"/>
+                <w:lang w:val="en-US"/>
+              </w:rPr>
+            </w:pPr>
+            <w:r>
+              <w:rPr>
+                <w:rFonts w:hint="default"/>
+                <w:sz w:val="24"/>
+                <w:szCs w:val="24"/>
+                <w:lang w:val="en-US"/>
+              </w:rPr>
+              <w:t>ROD_WIDTH_MIN_VALUE</w:t>
+            </w:r>
+          </w:p>
+        </w:tc>
+        <w:tc>
+          <w:tcPr>
+            <w:tcW w:w="2465" w:type="dxa"/>
+            <w:vAlign w:val="top"/>
+          </w:tcPr>
+          <w:p>
+            <w:pPr>
+              <w:widowControl w:val="0"/>
+              <w:spacing w:line="240" w:lineRule="auto"/>
+              <w:ind w:right="59" w:rightChars="0" w:firstLine="0" w:firstLineChars="0"/>
+              <w:jc w:val="center"/>
+              <w:rPr>
+                <w:sz w:val="24"/>
+                <w:szCs w:val="24"/>
+                <w:lang w:val="en-US"/>
+              </w:rPr>
+            </w:pPr>
+            <w:r>
+              <w:rPr>
+                <w:rFonts w:hint="default"/>
+                <w:sz w:val="24"/>
+                <w:szCs w:val="24"/>
+                <w:lang w:val="en-US"/>
+              </w:rPr>
+              <w:t>int</w:t>
+            </w:r>
+          </w:p>
+        </w:tc>
+        <w:tc>
+          <w:tcPr>
+            <w:tcW w:w="4680" w:type="dxa"/>
+            <w:vAlign w:val="top"/>
+          </w:tcPr>
+          <w:p>
+            <w:pPr>
+              <w:widowControl w:val="0"/>
+              <w:spacing w:line="240" w:lineRule="auto"/>
+              <w:ind w:right="59" w:rightChars="0" w:firstLine="0" w:firstLineChars="0"/>
+              <w:jc w:val="center"/>
+              <w:rPr>
+                <w:sz w:val="24"/>
+                <w:szCs w:val="24"/>
+              </w:rPr>
+            </w:pPr>
+            <w:r>
+              <w:rPr>
+                <w:rFonts w:hint="default"/>
+                <w:sz w:val="24"/>
+                <w:szCs w:val="24"/>
+                <w:lang w:val="ru-RU"/>
+              </w:rPr>
+              <w:t>Минимальное значение диаметра наконечника</w:t>
+            </w:r>
+          </w:p>
+        </w:tc>
+      </w:tr>
+      <w:tr>
+        <w:tblPrEx>
+          <w:tblBorders>
+            <w:top w:val="single" w:color="auto" w:sz="4" w:space="0"/>
+            <w:left w:val="single" w:color="auto" w:sz="4" w:space="0"/>
+            <w:bottom w:val="single" w:color="auto" w:sz="4" w:space="0"/>
+            <w:right w:val="single" w:color="auto" w:sz="4" w:space="0"/>
+            <w:insideH w:val="single" w:color="auto" w:sz="4" w:space="0"/>
+            <w:insideV w:val="single" w:color="auto" w:sz="4" w:space="0"/>
+          </w:tblBorders>
+          <w:tblCellMar>
+            <w:top w:w="0" w:type="dxa"/>
+            <w:left w:w="108" w:type="dxa"/>
+            <w:bottom w:w="0" w:type="dxa"/>
+            <w:right w:w="108" w:type="dxa"/>
+          </w:tblCellMar>
+        </w:tblPrEx>
+        <w:trPr>
+          <w:trHeight w:val="90" w:hRule="atLeast"/>
+        </w:trPr>
+        <w:tc>
+          <w:tcPr>
+            <w:tcW w:w="2259" w:type="dxa"/>
+            <w:vAlign w:val="top"/>
+          </w:tcPr>
+          <w:p>
+            <w:pPr>
+              <w:widowControl w:val="0"/>
+              <w:spacing w:line="240" w:lineRule="auto"/>
+              <w:ind w:right="59" w:rightChars="0" w:firstLine="0" w:firstLineChars="0"/>
+              <w:jc w:val="center"/>
+              <w:rPr>
+                <w:sz w:val="24"/>
+                <w:szCs w:val="24"/>
+                <w:lang w:val="en-US"/>
+              </w:rPr>
+            </w:pPr>
+            <w:r>
+              <w:rPr>
+                <w:sz w:val="24"/>
+                <w:szCs w:val="24"/>
+                <w:lang w:val="en-US"/>
+              </w:rPr>
+              <w:t>FOURPLE</w:t>
+            </w:r>
+          </w:p>
+        </w:tc>
+        <w:tc>
+          <w:tcPr>
+            <w:tcW w:w="2465" w:type="dxa"/>
+            <w:vAlign w:val="top"/>
+          </w:tcPr>
+          <w:p>
+            <w:pPr>
+              <w:widowControl w:val="0"/>
+              <w:spacing w:line="240" w:lineRule="auto"/>
+              <w:ind w:right="59" w:rightChars="0" w:firstLine="0" w:firstLineChars="0"/>
+              <w:jc w:val="center"/>
+              <w:rPr>
+                <w:sz w:val="24"/>
+                <w:szCs w:val="24"/>
+                <w:lang w:val="en-US"/>
+              </w:rPr>
+            </w:pPr>
+            <w:r>
+              <w:rPr>
+                <w:sz w:val="24"/>
+                <w:szCs w:val="24"/>
+                <w:lang w:val="en-US"/>
+              </w:rPr>
+              <w:t>double</w:t>
+            </w:r>
+          </w:p>
+        </w:tc>
+        <w:tc>
+          <w:tcPr>
+            <w:tcW w:w="4680" w:type="dxa"/>
+            <w:vAlign w:val="top"/>
+          </w:tcPr>
+          <w:p>
+            <w:pPr>
+              <w:widowControl w:val="0"/>
+              <w:spacing w:line="240" w:lineRule="auto"/>
+              <w:ind w:right="59" w:rightChars="0" w:firstLine="0" w:firstLineChars="0"/>
+              <w:jc w:val="center"/>
+              <w:rPr>
+                <w:sz w:val="24"/>
+                <w:szCs w:val="24"/>
+              </w:rPr>
+            </w:pPr>
+            <w:r>
+              <w:rPr>
+                <w:sz w:val="24"/>
+                <w:szCs w:val="24"/>
+              </w:rPr>
+              <w:t>Постоянная разница в 4 раза</w:t>
+            </w:r>
+          </w:p>
+        </w:tc>
+      </w:tr>
+      <w:tr>
+        <w:tblPrEx>
+          <w:tblBorders>
+            <w:top w:val="single" w:color="auto" w:sz="4" w:space="0"/>
+            <w:left w:val="single" w:color="auto" w:sz="4" w:space="0"/>
+            <w:bottom w:val="single" w:color="auto" w:sz="4" w:space="0"/>
+            <w:right w:val="single" w:color="auto" w:sz="4" w:space="0"/>
+            <w:insideH w:val="single" w:color="auto" w:sz="4" w:space="0"/>
+            <w:insideV w:val="single" w:color="auto" w:sz="4" w:space="0"/>
+          </w:tblBorders>
+          <w:tblCellMar>
+            <w:top w:w="0" w:type="dxa"/>
+            <w:left w:w="108" w:type="dxa"/>
+            <w:bottom w:w="0" w:type="dxa"/>
+            <w:right w:w="108" w:type="dxa"/>
+          </w:tblCellMar>
+        </w:tblPrEx>
+        <w:tc>
+          <w:tcPr>
+            <w:tcW w:w="2259" w:type="dxa"/>
+            <w:vAlign w:val="top"/>
+          </w:tcPr>
+          <w:p>
+            <w:pPr>
+              <w:widowControl w:val="0"/>
+              <w:spacing w:line="240" w:lineRule="auto"/>
+              <w:ind w:right="59" w:rightChars="0" w:firstLine="0" w:firstLineChars="0"/>
+              <w:jc w:val="center"/>
+              <w:rPr>
+                <w:sz w:val="24"/>
+                <w:szCs w:val="24"/>
+                <w:lang w:val="en-US"/>
+              </w:rPr>
+            </w:pPr>
+            <w:r>
+              <w:rPr>
+                <w:rFonts w:hint="default"/>
+                <w:sz w:val="24"/>
+                <w:szCs w:val="24"/>
+                <w:lang w:val="en-US"/>
+              </w:rPr>
+              <w:t>ABSDEVIATION</w:t>
+            </w:r>
+          </w:p>
+        </w:tc>
+        <w:tc>
+          <w:tcPr>
+            <w:tcW w:w="2465" w:type="dxa"/>
+            <w:vAlign w:val="top"/>
+          </w:tcPr>
+          <w:p>
+            <w:pPr>
+              <w:widowControl w:val="0"/>
+              <w:spacing w:line="240" w:lineRule="auto"/>
+              <w:ind w:right="59" w:rightChars="0" w:firstLine="0" w:firstLineChars="0"/>
+              <w:jc w:val="center"/>
+              <w:rPr>
+                <w:sz w:val="24"/>
+                <w:szCs w:val="24"/>
+                <w:lang w:val="en-US"/>
+              </w:rPr>
+            </w:pPr>
+            <w:r>
+              <w:rPr>
+                <w:sz w:val="24"/>
+                <w:szCs w:val="24"/>
+                <w:lang w:val="en-US"/>
+              </w:rPr>
+              <w:t>double</w:t>
+            </w:r>
+          </w:p>
+        </w:tc>
+        <w:tc>
+          <w:tcPr>
+            <w:tcW w:w="4680" w:type="dxa"/>
+            <w:vAlign w:val="top"/>
+          </w:tcPr>
+          <w:p>
+            <w:pPr>
+              <w:widowControl w:val="0"/>
+              <w:spacing w:line="240" w:lineRule="auto"/>
+              <w:ind w:right="59" w:rightChars="0" w:firstLine="0" w:firstLineChars="0"/>
+              <w:jc w:val="center"/>
+              <w:rPr>
+                <w:sz w:val="24"/>
+                <w:szCs w:val="24"/>
+              </w:rPr>
+            </w:pPr>
+            <w:r>
+              <w:rPr>
+                <w:sz w:val="24"/>
+                <w:szCs w:val="24"/>
+              </w:rPr>
+              <w:t>Постоянная разница на 5 мм</w:t>
+            </w:r>
+          </w:p>
+        </w:tc>
+      </w:tr>
+      <w:tr>
+        <w:tblPrEx>
+          <w:tblBorders>
+            <w:top w:val="single" w:color="auto" w:sz="4" w:space="0"/>
+            <w:left w:val="single" w:color="auto" w:sz="4" w:space="0"/>
+            <w:bottom w:val="single" w:color="auto" w:sz="4" w:space="0"/>
+            <w:right w:val="single" w:color="auto" w:sz="4" w:space="0"/>
+            <w:insideH w:val="single" w:color="auto" w:sz="4" w:space="0"/>
+            <w:insideV w:val="single" w:color="auto" w:sz="4" w:space="0"/>
+          </w:tblBorders>
+          <w:tblCellMar>
+            <w:top w:w="0" w:type="dxa"/>
+            <w:left w:w="108" w:type="dxa"/>
+            <w:bottom w:w="0" w:type="dxa"/>
+            <w:right w:w="108" w:type="dxa"/>
+          </w:tblCellMar>
+        </w:tblPrEx>
+        <w:tc>
+          <w:tcPr>
+            <w:tcW w:w="2259" w:type="dxa"/>
+            <w:vAlign w:val="top"/>
+          </w:tcPr>
+          <w:p>
+            <w:pPr>
+              <w:widowControl w:val="0"/>
+              <w:spacing w:line="240" w:lineRule="auto"/>
+              <w:ind w:right="59" w:rightChars="0" w:firstLine="0" w:firstLineChars="0"/>
+              <w:jc w:val="center"/>
+              <w:rPr>
+                <w:sz w:val="24"/>
+                <w:szCs w:val="24"/>
+                <w:lang w:val="en-US"/>
+              </w:rPr>
+            </w:pPr>
+            <w:r>
+              <w:rPr>
+                <w:sz w:val="24"/>
+                <w:szCs w:val="24"/>
+                <w:lang w:val="en-US"/>
+              </w:rPr>
+              <w:t>DIAMETER</w:t>
+            </w:r>
+            <w:r>
+              <w:rPr>
+                <w:rFonts w:hint="default"/>
+                <w:sz w:val="24"/>
+                <w:szCs w:val="24"/>
+                <w:lang w:val="en-US"/>
+              </w:rPr>
+              <w:t>DEVIATION</w:t>
+            </w:r>
+          </w:p>
+        </w:tc>
+        <w:tc>
+          <w:tcPr>
+            <w:tcW w:w="2465" w:type="dxa"/>
+            <w:vAlign w:val="top"/>
+          </w:tcPr>
+          <w:p>
+            <w:pPr>
+              <w:widowControl w:val="0"/>
+              <w:spacing w:line="240" w:lineRule="auto"/>
+              <w:ind w:right="59" w:rightChars="0" w:firstLine="0" w:firstLineChars="0"/>
+              <w:jc w:val="center"/>
+              <w:rPr>
+                <w:sz w:val="24"/>
+                <w:szCs w:val="24"/>
+                <w:lang w:val="en-US"/>
+              </w:rPr>
+            </w:pPr>
+            <w:r>
+              <w:rPr>
+                <w:sz w:val="24"/>
+                <w:szCs w:val="24"/>
+                <w:lang w:val="en-US"/>
+              </w:rPr>
+              <w:t>double</w:t>
+            </w:r>
+          </w:p>
+        </w:tc>
+        <w:tc>
+          <w:tcPr>
+            <w:tcW w:w="4680" w:type="dxa"/>
+            <w:vAlign w:val="top"/>
+          </w:tcPr>
+          <w:p>
+            <w:pPr>
+              <w:widowControl w:val="0"/>
+              <w:spacing w:line="240" w:lineRule="auto"/>
+              <w:ind w:right="59" w:rightChars="0" w:firstLine="0" w:firstLineChars="0"/>
+              <w:jc w:val="center"/>
+              <w:rPr>
+                <w:sz w:val="24"/>
+                <w:szCs w:val="24"/>
+              </w:rPr>
+            </w:pPr>
+            <w:r>
+              <w:rPr>
+                <w:sz w:val="24"/>
+                <w:szCs w:val="24"/>
+              </w:rPr>
+              <w:t>Постоянная разница на 2 мм</w:t>
+            </w:r>
+          </w:p>
+        </w:tc>
+      </w:tr>
+      <w:tr>
+        <w:tblPrEx>
+          <w:tblBorders>
+            <w:top w:val="single" w:color="auto" w:sz="4" w:space="0"/>
+            <w:left w:val="single" w:color="auto" w:sz="4" w:space="0"/>
+            <w:bottom w:val="single" w:color="auto" w:sz="4" w:space="0"/>
+            <w:right w:val="single" w:color="auto" w:sz="4" w:space="0"/>
+            <w:insideH w:val="single" w:color="auto" w:sz="4" w:space="0"/>
+            <w:insideV w:val="single" w:color="auto" w:sz="4" w:space="0"/>
+          </w:tblBorders>
+          <w:tblCellMar>
+            <w:top w:w="0" w:type="dxa"/>
+            <w:left w:w="108" w:type="dxa"/>
+            <w:bottom w:w="0" w:type="dxa"/>
+            <w:right w:w="108" w:type="dxa"/>
+          </w:tblCellMar>
+        </w:tblPrEx>
+        <w:tc>
+          <w:tcPr>
+            <w:tcW w:w="2259" w:type="dxa"/>
+          </w:tcPr>
+          <w:p>
+            <w:pPr>
+              <w:widowControl w:val="0"/>
+              <w:spacing w:line="240" w:lineRule="auto"/>
+              <w:ind w:right="59" w:firstLine="0"/>
+              <w:jc w:val="center"/>
+              <w:rPr>
+                <w:sz w:val="24"/>
+                <w:szCs w:val="24"/>
+                <w:lang w:val="en-US"/>
+              </w:rPr>
+            </w:pPr>
+            <w:r>
+              <w:rPr>
+                <w:sz w:val="24"/>
+                <w:szCs w:val="24"/>
+                <w:lang w:val="en-US"/>
+              </w:rPr>
+              <w:t>HALF</w:t>
+            </w:r>
+          </w:p>
+        </w:tc>
+        <w:tc>
+          <w:tcPr>
+            <w:tcW w:w="2465" w:type="dxa"/>
+          </w:tcPr>
+          <w:p>
+            <w:pPr>
+              <w:widowControl w:val="0"/>
+              <w:spacing w:line="240" w:lineRule="auto"/>
+              <w:ind w:right="59" w:firstLine="0"/>
+              <w:jc w:val="center"/>
+              <w:rPr>
+                <w:sz w:val="24"/>
+                <w:szCs w:val="24"/>
+                <w:lang w:val="en-US"/>
+              </w:rPr>
+            </w:pPr>
+            <w:r>
+              <w:rPr>
+                <w:sz w:val="24"/>
+                <w:szCs w:val="24"/>
+                <w:lang w:val="en-US"/>
+              </w:rPr>
+              <w:t>double</w:t>
+            </w:r>
+          </w:p>
+        </w:tc>
+        <w:tc>
+          <w:tcPr>
+            <w:tcW w:w="4680" w:type="dxa"/>
+          </w:tcPr>
+          <w:p>
+            <w:pPr>
+              <w:widowControl w:val="0"/>
+              <w:spacing w:line="240" w:lineRule="auto"/>
+              <w:ind w:right="59" w:firstLine="0"/>
+              <w:jc w:val="center"/>
+              <w:rPr>
+                <w:sz w:val="24"/>
+                <w:szCs w:val="24"/>
+              </w:rPr>
+            </w:pPr>
+            <w:r>
+              <w:rPr>
+                <w:sz w:val="24"/>
+                <w:szCs w:val="24"/>
+              </w:rPr>
+              <w:t>Постоянная разница в 2 раза</w:t>
+            </w:r>
+          </w:p>
+        </w:tc>
+      </w:tr>
+      <w:tr>
+        <w:tblPrEx>
+          <w:tblBorders>
+            <w:top w:val="single" w:color="auto" w:sz="4" w:space="0"/>
+            <w:left w:val="single" w:color="auto" w:sz="4" w:space="0"/>
+            <w:bottom w:val="single" w:color="auto" w:sz="4" w:space="0"/>
+            <w:right w:val="single" w:color="auto" w:sz="4" w:space="0"/>
+            <w:insideH w:val="single" w:color="auto" w:sz="4" w:space="0"/>
+            <w:insideV w:val="single" w:color="auto" w:sz="4" w:space="0"/>
+          </w:tblBorders>
+          <w:tblCellMar>
+            <w:top w:w="0" w:type="dxa"/>
+            <w:left w:w="108" w:type="dxa"/>
+            <w:bottom w:w="0" w:type="dxa"/>
+            <w:right w:w="108" w:type="dxa"/>
+          </w:tblCellMar>
+        </w:tblPrEx>
+        <w:tc>
+          <w:tcPr>
+            <w:tcW w:w="2259" w:type="dxa"/>
+          </w:tcPr>
+          <w:p>
+            <w:pPr>
+              <w:widowControl w:val="0"/>
+              <w:spacing w:line="240" w:lineRule="auto"/>
+              <w:ind w:right="59" w:firstLine="0"/>
+              <w:rPr>
+                <w:sz w:val="24"/>
+                <w:szCs w:val="24"/>
+                <w:lang w:val="en-US"/>
+              </w:rPr>
+            </w:pPr>
+            <w:r>
+              <w:rPr>
+                <w:sz w:val="24"/>
+                <w:szCs w:val="24"/>
                 <w:lang w:val="en-US"/>
               </w:rPr>
               <w:t>_parameters</w:t>
@@ -6831,7 +8150,7 @@
         </w:tc>
         <w:tc>
           <w:tcPr>
-            <w:tcW w:w="2598" w:type="dxa"/>
+            <w:tcW w:w="2465" w:type="dxa"/>
           </w:tcPr>
           <w:p>
             <w:pPr>
@@ -6840,13 +8159,15 @@
               <w:ind w:right="59" w:firstLine="0"/>
               <w:jc w:val="center"/>
               <w:rPr>
-                <w:szCs w:val="28"/>
-                <w:lang w:val="en-US"/>
-              </w:rPr>
-            </w:pPr>
-            <w:r>
-              <w:rPr>
-                <w:szCs w:val="28"/>
+                <w:sz w:val="24"/>
+                <w:szCs w:val="24"/>
+                <w:lang w:val="en-US"/>
+              </w:rPr>
+            </w:pPr>
+            <w:r>
+              <w:rPr>
+                <w:sz w:val="24"/>
+                <w:szCs w:val="24"/>
                 <w:lang w:val="en-US"/>
               </w:rPr>
               <w:t>Dictionary&lt;ParameterType, Parameter&gt;</w:t>
@@ -6855,7 +8176,7 @@
         </w:tc>
         <w:tc>
           <w:tcPr>
-            <w:tcW w:w="4895" w:type="dxa"/>
+            <w:tcW w:w="4680" w:type="dxa"/>
           </w:tcPr>
           <w:p>
             <w:pPr>
@@ -6864,12 +8185,14 @@
               <w:ind w:right="59" w:firstLine="0"/>
               <w:jc w:val="center"/>
               <w:rPr>
-                <w:szCs w:val="28"/>
-              </w:rPr>
-            </w:pPr>
-            <w:r>
-              <w:rPr>
-                <w:szCs w:val="28"/>
+                <w:sz w:val="24"/>
+                <w:szCs w:val="24"/>
+              </w:rPr>
+            </w:pPr>
+            <w:r>
+              <w:rPr>
+                <w:sz w:val="24"/>
+                <w:szCs w:val="24"/>
               </w:rPr>
               <w:t>Хранит в себе словарь всех параметров</w:t>
             </w:r>
@@ -6898,7 +8221,7 @@
         </w:trPr>
         <w:tc>
           <w:tcPr>
-            <w:tcW w:w="1911" w:type="dxa"/>
+            <w:tcW w:w="2259" w:type="dxa"/>
           </w:tcPr>
           <w:p>
             <w:pPr>
@@ -6906,13 +8229,15 @@
               <w:spacing w:line="240" w:lineRule="auto"/>
               <w:ind w:right="59" w:firstLine="0"/>
               <w:rPr>
-                <w:szCs w:val="28"/>
-                <w:lang w:val="en-US"/>
-              </w:rPr>
-            </w:pPr>
-            <w:r>
-              <w:rPr>
-                <w:szCs w:val="28"/>
+                <w:sz w:val="24"/>
+                <w:szCs w:val="24"/>
+                <w:lang w:val="en-US"/>
+              </w:rPr>
+            </w:pPr>
+            <w:r>
+              <w:rPr>
+                <w:sz w:val="24"/>
+                <w:szCs w:val="24"/>
                 <w:lang w:val="en-US"/>
               </w:rPr>
               <w:t>_handleType</w:t>
@@ -6921,7 +8246,7 @@
         </w:tc>
         <w:tc>
           <w:tcPr>
-            <w:tcW w:w="2598" w:type="dxa"/>
+            <w:tcW w:w="2465" w:type="dxa"/>
           </w:tcPr>
           <w:p>
             <w:pPr>
@@ -6930,13 +8255,15 @@
               <w:ind w:right="59" w:firstLine="0"/>
               <w:jc w:val="center"/>
               <w:rPr>
-                <w:szCs w:val="28"/>
-                <w:lang w:val="en-US"/>
-              </w:rPr>
-            </w:pPr>
-            <w:r>
-              <w:rPr>
-                <w:szCs w:val="28"/>
+                <w:sz w:val="24"/>
+                <w:szCs w:val="24"/>
+                <w:lang w:val="en-US"/>
+              </w:rPr>
+            </w:pPr>
+            <w:r>
+              <w:rPr>
+                <w:sz w:val="24"/>
+                <w:szCs w:val="24"/>
                 <w:lang w:val="en-US"/>
               </w:rPr>
               <w:t>HandleType</w:t>
@@ -6945,7 +8272,7 @@
         </w:tc>
         <w:tc>
           <w:tcPr>
-            <w:tcW w:w="4895" w:type="dxa"/>
+            <w:tcW w:w="4680" w:type="dxa"/>
           </w:tcPr>
           <w:p>
             <w:pPr>
@@ -6954,12 +8281,14 @@
               <w:ind w:right="59" w:firstLine="0"/>
               <w:jc w:val="center"/>
               <w:rPr>
-                <w:szCs w:val="28"/>
-              </w:rPr>
-            </w:pPr>
-            <w:r>
-              <w:rPr>
-                <w:szCs w:val="28"/>
+                <w:sz w:val="24"/>
+                <w:szCs w:val="24"/>
+              </w:rPr>
+            </w:pPr>
+            <w:r>
+              <w:rPr>
+                <w:sz w:val="24"/>
+                <w:szCs w:val="24"/>
               </w:rPr>
               <w:t>Хранит в себе тип ручки (цилиндрическая/шестиугольная призма)</w:t>
             </w:r>
@@ -6985,7 +8314,7 @@
         </w:tblPrEx>
         <w:tc>
           <w:tcPr>
-            <w:tcW w:w="1911" w:type="dxa"/>
+            <w:tcW w:w="2259" w:type="dxa"/>
           </w:tcPr>
           <w:p>
             <w:pPr>
@@ -6993,19 +8322,22 @@
               <w:spacing w:line="240" w:lineRule="auto"/>
               <w:ind w:right="59" w:firstLine="0"/>
               <w:rPr>
-                <w:szCs w:val="28"/>
-                <w:lang w:val="en-US"/>
-              </w:rPr>
-            </w:pPr>
-            <w:r>
-              <w:rPr>
-                <w:szCs w:val="28"/>
+                <w:sz w:val="24"/>
+                <w:szCs w:val="24"/>
+                <w:lang w:val="en-US"/>
+              </w:rPr>
+            </w:pPr>
+            <w:r>
+              <w:rPr>
+                <w:sz w:val="24"/>
+                <w:szCs w:val="24"/>
               </w:rPr>
               <w:t>_</w:t>
             </w:r>
             <w:r>
               <w:rPr>
-                <w:szCs w:val="28"/>
+                <w:sz w:val="24"/>
+                <w:szCs w:val="24"/>
                 <w:lang w:val="en-US"/>
               </w:rPr>
               <w:t>rodType</w:t>
@@ -7014,7 +8346,7 @@
         </w:tc>
         <w:tc>
           <w:tcPr>
-            <w:tcW w:w="2598" w:type="dxa"/>
+            <w:tcW w:w="2465" w:type="dxa"/>
           </w:tcPr>
           <w:p>
             <w:pPr>
@@ -7023,13 +8355,15 @@
               <w:ind w:right="59" w:firstLine="0"/>
               <w:jc w:val="center"/>
               <w:rPr>
-                <w:szCs w:val="28"/>
-                <w:lang w:val="en-US"/>
-              </w:rPr>
-            </w:pPr>
-            <w:r>
-              <w:rPr>
-                <w:szCs w:val="28"/>
+                <w:sz w:val="24"/>
+                <w:szCs w:val="24"/>
+                <w:lang w:val="en-US"/>
+              </w:rPr>
+            </w:pPr>
+            <w:r>
+              <w:rPr>
+                <w:sz w:val="24"/>
+                <w:szCs w:val="24"/>
                 <w:lang w:val="en-US"/>
               </w:rPr>
               <w:t>RodType</w:t>
@@ -7038,7 +8372,7 @@
         </w:tc>
         <w:tc>
           <w:tcPr>
-            <w:tcW w:w="4895" w:type="dxa"/>
+            <w:tcW w:w="4680" w:type="dxa"/>
           </w:tcPr>
           <w:p>
             <w:pPr>
@@ -7047,12 +8381,14 @@
               <w:ind w:right="59" w:firstLine="0"/>
               <w:jc w:val="center"/>
               <w:rPr>
-                <w:szCs w:val="28"/>
-              </w:rPr>
-            </w:pPr>
-            <w:r>
-              <w:rPr>
-                <w:szCs w:val="28"/>
+                <w:sz w:val="24"/>
+                <w:szCs w:val="24"/>
+              </w:rPr>
+            </w:pPr>
+            <w:r>
+              <w:rPr>
+                <w:sz w:val="24"/>
+                <w:szCs w:val="24"/>
               </w:rPr>
               <w:t>Хранит в себе тип наконечника (плоский/крестообразный/квадратный)</w:t>
             </w:r>
@@ -7078,7 +8414,7 @@
         </w:tblPrEx>
         <w:tc>
           <w:tcPr>
-            <w:tcW w:w="1911" w:type="dxa"/>
+            <w:tcW w:w="2259" w:type="dxa"/>
           </w:tcPr>
           <w:p>
             <w:pPr>
@@ -7086,19 +8422,22 @@
               <w:spacing w:line="240" w:lineRule="auto"/>
               <w:ind w:right="59" w:firstLine="0"/>
               <w:rPr>
-                <w:szCs w:val="28"/>
-                <w:lang w:val="en-US"/>
-              </w:rPr>
-            </w:pPr>
-            <w:r>
-              <w:rPr>
-                <w:szCs w:val="28"/>
+                <w:sz w:val="24"/>
+                <w:szCs w:val="24"/>
+                <w:lang w:val="en-US"/>
+              </w:rPr>
+            </w:pPr>
+            <w:r>
+              <w:rPr>
+                <w:sz w:val="24"/>
+                <w:szCs w:val="24"/>
               </w:rPr>
               <w:t>_</w:t>
             </w:r>
             <w:r>
               <w:rPr>
-                <w:szCs w:val="28"/>
+                <w:sz w:val="24"/>
+                <w:szCs w:val="24"/>
                 <w:lang w:val="en-US"/>
               </w:rPr>
               <w:t>isHoleExist</w:t>
@@ -7107,7 +8446,7 @@
         </w:tc>
         <w:tc>
           <w:tcPr>
-            <w:tcW w:w="2598" w:type="dxa"/>
+            <w:tcW w:w="2465" w:type="dxa"/>
           </w:tcPr>
           <w:p>
             <w:pPr>
@@ -7116,13 +8455,15 @@
               <w:ind w:right="59" w:firstLine="0"/>
               <w:jc w:val="center"/>
               <w:rPr>
-                <w:szCs w:val="28"/>
-                <w:lang w:val="en-US"/>
-              </w:rPr>
-            </w:pPr>
-            <w:r>
-              <w:rPr>
-                <w:szCs w:val="28"/>
+                <w:sz w:val="24"/>
+                <w:szCs w:val="24"/>
+                <w:lang w:val="en-US"/>
+              </w:rPr>
+            </w:pPr>
+            <w:r>
+              <w:rPr>
+                <w:sz w:val="24"/>
+                <w:szCs w:val="24"/>
                 <w:lang w:val="en-US"/>
               </w:rPr>
               <w:t>bool</w:t>
@@ -7131,7 +8472,7 @@
         </w:tc>
         <w:tc>
           <w:tcPr>
-            <w:tcW w:w="4895" w:type="dxa"/>
+            <w:tcW w:w="4680" w:type="dxa"/>
           </w:tcPr>
           <w:p>
             <w:pPr>
@@ -7140,12 +8481,14 @@
               <w:ind w:right="59" w:firstLine="0"/>
               <w:jc w:val="center"/>
               <w:rPr>
-                <w:szCs w:val="28"/>
-              </w:rPr>
-            </w:pPr>
-            <w:r>
-              <w:rPr>
-                <w:szCs w:val="28"/>
+                <w:sz w:val="24"/>
+                <w:szCs w:val="24"/>
+              </w:rPr>
+            </w:pPr>
+            <w:r>
+              <w:rPr>
+                <w:sz w:val="24"/>
+                <w:szCs w:val="24"/>
               </w:rPr>
               <w:t>Хранит в себе информацию о наличии отверстия для возможности повесить ручку</w:t>
             </w:r>
@@ -7153,6 +8496,16 @@
         </w:tc>
       </w:tr>
     </w:tbl>
+    <w:p>
+      <w:pPr>
+        <w:ind w:left="0" w:leftChars="0" w:right="59" w:firstLine="708" w:firstLineChars="0"/>
+        <w:rPr>
+          <w:rFonts w:hint="default"/>
+          <w:szCs w:val="28"/>
+          <w:lang w:val="ru-RU"/>
+        </w:rPr>
+      </w:pPr>
+    </w:p>
     <w:p>
       <w:pPr>
         <w:ind w:left="0" w:leftChars="0" w:right="59" w:firstLine="708" w:firstLineChars="0"/>
@@ -7197,10 +8550,10 @@
         </w:tblCellMar>
       </w:tblPr>
       <w:tblGrid>
-        <w:gridCol w:w="2046"/>
-        <w:gridCol w:w="1680"/>
-        <w:gridCol w:w="2302"/>
-        <w:gridCol w:w="3335"/>
+        <w:gridCol w:w="1639"/>
+        <w:gridCol w:w="1930"/>
+        <w:gridCol w:w="1954"/>
+        <w:gridCol w:w="3840"/>
       </w:tblGrid>
       <w:tr>
         <w:tblPrEx>
@@ -7220,24 +8573,27 @@
           </w:tblCellMar>
         </w:tblPrEx>
         <w:trPr>
-          <w:trHeight w:val="1358" w:hRule="atLeast"/>
+          <w:trHeight w:val="762" w:hRule="atLeast"/>
         </w:trPr>
         <w:tc>
           <w:tcPr>
-            <w:tcW w:w="2046" w:type="dxa"/>
-          </w:tcPr>
-          <w:p>
-            <w:pPr>
-              <w:widowControl w:val="0"/>
-              <w:ind w:right="59" w:firstLine="0"/>
-              <w:jc w:val="center"/>
-              <w:rPr>
-                <w:szCs w:val="28"/>
-              </w:rPr>
-            </w:pPr>
-            <w:r>
-              <w:rPr>
-                <w:szCs w:val="28"/>
+            <w:tcW w:w="1639" w:type="dxa"/>
+          </w:tcPr>
+          <w:p>
+            <w:pPr>
+              <w:widowControl w:val="0"/>
+              <w:spacing w:line="240" w:lineRule="auto"/>
+              <w:ind w:right="59" w:firstLine="0"/>
+              <w:jc w:val="center"/>
+              <w:rPr>
+                <w:sz w:val="24"/>
+                <w:szCs w:val="24"/>
+              </w:rPr>
+            </w:pPr>
+            <w:r>
+              <w:rPr>
+                <w:sz w:val="24"/>
+                <w:szCs w:val="24"/>
               </w:rPr>
               <w:t>Название</w:t>
             </w:r>
@@ -7245,20 +8601,23 @@
         </w:tc>
         <w:tc>
           <w:tcPr>
-            <w:tcW w:w="1680" w:type="dxa"/>
-          </w:tcPr>
-          <w:p>
-            <w:pPr>
-              <w:widowControl w:val="0"/>
-              <w:ind w:right="59" w:firstLine="0"/>
-              <w:jc w:val="center"/>
-              <w:rPr>
-                <w:szCs w:val="28"/>
-              </w:rPr>
-            </w:pPr>
-            <w:r>
-              <w:rPr>
-                <w:szCs w:val="28"/>
+            <w:tcW w:w="1930" w:type="dxa"/>
+          </w:tcPr>
+          <w:p>
+            <w:pPr>
+              <w:widowControl w:val="0"/>
+              <w:spacing w:line="240" w:lineRule="auto"/>
+              <w:ind w:right="59" w:firstLine="0"/>
+              <w:jc w:val="center"/>
+              <w:rPr>
+                <w:sz w:val="24"/>
+                <w:szCs w:val="24"/>
+              </w:rPr>
+            </w:pPr>
+            <w:r>
+              <w:rPr>
+                <w:sz w:val="24"/>
+                <w:szCs w:val="24"/>
               </w:rPr>
               <w:t>Входные параметры</w:t>
             </w:r>
@@ -7266,20 +8625,23 @@
         </w:tc>
         <w:tc>
           <w:tcPr>
-            <w:tcW w:w="2302" w:type="dxa"/>
-          </w:tcPr>
-          <w:p>
-            <w:pPr>
-              <w:widowControl w:val="0"/>
-              <w:ind w:right="59" w:firstLine="0"/>
-              <w:jc w:val="center"/>
-              <w:rPr>
-                <w:szCs w:val="28"/>
-              </w:rPr>
-            </w:pPr>
-            <w:r>
-              <w:rPr>
-                <w:szCs w:val="28"/>
+            <w:tcW w:w="1954" w:type="dxa"/>
+          </w:tcPr>
+          <w:p>
+            <w:pPr>
+              <w:widowControl w:val="0"/>
+              <w:spacing w:line="240" w:lineRule="auto"/>
+              <w:ind w:right="59" w:firstLine="0"/>
+              <w:jc w:val="center"/>
+              <w:rPr>
+                <w:sz w:val="24"/>
+                <w:szCs w:val="24"/>
+              </w:rPr>
+            </w:pPr>
+            <w:r>
+              <w:rPr>
+                <w:sz w:val="24"/>
+                <w:szCs w:val="24"/>
               </w:rPr>
               <w:t>Выходные параметры</w:t>
             </w:r>
@@ -7287,20 +8649,23 @@
         </w:tc>
         <w:tc>
           <w:tcPr>
-            <w:tcW w:w="3335" w:type="dxa"/>
-          </w:tcPr>
-          <w:p>
-            <w:pPr>
-              <w:widowControl w:val="0"/>
-              <w:ind w:right="59" w:firstLine="0"/>
-              <w:jc w:val="center"/>
-              <w:rPr>
-                <w:szCs w:val="28"/>
-              </w:rPr>
-            </w:pPr>
-            <w:r>
-              <w:rPr>
-                <w:szCs w:val="28"/>
+            <w:tcW w:w="3840" w:type="dxa"/>
+          </w:tcPr>
+          <w:p>
+            <w:pPr>
+              <w:widowControl w:val="0"/>
+              <w:spacing w:line="240" w:lineRule="auto"/>
+              <w:ind w:right="59" w:firstLine="0"/>
+              <w:jc w:val="center"/>
+              <w:rPr>
+                <w:sz w:val="24"/>
+                <w:szCs w:val="24"/>
+              </w:rPr>
+            </w:pPr>
+            <w:r>
+              <w:rPr>
+                <w:sz w:val="24"/>
+                <w:szCs w:val="24"/>
               </w:rPr>
               <w:t>Описание</w:t>
             </w:r>
@@ -7325,25 +8690,28 @@
           </w:tblCellMar>
         </w:tblPrEx>
         <w:trPr>
-          <w:trHeight w:val="1698" w:hRule="atLeast"/>
+          <w:trHeight w:val="841" w:hRule="atLeast"/>
         </w:trPr>
         <w:tc>
           <w:tcPr>
-            <w:tcW w:w="2046" w:type="dxa"/>
-          </w:tcPr>
-          <w:p>
-            <w:pPr>
-              <w:widowControl w:val="0"/>
-              <w:ind w:right="59" w:firstLine="0"/>
-              <w:jc w:val="center"/>
-              <w:rPr>
-                <w:szCs w:val="28"/>
-                <w:lang w:val="en-US"/>
-              </w:rPr>
-            </w:pPr>
-            <w:r>
-              <w:rPr>
-                <w:szCs w:val="28"/>
+            <w:tcW w:w="1639" w:type="dxa"/>
+          </w:tcPr>
+          <w:p>
+            <w:pPr>
+              <w:widowControl w:val="0"/>
+              <w:spacing w:line="240" w:lineRule="auto"/>
+              <w:ind w:right="59" w:firstLine="0"/>
+              <w:jc w:val="center"/>
+              <w:rPr>
+                <w:sz w:val="24"/>
+                <w:szCs w:val="24"/>
+                <w:lang w:val="en-US"/>
+              </w:rPr>
+            </w:pPr>
+            <w:r>
+              <w:rPr>
+                <w:sz w:val="24"/>
+                <w:szCs w:val="24"/>
                 <w:lang w:val="en-US"/>
               </w:rPr>
               <w:t>ValidateParameters</w:t>
@@ -7352,21 +8720,24 @@
         </w:tc>
         <w:tc>
           <w:tcPr>
-            <w:tcW w:w="1680" w:type="dxa"/>
-          </w:tcPr>
-          <w:p>
-            <w:pPr>
-              <w:widowControl w:val="0"/>
-              <w:ind w:right="59" w:firstLine="0"/>
-              <w:jc w:val="center"/>
-              <w:rPr>
-                <w:szCs w:val="28"/>
-                <w:lang w:val="en-US"/>
-              </w:rPr>
-            </w:pPr>
-            <w:r>
-              <w:rPr>
-                <w:szCs w:val="28"/>
+            <w:tcW w:w="1930" w:type="dxa"/>
+          </w:tcPr>
+          <w:p>
+            <w:pPr>
+              <w:widowControl w:val="0"/>
+              <w:spacing w:line="240" w:lineRule="auto"/>
+              <w:ind w:right="59" w:firstLine="0"/>
+              <w:jc w:val="center"/>
+              <w:rPr>
+                <w:sz w:val="24"/>
+                <w:szCs w:val="24"/>
+                <w:lang w:val="en-US"/>
+              </w:rPr>
+            </w:pPr>
+            <w:r>
+              <w:rPr>
+                <w:sz w:val="24"/>
+                <w:szCs w:val="24"/>
                 <w:lang w:val="en-US"/>
               </w:rPr>
               <w:t>Parameter</w:t>
@@ -7375,20 +8746,23 @@
         </w:tc>
         <w:tc>
           <w:tcPr>
-            <w:tcW w:w="2302" w:type="dxa"/>
-          </w:tcPr>
-          <w:p>
-            <w:pPr>
-              <w:widowControl w:val="0"/>
-              <w:ind w:right="59" w:firstLine="0"/>
-              <w:jc w:val="center"/>
-              <w:rPr>
-                <w:szCs w:val="28"/>
-              </w:rPr>
-            </w:pPr>
-            <w:r>
-              <w:rPr>
-                <w:szCs w:val="28"/>
+            <w:tcW w:w="1954" w:type="dxa"/>
+          </w:tcPr>
+          <w:p>
+            <w:pPr>
+              <w:widowControl w:val="0"/>
+              <w:spacing w:line="240" w:lineRule="auto"/>
+              <w:ind w:right="59" w:firstLine="0"/>
+              <w:jc w:val="center"/>
+              <w:rPr>
+                <w:sz w:val="24"/>
+                <w:szCs w:val="24"/>
+              </w:rPr>
+            </w:pPr>
+            <w:r>
+              <w:rPr>
+                <w:sz w:val="24"/>
+                <w:szCs w:val="24"/>
               </w:rPr>
               <w:t>−</w:t>
             </w:r>
@@ -7396,20 +8770,23 @@
         </w:tc>
         <w:tc>
           <w:tcPr>
-            <w:tcW w:w="3335" w:type="dxa"/>
-          </w:tcPr>
-          <w:p>
-            <w:pPr>
-              <w:widowControl w:val="0"/>
-              <w:ind w:right="59" w:firstLine="0"/>
-              <w:jc w:val="center"/>
-              <w:rPr>
-                <w:szCs w:val="28"/>
-              </w:rPr>
-            </w:pPr>
-            <w:r>
-              <w:rPr>
-                <w:szCs w:val="28"/>
+            <w:tcW w:w="3840" w:type="dxa"/>
+          </w:tcPr>
+          <w:p>
+            <w:pPr>
+              <w:widowControl w:val="0"/>
+              <w:spacing w:line="240" w:lineRule="auto"/>
+              <w:ind w:right="59" w:firstLine="0"/>
+              <w:jc w:val="center"/>
+              <w:rPr>
+                <w:sz w:val="24"/>
+                <w:szCs w:val="24"/>
+              </w:rPr>
+            </w:pPr>
+            <w:r>
+              <w:rPr>
+                <w:sz w:val="24"/>
+                <w:szCs w:val="24"/>
               </w:rPr>
               <w:t>Валидирует зависимые параметры</w:t>
             </w:r>
@@ -7434,25 +8811,28 @@
           </w:tblCellMar>
         </w:tblPrEx>
         <w:trPr>
-          <w:trHeight w:val="1793" w:hRule="atLeast"/>
+          <w:trHeight w:val="90" w:hRule="atLeast"/>
         </w:trPr>
         <w:tc>
           <w:tcPr>
-            <w:tcW w:w="2046" w:type="dxa"/>
-          </w:tcPr>
-          <w:p>
-            <w:pPr>
-              <w:widowControl w:val="0"/>
-              <w:ind w:right="59" w:firstLine="0"/>
-              <w:jc w:val="center"/>
-              <w:rPr>
-                <w:szCs w:val="28"/>
-                <w:lang w:val="en-US"/>
-              </w:rPr>
-            </w:pPr>
-            <w:r>
-              <w:rPr>
-                <w:szCs w:val="28"/>
+            <w:tcW w:w="1639" w:type="dxa"/>
+          </w:tcPr>
+          <w:p>
+            <w:pPr>
+              <w:widowControl w:val="0"/>
+              <w:spacing w:line="240" w:lineRule="auto"/>
+              <w:ind w:right="59" w:firstLine="0"/>
+              <w:jc w:val="center"/>
+              <w:rPr>
+                <w:sz w:val="24"/>
+                <w:szCs w:val="24"/>
+                <w:lang w:val="en-US"/>
+              </w:rPr>
+            </w:pPr>
+            <w:r>
+              <w:rPr>
+                <w:sz w:val="24"/>
+                <w:szCs w:val="24"/>
                 <w:lang w:val="en-US"/>
               </w:rPr>
               <w:t>SetParameter</w:t>
@@ -7461,43 +8841,60 @@
         </w:tc>
         <w:tc>
           <w:tcPr>
-            <w:tcW w:w="1680" w:type="dxa"/>
-          </w:tcPr>
-          <w:p>
-            <w:pPr>
-              <w:widowControl w:val="0"/>
-              <w:ind w:right="59" w:firstLine="0"/>
-              <w:jc w:val="center"/>
-              <w:rPr>
-                <w:szCs w:val="28"/>
-              </w:rPr>
-            </w:pPr>
-            <w:r>
-              <w:rPr>
-                <w:szCs w:val="28"/>
-                <w:lang w:val="en-US"/>
-              </w:rPr>
-              <w:t>ParameterType, Parameter</w:t>
-            </w:r>
-          </w:p>
-        </w:tc>
-        <w:tc>
-          <w:tcPr>
-            <w:tcW w:w="2302" w:type="dxa"/>
-          </w:tcPr>
-          <w:p>
-            <w:pPr>
-              <w:widowControl w:val="0"/>
-              <w:ind w:right="59" w:firstLine="0"/>
-              <w:jc w:val="center"/>
-              <w:rPr>
-                <w:szCs w:val="28"/>
-                <w:lang w:val="en-US"/>
-              </w:rPr>
-            </w:pPr>
-            <w:r>
-              <w:rPr>
-                <w:szCs w:val="28"/>
+            <w:tcW w:w="1930" w:type="dxa"/>
+          </w:tcPr>
+          <w:p>
+            <w:pPr>
+              <w:widowControl w:val="0"/>
+              <w:spacing w:line="240" w:lineRule="auto"/>
+              <w:ind w:right="59" w:firstLine="0"/>
+              <w:jc w:val="center"/>
+              <w:rPr>
+                <w:rFonts w:hint="default"/>
+                <w:sz w:val="24"/>
+                <w:szCs w:val="24"/>
+                <w:lang w:val="en-US"/>
+              </w:rPr>
+            </w:pPr>
+            <w:r>
+              <w:rPr>
+                <w:sz w:val="24"/>
+                <w:szCs w:val="24"/>
+                <w:lang w:val="en-US"/>
+              </w:rPr>
+              <w:t xml:space="preserve">ParameterType, </w:t>
+            </w:r>
+            <w:r>
+              <w:rPr>
+                <w:rFonts w:hint="default"/>
+                <w:sz w:val="24"/>
+                <w:szCs w:val="24"/>
+                <w:lang w:val="en-US"/>
+              </w:rPr>
+              <w:t>int</w:t>
+            </w:r>
+          </w:p>
+        </w:tc>
+        <w:tc>
+          <w:tcPr>
+            <w:tcW w:w="1954" w:type="dxa"/>
+          </w:tcPr>
+          <w:p>
+            <w:pPr>
+              <w:widowControl w:val="0"/>
+              <w:spacing w:line="240" w:lineRule="auto"/>
+              <w:ind w:right="59" w:firstLine="0"/>
+              <w:jc w:val="center"/>
+              <w:rPr>
+                <w:sz w:val="24"/>
+                <w:szCs w:val="24"/>
+                <w:lang w:val="en-US"/>
+              </w:rPr>
+            </w:pPr>
+            <w:r>
+              <w:rPr>
+                <w:sz w:val="24"/>
+                <w:szCs w:val="24"/>
               </w:rPr>
               <w:t>−</w:t>
             </w:r>
@@ -7505,22 +8902,61 @@
         </w:tc>
         <w:tc>
           <w:tcPr>
-            <w:tcW w:w="3335" w:type="dxa"/>
-          </w:tcPr>
-          <w:p>
-            <w:pPr>
-              <w:widowControl w:val="0"/>
-              <w:ind w:right="59" w:firstLine="0"/>
-              <w:jc w:val="center"/>
-              <w:rPr>
-                <w:szCs w:val="28"/>
-              </w:rPr>
-            </w:pPr>
-            <w:r>
-              <w:rPr>
-                <w:szCs w:val="28"/>
+            <w:tcW w:w="3840" w:type="dxa"/>
+          </w:tcPr>
+          <w:p>
+            <w:pPr>
+              <w:widowControl w:val="0"/>
+              <w:spacing w:line="240" w:lineRule="auto"/>
+              <w:ind w:right="59" w:firstLine="0"/>
+              <w:jc w:val="center"/>
+              <w:rPr>
+                <w:rFonts w:hint="default"/>
+                <w:sz w:val="24"/>
+                <w:szCs w:val="24"/>
+                <w:lang w:val="en-US"/>
+              </w:rPr>
+            </w:pPr>
+            <w:r>
+              <w:rPr>
+                <w:sz w:val="24"/>
+                <w:szCs w:val="24"/>
               </w:rPr>
               <w:t>Устанавливает параметр</w:t>
+            </w:r>
+            <w:r>
+              <w:rPr>
+                <w:rFonts w:hint="default"/>
+                <w:sz w:val="24"/>
+                <w:szCs w:val="24"/>
+                <w:lang w:val="en-US"/>
+              </w:rPr>
+              <w:t xml:space="preserve">, int </w:t>
+            </w:r>
+            <w:r>
+              <w:rPr>
+                <w:sz w:val="24"/>
+                <w:szCs w:val="24"/>
+              </w:rPr>
+              <w:t>−</w:t>
+            </w:r>
+            <w:r>
+              <w:rPr>
+                <w:rFonts w:hint="default"/>
+                <w:sz w:val="24"/>
+                <w:szCs w:val="24"/>
+                <w:lang w:val="ru-RU"/>
+              </w:rPr>
+              <w:t xml:space="preserve"> значение в </w:t>
+            </w:r>
+            <w:r>
+              <w:rPr>
+                <w:rFonts w:hint="default"/>
+                <w:sz w:val="24"/>
+                <w:szCs w:val="24"/>
+                <w:lang w:val="en-US"/>
+              </w:rPr>
+              <w:t>value</w:t>
             </w:r>
           </w:p>
         </w:tc>
@@ -7543,25 +8979,28 @@
           </w:tblCellMar>
         </w:tblPrEx>
         <w:trPr>
-          <w:trHeight w:val="2048" w:hRule="atLeast"/>
+          <w:trHeight w:val="1126" w:hRule="atLeast"/>
         </w:trPr>
         <w:tc>
           <w:tcPr>
-            <w:tcW w:w="2046" w:type="dxa"/>
-          </w:tcPr>
-          <w:p>
-            <w:pPr>
-              <w:widowControl w:val="0"/>
-              <w:ind w:right="59" w:firstLine="0"/>
-              <w:jc w:val="center"/>
-              <w:rPr>
-                <w:szCs w:val="28"/>
-                <w:lang w:val="en-US"/>
-              </w:rPr>
-            </w:pPr>
-            <w:r>
-              <w:rPr>
-                <w:szCs w:val="28"/>
+            <w:tcW w:w="1639" w:type="dxa"/>
+          </w:tcPr>
+          <w:p>
+            <w:pPr>
+              <w:widowControl w:val="0"/>
+              <w:spacing w:line="240" w:lineRule="auto"/>
+              <w:ind w:right="59" w:firstLine="0"/>
+              <w:jc w:val="center"/>
+              <w:rPr>
+                <w:sz w:val="24"/>
+                <w:szCs w:val="24"/>
+                <w:lang w:val="en-US"/>
+              </w:rPr>
+            </w:pPr>
+            <w:r>
+              <w:rPr>
+                <w:sz w:val="24"/>
+                <w:szCs w:val="24"/>
                 <w:lang w:val="en-US"/>
               </w:rPr>
               <w:t>AllParameters</w:t>
@@ -7570,21 +9009,24 @@
         </w:tc>
         <w:tc>
           <w:tcPr>
-            <w:tcW w:w="1680" w:type="dxa"/>
-          </w:tcPr>
-          <w:p>
-            <w:pPr>
-              <w:widowControl w:val="0"/>
-              <w:ind w:right="59" w:firstLine="0"/>
-              <w:jc w:val="center"/>
-              <w:rPr>
-                <w:szCs w:val="28"/>
-                <w:lang w:val="en-US"/>
-              </w:rPr>
-            </w:pPr>
-            <w:r>
-              <w:rPr>
-                <w:szCs w:val="28"/>
+            <w:tcW w:w="1930" w:type="dxa"/>
+          </w:tcPr>
+          <w:p>
+            <w:pPr>
+              <w:widowControl w:val="0"/>
+              <w:spacing w:line="240" w:lineRule="auto"/>
+              <w:ind w:right="59" w:firstLine="0"/>
+              <w:jc w:val="center"/>
+              <w:rPr>
+                <w:sz w:val="24"/>
+                <w:szCs w:val="24"/>
+                <w:lang w:val="en-US"/>
+              </w:rPr>
+            </w:pPr>
+            <w:r>
+              <w:rPr>
+                <w:sz w:val="24"/>
+                <w:szCs w:val="24"/>
               </w:rPr>
               <w:t>−</w:t>
             </w:r>
@@ -7592,21 +9034,24 @@
         </w:tc>
         <w:tc>
           <w:tcPr>
-            <w:tcW w:w="2302" w:type="dxa"/>
-          </w:tcPr>
-          <w:p>
-            <w:pPr>
-              <w:widowControl w:val="0"/>
-              <w:ind w:right="59" w:firstLine="0"/>
-              <w:jc w:val="center"/>
-              <w:rPr>
-                <w:szCs w:val="28"/>
-                <w:lang w:val="en-US"/>
-              </w:rPr>
-            </w:pPr>
-            <w:r>
-              <w:rPr>
-                <w:szCs w:val="28"/>
+            <w:tcW w:w="1954" w:type="dxa"/>
+          </w:tcPr>
+          <w:p>
+            <w:pPr>
+              <w:widowControl w:val="0"/>
+              <w:spacing w:line="240" w:lineRule="auto"/>
+              <w:ind w:right="59" w:firstLine="0"/>
+              <w:jc w:val="center"/>
+              <w:rPr>
+                <w:sz w:val="24"/>
+                <w:szCs w:val="24"/>
+                <w:lang w:val="en-US"/>
+              </w:rPr>
+            </w:pPr>
+            <w:r>
+              <w:rPr>
+                <w:sz w:val="24"/>
+                <w:szCs w:val="24"/>
                 <w:lang w:val="en-US"/>
               </w:rPr>
               <w:t>Dictionary&lt;ParameterType, Parameter&gt;</w:t>
@@ -7615,27 +9060,31 @@
         </w:tc>
         <w:tc>
           <w:tcPr>
-            <w:tcW w:w="3335" w:type="dxa"/>
-          </w:tcPr>
-          <w:p>
-            <w:pPr>
-              <w:widowControl w:val="0"/>
-              <w:ind w:right="59" w:firstLine="0"/>
-              <w:jc w:val="center"/>
-              <w:rPr>
-                <w:szCs w:val="28"/>
-                <w:lang w:val="en-US"/>
-              </w:rPr>
-            </w:pPr>
-            <w:r>
-              <w:rPr>
-                <w:szCs w:val="28"/>
+            <w:tcW w:w="3840" w:type="dxa"/>
+          </w:tcPr>
+          <w:p>
+            <w:pPr>
+              <w:widowControl w:val="0"/>
+              <w:spacing w:line="240" w:lineRule="auto"/>
+              <w:ind w:right="59" w:firstLine="0"/>
+              <w:jc w:val="center"/>
+              <w:rPr>
+                <w:sz w:val="24"/>
+                <w:szCs w:val="24"/>
+                <w:lang w:val="en-US"/>
+              </w:rPr>
+            </w:pPr>
+            <w:r>
+              <w:rPr>
+                <w:sz w:val="24"/>
+                <w:szCs w:val="24"/>
               </w:rPr>
               <w:t xml:space="preserve">Свойство для поля </w:t>
             </w:r>
             <w:r>
               <w:rPr>
-                <w:szCs w:val="28"/>
+                <w:sz w:val="24"/>
+                <w:szCs w:val="24"/>
                 <w:lang w:val="en-US"/>
               </w:rPr>
               <w:t>_parameters</w:t>
@@ -7644,18 +9093,21 @@
           <w:p>
             <w:pPr>
               <w:widowControl w:val="0"/>
+              <w:spacing w:line="240" w:lineRule="auto"/>
               <w:ind w:right="59" w:firstLine="0"/>
               <w:jc w:val="center"/>
               <w:rPr>
                 <w:rFonts w:hint="default"/>
-                <w:szCs w:val="28"/>
+                <w:sz w:val="24"/>
+                <w:szCs w:val="24"/>
                 <w:lang w:val="ru-RU"/>
               </w:rPr>
             </w:pPr>
             <w:r>
               <w:rPr>
                 <w:rFonts w:hint="default"/>
-                <w:szCs w:val="28"/>
+                <w:sz w:val="24"/>
+                <w:szCs w:val="24"/>
                 <w:lang w:val="en-US"/>
               </w:rPr>
               <w:t xml:space="preserve">(set </w:t>
@@ -7663,7 +9115,8 @@
             <w:r>
               <w:rPr>
                 <w:rFonts w:hint="default"/>
-                <w:szCs w:val="28"/>
+                <w:sz w:val="24"/>
+                <w:szCs w:val="24"/>
                 <w:lang w:val="ru-RU"/>
               </w:rPr>
               <w:t>закрытый)</w:t>
@@ -7689,25 +9142,28 @@
           </w:tblCellMar>
         </w:tblPrEx>
         <w:trPr>
-          <w:trHeight w:val="1775" w:hRule="atLeast"/>
+          <w:trHeight w:val="848" w:hRule="atLeast"/>
         </w:trPr>
         <w:tc>
           <w:tcPr>
-            <w:tcW w:w="2046" w:type="dxa"/>
-          </w:tcPr>
-          <w:p>
-            <w:pPr>
-              <w:widowControl w:val="0"/>
-              <w:ind w:right="59" w:firstLine="0"/>
-              <w:jc w:val="center"/>
-              <w:rPr>
-                <w:szCs w:val="28"/>
-                <w:lang w:val="en-US"/>
-              </w:rPr>
-            </w:pPr>
-            <w:r>
-              <w:rPr>
-                <w:szCs w:val="28"/>
+            <w:tcW w:w="1639" w:type="dxa"/>
+          </w:tcPr>
+          <w:p>
+            <w:pPr>
+              <w:widowControl w:val="0"/>
+              <w:spacing w:line="240" w:lineRule="auto"/>
+              <w:ind w:right="59" w:firstLine="0"/>
+              <w:jc w:val="center"/>
+              <w:rPr>
+                <w:sz w:val="24"/>
+                <w:szCs w:val="24"/>
+                <w:lang w:val="en-US"/>
+              </w:rPr>
+            </w:pPr>
+            <w:r>
+              <w:rPr>
+                <w:sz w:val="24"/>
+                <w:szCs w:val="24"/>
                 <w:lang w:val="en-US"/>
               </w:rPr>
               <w:t>ShapeOfRod</w:t>
@@ -7716,20 +9172,23 @@
         </w:tc>
         <w:tc>
           <w:tcPr>
-            <w:tcW w:w="1680" w:type="dxa"/>
-          </w:tcPr>
-          <w:p>
-            <w:pPr>
-              <w:widowControl w:val="0"/>
-              <w:ind w:right="59" w:firstLine="0"/>
-              <w:jc w:val="center"/>
-              <w:rPr>
-                <w:szCs w:val="28"/>
-              </w:rPr>
-            </w:pPr>
-            <w:r>
-              <w:rPr>
-                <w:szCs w:val="28"/>
+            <w:tcW w:w="1930" w:type="dxa"/>
+          </w:tcPr>
+          <w:p>
+            <w:pPr>
+              <w:widowControl w:val="0"/>
+              <w:spacing w:line="240" w:lineRule="auto"/>
+              <w:ind w:right="59" w:firstLine="0"/>
+              <w:jc w:val="center"/>
+              <w:rPr>
+                <w:sz w:val="24"/>
+                <w:szCs w:val="24"/>
+              </w:rPr>
+            </w:pPr>
+            <w:r>
+              <w:rPr>
+                <w:sz w:val="24"/>
+                <w:szCs w:val="24"/>
               </w:rPr>
               <w:t>−</w:t>
             </w:r>
@@ -7737,21 +9196,24 @@
         </w:tc>
         <w:tc>
           <w:tcPr>
-            <w:tcW w:w="2302" w:type="dxa"/>
-          </w:tcPr>
-          <w:p>
-            <w:pPr>
-              <w:widowControl w:val="0"/>
-              <w:ind w:right="59" w:firstLine="0"/>
-              <w:jc w:val="center"/>
-              <w:rPr>
-                <w:szCs w:val="28"/>
-                <w:lang w:val="en-US"/>
-              </w:rPr>
-            </w:pPr>
-            <w:r>
-              <w:rPr>
-                <w:szCs w:val="28"/>
+            <w:tcW w:w="1954" w:type="dxa"/>
+          </w:tcPr>
+          <w:p>
+            <w:pPr>
+              <w:widowControl w:val="0"/>
+              <w:spacing w:line="240" w:lineRule="auto"/>
+              <w:ind w:right="59" w:firstLine="0"/>
+              <w:jc w:val="center"/>
+              <w:rPr>
+                <w:sz w:val="24"/>
+                <w:szCs w:val="24"/>
+                <w:lang w:val="en-US"/>
+              </w:rPr>
+            </w:pPr>
+            <w:r>
+              <w:rPr>
+                <w:sz w:val="24"/>
+                <w:szCs w:val="24"/>
                 <w:lang w:val="en-US"/>
               </w:rPr>
               <w:t>RodType</w:t>
@@ -7760,20 +9222,23 @@
         </w:tc>
         <w:tc>
           <w:tcPr>
-            <w:tcW w:w="3335" w:type="dxa"/>
-          </w:tcPr>
-          <w:p>
-            <w:pPr>
-              <w:widowControl w:val="0"/>
-              <w:ind w:right="59" w:firstLine="0"/>
-              <w:jc w:val="center"/>
-              <w:rPr>
-                <w:szCs w:val="28"/>
-              </w:rPr>
-            </w:pPr>
-            <w:r>
-              <w:rPr>
-                <w:szCs w:val="28"/>
+            <w:tcW w:w="3840" w:type="dxa"/>
+          </w:tcPr>
+          <w:p>
+            <w:pPr>
+              <w:widowControl w:val="0"/>
+              <w:spacing w:line="240" w:lineRule="auto"/>
+              <w:ind w:right="59" w:firstLine="0"/>
+              <w:jc w:val="center"/>
+              <w:rPr>
+                <w:sz w:val="24"/>
+                <w:szCs w:val="24"/>
+              </w:rPr>
+            </w:pPr>
+            <w:r>
+              <w:rPr>
+                <w:sz w:val="24"/>
+                <w:szCs w:val="24"/>
               </w:rPr>
               <w:t>Устанавливает и возвращает форму наконечника</w:t>
             </w:r>
@@ -7798,25 +9263,28 @@
           </w:tblCellMar>
         </w:tblPrEx>
         <w:trPr>
-          <w:trHeight w:val="1472" w:hRule="atLeast"/>
+          <w:trHeight w:val="835" w:hRule="atLeast"/>
         </w:trPr>
         <w:tc>
           <w:tcPr>
-            <w:tcW w:w="2046" w:type="dxa"/>
-          </w:tcPr>
-          <w:p>
-            <w:pPr>
-              <w:widowControl w:val="0"/>
-              <w:ind w:right="59" w:firstLine="0"/>
-              <w:jc w:val="center"/>
-              <w:rPr>
-                <w:szCs w:val="28"/>
-                <w:lang w:val="en-US"/>
-              </w:rPr>
-            </w:pPr>
-            <w:r>
-              <w:rPr>
-                <w:szCs w:val="28"/>
+            <w:tcW w:w="1639" w:type="dxa"/>
+          </w:tcPr>
+          <w:p>
+            <w:pPr>
+              <w:widowControl w:val="0"/>
+              <w:spacing w:line="240" w:lineRule="auto"/>
+              <w:ind w:right="59" w:firstLine="0"/>
+              <w:jc w:val="center"/>
+              <w:rPr>
+                <w:sz w:val="24"/>
+                <w:szCs w:val="24"/>
+                <w:lang w:val="en-US"/>
+              </w:rPr>
+            </w:pPr>
+            <w:r>
+              <w:rPr>
+                <w:sz w:val="24"/>
+                <w:szCs w:val="24"/>
                 <w:lang w:val="en-US"/>
               </w:rPr>
               <w:t>ShapeOfHandle</w:t>
@@ -7825,20 +9293,23 @@
         </w:tc>
         <w:tc>
           <w:tcPr>
-            <w:tcW w:w="1680" w:type="dxa"/>
-          </w:tcPr>
-          <w:p>
-            <w:pPr>
-              <w:widowControl w:val="0"/>
-              <w:ind w:right="59" w:firstLine="0"/>
-              <w:jc w:val="center"/>
-              <w:rPr>
-                <w:szCs w:val="28"/>
-              </w:rPr>
-            </w:pPr>
-            <w:r>
-              <w:rPr>
-                <w:szCs w:val="28"/>
+            <w:tcW w:w="1930" w:type="dxa"/>
+          </w:tcPr>
+          <w:p>
+            <w:pPr>
+              <w:widowControl w:val="0"/>
+              <w:spacing w:line="240" w:lineRule="auto"/>
+              <w:ind w:right="59" w:firstLine="0"/>
+              <w:jc w:val="center"/>
+              <w:rPr>
+                <w:sz w:val="24"/>
+                <w:szCs w:val="24"/>
+              </w:rPr>
+            </w:pPr>
+            <w:r>
+              <w:rPr>
+                <w:sz w:val="24"/>
+                <w:szCs w:val="24"/>
               </w:rPr>
               <w:t>−</w:t>
             </w:r>
@@ -7846,21 +9317,24 @@
         </w:tc>
         <w:tc>
           <w:tcPr>
-            <w:tcW w:w="2302" w:type="dxa"/>
-          </w:tcPr>
-          <w:p>
-            <w:pPr>
-              <w:widowControl w:val="0"/>
-              <w:ind w:right="59" w:firstLine="0"/>
-              <w:jc w:val="center"/>
-              <w:rPr>
-                <w:szCs w:val="28"/>
-                <w:lang w:val="en-US"/>
-              </w:rPr>
-            </w:pPr>
-            <w:r>
-              <w:rPr>
-                <w:szCs w:val="28"/>
+            <w:tcW w:w="1954" w:type="dxa"/>
+          </w:tcPr>
+          <w:p>
+            <w:pPr>
+              <w:widowControl w:val="0"/>
+              <w:spacing w:line="240" w:lineRule="auto"/>
+              <w:ind w:right="59" w:firstLine="0"/>
+              <w:jc w:val="center"/>
+              <w:rPr>
+                <w:sz w:val="24"/>
+                <w:szCs w:val="24"/>
+                <w:lang w:val="en-US"/>
+              </w:rPr>
+            </w:pPr>
+            <w:r>
+              <w:rPr>
+                <w:sz w:val="24"/>
+                <w:szCs w:val="24"/>
                 <w:lang w:val="en-US"/>
               </w:rPr>
               <w:t>HandleType</w:t>
@@ -7869,20 +9343,23 @@
         </w:tc>
         <w:tc>
           <w:tcPr>
-            <w:tcW w:w="3335" w:type="dxa"/>
-          </w:tcPr>
-          <w:p>
-            <w:pPr>
-              <w:widowControl w:val="0"/>
-              <w:ind w:right="59" w:firstLine="0"/>
-              <w:jc w:val="center"/>
-              <w:rPr>
-                <w:szCs w:val="28"/>
-              </w:rPr>
-            </w:pPr>
-            <w:r>
-              <w:rPr>
-                <w:szCs w:val="28"/>
+            <w:tcW w:w="3840" w:type="dxa"/>
+          </w:tcPr>
+          <w:p>
+            <w:pPr>
+              <w:widowControl w:val="0"/>
+              <w:spacing w:line="240" w:lineRule="auto"/>
+              <w:ind w:right="59" w:firstLine="0"/>
+              <w:jc w:val="center"/>
+              <w:rPr>
+                <w:sz w:val="24"/>
+                <w:szCs w:val="24"/>
+              </w:rPr>
+            </w:pPr>
+            <w:r>
+              <w:rPr>
+                <w:sz w:val="24"/>
+                <w:szCs w:val="24"/>
               </w:rPr>
               <w:t>Устанавливает и возвращает форму ручки</w:t>
             </w:r>
@@ -7907,25 +9384,28 @@
           </w:tblCellMar>
         </w:tblPrEx>
         <w:trPr>
-          <w:trHeight w:val="1793" w:hRule="atLeast"/>
+          <w:trHeight w:val="727" w:hRule="atLeast"/>
         </w:trPr>
         <w:tc>
           <w:tcPr>
-            <w:tcW w:w="2046" w:type="dxa"/>
-          </w:tcPr>
-          <w:p>
-            <w:pPr>
-              <w:widowControl w:val="0"/>
-              <w:ind w:right="59" w:firstLine="0"/>
-              <w:jc w:val="center"/>
-              <w:rPr>
-                <w:szCs w:val="28"/>
-                <w:lang w:val="en-US"/>
-              </w:rPr>
-            </w:pPr>
-            <w:r>
-              <w:rPr>
-                <w:szCs w:val="28"/>
+            <w:tcW w:w="1639" w:type="dxa"/>
+          </w:tcPr>
+          <w:p>
+            <w:pPr>
+              <w:widowControl w:val="0"/>
+              <w:spacing w:line="240" w:lineRule="auto"/>
+              <w:ind w:right="59" w:firstLine="0"/>
+              <w:jc w:val="center"/>
+              <w:rPr>
+                <w:sz w:val="24"/>
+                <w:szCs w:val="24"/>
+                <w:lang w:val="en-US"/>
+              </w:rPr>
+            </w:pPr>
+            <w:r>
+              <w:rPr>
+                <w:sz w:val="24"/>
+                <w:szCs w:val="24"/>
                 <w:lang w:val="en-US"/>
               </w:rPr>
               <w:t>IsHoleExist</w:t>
@@ -7934,21 +9414,24 @@
         </w:tc>
         <w:tc>
           <w:tcPr>
-            <w:tcW w:w="1680" w:type="dxa"/>
-          </w:tcPr>
-          <w:p>
-            <w:pPr>
-              <w:widowControl w:val="0"/>
-              <w:ind w:right="59" w:firstLine="0"/>
-              <w:jc w:val="center"/>
-              <w:rPr>
-                <w:szCs w:val="28"/>
-                <w:lang w:val="en-US"/>
-              </w:rPr>
-            </w:pPr>
-            <w:r>
-              <w:rPr>
-                <w:szCs w:val="28"/>
+            <w:tcW w:w="1930" w:type="dxa"/>
+          </w:tcPr>
+          <w:p>
+            <w:pPr>
+              <w:widowControl w:val="0"/>
+              <w:spacing w:line="240" w:lineRule="auto"/>
+              <w:ind w:right="59" w:firstLine="0"/>
+              <w:jc w:val="center"/>
+              <w:rPr>
+                <w:sz w:val="24"/>
+                <w:szCs w:val="24"/>
+                <w:lang w:val="en-US"/>
+              </w:rPr>
+            </w:pPr>
+            <w:r>
+              <w:rPr>
+                <w:sz w:val="24"/>
+                <w:szCs w:val="24"/>
                 <w:lang w:val="en-US"/>
               </w:rPr>
               <w:t>−</w:t>
@@ -7957,21 +9440,24 @@
         </w:tc>
         <w:tc>
           <w:tcPr>
-            <w:tcW w:w="2302" w:type="dxa"/>
-          </w:tcPr>
-          <w:p>
-            <w:pPr>
-              <w:widowControl w:val="0"/>
-              <w:ind w:right="59" w:firstLine="0"/>
-              <w:jc w:val="center"/>
-              <w:rPr>
-                <w:szCs w:val="28"/>
-                <w:lang w:val="en-US"/>
-              </w:rPr>
-            </w:pPr>
-            <w:r>
-              <w:rPr>
-                <w:szCs w:val="28"/>
+            <w:tcW w:w="1954" w:type="dxa"/>
+          </w:tcPr>
+          <w:p>
+            <w:pPr>
+              <w:widowControl w:val="0"/>
+              <w:spacing w:line="240" w:lineRule="auto"/>
+              <w:ind w:right="59" w:firstLine="0"/>
+              <w:jc w:val="center"/>
+              <w:rPr>
+                <w:sz w:val="24"/>
+                <w:szCs w:val="24"/>
+                <w:lang w:val="en-US"/>
+              </w:rPr>
+            </w:pPr>
+            <w:r>
+              <w:rPr>
+                <w:sz w:val="24"/>
+                <w:szCs w:val="24"/>
                 <w:lang w:val="en-US"/>
               </w:rPr>
               <w:t>bool</w:t>
@@ -7980,20 +9466,23 @@
         </w:tc>
         <w:tc>
           <w:tcPr>
-            <w:tcW w:w="3335" w:type="dxa"/>
-          </w:tcPr>
-          <w:p>
-            <w:pPr>
-              <w:widowControl w:val="0"/>
-              <w:ind w:right="59" w:firstLine="0"/>
-              <w:jc w:val="center"/>
-              <w:rPr>
-                <w:szCs w:val="28"/>
-              </w:rPr>
-            </w:pPr>
-            <w:r>
-              <w:rPr>
-                <w:szCs w:val="28"/>
+            <w:tcW w:w="3840" w:type="dxa"/>
+          </w:tcPr>
+          <w:p>
+            <w:pPr>
+              <w:widowControl w:val="0"/>
+              <w:spacing w:line="240" w:lineRule="auto"/>
+              <w:ind w:right="59" w:firstLine="0"/>
+              <w:jc w:val="center"/>
+              <w:rPr>
+                <w:sz w:val="24"/>
+                <w:szCs w:val="24"/>
+              </w:rPr>
+            </w:pPr>
+            <w:r>
+              <w:rPr>
+                <w:sz w:val="24"/>
+                <w:szCs w:val="24"/>
               </w:rPr>
               <w:t>Устанавливает и возвращает наличие отверстия</w:t>
             </w:r>
@@ -8018,27 +9507,30 @@
           </w:tblCellMar>
         </w:tblPrEx>
         <w:trPr>
-          <w:trHeight w:val="747" w:hRule="atLeast"/>
+          <w:trHeight w:val="479" w:hRule="atLeast"/>
         </w:trPr>
         <w:tc>
           <w:tcPr>
-            <w:tcW w:w="2046" w:type="dxa"/>
-          </w:tcPr>
-          <w:p>
-            <w:pPr>
-              <w:widowControl w:val="0"/>
+            <w:tcW w:w="1639" w:type="dxa"/>
+          </w:tcPr>
+          <w:p>
+            <w:pPr>
+              <w:widowControl w:val="0"/>
+              <w:spacing w:line="240" w:lineRule="auto"/>
               <w:ind w:right="59" w:firstLine="0"/>
               <w:jc w:val="center"/>
               <w:rPr>
                 <w:rFonts w:hint="default"/>
-                <w:szCs w:val="28"/>
+                <w:sz w:val="24"/>
+                <w:szCs w:val="24"/>
                 <w:lang w:val="en-US"/>
               </w:rPr>
             </w:pPr>
             <w:r>
               <w:rPr>
                 <w:rFonts w:hint="default"/>
-                <w:szCs w:val="28"/>
+                <w:sz w:val="24"/>
+                <w:szCs w:val="24"/>
                 <w:lang w:val="en-US"/>
               </w:rPr>
               <w:t>Parameters</w:t>
@@ -8047,21 +9539,24 @@
         </w:tc>
         <w:tc>
           <w:tcPr>
-            <w:tcW w:w="1680" w:type="dxa"/>
-          </w:tcPr>
-          <w:p>
-            <w:pPr>
-              <w:widowControl w:val="0"/>
-              <w:ind w:right="59" w:firstLine="0"/>
-              <w:jc w:val="center"/>
-              <w:rPr>
-                <w:szCs w:val="28"/>
-                <w:lang w:val="en-US"/>
-              </w:rPr>
-            </w:pPr>
-            <w:r>
-              <w:rPr>
-                <w:szCs w:val="28"/>
+            <w:tcW w:w="1930" w:type="dxa"/>
+          </w:tcPr>
+          <w:p>
+            <w:pPr>
+              <w:widowControl w:val="0"/>
+              <w:spacing w:line="240" w:lineRule="auto"/>
+              <w:ind w:right="59" w:firstLine="0"/>
+              <w:jc w:val="center"/>
+              <w:rPr>
+                <w:sz w:val="24"/>
+                <w:szCs w:val="24"/>
+                <w:lang w:val="en-US"/>
+              </w:rPr>
+            </w:pPr>
+            <w:r>
+              <w:rPr>
+                <w:sz w:val="24"/>
+                <w:szCs w:val="24"/>
                 <w:lang w:val="en-US"/>
               </w:rPr>
               <w:t>−</w:t>
@@ -8070,21 +9565,24 @@
         </w:tc>
         <w:tc>
           <w:tcPr>
-            <w:tcW w:w="2302" w:type="dxa"/>
-          </w:tcPr>
-          <w:p>
-            <w:pPr>
-              <w:widowControl w:val="0"/>
-              <w:ind w:right="59" w:firstLine="0"/>
-              <w:jc w:val="center"/>
-              <w:rPr>
-                <w:szCs w:val="28"/>
-                <w:lang w:val="en-US"/>
-              </w:rPr>
-            </w:pPr>
-            <w:r>
-              <w:rPr>
-                <w:szCs w:val="28"/>
+            <w:tcW w:w="1954" w:type="dxa"/>
+          </w:tcPr>
+          <w:p>
+            <w:pPr>
+              <w:widowControl w:val="0"/>
+              <w:spacing w:line="240" w:lineRule="auto"/>
+              <w:ind w:right="59" w:firstLine="0"/>
+              <w:jc w:val="center"/>
+              <w:rPr>
+                <w:sz w:val="24"/>
+                <w:szCs w:val="24"/>
+                <w:lang w:val="en-US"/>
+              </w:rPr>
+            </w:pPr>
+            <w:r>
+              <w:rPr>
+                <w:sz w:val="24"/>
+                <w:szCs w:val="24"/>
                 <w:lang w:val="en-US"/>
               </w:rPr>
               <w:t>−</w:t>
@@ -8093,26 +9591,162 @@
         </w:tc>
         <w:tc>
           <w:tcPr>
-            <w:tcW w:w="3335" w:type="dxa"/>
-          </w:tcPr>
-          <w:p>
-            <w:pPr>
-              <w:widowControl w:val="0"/>
+            <w:tcW w:w="3840" w:type="dxa"/>
+          </w:tcPr>
+          <w:p>
+            <w:pPr>
+              <w:widowControl w:val="0"/>
+              <w:spacing w:line="240" w:lineRule="auto"/>
               <w:ind w:right="59" w:firstLine="0"/>
               <w:jc w:val="center"/>
               <w:rPr>
                 <w:rFonts w:hint="default"/>
-                <w:szCs w:val="28"/>
+                <w:sz w:val="24"/>
+                <w:szCs w:val="24"/>
                 <w:lang w:val="ru-RU"/>
               </w:rPr>
             </w:pPr>
             <w:r>
               <w:rPr>
                 <w:rFonts w:hint="default"/>
-                <w:szCs w:val="28"/>
+                <w:sz w:val="24"/>
+                <w:szCs w:val="24"/>
                 <w:lang w:val="ru-RU"/>
               </w:rPr>
               <w:t>Конструктор класса</w:t>
+            </w:r>
+          </w:p>
+        </w:tc>
+      </w:tr>
+      <w:tr>
+        <w:tblPrEx>
+          <w:tblBorders>
+            <w:top w:val="single" w:color="auto" w:sz="4" w:space="0"/>
+            <w:left w:val="single" w:color="auto" w:sz="4" w:space="0"/>
+            <w:bottom w:val="single" w:color="auto" w:sz="4" w:space="0"/>
+            <w:right w:val="single" w:color="auto" w:sz="4" w:space="0"/>
+            <w:insideH w:val="single" w:color="auto" w:sz="4" w:space="0"/>
+            <w:insideV w:val="single" w:color="auto" w:sz="4" w:space="0"/>
+          </w:tblBorders>
+          <w:tblCellMar>
+            <w:top w:w="0" w:type="dxa"/>
+            <w:left w:w="108" w:type="dxa"/>
+            <w:bottom w:w="0" w:type="dxa"/>
+            <w:right w:w="108" w:type="dxa"/>
+          </w:tblCellMar>
+        </w:tblPrEx>
+        <w:trPr>
+          <w:trHeight w:val="784" w:hRule="atLeast"/>
+        </w:trPr>
+        <w:tc>
+          <w:tcPr>
+            <w:tcW w:w="1639" w:type="dxa"/>
+          </w:tcPr>
+          <w:p>
+            <w:pPr>
+              <w:widowControl w:val="0"/>
+              <w:spacing w:line="240" w:lineRule="auto"/>
+              <w:ind w:right="59" w:firstLine="0"/>
+              <w:jc w:val="center"/>
+              <w:rPr>
+                <w:rFonts w:hint="default"/>
+                <w:sz w:val="24"/>
+                <w:szCs w:val="24"/>
+                <w:lang w:val="en-US"/>
+              </w:rPr>
+            </w:pPr>
+            <w:r>
+              <w:rPr>
+                <w:rFonts w:hint="default"/>
+                <w:sz w:val="24"/>
+                <w:szCs w:val="24"/>
+                <w:lang w:val="en-US"/>
+              </w:rPr>
+              <w:t>TextCaster</w:t>
+            </w:r>
+          </w:p>
+        </w:tc>
+        <w:tc>
+          <w:tcPr>
+            <w:tcW w:w="1930" w:type="dxa"/>
+          </w:tcPr>
+          <w:p>
+            <w:pPr>
+              <w:widowControl w:val="0"/>
+              <w:spacing w:line="240" w:lineRule="auto"/>
+              <w:ind w:right="59" w:firstLine="0"/>
+              <w:jc w:val="center"/>
+              <w:rPr>
+                <w:rFonts w:hint="default"/>
+                <w:sz w:val="24"/>
+                <w:szCs w:val="24"/>
+                <w:lang w:val="en-US"/>
+              </w:rPr>
+            </w:pPr>
+            <w:r>
+              <w:rPr>
+                <w:rFonts w:hint="default"/>
+                <w:sz w:val="24"/>
+                <w:szCs w:val="24"/>
+                <w:lang w:val="en-US"/>
+              </w:rPr>
+              <w:t>double</w:t>
+            </w:r>
+          </w:p>
+        </w:tc>
+        <w:tc>
+          <w:tcPr>
+            <w:tcW w:w="1954" w:type="dxa"/>
+          </w:tcPr>
+          <w:p>
+            <w:pPr>
+              <w:widowControl w:val="0"/>
+              <w:spacing w:line="240" w:lineRule="auto"/>
+              <w:ind w:right="59" w:firstLine="0"/>
+              <w:jc w:val="center"/>
+              <w:rPr>
+                <w:rFonts w:hint="default"/>
+                <w:sz w:val="24"/>
+                <w:szCs w:val="24"/>
+                <w:lang w:val="en-US"/>
+              </w:rPr>
+            </w:pPr>
+            <w:r>
+              <w:rPr>
+                <w:rFonts w:hint="default"/>
+                <w:sz w:val="24"/>
+                <w:szCs w:val="24"/>
+                <w:lang w:val="en-US"/>
+              </w:rPr>
+              <w:t>string</w:t>
+            </w:r>
+          </w:p>
+        </w:tc>
+        <w:tc>
+          <w:tcPr>
+            <w:tcW w:w="3840" w:type="dxa"/>
+          </w:tcPr>
+          <w:p>
+            <w:pPr>
+              <w:widowControl w:val="0"/>
+              <w:spacing w:line="240" w:lineRule="auto"/>
+              <w:ind w:right="59" w:firstLine="0"/>
+              <w:jc w:val="center"/>
+              <w:rPr>
+                <w:rFonts w:hint="default"/>
+                <w:sz w:val="24"/>
+                <w:szCs w:val="24"/>
+                <w:lang w:val="ru-RU"/>
+              </w:rPr>
+            </w:pPr>
+            <w:r>
+              <w:rPr>
+                <w:rFonts w:hint="default"/>
+                <w:sz w:val="24"/>
+                <w:szCs w:val="24"/>
+                <w:lang w:val="ru-RU"/>
+              </w:rPr>
+              <w:t>Вспомогательная функция для текста ошибки</w:t>
             </w:r>
           </w:p>
         </w:tc>
@@ -8120,6 +9754,7 @@
     </w:tbl>
     <w:p>
       <w:pPr>
+        <w:spacing w:line="240" w:lineRule="auto"/>
         <w:ind w:right="59" w:firstLine="0"/>
         <w:rPr>
           <w:rFonts w:hint="default"/>
@@ -8140,9 +9775,11 @@
     <w:p>
       <w:pPr>
         <w:ind w:right="59" w:firstLine="0"/>
-      </w:pPr>
-      <w:bookmarkStart w:id="14" w:name="_GoBack"/>
-      <w:bookmarkEnd w:id="14"/>
+        <w:rPr>
+          <w:rFonts w:hint="default"/>
+          <w:lang w:val="ru-RU"/>
+        </w:rPr>
+      </w:pPr>
     </w:p>
     <w:p>
       <w:pPr>
@@ -9234,25 +10871,25 @@
     </w:p>
     <w:p>
       <w:pPr>
-        <w:spacing w:line="360" w:lineRule="auto"/>
+        <w:spacing w:line="240" w:lineRule="auto"/>
         <w:ind w:right="59" w:firstLine="708"/>
         <w:rPr>
-          <w:sz w:val="28"/>
-          <w:szCs w:val="28"/>
-          <w:lang w:val="en-US"/>
-        </w:rPr>
-      </w:pPr>
-      <w:r>
-        <w:rPr>
-          <w:sz w:val="28"/>
-          <w:szCs w:val="28"/>
+          <w:sz w:val="24"/>
+          <w:szCs w:val="24"/>
+          <w:lang w:val="en-US"/>
+        </w:rPr>
+      </w:pPr>
+      <w:r>
+        <w:rPr>
+          <w:sz w:val="24"/>
+          <w:szCs w:val="24"/>
         </w:rPr>
         <w:t xml:space="preserve">Таблица 7.6 − Методы класса </w:t>
       </w:r>
       <w:r>
         <w:rPr>
-          <w:sz w:val="28"/>
-          <w:szCs w:val="28"/>
+          <w:sz w:val="24"/>
+          <w:szCs w:val="24"/>
           <w:lang w:val="en-US"/>
         </w:rPr>
         <w:t>Builder</w:t>
@@ -9302,7 +10939,7 @@
           </w:tblCellMar>
         </w:tblPrEx>
         <w:trPr>
-          <w:trHeight w:val="749" w:hRule="atLeast"/>
+          <w:trHeight w:val="390" w:hRule="atLeast"/>
         </w:trPr>
         <w:tc>
           <w:tcPr>
@@ -9311,18 +10948,18 @@
           <w:p>
             <w:pPr>
               <w:widowControl w:val="0"/>
-              <w:spacing w:line="360" w:lineRule="auto"/>
-              <w:ind w:right="59" w:firstLine="0"/>
-              <w:jc w:val="center"/>
-              <w:rPr>
-                <w:sz w:val="28"/>
-                <w:szCs w:val="28"/>
-              </w:rPr>
-            </w:pPr>
-            <w:r>
-              <w:rPr>
-                <w:sz w:val="28"/>
-                <w:szCs w:val="28"/>
+              <w:spacing w:line="240" w:lineRule="auto"/>
+              <w:ind w:right="59" w:firstLine="0"/>
+              <w:jc w:val="center"/>
+              <w:rPr>
+                <w:sz w:val="24"/>
+                <w:szCs w:val="24"/>
+              </w:rPr>
+            </w:pPr>
+            <w:r>
+              <w:rPr>
+                <w:sz w:val="24"/>
+                <w:szCs w:val="24"/>
               </w:rPr>
               <w:t>Название</w:t>
             </w:r>
@@ -9335,18 +10972,18 @@
           <w:p>
             <w:pPr>
               <w:widowControl w:val="0"/>
-              <w:spacing w:line="360" w:lineRule="auto"/>
-              <w:ind w:right="59" w:firstLine="0"/>
-              <w:jc w:val="center"/>
-              <w:rPr>
-                <w:sz w:val="28"/>
-                <w:szCs w:val="28"/>
-              </w:rPr>
-            </w:pPr>
-            <w:r>
-              <w:rPr>
-                <w:sz w:val="28"/>
-                <w:szCs w:val="28"/>
+              <w:spacing w:line="240" w:lineRule="auto"/>
+              <w:ind w:right="59" w:firstLine="0"/>
+              <w:jc w:val="center"/>
+              <w:rPr>
+                <w:sz w:val="24"/>
+                <w:szCs w:val="24"/>
+              </w:rPr>
+            </w:pPr>
+            <w:r>
+              <w:rPr>
+                <w:sz w:val="24"/>
+                <w:szCs w:val="24"/>
               </w:rPr>
               <w:t>Входные параметры</w:t>
             </w:r>
@@ -9359,18 +10996,18 @@
           <w:p>
             <w:pPr>
               <w:widowControl w:val="0"/>
-              <w:spacing w:line="360" w:lineRule="auto"/>
-              <w:ind w:right="59" w:firstLine="0"/>
-              <w:jc w:val="center"/>
-              <w:rPr>
-                <w:sz w:val="28"/>
-                <w:szCs w:val="28"/>
-              </w:rPr>
-            </w:pPr>
-            <w:r>
-              <w:rPr>
-                <w:sz w:val="28"/>
-                <w:szCs w:val="28"/>
+              <w:spacing w:line="240" w:lineRule="auto"/>
+              <w:ind w:right="59" w:firstLine="0"/>
+              <w:jc w:val="center"/>
+              <w:rPr>
+                <w:sz w:val="24"/>
+                <w:szCs w:val="24"/>
+              </w:rPr>
+            </w:pPr>
+            <w:r>
+              <w:rPr>
+                <w:sz w:val="24"/>
+                <w:szCs w:val="24"/>
               </w:rPr>
               <w:t>Описание</w:t>
             </w:r>
@@ -9404,19 +11041,19 @@
           <w:p>
             <w:pPr>
               <w:widowControl w:val="0"/>
-              <w:spacing w:line="360" w:lineRule="auto"/>
-              <w:ind w:right="59" w:firstLine="0"/>
-              <w:jc w:val="center"/>
-              <w:rPr>
-                <w:sz w:val="28"/>
-                <w:szCs w:val="28"/>
-                <w:lang w:val="en-US"/>
-              </w:rPr>
-            </w:pPr>
-            <w:r>
-              <w:rPr>
-                <w:sz w:val="28"/>
-                <w:szCs w:val="28"/>
+              <w:spacing w:line="240" w:lineRule="auto"/>
+              <w:ind w:right="59" w:firstLine="0"/>
+              <w:jc w:val="center"/>
+              <w:rPr>
+                <w:sz w:val="24"/>
+                <w:szCs w:val="24"/>
+                <w:lang w:val="en-US"/>
+              </w:rPr>
+            </w:pPr>
+            <w:r>
+              <w:rPr>
+                <w:sz w:val="24"/>
+                <w:szCs w:val="24"/>
                 <w:lang w:val="en-US"/>
               </w:rPr>
               <w:t>Build</w:t>
@@ -9430,19 +11067,19 @@
           <w:p>
             <w:pPr>
               <w:widowControl w:val="0"/>
-              <w:spacing w:line="360" w:lineRule="auto"/>
-              <w:ind w:right="59" w:firstLine="0"/>
-              <w:jc w:val="center"/>
-              <w:rPr>
-                <w:sz w:val="28"/>
-                <w:szCs w:val="28"/>
-                <w:lang w:val="en-US"/>
-              </w:rPr>
-            </w:pPr>
-            <w:r>
-              <w:rPr>
-                <w:sz w:val="28"/>
-                <w:szCs w:val="28"/>
+              <w:spacing w:line="240" w:lineRule="auto"/>
+              <w:ind w:right="59" w:firstLine="0"/>
+              <w:jc w:val="center"/>
+              <w:rPr>
+                <w:sz w:val="24"/>
+                <w:szCs w:val="24"/>
+                <w:lang w:val="en-US"/>
+              </w:rPr>
+            </w:pPr>
+            <w:r>
+              <w:rPr>
+                <w:sz w:val="24"/>
+                <w:szCs w:val="24"/>
                 <w:lang w:val="en-US"/>
               </w:rPr>
               <w:t>Parameters</w:t>
@@ -9456,18 +11093,18 @@
           <w:p>
             <w:pPr>
               <w:widowControl w:val="0"/>
-              <w:spacing w:line="360" w:lineRule="auto"/>
-              <w:ind w:right="59" w:firstLine="0"/>
-              <w:jc w:val="center"/>
-              <w:rPr>
-                <w:sz w:val="28"/>
-                <w:szCs w:val="28"/>
-              </w:rPr>
-            </w:pPr>
-            <w:r>
-              <w:rPr>
-                <w:sz w:val="28"/>
-                <w:szCs w:val="28"/>
+              <w:spacing w:line="240" w:lineRule="auto"/>
+              <w:ind w:right="59" w:firstLine="0"/>
+              <w:jc w:val="center"/>
+              <w:rPr>
+                <w:sz w:val="24"/>
+                <w:szCs w:val="24"/>
+              </w:rPr>
+            </w:pPr>
+            <w:r>
+              <w:rPr>
+                <w:sz w:val="24"/>
+                <w:szCs w:val="24"/>
               </w:rPr>
               <w:t>Построение модели по заданным параметрам</w:t>
             </w:r>
@@ -9501,19 +11138,19 @@
           <w:p>
             <w:pPr>
               <w:widowControl w:val="0"/>
-              <w:spacing w:line="360" w:lineRule="auto"/>
-              <w:ind w:right="59" w:firstLine="0"/>
-              <w:jc w:val="center"/>
-              <w:rPr>
-                <w:sz w:val="28"/>
-                <w:szCs w:val="28"/>
-                <w:lang w:val="en-US"/>
-              </w:rPr>
-            </w:pPr>
-            <w:r>
-              <w:rPr>
-                <w:sz w:val="28"/>
-                <w:szCs w:val="28"/>
+              <w:spacing w:line="240" w:lineRule="auto"/>
+              <w:ind w:right="59" w:firstLine="0"/>
+              <w:jc w:val="center"/>
+              <w:rPr>
+                <w:sz w:val="24"/>
+                <w:szCs w:val="24"/>
+                <w:lang w:val="en-US"/>
+              </w:rPr>
+            </w:pPr>
+            <w:r>
+              <w:rPr>
+                <w:sz w:val="24"/>
+                <w:szCs w:val="24"/>
                 <w:lang w:val="en-US"/>
               </w:rPr>
               <w:t>BuildRod</w:t>
@@ -9527,19 +11164,19 @@
           <w:p>
             <w:pPr>
               <w:widowControl w:val="0"/>
-              <w:spacing w:line="360" w:lineRule="auto"/>
-              <w:ind w:right="59" w:firstLine="0"/>
-              <w:jc w:val="center"/>
-              <w:rPr>
-                <w:sz w:val="28"/>
-                <w:szCs w:val="28"/>
-                <w:lang w:val="en-US"/>
-              </w:rPr>
-            </w:pPr>
-            <w:r>
-              <w:rPr>
-                <w:sz w:val="28"/>
-                <w:szCs w:val="28"/>
+              <w:spacing w:line="240" w:lineRule="auto"/>
+              <w:ind w:right="59" w:firstLine="0"/>
+              <w:jc w:val="center"/>
+              <w:rPr>
+                <w:sz w:val="24"/>
+                <w:szCs w:val="24"/>
+                <w:lang w:val="en-US"/>
+              </w:rPr>
+            </w:pPr>
+            <w:r>
+              <w:rPr>
+                <w:sz w:val="24"/>
+                <w:szCs w:val="24"/>
                 <w:lang w:val="en-US"/>
               </w:rPr>
               <w:t>Parameters</w:t>
@@ -9553,18 +11190,18 @@
           <w:p>
             <w:pPr>
               <w:widowControl w:val="0"/>
-              <w:spacing w:line="360" w:lineRule="auto"/>
-              <w:ind w:right="59" w:firstLine="0"/>
-              <w:jc w:val="center"/>
-              <w:rPr>
-                <w:sz w:val="28"/>
-                <w:szCs w:val="28"/>
-              </w:rPr>
-            </w:pPr>
-            <w:r>
-              <w:rPr>
-                <w:sz w:val="28"/>
-                <w:szCs w:val="28"/>
+              <w:spacing w:line="240" w:lineRule="auto"/>
+              <w:ind w:right="59" w:firstLine="0"/>
+              <w:jc w:val="center"/>
+              <w:rPr>
+                <w:sz w:val="24"/>
+                <w:szCs w:val="24"/>
+              </w:rPr>
+            </w:pPr>
+            <w:r>
+              <w:rPr>
+                <w:sz w:val="24"/>
+                <w:szCs w:val="24"/>
               </w:rPr>
               <w:t>Построение стержня отвёртки</w:t>
             </w:r>
@@ -9601,19 +11238,19 @@
           <w:p>
             <w:pPr>
               <w:widowControl w:val="0"/>
-              <w:spacing w:line="360" w:lineRule="auto"/>
-              <w:ind w:right="59" w:firstLine="0"/>
-              <w:jc w:val="center"/>
-              <w:rPr>
-                <w:sz w:val="28"/>
-                <w:szCs w:val="28"/>
-                <w:lang w:val="en-US"/>
-              </w:rPr>
-            </w:pPr>
-            <w:r>
-              <w:rPr>
-                <w:sz w:val="28"/>
-                <w:szCs w:val="28"/>
+              <w:spacing w:line="240" w:lineRule="auto"/>
+              <w:ind w:right="59" w:firstLine="0"/>
+              <w:jc w:val="center"/>
+              <w:rPr>
+                <w:sz w:val="24"/>
+                <w:szCs w:val="24"/>
+                <w:lang w:val="en-US"/>
+              </w:rPr>
+            </w:pPr>
+            <w:r>
+              <w:rPr>
+                <w:sz w:val="24"/>
+                <w:szCs w:val="24"/>
                 <w:lang w:val="en-US"/>
               </w:rPr>
               <w:t>BuildHandle</w:t>
@@ -9630,19 +11267,19 @@
           <w:p>
             <w:pPr>
               <w:widowControl w:val="0"/>
-              <w:spacing w:line="360" w:lineRule="auto"/>
-              <w:ind w:right="59" w:firstLine="0"/>
-              <w:jc w:val="center"/>
-              <w:rPr>
-                <w:sz w:val="28"/>
-                <w:szCs w:val="28"/>
-                <w:lang w:val="en-US"/>
-              </w:rPr>
-            </w:pPr>
-            <w:r>
-              <w:rPr>
-                <w:sz w:val="28"/>
-                <w:szCs w:val="28"/>
+              <w:spacing w:line="240" w:lineRule="auto"/>
+              <w:ind w:right="59" w:firstLine="0"/>
+              <w:jc w:val="center"/>
+              <w:rPr>
+                <w:sz w:val="24"/>
+                <w:szCs w:val="24"/>
+                <w:lang w:val="en-US"/>
+              </w:rPr>
+            </w:pPr>
+            <w:r>
+              <w:rPr>
+                <w:sz w:val="24"/>
+                <w:szCs w:val="24"/>
                 <w:lang w:val="en-US"/>
               </w:rPr>
               <w:t>Parameters</w:t>
@@ -9659,18 +11296,18 @@
           <w:p>
             <w:pPr>
               <w:widowControl w:val="0"/>
-              <w:spacing w:line="360" w:lineRule="auto"/>
-              <w:ind w:right="59" w:firstLine="0"/>
-              <w:jc w:val="center"/>
-              <w:rPr>
-                <w:sz w:val="28"/>
-                <w:szCs w:val="28"/>
-              </w:rPr>
-            </w:pPr>
-            <w:r>
-              <w:rPr>
-                <w:sz w:val="28"/>
-                <w:szCs w:val="28"/>
+              <w:spacing w:line="240" w:lineRule="auto"/>
+              <w:ind w:right="59" w:firstLine="0"/>
+              <w:jc w:val="center"/>
+              <w:rPr>
+                <w:sz w:val="24"/>
+                <w:szCs w:val="24"/>
+              </w:rPr>
+            </w:pPr>
+            <w:r>
+              <w:rPr>
+                <w:sz w:val="24"/>
+                <w:szCs w:val="24"/>
               </w:rPr>
               <w:t>Построение ручки отвёртки</w:t>
             </w:r>
@@ -9695,7 +11332,7 @@
           </w:tblCellMar>
         </w:tblPrEx>
         <w:trPr>
-          <w:trHeight w:val="4575" w:hRule="atLeast"/>
+          <w:trHeight w:val="3206" w:hRule="atLeast"/>
         </w:trPr>
         <w:tc>
           <w:tcPr>
@@ -9704,19 +11341,19 @@
           <w:p>
             <w:pPr>
               <w:widowControl w:val="0"/>
-              <w:spacing w:line="360" w:lineRule="auto"/>
-              <w:ind w:right="59" w:firstLine="0"/>
-              <w:jc w:val="center"/>
-              <w:rPr>
-                <w:sz w:val="28"/>
-                <w:szCs w:val="28"/>
-                <w:lang w:val="en-US"/>
-              </w:rPr>
-            </w:pPr>
-            <w:r>
-              <w:rPr>
-                <w:sz w:val="28"/>
-                <w:szCs w:val="28"/>
+              <w:spacing w:line="240" w:lineRule="auto"/>
+              <w:ind w:right="59" w:firstLine="0"/>
+              <w:jc w:val="center"/>
+              <w:rPr>
+                <w:sz w:val="24"/>
+                <w:szCs w:val="24"/>
+                <w:lang w:val="en-US"/>
+              </w:rPr>
+            </w:pPr>
+            <w:r>
+              <w:rPr>
+                <w:sz w:val="24"/>
+                <w:szCs w:val="24"/>
                 <w:lang w:val="en-US"/>
               </w:rPr>
               <w:t>Helper</w:t>
@@ -9730,19 +11367,19 @@
           <w:p>
             <w:pPr>
               <w:widowControl w:val="0"/>
-              <w:spacing w:line="360" w:lineRule="auto"/>
-              <w:ind w:right="59" w:firstLine="0"/>
-              <w:jc w:val="center"/>
-              <w:rPr>
-                <w:sz w:val="28"/>
-                <w:szCs w:val="28"/>
-                <w:lang w:val="en-US"/>
-              </w:rPr>
-            </w:pPr>
-            <w:r>
-              <w:rPr>
-                <w:sz w:val="28"/>
-                <w:szCs w:val="28"/>
+              <w:spacing w:line="240" w:lineRule="auto"/>
+              <w:ind w:right="59" w:firstLine="0"/>
+              <w:jc w:val="center"/>
+              <w:rPr>
+                <w:sz w:val="24"/>
+                <w:szCs w:val="24"/>
+                <w:lang w:val="en-US"/>
+              </w:rPr>
+            </w:pPr>
+            <w:r>
+              <w:rPr>
+                <w:sz w:val="24"/>
+                <w:szCs w:val="24"/>
                 <w:lang w:val="en-US"/>
               </w:rPr>
               <w:t>double[,], int[], int[], double[], int[], int[]</w:t>
@@ -9756,18 +11393,18 @@
           <w:p>
             <w:pPr>
               <w:widowControl w:val="0"/>
-              <w:spacing w:line="360" w:lineRule="auto"/>
-              <w:ind w:right="59" w:firstLine="0"/>
-              <w:jc w:val="center"/>
-              <w:rPr>
-                <w:sz w:val="28"/>
-                <w:szCs w:val="28"/>
-              </w:rPr>
-            </w:pPr>
-            <w:r>
-              <w:rPr>
-                <w:sz w:val="28"/>
-                <w:szCs w:val="28"/>
+              <w:spacing w:line="240" w:lineRule="auto"/>
+              <w:ind w:right="59" w:firstLine="0"/>
+              <w:jc w:val="center"/>
+              <w:rPr>
+                <w:sz w:val="24"/>
+                <w:szCs w:val="24"/>
+              </w:rPr>
+            </w:pPr>
+            <w:r>
+              <w:rPr>
+                <w:sz w:val="24"/>
+                <w:szCs w:val="24"/>
               </w:rPr>
               <w:t>Вспомогательный метод, позволяющий избавиться от дублирования кода (повторяет цикл операций: создать эскиз, создать линию, выдавить).</w:t>
             </w:r>
@@ -9775,103 +11412,840 @@
           <w:p>
             <w:pPr>
               <w:widowControl w:val="0"/>
-              <w:spacing w:line="360" w:lineRule="auto"/>
-              <w:ind w:right="59" w:firstLine="0"/>
-              <w:jc w:val="center"/>
-              <w:rPr>
-                <w:sz w:val="28"/>
-                <w:szCs w:val="28"/>
-              </w:rPr>
-            </w:pPr>
-            <w:r>
-              <w:rPr>
-                <w:sz w:val="28"/>
-                <w:szCs w:val="28"/>
+              <w:spacing w:line="240" w:lineRule="auto"/>
+              <w:ind w:right="59" w:firstLine="0"/>
+              <w:jc w:val="center"/>
+              <w:rPr>
+                <w:sz w:val="24"/>
+                <w:szCs w:val="24"/>
+              </w:rPr>
+            </w:pPr>
+            <w:r>
+              <w:rPr>
+                <w:sz w:val="24"/>
+                <w:szCs w:val="24"/>
                 <w:lang w:val="en-US"/>
               </w:rPr>
               <w:t>double</w:t>
             </w:r>
             <w:r>
               <w:rPr>
-                <w:sz w:val="28"/>
-                <w:szCs w:val="28"/>
+                <w:sz w:val="24"/>
+                <w:szCs w:val="24"/>
               </w:rPr>
               <w:t xml:space="preserve">[,] двумерный массив с координатами точек по которым строится линия, </w:t>
             </w:r>
             <w:r>
               <w:rPr>
-                <w:sz w:val="28"/>
-                <w:szCs w:val="28"/>
+                <w:sz w:val="24"/>
+                <w:szCs w:val="24"/>
                 <w:lang w:val="en-US"/>
               </w:rPr>
               <w:t>int</w:t>
             </w:r>
             <w:r>
               <w:rPr>
-                <w:sz w:val="28"/>
-                <w:szCs w:val="28"/>
+                <w:sz w:val="24"/>
+                <w:szCs w:val="24"/>
               </w:rPr>
               <w:t xml:space="preserve">[] тип выдавливания, </w:t>
             </w:r>
             <w:r>
               <w:rPr>
-                <w:sz w:val="28"/>
-                <w:szCs w:val="28"/>
+                <w:sz w:val="24"/>
+                <w:szCs w:val="24"/>
                 <w:lang w:val="en-US"/>
               </w:rPr>
               <w:t>int</w:t>
             </w:r>
             <w:r>
               <w:rPr>
-                <w:sz w:val="28"/>
-                <w:szCs w:val="28"/>
+                <w:sz w:val="24"/>
+                <w:szCs w:val="24"/>
               </w:rPr>
               <w:t xml:space="preserve">[] тип эскиза (на какой плоскости), </w:t>
             </w:r>
             <w:r>
               <w:rPr>
-                <w:sz w:val="28"/>
-                <w:szCs w:val="28"/>
+                <w:sz w:val="24"/>
+                <w:szCs w:val="24"/>
                 <w:lang w:val="en-US"/>
               </w:rPr>
               <w:t>double</w:t>
             </w:r>
             <w:r>
               <w:rPr>
-                <w:sz w:val="28"/>
-                <w:szCs w:val="28"/>
+                <w:sz w:val="24"/>
+                <w:szCs w:val="24"/>
               </w:rPr>
               <w:t xml:space="preserve">[] глубина выдавливания, </w:t>
             </w:r>
             <w:r>
               <w:rPr>
-                <w:sz w:val="28"/>
-                <w:szCs w:val="28"/>
+                <w:sz w:val="24"/>
+                <w:szCs w:val="24"/>
                 <w:lang w:val="en-US"/>
               </w:rPr>
               <w:t>int</w:t>
             </w:r>
             <w:r>
               <w:rPr>
-                <w:sz w:val="28"/>
-                <w:szCs w:val="28"/>
+                <w:sz w:val="24"/>
+                <w:szCs w:val="24"/>
               </w:rPr>
               <w:t xml:space="preserve">[] начало для сбора точек в двумерном массиве, </w:t>
             </w:r>
             <w:r>
               <w:rPr>
-                <w:sz w:val="28"/>
-                <w:szCs w:val="28"/>
+                <w:sz w:val="24"/>
+                <w:szCs w:val="24"/>
                 <w:lang w:val="en-US"/>
               </w:rPr>
               <w:t>int</w:t>
             </w:r>
             <w:r>
               <w:rPr>
-                <w:sz w:val="28"/>
-                <w:szCs w:val="28"/>
+                <w:sz w:val="24"/>
+                <w:szCs w:val="24"/>
               </w:rPr>
               <w:t>[] количество сборов точек (построенных линий)</w:t>
+            </w:r>
+          </w:p>
+        </w:tc>
+      </w:tr>
+      <w:tr>
+        <w:tblPrEx>
+          <w:tblBorders>
+            <w:top w:val="single" w:color="auto" w:sz="4" w:space="0"/>
+            <w:left w:val="single" w:color="auto" w:sz="4" w:space="0"/>
+            <w:bottom w:val="single" w:color="auto" w:sz="4" w:space="0"/>
+            <w:right w:val="single" w:color="auto" w:sz="4" w:space="0"/>
+            <w:insideH w:val="single" w:color="auto" w:sz="4" w:space="0"/>
+            <w:insideV w:val="single" w:color="auto" w:sz="4" w:space="0"/>
+          </w:tblBorders>
+          <w:tblCellMar>
+            <w:top w:w="0" w:type="dxa"/>
+            <w:left w:w="108" w:type="dxa"/>
+            <w:bottom w:w="0" w:type="dxa"/>
+            <w:right w:w="108" w:type="dxa"/>
+          </w:tblCellMar>
+        </w:tblPrEx>
+        <w:trPr>
+          <w:trHeight w:val="889" w:hRule="atLeast"/>
+        </w:trPr>
+        <w:tc>
+          <w:tcPr>
+            <w:tcW w:w="1546" w:type="dxa"/>
+          </w:tcPr>
+          <w:p>
+            <w:pPr>
+              <w:widowControl w:val="0"/>
+              <w:spacing w:line="240" w:lineRule="auto"/>
+              <w:ind w:right="59" w:firstLine="0"/>
+              <w:jc w:val="center"/>
+              <w:rPr>
+                <w:rFonts w:hint="default"/>
+                <w:sz w:val="24"/>
+                <w:szCs w:val="24"/>
+                <w:lang w:val="en-US"/>
+              </w:rPr>
+            </w:pPr>
+            <w:r>
+              <w:rPr>
+                <w:sz w:val="24"/>
+                <w:szCs w:val="24"/>
+                <w:lang w:val="en-US"/>
+              </w:rPr>
+              <w:t>Build</w:t>
+            </w:r>
+            <w:r>
+              <w:rPr>
+                <w:rFonts w:hint="default"/>
+                <w:sz w:val="24"/>
+                <w:szCs w:val="24"/>
+                <w:lang w:val="en-US"/>
+              </w:rPr>
+              <w:t>Cruciform</w:t>
+            </w:r>
+          </w:p>
+        </w:tc>
+        <w:tc>
+          <w:tcPr>
+            <w:tcW w:w="2434" w:type="dxa"/>
+          </w:tcPr>
+          <w:p>
+            <w:pPr>
+              <w:widowControl w:val="0"/>
+              <w:spacing w:line="240" w:lineRule="auto"/>
+              <w:ind w:right="59" w:firstLine="0"/>
+              <w:jc w:val="center"/>
+              <w:rPr>
+                <w:rFonts w:hint="default"/>
+                <w:sz w:val="24"/>
+                <w:szCs w:val="24"/>
+                <w:lang w:val="en-US"/>
+              </w:rPr>
+            </w:pPr>
+            <w:r>
+              <w:rPr>
+                <w:rFonts w:hint="default"/>
+                <w:sz w:val="24"/>
+                <w:szCs w:val="24"/>
+                <w:lang w:val="en-US"/>
+              </w:rPr>
+              <w:t>double, double, double, double, double, double</w:t>
+            </w:r>
+          </w:p>
+        </w:tc>
+        <w:tc>
+          <w:tcPr>
+            <w:tcW w:w="5384" w:type="dxa"/>
+          </w:tcPr>
+          <w:p>
+            <w:pPr>
+              <w:widowControl w:val="0"/>
+              <w:spacing w:line="240" w:lineRule="auto"/>
+              <w:ind w:right="59" w:firstLine="0"/>
+              <w:jc w:val="center"/>
+              <w:rPr>
+                <w:rFonts w:hint="default"/>
+                <w:sz w:val="24"/>
+                <w:szCs w:val="24"/>
+                <w:lang w:val="en-US"/>
+              </w:rPr>
+            </w:pPr>
+            <w:r>
+              <w:rPr>
+                <w:rFonts w:hint="default"/>
+                <w:sz w:val="24"/>
+                <w:szCs w:val="24"/>
+                <w:lang w:val="ru-RU"/>
+              </w:rPr>
+              <w:t>Построение крестообразного наконечника</w:t>
+            </w:r>
+          </w:p>
+          <w:p>
+            <w:pPr>
+              <w:widowControl w:val="0"/>
+              <w:spacing w:line="240" w:lineRule="auto"/>
+              <w:ind w:right="59" w:firstLine="0"/>
+              <w:jc w:val="center"/>
+              <w:rPr>
+                <w:rFonts w:hint="default"/>
+                <w:sz w:val="24"/>
+                <w:szCs w:val="24"/>
+                <w:lang w:val="ru-RU"/>
+              </w:rPr>
+            </w:pPr>
+            <w:r>
+              <w:rPr>
+                <w:rFonts w:hint="default"/>
+                <w:sz w:val="24"/>
+                <w:szCs w:val="24"/>
+                <w:lang w:val="en-US"/>
+              </w:rPr>
+              <w:t xml:space="preserve">(double </w:t>
+            </w:r>
+            <w:r>
+              <w:rPr>
+                <w:sz w:val="24"/>
+                <w:szCs w:val="24"/>
+              </w:rPr>
+              <w:t>−</w:t>
+            </w:r>
+            <w:r>
+              <w:rPr>
+                <w:rFonts w:hint="default"/>
+                <w:sz w:val="24"/>
+                <w:szCs w:val="24"/>
+                <w:lang w:val="ru-RU"/>
+              </w:rPr>
+              <w:t xml:space="preserve"> используемые для этого параметры)</w:t>
+            </w:r>
+          </w:p>
+        </w:tc>
+      </w:tr>
+      <w:tr>
+        <w:tblPrEx>
+          <w:tblBorders>
+            <w:top w:val="single" w:color="auto" w:sz="4" w:space="0"/>
+            <w:left w:val="single" w:color="auto" w:sz="4" w:space="0"/>
+            <w:bottom w:val="single" w:color="auto" w:sz="4" w:space="0"/>
+            <w:right w:val="single" w:color="auto" w:sz="4" w:space="0"/>
+            <w:insideH w:val="single" w:color="auto" w:sz="4" w:space="0"/>
+            <w:insideV w:val="single" w:color="auto" w:sz="4" w:space="0"/>
+          </w:tblBorders>
+          <w:tblCellMar>
+            <w:top w:w="0" w:type="dxa"/>
+            <w:left w:w="108" w:type="dxa"/>
+            <w:bottom w:w="0" w:type="dxa"/>
+            <w:right w:w="108" w:type="dxa"/>
+          </w:tblCellMar>
+        </w:tblPrEx>
+        <w:trPr>
+          <w:trHeight w:val="612" w:hRule="atLeast"/>
+        </w:trPr>
+        <w:tc>
+          <w:tcPr>
+            <w:tcW w:w="1546" w:type="dxa"/>
+          </w:tcPr>
+          <w:p>
+            <w:pPr>
+              <w:widowControl w:val="0"/>
+              <w:spacing w:line="240" w:lineRule="auto"/>
+              <w:ind w:right="59" w:firstLine="0"/>
+              <w:jc w:val="center"/>
+              <w:rPr>
+                <w:rFonts w:hint="default"/>
+                <w:sz w:val="24"/>
+                <w:szCs w:val="24"/>
+                <w:lang w:val="en-US"/>
+              </w:rPr>
+            </w:pPr>
+            <w:r>
+              <w:rPr>
+                <w:rFonts w:hint="default"/>
+                <w:sz w:val="24"/>
+                <w:szCs w:val="24"/>
+                <w:lang w:val="en-US"/>
+              </w:rPr>
+              <w:t>BuildFlat</w:t>
+            </w:r>
+          </w:p>
+        </w:tc>
+        <w:tc>
+          <w:tcPr>
+            <w:tcW w:w="2434" w:type="dxa"/>
+          </w:tcPr>
+          <w:p>
+            <w:pPr>
+              <w:widowControl w:val="0"/>
+              <w:spacing w:line="240" w:lineRule="auto"/>
+              <w:ind w:right="59" w:firstLine="0"/>
+              <w:jc w:val="center"/>
+              <w:rPr>
+                <w:rFonts w:hint="default"/>
+                <w:sz w:val="24"/>
+                <w:szCs w:val="24"/>
+                <w:lang w:val="en-US"/>
+              </w:rPr>
+            </w:pPr>
+            <w:r>
+              <w:rPr>
+                <w:rFonts w:hint="default"/>
+                <w:sz w:val="24"/>
+                <w:szCs w:val="24"/>
+                <w:lang w:val="en-US"/>
+              </w:rPr>
+              <w:t>double, double, double, double</w:t>
+            </w:r>
+          </w:p>
+        </w:tc>
+        <w:tc>
+          <w:tcPr>
+            <w:tcW w:w="5384" w:type="dxa"/>
+          </w:tcPr>
+          <w:p>
+            <w:pPr>
+              <w:widowControl w:val="0"/>
+              <w:spacing w:line="240" w:lineRule="auto"/>
+              <w:ind w:right="59" w:firstLine="0"/>
+              <w:jc w:val="center"/>
+              <w:rPr>
+                <w:rFonts w:hint="default"/>
+                <w:sz w:val="24"/>
+                <w:szCs w:val="24"/>
+                <w:lang w:val="en-US"/>
+              </w:rPr>
+            </w:pPr>
+            <w:r>
+              <w:rPr>
+                <w:rFonts w:hint="default"/>
+                <w:sz w:val="24"/>
+                <w:szCs w:val="24"/>
+                <w:lang w:val="ru-RU"/>
+              </w:rPr>
+              <w:t>Построение плоского наконечника</w:t>
+            </w:r>
+          </w:p>
+          <w:p>
+            <w:pPr>
+              <w:widowControl w:val="0"/>
+              <w:spacing w:line="240" w:lineRule="auto"/>
+              <w:ind w:right="59" w:firstLine="0"/>
+              <w:jc w:val="center"/>
+              <w:rPr>
+                <w:rFonts w:hint="default"/>
+                <w:sz w:val="24"/>
+                <w:szCs w:val="24"/>
+                <w:lang w:val="en-US"/>
+              </w:rPr>
+            </w:pPr>
+            <w:r>
+              <w:rPr>
+                <w:rFonts w:hint="default"/>
+                <w:sz w:val="24"/>
+                <w:szCs w:val="24"/>
+                <w:lang w:val="en-US"/>
+              </w:rPr>
+              <w:t xml:space="preserve">(double </w:t>
+            </w:r>
+            <w:r>
+              <w:rPr>
+                <w:sz w:val="24"/>
+                <w:szCs w:val="24"/>
+              </w:rPr>
+              <w:t>−</w:t>
+            </w:r>
+            <w:r>
+              <w:rPr>
+                <w:rFonts w:hint="default"/>
+                <w:sz w:val="24"/>
+                <w:szCs w:val="24"/>
+                <w:lang w:val="ru-RU"/>
+              </w:rPr>
+              <w:t xml:space="preserve"> используемые для этого параметры)</w:t>
+            </w:r>
+          </w:p>
+        </w:tc>
+      </w:tr>
+      <w:tr>
+        <w:tblPrEx>
+          <w:tblBorders>
+            <w:top w:val="single" w:color="auto" w:sz="4" w:space="0"/>
+            <w:left w:val="single" w:color="auto" w:sz="4" w:space="0"/>
+            <w:bottom w:val="single" w:color="auto" w:sz="4" w:space="0"/>
+            <w:right w:val="single" w:color="auto" w:sz="4" w:space="0"/>
+            <w:insideH w:val="single" w:color="auto" w:sz="4" w:space="0"/>
+            <w:insideV w:val="single" w:color="auto" w:sz="4" w:space="0"/>
+          </w:tblBorders>
+          <w:tblCellMar>
+            <w:top w:w="0" w:type="dxa"/>
+            <w:left w:w="108" w:type="dxa"/>
+            <w:bottom w:w="0" w:type="dxa"/>
+            <w:right w:w="108" w:type="dxa"/>
+          </w:tblCellMar>
+        </w:tblPrEx>
+        <w:trPr>
+          <w:trHeight w:val="737" w:hRule="atLeast"/>
+        </w:trPr>
+        <w:tc>
+          <w:tcPr>
+            <w:tcW w:w="1546" w:type="dxa"/>
+          </w:tcPr>
+          <w:p>
+            <w:pPr>
+              <w:widowControl w:val="0"/>
+              <w:spacing w:line="240" w:lineRule="auto"/>
+              <w:ind w:right="59" w:firstLine="0"/>
+              <w:jc w:val="center"/>
+              <w:rPr>
+                <w:rFonts w:hint="default"/>
+                <w:sz w:val="24"/>
+                <w:szCs w:val="24"/>
+                <w:lang w:val="en-US"/>
+              </w:rPr>
+            </w:pPr>
+            <w:r>
+              <w:rPr>
+                <w:rFonts w:hint="default"/>
+                <w:sz w:val="24"/>
+                <w:szCs w:val="24"/>
+                <w:lang w:val="en-US"/>
+              </w:rPr>
+              <w:t>BuildRectangle</w:t>
+            </w:r>
+          </w:p>
+        </w:tc>
+        <w:tc>
+          <w:tcPr>
+            <w:tcW w:w="2434" w:type="dxa"/>
+          </w:tcPr>
+          <w:p>
+            <w:pPr>
+              <w:widowControl w:val="0"/>
+              <w:spacing w:line="240" w:lineRule="auto"/>
+              <w:ind w:right="59" w:firstLine="0"/>
+              <w:jc w:val="center"/>
+              <w:rPr>
+                <w:rFonts w:hint="default"/>
+                <w:sz w:val="24"/>
+                <w:szCs w:val="24"/>
+                <w:lang w:val="en-US"/>
+              </w:rPr>
+            </w:pPr>
+            <w:r>
+              <w:rPr>
+                <w:rFonts w:hint="default"/>
+                <w:sz w:val="24"/>
+                <w:szCs w:val="24"/>
+                <w:lang w:val="en-US"/>
+              </w:rPr>
+              <w:t>double, double, double, double</w:t>
+            </w:r>
+          </w:p>
+        </w:tc>
+        <w:tc>
+          <w:tcPr>
+            <w:tcW w:w="5384" w:type="dxa"/>
+          </w:tcPr>
+          <w:p>
+            <w:pPr>
+              <w:widowControl w:val="0"/>
+              <w:spacing w:line="240" w:lineRule="auto"/>
+              <w:ind w:right="59" w:firstLine="0"/>
+              <w:jc w:val="center"/>
+              <w:rPr>
+                <w:rFonts w:hint="default"/>
+                <w:sz w:val="24"/>
+                <w:szCs w:val="24"/>
+                <w:lang w:val="en-US"/>
+              </w:rPr>
+            </w:pPr>
+            <w:r>
+              <w:rPr>
+                <w:rFonts w:hint="default"/>
+                <w:sz w:val="24"/>
+                <w:szCs w:val="24"/>
+                <w:lang w:val="ru-RU"/>
+              </w:rPr>
+              <w:t>Построение квадратного наконечника</w:t>
+            </w:r>
+          </w:p>
+          <w:p>
+            <w:pPr>
+              <w:widowControl w:val="0"/>
+              <w:spacing w:line="240" w:lineRule="auto"/>
+              <w:ind w:right="59" w:firstLine="0"/>
+              <w:jc w:val="center"/>
+              <w:rPr>
+                <w:rFonts w:hint="default"/>
+                <w:sz w:val="24"/>
+                <w:szCs w:val="24"/>
+                <w:lang w:val="ru-RU"/>
+              </w:rPr>
+            </w:pPr>
+            <w:r>
+              <w:rPr>
+                <w:rFonts w:hint="default"/>
+                <w:sz w:val="24"/>
+                <w:szCs w:val="24"/>
+                <w:lang w:val="en-US"/>
+              </w:rPr>
+              <w:t xml:space="preserve">(double </w:t>
+            </w:r>
+            <w:r>
+              <w:rPr>
+                <w:sz w:val="24"/>
+                <w:szCs w:val="24"/>
+              </w:rPr>
+              <w:t>−</w:t>
+            </w:r>
+            <w:r>
+              <w:rPr>
+                <w:rFonts w:hint="default"/>
+                <w:sz w:val="24"/>
+                <w:szCs w:val="24"/>
+                <w:lang w:val="ru-RU"/>
+              </w:rPr>
+              <w:t xml:space="preserve"> используемые для этого параметры)</w:t>
+            </w:r>
+          </w:p>
+        </w:tc>
+      </w:tr>
+      <w:tr>
+        <w:tblPrEx>
+          <w:tblBorders>
+            <w:top w:val="single" w:color="auto" w:sz="4" w:space="0"/>
+            <w:left w:val="single" w:color="auto" w:sz="4" w:space="0"/>
+            <w:bottom w:val="single" w:color="auto" w:sz="4" w:space="0"/>
+            <w:right w:val="single" w:color="auto" w:sz="4" w:space="0"/>
+            <w:insideH w:val="single" w:color="auto" w:sz="4" w:space="0"/>
+            <w:insideV w:val="single" w:color="auto" w:sz="4" w:space="0"/>
+          </w:tblBorders>
+          <w:tblCellMar>
+            <w:top w:w="0" w:type="dxa"/>
+            <w:left w:w="108" w:type="dxa"/>
+            <w:bottom w:w="0" w:type="dxa"/>
+            <w:right w:w="108" w:type="dxa"/>
+          </w:tblCellMar>
+        </w:tblPrEx>
+        <w:trPr>
+          <w:trHeight w:val="576" w:hRule="atLeast"/>
+        </w:trPr>
+        <w:tc>
+          <w:tcPr>
+            <w:tcW w:w="1546" w:type="dxa"/>
+          </w:tcPr>
+          <w:p>
+            <w:pPr>
+              <w:widowControl w:val="0"/>
+              <w:spacing w:line="240" w:lineRule="auto"/>
+              <w:ind w:right="59" w:firstLine="0"/>
+              <w:jc w:val="center"/>
+              <w:rPr>
+                <w:rFonts w:hint="default"/>
+                <w:sz w:val="24"/>
+                <w:szCs w:val="24"/>
+                <w:lang w:val="en-US"/>
+              </w:rPr>
+            </w:pPr>
+            <w:r>
+              <w:rPr>
+                <w:rFonts w:hint="default"/>
+                <w:sz w:val="24"/>
+                <w:szCs w:val="24"/>
+                <w:lang w:val="en-US"/>
+              </w:rPr>
+              <w:t>BuildPrisme</w:t>
+            </w:r>
+          </w:p>
+        </w:tc>
+        <w:tc>
+          <w:tcPr>
+            <w:tcW w:w="2434" w:type="dxa"/>
+          </w:tcPr>
+          <w:p>
+            <w:pPr>
+              <w:widowControl w:val="0"/>
+              <w:spacing w:line="240" w:lineRule="auto"/>
+              <w:ind w:right="59" w:firstLine="0"/>
+              <w:jc w:val="center"/>
+              <w:rPr>
+                <w:rFonts w:hint="default"/>
+                <w:sz w:val="24"/>
+                <w:szCs w:val="24"/>
+                <w:lang w:val="en-US"/>
+              </w:rPr>
+            </w:pPr>
+            <w:r>
+              <w:rPr>
+                <w:rFonts w:hint="default"/>
+                <w:sz w:val="24"/>
+                <w:szCs w:val="24"/>
+                <w:lang w:val="en-US"/>
+              </w:rPr>
+              <w:t>double, double, double</w:t>
+            </w:r>
+          </w:p>
+        </w:tc>
+        <w:tc>
+          <w:tcPr>
+            <w:tcW w:w="5384" w:type="dxa"/>
+          </w:tcPr>
+          <w:p>
+            <w:pPr>
+              <w:widowControl w:val="0"/>
+              <w:spacing w:line="240" w:lineRule="auto"/>
+              <w:ind w:right="59" w:firstLine="0"/>
+              <w:jc w:val="center"/>
+              <w:rPr>
+                <w:rFonts w:hint="default"/>
+                <w:sz w:val="24"/>
+                <w:szCs w:val="24"/>
+                <w:lang w:val="ru-RU"/>
+              </w:rPr>
+            </w:pPr>
+            <w:r>
+              <w:rPr>
+                <w:rFonts w:hint="default"/>
+                <w:sz w:val="24"/>
+                <w:szCs w:val="24"/>
+                <w:lang w:val="ru-RU"/>
+              </w:rPr>
+              <w:t>Построение призматической ручки</w:t>
+            </w:r>
+          </w:p>
+          <w:p>
+            <w:pPr>
+              <w:widowControl w:val="0"/>
+              <w:spacing w:line="240" w:lineRule="auto"/>
+              <w:ind w:right="59" w:firstLine="0"/>
+              <w:jc w:val="center"/>
+              <w:rPr>
+                <w:rFonts w:hint="default"/>
+                <w:sz w:val="24"/>
+                <w:szCs w:val="24"/>
+                <w:lang w:val="en-US"/>
+              </w:rPr>
+            </w:pPr>
+            <w:r>
+              <w:rPr>
+                <w:rFonts w:hint="default"/>
+                <w:sz w:val="24"/>
+                <w:szCs w:val="24"/>
+                <w:lang w:val="en-US"/>
+              </w:rPr>
+              <w:t xml:space="preserve">(double </w:t>
+            </w:r>
+            <w:r>
+              <w:rPr>
+                <w:sz w:val="24"/>
+                <w:szCs w:val="24"/>
+              </w:rPr>
+              <w:t>−</w:t>
+            </w:r>
+            <w:r>
+              <w:rPr>
+                <w:rFonts w:hint="default"/>
+                <w:sz w:val="24"/>
+                <w:szCs w:val="24"/>
+                <w:lang w:val="ru-RU"/>
+              </w:rPr>
+              <w:t xml:space="preserve"> используемые для этого параметры)</w:t>
+            </w:r>
+          </w:p>
+        </w:tc>
+      </w:tr>
+      <w:tr>
+        <w:tblPrEx>
+          <w:tblBorders>
+            <w:top w:val="single" w:color="auto" w:sz="4" w:space="0"/>
+            <w:left w:val="single" w:color="auto" w:sz="4" w:space="0"/>
+            <w:bottom w:val="single" w:color="auto" w:sz="4" w:space="0"/>
+            <w:right w:val="single" w:color="auto" w:sz="4" w:space="0"/>
+            <w:insideH w:val="single" w:color="auto" w:sz="4" w:space="0"/>
+            <w:insideV w:val="single" w:color="auto" w:sz="4" w:space="0"/>
+          </w:tblBorders>
+          <w:tblCellMar>
+            <w:top w:w="0" w:type="dxa"/>
+            <w:left w:w="108" w:type="dxa"/>
+            <w:bottom w:w="0" w:type="dxa"/>
+            <w:right w:w="108" w:type="dxa"/>
+          </w:tblCellMar>
+        </w:tblPrEx>
+        <w:trPr>
+          <w:trHeight w:val="737" w:hRule="atLeast"/>
+        </w:trPr>
+        <w:tc>
+          <w:tcPr>
+            <w:tcW w:w="1546" w:type="dxa"/>
+            <w:shd w:val="clear"/>
+            <w:vAlign w:val="top"/>
+          </w:tcPr>
+          <w:p>
+            <w:pPr>
+              <w:widowControl w:val="0"/>
+              <w:spacing w:line="240" w:lineRule="auto"/>
+              <w:ind w:right="59" w:rightChars="0" w:firstLine="0" w:firstLineChars="0"/>
+              <w:jc w:val="center"/>
+              <w:rPr>
+                <w:rFonts w:hint="default" w:ascii="Times New Roman" w:hAnsi="Times New Roman" w:eastAsia="Times New Roman" w:cs="Times New Roman"/>
+                <w:color w:val="000000"/>
+                <w:sz w:val="24"/>
+                <w:szCs w:val="24"/>
+                <w:lang w:val="ru-RU" w:eastAsia="ru-RU" w:bidi="ar-SA"/>
+              </w:rPr>
+            </w:pPr>
+            <w:r>
+              <w:rPr>
+                <w:rFonts w:hint="default"/>
+                <w:sz w:val="24"/>
+                <w:szCs w:val="24"/>
+                <w:lang w:val="en-US"/>
+              </w:rPr>
+              <w:t>BuildCylinder</w:t>
+            </w:r>
+          </w:p>
+        </w:tc>
+        <w:tc>
+          <w:tcPr>
+            <w:tcW w:w="2434" w:type="dxa"/>
+            <w:shd w:val="clear"/>
+            <w:vAlign w:val="top"/>
+          </w:tcPr>
+          <w:p>
+            <w:pPr>
+              <w:widowControl w:val="0"/>
+              <w:spacing w:line="240" w:lineRule="auto"/>
+              <w:ind w:right="59" w:rightChars="0" w:firstLine="0" w:firstLineChars="0"/>
+              <w:jc w:val="center"/>
+              <w:rPr>
+                <w:rFonts w:hint="default" w:ascii="Times New Roman" w:hAnsi="Times New Roman" w:eastAsia="Times New Roman" w:cs="Times New Roman"/>
+                <w:color w:val="000000"/>
+                <w:sz w:val="24"/>
+                <w:szCs w:val="24"/>
+                <w:lang w:val="en-US" w:eastAsia="ru-RU" w:bidi="ar-SA"/>
+              </w:rPr>
+            </w:pPr>
+            <w:r>
+              <w:rPr>
+                <w:rFonts w:hint="default"/>
+                <w:sz w:val="24"/>
+                <w:szCs w:val="24"/>
+                <w:lang w:val="en-US"/>
+              </w:rPr>
+              <w:t>double, double, double, double</w:t>
+            </w:r>
+          </w:p>
+        </w:tc>
+        <w:tc>
+          <w:tcPr>
+            <w:tcW w:w="5384" w:type="dxa"/>
+            <w:shd w:val="clear"/>
+            <w:vAlign w:val="top"/>
+          </w:tcPr>
+          <w:p>
+            <w:pPr>
+              <w:widowControl w:val="0"/>
+              <w:spacing w:line="240" w:lineRule="auto"/>
+              <w:ind w:right="59" w:firstLine="0"/>
+              <w:jc w:val="center"/>
+              <w:rPr>
+                <w:rFonts w:hint="default"/>
+                <w:sz w:val="24"/>
+                <w:szCs w:val="24"/>
+                <w:lang w:val="ru-RU"/>
+              </w:rPr>
+            </w:pPr>
+            <w:r>
+              <w:rPr>
+                <w:rFonts w:hint="default"/>
+                <w:sz w:val="24"/>
+                <w:szCs w:val="24"/>
+                <w:lang w:val="ru-RU"/>
+              </w:rPr>
+              <w:t>Построение цилиндрической ручки</w:t>
+            </w:r>
+          </w:p>
+          <w:p>
+            <w:pPr>
+              <w:widowControl w:val="0"/>
+              <w:spacing w:line="240" w:lineRule="auto"/>
+              <w:ind w:right="59" w:rightChars="0" w:firstLine="0" w:firstLineChars="0"/>
+              <w:jc w:val="center"/>
+              <w:rPr>
+                <w:rFonts w:hint="default" w:ascii="Times New Roman" w:hAnsi="Times New Roman" w:eastAsia="Times New Roman" w:cs="Times New Roman"/>
+                <w:color w:val="000000"/>
+                <w:sz w:val="24"/>
+                <w:szCs w:val="24"/>
+                <w:lang w:val="en-US" w:eastAsia="ru-RU" w:bidi="ar-SA"/>
+              </w:rPr>
+            </w:pPr>
+            <w:r>
+              <w:rPr>
+                <w:rFonts w:hint="default"/>
+                <w:sz w:val="24"/>
+                <w:szCs w:val="24"/>
+                <w:lang w:val="en-US"/>
+              </w:rPr>
+              <w:t xml:space="preserve">(double </w:t>
+            </w:r>
+            <w:r>
+              <w:rPr>
+                <w:sz w:val="24"/>
+                <w:szCs w:val="24"/>
+              </w:rPr>
+              <w:t>−</w:t>
+            </w:r>
+            <w:r>
+              <w:rPr>
+                <w:rFonts w:hint="default"/>
+                <w:sz w:val="24"/>
+                <w:szCs w:val="24"/>
+                <w:lang w:val="ru-RU"/>
+              </w:rPr>
+              <w:t xml:space="preserve"> используемые для этого параметры)</w:t>
             </w:r>
           </w:p>
         </w:tc>
@@ -9945,9 +12319,9 @@
         </w:tblCellMar>
       </w:tblPr>
       <w:tblGrid>
-        <w:gridCol w:w="2035"/>
-        <w:gridCol w:w="1797"/>
-        <w:gridCol w:w="5526"/>
+        <w:gridCol w:w="2328"/>
+        <w:gridCol w:w="1986"/>
+        <w:gridCol w:w="5200"/>
       </w:tblGrid>
       <w:tr>
         <w:tblPrEx>
@@ -9980,15 +12354,15 @@
               <w:ind w:right="59" w:firstLine="0"/>
               <w:jc w:val="center"/>
               <w:rPr>
-                <w:sz w:val="24"/>
-                <w:szCs w:val="24"/>
-                <w:lang w:val="en-US"/>
-              </w:rPr>
-            </w:pPr>
-            <w:r>
-              <w:rPr>
-                <w:sz w:val="24"/>
-                <w:szCs w:val="24"/>
+                <w:sz w:val="28"/>
+                <w:szCs w:val="28"/>
+                <w:lang w:val="en-US"/>
+              </w:rPr>
+            </w:pPr>
+            <w:r>
+              <w:rPr>
+                <w:sz w:val="28"/>
+                <w:szCs w:val="28"/>
               </w:rPr>
               <w:t>Название</w:t>
             </w:r>
@@ -10005,15 +12379,15 @@
               <w:ind w:right="59" w:firstLine="0"/>
               <w:jc w:val="center"/>
               <w:rPr>
-                <w:sz w:val="24"/>
-                <w:szCs w:val="24"/>
-                <w:lang w:val="en-US"/>
-              </w:rPr>
-            </w:pPr>
-            <w:r>
-              <w:rPr>
-                <w:sz w:val="24"/>
-                <w:szCs w:val="24"/>
+                <w:sz w:val="28"/>
+                <w:szCs w:val="28"/>
+                <w:lang w:val="en-US"/>
+              </w:rPr>
+            </w:pPr>
+            <w:r>
+              <w:rPr>
+                <w:sz w:val="28"/>
+                <w:szCs w:val="28"/>
               </w:rPr>
               <w:t>Тип данных</w:t>
             </w:r>
@@ -10030,15 +12404,15 @@
               <w:ind w:right="59" w:firstLine="0"/>
               <w:jc w:val="center"/>
               <w:rPr>
-                <w:sz w:val="24"/>
-                <w:szCs w:val="24"/>
-                <w:lang w:val="en-US"/>
-              </w:rPr>
-            </w:pPr>
-            <w:r>
-              <w:rPr>
-                <w:sz w:val="24"/>
-                <w:szCs w:val="24"/>
+                <w:sz w:val="28"/>
+                <w:szCs w:val="28"/>
+                <w:lang w:val="en-US"/>
+              </w:rPr>
+            </w:pPr>
+            <w:r>
+              <w:rPr>
+                <w:sz w:val="28"/>
+                <w:szCs w:val="28"/>
               </w:rPr>
               <w:t>Описание</w:t>
             </w:r>
@@ -10076,15 +12450,15 @@
               <w:ind w:right="59" w:firstLine="0"/>
               <w:jc w:val="center"/>
               <w:rPr>
-                <w:sz w:val="24"/>
-                <w:szCs w:val="24"/>
-                <w:lang w:val="en-US"/>
-              </w:rPr>
-            </w:pPr>
-            <w:r>
-              <w:rPr>
-                <w:sz w:val="24"/>
-                <w:szCs w:val="24"/>
+                <w:sz w:val="28"/>
+                <w:szCs w:val="28"/>
+                <w:lang w:val="en-US"/>
+              </w:rPr>
+            </w:pPr>
+            <w:r>
+              <w:rPr>
+                <w:sz w:val="28"/>
+                <w:szCs w:val="28"/>
                 <w:lang w:val="en-US"/>
               </w:rPr>
               <w:t>_maxValue</w:t>
@@ -10102,15 +12476,15 @@
               <w:ind w:right="59" w:firstLine="0"/>
               <w:jc w:val="center"/>
               <w:rPr>
-                <w:sz w:val="24"/>
-                <w:szCs w:val="24"/>
-                <w:lang w:val="en-US"/>
-              </w:rPr>
-            </w:pPr>
-            <w:r>
-              <w:rPr>
-                <w:sz w:val="24"/>
-                <w:szCs w:val="24"/>
+                <w:sz w:val="28"/>
+                <w:szCs w:val="28"/>
+                <w:lang w:val="en-US"/>
+              </w:rPr>
+            </w:pPr>
+            <w:r>
+              <w:rPr>
+                <w:sz w:val="28"/>
+                <w:szCs w:val="28"/>
                 <w:lang w:val="en-US"/>
               </w:rPr>
               <w:t>int</w:t>
@@ -10128,14 +12502,14 @@
               <w:ind w:right="59" w:firstLine="0"/>
               <w:jc w:val="center"/>
               <w:rPr>
-                <w:sz w:val="24"/>
-                <w:szCs w:val="24"/>
-              </w:rPr>
-            </w:pPr>
-            <w:r>
-              <w:rPr>
-                <w:sz w:val="24"/>
-                <w:szCs w:val="24"/>
+                <w:sz w:val="28"/>
+                <w:szCs w:val="28"/>
+              </w:rPr>
+            </w:pPr>
+            <w:r>
+              <w:rPr>
+                <w:sz w:val="28"/>
+                <w:szCs w:val="28"/>
               </w:rPr>
               <w:t>Максимально допустимое значение параметра</w:t>
             </w:r>
@@ -10173,15 +12547,15 @@
               <w:ind w:right="59" w:firstLine="0"/>
               <w:jc w:val="center"/>
               <w:rPr>
-                <w:sz w:val="24"/>
-                <w:szCs w:val="24"/>
-                <w:lang w:val="en-US"/>
-              </w:rPr>
-            </w:pPr>
-            <w:r>
-              <w:rPr>
-                <w:sz w:val="24"/>
-                <w:szCs w:val="24"/>
+                <w:sz w:val="28"/>
+                <w:szCs w:val="28"/>
+                <w:lang w:val="en-US"/>
+              </w:rPr>
+            </w:pPr>
+            <w:r>
+              <w:rPr>
+                <w:sz w:val="28"/>
+                <w:szCs w:val="28"/>
                 <w:lang w:val="en-US"/>
               </w:rPr>
               <w:t>_minValue</w:t>
@@ -10199,15 +12573,15 @@
               <w:ind w:right="59" w:firstLine="0"/>
               <w:jc w:val="center"/>
               <w:rPr>
-                <w:sz w:val="24"/>
-                <w:szCs w:val="24"/>
-                <w:lang w:val="en-US"/>
-              </w:rPr>
-            </w:pPr>
-            <w:r>
-              <w:rPr>
-                <w:sz w:val="24"/>
-                <w:szCs w:val="24"/>
+                <w:sz w:val="28"/>
+                <w:szCs w:val="28"/>
+                <w:lang w:val="en-US"/>
+              </w:rPr>
+            </w:pPr>
+            <w:r>
+              <w:rPr>
+                <w:sz w:val="28"/>
+                <w:szCs w:val="28"/>
                 <w:lang w:val="en-US"/>
               </w:rPr>
               <w:t>int</w:t>
@@ -10225,14 +12599,14 @@
               <w:ind w:right="59" w:firstLine="0"/>
               <w:jc w:val="center"/>
               <w:rPr>
-                <w:sz w:val="24"/>
-                <w:szCs w:val="24"/>
-              </w:rPr>
-            </w:pPr>
-            <w:r>
-              <w:rPr>
-                <w:sz w:val="24"/>
-                <w:szCs w:val="24"/>
+                <w:sz w:val="28"/>
+                <w:szCs w:val="28"/>
+              </w:rPr>
+            </w:pPr>
+            <w:r>
+              <w:rPr>
+                <w:sz w:val="28"/>
+                <w:szCs w:val="28"/>
               </w:rPr>
               <w:t>Минимально допустимое значение параметра</w:t>
             </w:r>
@@ -10270,15 +12644,15 @@
               <w:ind w:right="59" w:firstLine="0"/>
               <w:jc w:val="center"/>
               <w:rPr>
-                <w:sz w:val="24"/>
-                <w:szCs w:val="24"/>
-                <w:lang w:val="en-US"/>
-              </w:rPr>
-            </w:pPr>
-            <w:r>
-              <w:rPr>
-                <w:sz w:val="24"/>
-                <w:szCs w:val="24"/>
+                <w:sz w:val="28"/>
+                <w:szCs w:val="28"/>
+                <w:lang w:val="en-US"/>
+              </w:rPr>
+            </w:pPr>
+            <w:r>
+              <w:rPr>
+                <w:sz w:val="28"/>
+                <w:szCs w:val="28"/>
                 <w:lang w:val="en-US"/>
               </w:rPr>
               <w:t>_value</w:t>
@@ -10296,15 +12670,15 @@
               <w:ind w:right="59" w:firstLine="0"/>
               <w:jc w:val="center"/>
               <w:rPr>
-                <w:sz w:val="24"/>
-                <w:szCs w:val="24"/>
-                <w:lang w:val="en-US"/>
-              </w:rPr>
-            </w:pPr>
-            <w:r>
-              <w:rPr>
-                <w:sz w:val="24"/>
-                <w:szCs w:val="24"/>
+                <w:sz w:val="28"/>
+                <w:szCs w:val="28"/>
+                <w:lang w:val="en-US"/>
+              </w:rPr>
+            </w:pPr>
+            <w:r>
+              <w:rPr>
+                <w:sz w:val="28"/>
+                <w:szCs w:val="28"/>
                 <w:lang w:val="en-US"/>
               </w:rPr>
               <w:t>int</w:t>
@@ -10322,14 +12696,14 @@
               <w:ind w:right="59" w:firstLine="0"/>
               <w:jc w:val="center"/>
               <w:rPr>
-                <w:sz w:val="24"/>
-                <w:szCs w:val="24"/>
-              </w:rPr>
-            </w:pPr>
-            <w:r>
-              <w:rPr>
-                <w:sz w:val="24"/>
-                <w:szCs w:val="24"/>
+                <w:sz w:val="28"/>
+                <w:szCs w:val="28"/>
+              </w:rPr>
+            </w:pPr>
+            <w:r>
+              <w:rPr>
+                <w:sz w:val="28"/>
+                <w:szCs w:val="28"/>
               </w:rPr>
               <w:t>Значение параметра</w:t>
             </w:r>
@@ -10367,15 +12741,15 @@
               <w:ind w:right="59" w:firstLine="0"/>
               <w:jc w:val="center"/>
               <w:rPr>
-                <w:sz w:val="24"/>
-                <w:szCs w:val="24"/>
-                <w:lang w:val="en-US"/>
-              </w:rPr>
-            </w:pPr>
-            <w:r>
-              <w:rPr>
-                <w:sz w:val="24"/>
-                <w:szCs w:val="24"/>
+                <w:sz w:val="28"/>
+                <w:szCs w:val="28"/>
+                <w:lang w:val="en-US"/>
+              </w:rPr>
+            </w:pPr>
+            <w:r>
+              <w:rPr>
+                <w:sz w:val="28"/>
+                <w:szCs w:val="28"/>
                 <w:lang w:val="en-US"/>
               </w:rPr>
               <w:t>_typeOfParameter</w:t>
@@ -10393,15 +12767,15 @@
               <w:ind w:right="59" w:firstLine="0"/>
               <w:jc w:val="center"/>
               <w:rPr>
-                <w:sz w:val="24"/>
-                <w:szCs w:val="24"/>
-                <w:lang w:val="en-US"/>
-              </w:rPr>
-            </w:pPr>
-            <w:r>
-              <w:rPr>
-                <w:sz w:val="24"/>
-                <w:szCs w:val="24"/>
+                <w:sz w:val="28"/>
+                <w:szCs w:val="28"/>
+                <w:lang w:val="en-US"/>
+              </w:rPr>
+            </w:pPr>
+            <w:r>
+              <w:rPr>
+                <w:sz w:val="28"/>
+                <w:szCs w:val="28"/>
                 <w:lang w:val="en-US"/>
               </w:rPr>
               <w:t>ParameterType</w:t>
@@ -10419,14 +12793,14 @@
               <w:ind w:right="59" w:firstLine="0"/>
               <w:jc w:val="center"/>
               <w:rPr>
-                <w:sz w:val="24"/>
-                <w:szCs w:val="24"/>
-              </w:rPr>
-            </w:pPr>
-            <w:r>
-              <w:rPr>
-                <w:sz w:val="24"/>
-                <w:szCs w:val="24"/>
+                <w:sz w:val="28"/>
+                <w:szCs w:val="28"/>
+              </w:rPr>
+            </w:pPr>
+            <w:r>
+              <w:rPr>
+                <w:sz w:val="28"/>
+                <w:szCs w:val="28"/>
               </w:rPr>
               <w:t>Тип параметра</w:t>
             </w:r>
@@ -10434,6 +12808,16 @@
         </w:tc>
       </w:tr>
     </w:tbl>
+    <w:p>
+      <w:pPr>
+        <w:spacing w:line="360" w:lineRule="auto"/>
+        <w:ind w:left="0" w:leftChars="0" w:right="59" w:firstLine="708" w:firstLineChars="0"/>
+        <w:rPr>
+          <w:sz w:val="28"/>
+          <w:szCs w:val="28"/>
+        </w:rPr>
+      </w:pPr>
+    </w:p>
     <w:p>
       <w:pPr>
         <w:spacing w:line="360" w:lineRule="auto"/>
@@ -10759,7 +13143,7 @@
           </w:tblCellMar>
         </w:tblPrEx>
         <w:trPr>
-          <w:trHeight w:val="746" w:hRule="atLeast"/>
+          <w:trHeight w:val="470" w:hRule="atLeast"/>
         </w:trPr>
         <w:tc>
           <w:tcPr>
@@ -10836,6 +13220,7 @@
               <w:ind w:firstLine="0"/>
               <w:jc w:val="center"/>
               <w:rPr>
+                <w:rFonts w:hint="default"/>
                 <w:sz w:val="28"/>
                 <w:szCs w:val="28"/>
                 <w:lang w:val="en-US" w:eastAsia="zh-CN" w:bidi="ar"/>
@@ -11161,6 +13546,7 @@
               <w:ind w:right="59" w:rightChars="0" w:firstLine="0" w:firstLineChars="0"/>
               <w:jc w:val="center"/>
               <w:rPr>
+                <w:rFonts w:hint="default"/>
                 <w:sz w:val="28"/>
                 <w:szCs w:val="28"/>
                 <w:lang w:val="en-US" w:eastAsia="zh-CN" w:bidi="ar"/>
@@ -11168,10 +13554,12 @@
             </w:pPr>
             <w:r>
               <w:rPr>
+                <w:rFonts w:hint="default"/>
                 <w:sz w:val="28"/>
                 <w:szCs w:val="28"/>
-              </w:rPr>
-              <w:t>−</w:t>
+                <w:lang w:val="en-US"/>
+              </w:rPr>
+              <w:t>int</w:t>
             </w:r>
           </w:p>
         </w:tc>
@@ -11190,18 +13578,44 @@
               <w:ind w:firstLine="0"/>
               <w:jc w:val="center"/>
               <w:rPr>
+                <w:rFonts w:hint="default"/>
                 <w:sz w:val="28"/>
                 <w:szCs w:val="28"/>
+                <w:lang w:val="en-US" w:eastAsia="zh-CN" w:bidi="ar"/>
+              </w:rPr>
+            </w:pPr>
+            <w:r>
+              <w:rPr>
+                <w:sz w:val="28"/>
+                <w:szCs w:val="28"/>
                 <w:lang w:eastAsia="zh-CN" w:bidi="ar"/>
               </w:rPr>
-            </w:pPr>
-            <w:r>
-              <w:rPr>
+              <w:t>Сравнивает полученное значение с максимальным и минимальным возможными</w:t>
+            </w:r>
+            <w:r>
+              <w:rPr>
+                <w:rFonts w:hint="default"/>
                 <w:sz w:val="28"/>
                 <w:szCs w:val="28"/>
-                <w:lang w:eastAsia="zh-CN" w:bidi="ar"/>
-              </w:rPr>
-              <w:t>Сравнивает полученное значение с максимальным и минимальным возможными</w:t>
+                <w:lang w:val="en-US" w:eastAsia="zh-CN" w:bidi="ar"/>
+              </w:rPr>
+              <w:t xml:space="preserve">, int </w:t>
+            </w:r>
+            <w:r>
+              <w:rPr>
+                <w:sz w:val="28"/>
+                <w:szCs w:val="28"/>
+              </w:rPr>
+              <w:t>−</w:t>
+            </w:r>
+            <w:r>
+              <w:rPr>
+                <w:rFonts w:hint="default"/>
+                <w:sz w:val="28"/>
+                <w:szCs w:val="28"/>
+                <w:lang w:val="en-US"/>
+              </w:rPr>
+              <w:t xml:space="preserve"> value</w:t>
             </w:r>
           </w:p>
         </w:tc>
@@ -11287,7 +13701,7 @@
                 <w:szCs w:val="28"/>
                 <w:lang w:val="en-US"/>
               </w:rPr>
-              <w:t>int, int</w:t>
+              <w:t>int, int, ParameterType</w:t>
             </w:r>
           </w:p>
         </w:tc>
@@ -11332,12 +13746,19 @@
             </w:r>
             <w:r>
               <w:rPr>
+                <w:sz w:val="28"/>
+                <w:szCs w:val="28"/>
+              </w:rPr>
+              <w:t>−</w:t>
+            </w:r>
+            <w:r>
+              <w:rPr>
                 <w:rFonts w:hint="default"/>
                 <w:sz w:val="28"/>
                 <w:szCs w:val="28"/>
                 <w:lang w:val="ru-RU" w:eastAsia="zh-CN" w:bidi="ar"/>
               </w:rPr>
-              <w:t xml:space="preserve">- максимальное значение, </w:t>
+              <w:t xml:space="preserve"> максимальное значение, </w:t>
             </w:r>
             <w:r>
               <w:rPr>
@@ -11355,7 +13776,23 @@
                 <w:szCs w:val="28"/>
                 <w:lang w:val="ru-RU" w:eastAsia="zh-CN" w:bidi="ar"/>
               </w:rPr>
-              <w:t xml:space="preserve"> - минимальное значение</w:t>
+              <w:t xml:space="preserve"> </w:t>
+            </w:r>
+            <w:r>
+              <w:rPr>
+                <w:sz w:val="28"/>
+                <w:szCs w:val="28"/>
+              </w:rPr>
+              <w:t>−</w:t>
+            </w:r>
+            <w:r>
+              <w:rPr>
+                <w:rFonts w:hint="default"/>
+                <w:sz w:val="28"/>
+                <w:szCs w:val="28"/>
+                <w:lang w:val="ru-RU" w:eastAsia="zh-CN" w:bidi="ar"/>
+              </w:rPr>
+              <w:t xml:space="preserve"> минимальное значение</w:t>
             </w:r>
           </w:p>
         </w:tc>
@@ -11436,10 +13873,12 @@
             </w:pPr>
             <w:r>
               <w:rPr>
+                <w:rFonts w:hint="default"/>
                 <w:sz w:val="28"/>
                 <w:szCs w:val="28"/>
-              </w:rPr>
-              <w:t>−</w:t>
+                <w:lang w:val="en-US"/>
+              </w:rPr>
+              <w:t>int, int</w:t>
             </w:r>
           </w:p>
         </w:tc>
@@ -11472,6 +13911,65 @@
                 <w:lang w:val="ru-RU" w:eastAsia="zh-CN" w:bidi="ar"/>
               </w:rPr>
               <w:t>Сравнивает минимальное и максимальное значение</w:t>
+            </w:r>
+            <w:r>
+              <w:rPr>
+                <w:rFonts w:hint="default"/>
+                <w:sz w:val="28"/>
+                <w:szCs w:val="28"/>
+                <w:lang w:val="en-US" w:eastAsia="zh-CN" w:bidi="ar"/>
+              </w:rPr>
+              <w:t xml:space="preserve">, int </w:t>
+            </w:r>
+            <w:r>
+              <w:rPr>
+                <w:sz w:val="28"/>
+                <w:szCs w:val="28"/>
+              </w:rPr>
+              <w:t>−</w:t>
+            </w:r>
+            <w:r>
+              <w:rPr>
+                <w:rFonts w:hint="default"/>
+                <w:sz w:val="28"/>
+                <w:szCs w:val="28"/>
+                <w:lang w:val="en-US"/>
+              </w:rPr>
+              <w:t xml:space="preserve"> </w:t>
+            </w:r>
+            <w:r>
+              <w:rPr>
+                <w:rFonts w:hint="default"/>
+                <w:sz w:val="28"/>
+                <w:szCs w:val="28"/>
+                <w:lang w:val="ru-RU"/>
+              </w:rPr>
+              <w:t>минимальное значение</w:t>
+            </w:r>
+            <w:r>
+              <w:rPr>
+                <w:rFonts w:hint="default"/>
+                <w:sz w:val="28"/>
+                <w:szCs w:val="28"/>
+                <w:lang w:val="en-US"/>
+              </w:rPr>
+              <w:t xml:space="preserve">, int </w:t>
+            </w:r>
+            <w:r>
+              <w:rPr>
+                <w:sz w:val="28"/>
+                <w:szCs w:val="28"/>
+              </w:rPr>
+              <w:t>−</w:t>
+            </w:r>
+            <w:r>
+              <w:rPr>
+                <w:rFonts w:hint="default"/>
+                <w:sz w:val="28"/>
+                <w:szCs w:val="28"/>
+                <w:lang w:val="ru-RU"/>
+              </w:rPr>
+              <w:t xml:space="preserve"> максимальное значение</w:t>
             </w:r>
           </w:p>
         </w:tc>
@@ -12076,16 +14574,17 @@
     <w:p>
       <w:pPr>
         <w:spacing w:after="0" w:line="360" w:lineRule="auto"/>
-        <w:ind w:firstLine="0"/>
-      </w:pPr>
-      <w:r>
-        <w:tab/>
-      </w:r>
+        <w:ind w:left="0" w:leftChars="0" w:firstLine="0" w:firstLineChars="0"/>
+        <w:rPr>
+          <w:sz w:val="24"/>
+          <w:szCs w:val="24"/>
+        </w:rPr>
+      </w:pPr>
     </w:p>
     <w:p>
       <w:pPr>
         <w:spacing w:after="0" w:line="360" w:lineRule="auto"/>
-        <w:ind w:firstLine="708"/>
+        <w:ind w:left="0" w:leftChars="0" w:firstLine="708" w:firstLineChars="0"/>
         <w:rPr>
           <w:sz w:val="24"/>
           <w:szCs w:val="24"/>
@@ -13536,7 +16035,15 @@
         </w:tc>
       </w:tr>
     </w:tbl>
-    <w:p/>
+    <w:p>
+      <w:pPr>
+        <w:ind w:left="0" w:leftChars="0" w:firstLine="0" w:firstLineChars="0"/>
+        <w:rPr>
+          <w:rFonts w:hint="default"/>
+          <w:lang w:val="ru-RU"/>
+        </w:rPr>
+      </w:pPr>
+    </w:p>
     <w:p>
       <w:r>
         <w:t xml:space="preserve">В отличии от диаграммы классов проекта системы диаграмма классов после реализации плагина имеет следующие отличия: </w:t>
@@ -13545,7 +16052,9 @@
     <w:p>
       <w:pPr>
         <w:rPr>
-          <w:szCs w:val="28"/>
+          <w:rFonts w:hint="default"/>
+          <w:szCs w:val="28"/>
+          <w:lang w:val="en-US"/>
         </w:rPr>
       </w:pPr>
       <w:r>
@@ -13684,14 +16193,62 @@
         </w:rPr>
         <w:t xml:space="preserve"> для параметров ручки и параметров наконечника; </w:t>
       </w:r>
-    </w:p>
-    <w:p>
-      <w:pPr>
+      <w:r>
         <w:rPr>
           <w:rFonts w:hint="default"/>
           <w:szCs w:val="28"/>
           <w:lang w:val="ru-RU"/>
         </w:rPr>
+        <w:t xml:space="preserve">Добавлены новый методы </w:t>
+      </w:r>
+      <w:r>
+        <w:rPr>
+          <w:rFonts w:hint="default"/>
+          <w:szCs w:val="28"/>
+          <w:lang w:val="en-US"/>
+        </w:rPr>
+        <w:t xml:space="preserve">RangeTextCaster, TextLengthCaster </w:t>
+      </w:r>
+      <w:r>
+        <w:rPr>
+          <w:rFonts w:hint="default"/>
+          <w:szCs w:val="28"/>
+          <w:lang w:val="ru-RU"/>
+        </w:rPr>
+        <w:t xml:space="preserve">и </w:t>
+      </w:r>
+      <w:r>
+        <w:rPr>
+          <w:rFonts w:hint="default"/>
+          <w:szCs w:val="28"/>
+          <w:lang w:val="en-US"/>
+        </w:rPr>
+        <w:t>TextWidthCaster</w:t>
+      </w:r>
+      <w:r>
+        <w:rPr>
+          <w:rFonts w:hint="default"/>
+          <w:szCs w:val="28"/>
+          <w:lang w:val="ru-RU"/>
+        </w:rPr>
+        <w:t xml:space="preserve"> для формирования текста подсказок</w:t>
+      </w:r>
+      <w:r>
+        <w:rPr>
+          <w:rFonts w:hint="default"/>
+          <w:szCs w:val="28"/>
+          <w:lang w:val="en-US"/>
+        </w:rPr>
+        <w:t>;</w:t>
+      </w:r>
+    </w:p>
+    <w:p>
+      <w:pPr>
+        <w:rPr>
+          <w:rFonts w:hint="default"/>
+          <w:szCs w:val="28"/>
+          <w:lang w:val="en-US"/>
+        </w:rPr>
       </w:pPr>
       <w:r>
         <w:rPr>
@@ -13710,7 +16267,21 @@
         <w:rPr>
           <w:szCs w:val="28"/>
         </w:rPr>
-        <w:t>: получил 8 дополнительных полей − _</w:t>
+        <w:t xml:space="preserve">: получил </w:t>
+      </w:r>
+      <w:r>
+        <w:rPr>
+          <w:rFonts w:hint="default"/>
+          <w:szCs w:val="28"/>
+          <w:lang w:val="ru-RU"/>
+        </w:rPr>
+        <w:t>16</w:t>
+      </w:r>
+      <w:r>
+        <w:rPr>
+          <w:szCs w:val="28"/>
+        </w:rPr>
+        <w:t xml:space="preserve"> дополнительных полей − _</w:t>
       </w:r>
       <w:r>
         <w:rPr>
@@ -13762,14 +16333,80 @@
         <w:rPr>
           <w:szCs w:val="28"/>
         </w:rPr>
-        <w:t xml:space="preserve"> а также 4 константных </w:t>
-      </w:r>
-      <w:r>
-        <w:rPr>
-          <w:szCs w:val="28"/>
-          <w:lang w:val="en-US"/>
-        </w:rPr>
-        <w:t>FOURPLE</w:t>
+        <w:t xml:space="preserve"> а также </w:t>
+      </w:r>
+      <w:r>
+        <w:rPr>
+          <w:rFonts w:hint="default"/>
+          <w:szCs w:val="28"/>
+          <w:lang w:val="ru-RU"/>
+        </w:rPr>
+        <w:t>12</w:t>
+      </w:r>
+      <w:r>
+        <w:rPr>
+          <w:szCs w:val="28"/>
+        </w:rPr>
+        <w:t xml:space="preserve"> константных; </w:t>
+      </w:r>
+      <w:r>
+        <w:rPr>
+          <w:szCs w:val="28"/>
+          <w:lang w:val="en-US"/>
+        </w:rPr>
+        <w:t>ValidateParameters</w:t>
+      </w:r>
+      <w:r>
+        <w:rPr>
+          <w:szCs w:val="28"/>
+        </w:rPr>
+        <w:t xml:space="preserve"> стал принимать на вход </w:t>
+      </w:r>
+      <w:r>
+        <w:rPr>
+          <w:szCs w:val="28"/>
+          <w:lang w:val="en-US"/>
+        </w:rPr>
+        <w:t>Parameter</w:t>
+      </w:r>
+      <w:r>
+        <w:rPr>
+          <w:szCs w:val="28"/>
+        </w:rPr>
+        <w:t xml:space="preserve">, а </w:t>
+      </w:r>
+      <w:r>
+        <w:rPr>
+          <w:szCs w:val="28"/>
+          <w:lang w:val="en-US"/>
+        </w:rPr>
+        <w:t>SetParameter</w:t>
+      </w:r>
+      <w:r>
+        <w:rPr>
+          <w:szCs w:val="28"/>
+        </w:rPr>
+        <w:t xml:space="preserve"> перестал возвращать </w:t>
+      </w:r>
+      <w:r>
+        <w:rPr>
+          <w:szCs w:val="28"/>
+          <w:lang w:val="en-US"/>
+        </w:rPr>
+        <w:t>Dictionary</w:t>
+      </w:r>
+      <w:r>
+        <w:rPr>
+          <w:szCs w:val="28"/>
+        </w:rPr>
+        <w:t>&lt;</w:t>
+      </w:r>
+      <w:r>
+        <w:rPr>
+          <w:szCs w:val="28"/>
+          <w:lang w:val="en-US"/>
+        </w:rPr>
+        <w:t>ParameterType</w:t>
       </w:r>
       <w:r>
         <w:rPr>
@@ -13782,7 +16419,642 @@
           <w:szCs w:val="28"/>
           <w:lang w:val="en-US"/>
         </w:rPr>
-        <w:t>DIF</w:t>
+        <w:t>parameter</w:t>
+      </w:r>
+      <w:r>
+        <w:rPr>
+          <w:szCs w:val="28"/>
+        </w:rPr>
+        <w:t xml:space="preserve">&gt;; добавлено свойство </w:t>
+      </w:r>
+      <w:r>
+        <w:rPr>
+          <w:szCs w:val="28"/>
+          <w:lang w:val="en-US"/>
+        </w:rPr>
+        <w:t>IsHoleExist</w:t>
+      </w:r>
+      <w:r>
+        <w:rPr>
+          <w:szCs w:val="28"/>
+        </w:rPr>
+        <w:t>;</w:t>
+      </w:r>
+      <w:r>
+        <w:rPr>
+          <w:rFonts w:hint="default"/>
+          <w:szCs w:val="28"/>
+          <w:lang w:val="ru-RU"/>
+        </w:rPr>
+        <w:t xml:space="preserve"> Добавлен конструктор класса, добавлен метод </w:t>
+      </w:r>
+      <w:r>
+        <w:rPr>
+          <w:rFonts w:hint="default"/>
+          <w:szCs w:val="28"/>
+          <w:lang w:val="en-US"/>
+        </w:rPr>
+        <w:t>TextCaster</w:t>
+      </w:r>
+      <w:r>
+        <w:rPr>
+          <w:rFonts w:hint="default"/>
+          <w:szCs w:val="28"/>
+          <w:lang w:val="ru-RU"/>
+        </w:rPr>
+        <w:t xml:space="preserve"> помогающий в создании текста ошибок</w:t>
+      </w:r>
+      <w:r>
+        <w:rPr>
+          <w:rFonts w:hint="default"/>
+          <w:szCs w:val="28"/>
+          <w:lang w:val="en-US"/>
+        </w:rPr>
+        <w:t>;</w:t>
+      </w:r>
+    </w:p>
+    <w:p>
+      <w:pPr>
+        <w:rPr>
+          <w:rFonts w:hint="default"/>
+          <w:szCs w:val="28"/>
+          <w:lang w:val="en-US"/>
+        </w:rPr>
+      </w:pPr>
+      <w:r>
+        <w:rPr>
+          <w:szCs w:val="28"/>
+        </w:rPr>
+        <w:t xml:space="preserve">− </w:t>
+      </w:r>
+      <w:r>
+        <w:rPr>
+          <w:szCs w:val="28"/>
+          <w:lang w:val="en-US"/>
+        </w:rPr>
+        <w:t>Builder</w:t>
+      </w:r>
+      <w:r>
+        <w:rPr>
+          <w:szCs w:val="28"/>
+        </w:rPr>
+        <w:t xml:space="preserve">: убрали метод </w:t>
+      </w:r>
+      <w:r>
+        <w:rPr>
+          <w:szCs w:val="28"/>
+          <w:lang w:val="en-US"/>
+        </w:rPr>
+        <w:t>BuildScredriwer</w:t>
+      </w:r>
+      <w:r>
+        <w:rPr>
+          <w:szCs w:val="28"/>
+        </w:rPr>
+        <w:t xml:space="preserve"> и добавили метод </w:t>
+      </w:r>
+      <w:r>
+        <w:rPr>
+          <w:szCs w:val="28"/>
+          <w:lang w:val="en-US"/>
+        </w:rPr>
+        <w:t>Helper</w:t>
+      </w:r>
+      <w:r>
+        <w:rPr>
+          <w:szCs w:val="28"/>
+        </w:rPr>
+        <w:t>, избавляющий разработчика от циклических повторений строк в коде; добавлены 10 константных полей;</w:t>
+      </w:r>
+      <w:r>
+        <w:rPr>
+          <w:rFonts w:hint="default"/>
+          <w:szCs w:val="28"/>
+          <w:lang w:val="en-US"/>
+        </w:rPr>
+        <w:t xml:space="preserve"> </w:t>
+      </w:r>
+      <w:r>
+        <w:rPr>
+          <w:rFonts w:hint="default"/>
+          <w:szCs w:val="28"/>
+          <w:lang w:val="ru-RU"/>
+        </w:rPr>
+        <w:t xml:space="preserve">Добавлены 6 новых методов </w:t>
+      </w:r>
+      <w:r>
+        <w:rPr>
+          <w:rFonts w:hint="default"/>
+          <w:szCs w:val="28"/>
+          <w:lang w:val="en-US"/>
+        </w:rPr>
+        <w:t>BuildCruciform, BuildFlat, BuildRectangle, BuildHole, BuildPrisme</w:t>
+      </w:r>
+      <w:r>
+        <w:rPr>
+          <w:rFonts w:hint="default"/>
+          <w:szCs w:val="28"/>
+          <w:lang w:val="ru-RU"/>
+        </w:rPr>
+        <w:t xml:space="preserve"> и </w:t>
+      </w:r>
+      <w:r>
+        <w:rPr>
+          <w:rFonts w:hint="default"/>
+          <w:szCs w:val="28"/>
+          <w:lang w:val="en-US"/>
+        </w:rPr>
+        <w:t xml:space="preserve">BuildCylinder </w:t>
+      </w:r>
+      <w:r>
+        <w:rPr>
+          <w:rFonts w:hint="default"/>
+          <w:szCs w:val="28"/>
+          <w:lang w:val="ru-RU"/>
+        </w:rPr>
+        <w:t>для упрощения чтения кода</w:t>
+      </w:r>
+      <w:r>
+        <w:rPr>
+          <w:rFonts w:hint="default"/>
+          <w:szCs w:val="28"/>
+          <w:lang w:val="en-US"/>
+        </w:rPr>
+        <w:t>;</w:t>
+      </w:r>
+    </w:p>
+    <w:p>
+      <w:pPr>
+        <w:rPr>
+          <w:rFonts w:hint="default"/>
+          <w:szCs w:val="28"/>
+          <w:lang w:val="ru-RU"/>
+        </w:rPr>
+      </w:pPr>
+      <w:r>
+        <w:rPr>
+          <w:szCs w:val="28"/>
+        </w:rPr>
+        <w:t xml:space="preserve">− </w:t>
+      </w:r>
+      <w:r>
+        <w:rPr>
+          <w:szCs w:val="28"/>
+          <w:lang w:val="en-US"/>
+        </w:rPr>
+        <w:t>Parameter</w:t>
+      </w:r>
+      <w:r>
+        <w:rPr>
+          <w:szCs w:val="28"/>
+        </w:rPr>
+        <w:t xml:space="preserve">: были переименованы поля в соответствии с </w:t>
+      </w:r>
+      <w:r>
+        <w:rPr>
+          <w:szCs w:val="28"/>
+          <w:lang w:val="en-US"/>
+        </w:rPr>
+        <w:t>RSDN</w:t>
+      </w:r>
+      <w:r>
+        <w:rPr>
+          <w:szCs w:val="28"/>
+        </w:rPr>
+        <w:t xml:space="preserve">, а также были созданы свойства для каждого из полей; добавлено поле и свойство </w:t>
+      </w:r>
+      <w:r>
+        <w:rPr>
+          <w:szCs w:val="28"/>
+          <w:lang w:val="en-US"/>
+        </w:rPr>
+        <w:t>typeOfParameter</w:t>
+      </w:r>
+      <w:r>
+        <w:rPr>
+          <w:szCs w:val="28"/>
+        </w:rPr>
+        <w:t xml:space="preserve">; Также была установлена связь между </w:t>
+      </w:r>
+      <w:r>
+        <w:rPr>
+          <w:szCs w:val="28"/>
+          <w:lang w:val="en-US"/>
+        </w:rPr>
+        <w:t>Parameter</w:t>
+      </w:r>
+      <w:r>
+        <w:rPr>
+          <w:szCs w:val="28"/>
+        </w:rPr>
+        <w:t xml:space="preserve"> и </w:t>
+      </w:r>
+      <w:r>
+        <w:rPr>
+          <w:szCs w:val="28"/>
+          <w:lang w:val="en-US"/>
+        </w:rPr>
+        <w:t>ParameterType</w:t>
+      </w:r>
+      <w:r>
+        <w:rPr>
+          <w:szCs w:val="28"/>
+        </w:rPr>
+        <w:t>;</w:t>
+      </w:r>
+      <w:r>
+        <w:rPr>
+          <w:rFonts w:hint="default"/>
+          <w:szCs w:val="28"/>
+          <w:lang w:val="en-US"/>
+        </w:rPr>
+        <w:t xml:space="preserve"> </w:t>
+      </w:r>
+      <w:r>
+        <w:rPr>
+          <w:rFonts w:hint="default"/>
+          <w:szCs w:val="28"/>
+          <w:lang w:val="ru-RU"/>
+        </w:rPr>
+        <w:t>Добавлен конструктор класса</w:t>
+      </w:r>
+      <w:r>
+        <w:rPr>
+          <w:rFonts w:hint="default"/>
+          <w:szCs w:val="28"/>
+          <w:lang w:val="en-US"/>
+        </w:rPr>
+        <w:t xml:space="preserve">; </w:t>
+      </w:r>
+      <w:r>
+        <w:rPr>
+          <w:rFonts w:hint="default"/>
+          <w:szCs w:val="28"/>
+          <w:lang w:val="ru-RU"/>
+        </w:rPr>
+        <w:t xml:space="preserve">Добавлен </w:t>
+      </w:r>
+      <w:r>
+        <w:rPr>
+          <w:rFonts w:hint="default"/>
+          <w:szCs w:val="28"/>
+          <w:lang w:val="en-US"/>
+        </w:rPr>
+        <w:t xml:space="preserve">MinMaxValidate </w:t>
+      </w:r>
+      <w:r>
+        <w:rPr>
+          <w:rFonts w:hint="default"/>
+          <w:szCs w:val="28"/>
+          <w:lang w:val="ru-RU"/>
+        </w:rPr>
+        <w:t>для определения корректности граничных условий</w:t>
+      </w:r>
+      <w:r>
+        <w:rPr>
+          <w:rFonts w:hint="default"/>
+          <w:szCs w:val="28"/>
+          <w:lang w:val="en-US"/>
+        </w:rPr>
+        <w:t>; Validate</w:t>
+      </w:r>
+      <w:r>
+        <w:rPr>
+          <w:rFonts w:hint="default"/>
+          <w:szCs w:val="28"/>
+          <w:lang w:val="ru-RU"/>
+        </w:rPr>
+        <w:t xml:space="preserve"> был переименован в </w:t>
+      </w:r>
+      <w:r>
+        <w:rPr>
+          <w:rFonts w:hint="default"/>
+          <w:szCs w:val="28"/>
+          <w:lang w:val="en-US"/>
+        </w:rPr>
+        <w:t xml:space="preserve">ValueValidate </w:t>
+      </w:r>
+      <w:r>
+        <w:rPr>
+          <w:rFonts w:hint="default"/>
+          <w:szCs w:val="28"/>
+          <w:lang w:val="ru-RU"/>
+        </w:rPr>
+        <w:t>и стал принимать входные параметры</w:t>
+      </w:r>
+    </w:p>
+    <w:p>
+      <w:pPr>
+        <w:rPr>
+          <w:rFonts w:hint="default"/>
+          <w:szCs w:val="28"/>
+          <w:lang w:val="en-US"/>
+        </w:rPr>
+      </w:pPr>
+      <w:r>
+        <w:rPr>
+          <w:szCs w:val="28"/>
+        </w:rPr>
+        <w:t xml:space="preserve">− </w:t>
+      </w:r>
+      <w:r>
+        <w:rPr>
+          <w:szCs w:val="28"/>
+          <w:lang w:val="en-US"/>
+        </w:rPr>
+        <w:t>Wrapper</w:t>
+      </w:r>
+      <w:r>
+        <w:rPr>
+          <w:szCs w:val="28"/>
+        </w:rPr>
+        <w:t>: были убраны ненужные поля _</w:t>
+      </w:r>
+      <w:r>
+        <w:rPr>
+          <w:szCs w:val="28"/>
+          <w:lang w:val="en-US"/>
+        </w:rPr>
+        <w:t>document</w:t>
+      </w:r>
+      <w:r>
+        <w:rPr>
+          <w:szCs w:val="28"/>
+        </w:rPr>
+        <w:t>3</w:t>
+      </w:r>
+      <w:r>
+        <w:rPr>
+          <w:szCs w:val="28"/>
+          <w:lang w:val="en-US"/>
+        </w:rPr>
+        <w:t>D</w:t>
+      </w:r>
+      <w:r>
+        <w:rPr>
+          <w:szCs w:val="28"/>
+        </w:rPr>
+        <w:t>, _</w:t>
+      </w:r>
+      <w:r>
+        <w:rPr>
+          <w:szCs w:val="28"/>
+          <w:lang w:val="en-US"/>
+        </w:rPr>
+        <w:t>document</w:t>
+      </w:r>
+      <w:r>
+        <w:rPr>
+          <w:szCs w:val="28"/>
+        </w:rPr>
+        <w:t>2</w:t>
+      </w:r>
+      <w:r>
+        <w:rPr>
+          <w:szCs w:val="28"/>
+          <w:lang w:val="en-US"/>
+        </w:rPr>
+        <w:t>D</w:t>
+      </w:r>
+      <w:r>
+        <w:rPr>
+          <w:szCs w:val="28"/>
+        </w:rPr>
+        <w:t>, _</w:t>
+      </w:r>
+      <w:r>
+        <w:rPr>
+          <w:szCs w:val="28"/>
+          <w:lang w:val="en-US"/>
+        </w:rPr>
+        <w:t>sketchDef</w:t>
+      </w:r>
+      <w:r>
+        <w:rPr>
+          <w:szCs w:val="28"/>
+        </w:rPr>
+        <w:t>; было добавлено необходимое поле _</w:t>
+      </w:r>
+      <w:r>
+        <w:rPr>
+          <w:szCs w:val="28"/>
+          <w:lang w:val="en-US"/>
+        </w:rPr>
+        <w:t>plane</w:t>
+      </w:r>
+      <w:r>
+        <w:rPr>
+          <w:szCs w:val="28"/>
+        </w:rPr>
+        <w:t xml:space="preserve">, а также переопределены типы у полей на </w:t>
+      </w:r>
+      <w:r>
+        <w:rPr>
+          <w:szCs w:val="28"/>
+          <w:lang w:val="en-US"/>
+        </w:rPr>
+        <w:t>ksPart</w:t>
+      </w:r>
+      <w:r>
+        <w:rPr>
+          <w:szCs w:val="28"/>
+        </w:rPr>
+        <w:t xml:space="preserve"> у _</w:t>
+      </w:r>
+      <w:r>
+        <w:rPr>
+          <w:szCs w:val="28"/>
+          <w:lang w:val="en-US"/>
+        </w:rPr>
+        <w:t>part</w:t>
+      </w:r>
+      <w:r>
+        <w:rPr>
+          <w:szCs w:val="28"/>
+        </w:rPr>
+        <w:t xml:space="preserve"> и </w:t>
+      </w:r>
+      <w:r>
+        <w:rPr>
+          <w:szCs w:val="28"/>
+          <w:lang w:val="en-US"/>
+        </w:rPr>
+        <w:t>ksEntity</w:t>
+      </w:r>
+      <w:r>
+        <w:rPr>
+          <w:szCs w:val="28"/>
+        </w:rPr>
+        <w:t xml:space="preserve"> у _</w:t>
+      </w:r>
+      <w:r>
+        <w:rPr>
+          <w:szCs w:val="28"/>
+          <w:lang w:val="en-US"/>
+        </w:rPr>
+        <w:t>sketchEntity</w:t>
+      </w:r>
+      <w:r>
+        <w:rPr>
+          <w:szCs w:val="28"/>
+        </w:rPr>
+        <w:t xml:space="preserve"> и _</w:t>
+      </w:r>
+      <w:r>
+        <w:rPr>
+          <w:szCs w:val="28"/>
+          <w:lang w:val="en-US"/>
+        </w:rPr>
+        <w:t>plane</w:t>
+      </w:r>
+      <w:r>
+        <w:rPr>
+          <w:szCs w:val="28"/>
+        </w:rPr>
+        <w:t xml:space="preserve">; </w:t>
+      </w:r>
+      <w:r>
+        <w:rPr>
+          <w:szCs w:val="28"/>
+          <w:lang w:val="en-US"/>
+        </w:rPr>
+        <w:t>CreateLine</w:t>
+      </w:r>
+      <w:r>
+        <w:rPr>
+          <w:szCs w:val="28"/>
+        </w:rPr>
+        <w:t xml:space="preserve"> изменены входные параметры для избавления от повторений в коде;</w:t>
+      </w:r>
+      <w:r>
+        <w:rPr>
+          <w:rFonts w:hint="default"/>
+          <w:szCs w:val="28"/>
+          <w:lang w:val="ru-RU"/>
+        </w:rPr>
+        <w:t xml:space="preserve"> Выделены С</w:t>
+      </w:r>
+      <w:r>
+        <w:rPr>
+          <w:rFonts w:hint="default"/>
+          <w:szCs w:val="28"/>
+          <w:lang w:val="en-US"/>
+        </w:rPr>
+        <w:t xml:space="preserve">ut/ThinBoss/Boss-Extrusion </w:t>
+      </w:r>
+      <w:r>
+        <w:rPr>
+          <w:rFonts w:hint="default"/>
+          <w:szCs w:val="28"/>
+          <w:lang w:val="ru-RU"/>
+        </w:rPr>
+        <w:t xml:space="preserve">для облегчения нагрузки на метод </w:t>
+      </w:r>
+      <w:r>
+        <w:rPr>
+          <w:rFonts w:hint="default"/>
+          <w:szCs w:val="28"/>
+          <w:lang w:val="en-US"/>
+        </w:rPr>
+        <w:t>Extrusion.</w:t>
+      </w:r>
+    </w:p>
+    <w:p>
+      <w:pPr>
+        <w:rPr>
+          <w:szCs w:val="28"/>
+        </w:rPr>
+      </w:pPr>
+      <w:r>
+        <w:rPr>
+          <w:szCs w:val="28"/>
+        </w:rPr>
+        <w:t xml:space="preserve">− </w:t>
+      </w:r>
+      <w:r>
+        <w:rPr>
+          <w:szCs w:val="28"/>
+          <w:lang w:val="en-US"/>
+        </w:rPr>
+        <w:t>RodType</w:t>
+      </w:r>
+      <w:r>
+        <w:rPr>
+          <w:szCs w:val="28"/>
+        </w:rPr>
+        <w:t xml:space="preserve"> получил новое значение </w:t>
+      </w:r>
+      <w:r>
+        <w:rPr>
+          <w:szCs w:val="28"/>
+          <w:lang w:val="en-US"/>
+        </w:rPr>
+        <w:t>Rectangle</w:t>
+      </w:r>
+      <w:r>
+        <w:rPr>
+          <w:szCs w:val="28"/>
+        </w:rPr>
+        <w:t>.</w:t>
+      </w:r>
+    </w:p>
+    <w:p>
+      <w:pPr>
+        <w:rPr>
+          <w:szCs w:val="28"/>
+        </w:rPr>
+      </w:pPr>
+      <w:r>
+        <w:rPr>
+          <w:szCs w:val="28"/>
+        </w:rPr>
+        <w:t xml:space="preserve">Большинство из описанных изменений связаны с малым опытом подготовки проекта системы перед написанием кода и упущением деталей, кроме классов </w:t>
+      </w:r>
+      <w:r>
+        <w:rPr>
+          <w:szCs w:val="28"/>
+          <w:lang w:val="en-US"/>
+        </w:rPr>
+        <w:t>Wrapper</w:t>
+      </w:r>
+      <w:r>
+        <w:rPr>
+          <w:szCs w:val="28"/>
+        </w:rPr>
+        <w:t xml:space="preserve"> и </w:t>
+      </w:r>
+      <w:r>
+        <w:rPr>
+          <w:szCs w:val="28"/>
+          <w:lang w:val="en-US"/>
+        </w:rPr>
+        <w:t>Builder</w:t>
+      </w:r>
+      <w:r>
+        <w:rPr>
+          <w:szCs w:val="28"/>
+        </w:rPr>
+        <w:t>, у которых были добавлены изменения в соответствии с объектом моделирования.</w:t>
+      </w:r>
+    </w:p>
+    <w:p>
+      <w:pPr>
+        <w:rPr>
+          <w:szCs w:val="28"/>
+        </w:rPr>
+      </w:pPr>
+      <w:r>
+        <w:rPr>
+          <w:szCs w:val="28"/>
+        </w:rPr>
+        <w:t xml:space="preserve">Также часть изменений связана с дополнительной функциональностью разработанной в рамках 5 лабораторной, они затронули </w:t>
+      </w:r>
+      <w:r>
+        <w:rPr>
+          <w:szCs w:val="28"/>
+          <w:lang w:val="en-US"/>
+        </w:rPr>
+        <w:t>MainForm</w:t>
       </w:r>
       <w:r>
         <w:rPr>
@@ -13795,7 +17067,7 @@
           <w:szCs w:val="28"/>
           <w:lang w:val="en-US"/>
         </w:rPr>
-        <w:t>DIAMETERDIF</w:t>
+        <w:t>RodType</w:t>
       </w:r>
       <w:r>
         <w:rPr>
@@ -13808,631 +17080,6 @@
           <w:szCs w:val="28"/>
           <w:lang w:val="en-US"/>
         </w:rPr>
-        <w:t>HALF</w:t>
-      </w:r>
-      <w:r>
-        <w:rPr>
-          <w:szCs w:val="28"/>
-        </w:rPr>
-        <w:t xml:space="preserve">; </w:t>
-      </w:r>
-      <w:r>
-        <w:rPr>
-          <w:szCs w:val="28"/>
-          <w:lang w:val="en-US"/>
-        </w:rPr>
-        <w:t>ValidateParameters</w:t>
-      </w:r>
-      <w:r>
-        <w:rPr>
-          <w:szCs w:val="28"/>
-        </w:rPr>
-        <w:t xml:space="preserve"> стал принимать на вход </w:t>
-      </w:r>
-      <w:r>
-        <w:rPr>
-          <w:szCs w:val="28"/>
-          <w:lang w:val="en-US"/>
-        </w:rPr>
-        <w:t>Parameter</w:t>
-      </w:r>
-      <w:r>
-        <w:rPr>
-          <w:szCs w:val="28"/>
-        </w:rPr>
-        <w:t xml:space="preserve">, а </w:t>
-      </w:r>
-      <w:r>
-        <w:rPr>
-          <w:szCs w:val="28"/>
-          <w:lang w:val="en-US"/>
-        </w:rPr>
-        <w:t>SetParameter</w:t>
-      </w:r>
-      <w:r>
-        <w:rPr>
-          <w:szCs w:val="28"/>
-        </w:rPr>
-        <w:t xml:space="preserve"> перестал возвращать </w:t>
-      </w:r>
-      <w:r>
-        <w:rPr>
-          <w:szCs w:val="28"/>
-          <w:lang w:val="en-US"/>
-        </w:rPr>
-        <w:t>Dictionary</w:t>
-      </w:r>
-      <w:r>
-        <w:rPr>
-          <w:szCs w:val="28"/>
-        </w:rPr>
-        <w:t>&lt;</w:t>
-      </w:r>
-      <w:r>
-        <w:rPr>
-          <w:szCs w:val="28"/>
-          <w:lang w:val="en-US"/>
-        </w:rPr>
-        <w:t>ParameterType</w:t>
-      </w:r>
-      <w:r>
-        <w:rPr>
-          <w:szCs w:val="28"/>
-        </w:rPr>
-        <w:t xml:space="preserve">, </w:t>
-      </w:r>
-      <w:r>
-        <w:rPr>
-          <w:szCs w:val="28"/>
-          <w:lang w:val="en-US"/>
-        </w:rPr>
-        <w:t>parameter</w:t>
-      </w:r>
-      <w:r>
-        <w:rPr>
-          <w:szCs w:val="28"/>
-        </w:rPr>
-        <w:t xml:space="preserve">&gt;; добавлено свойство </w:t>
-      </w:r>
-      <w:r>
-        <w:rPr>
-          <w:szCs w:val="28"/>
-          <w:lang w:val="en-US"/>
-        </w:rPr>
-        <w:t>IsHoleExist</w:t>
-      </w:r>
-      <w:r>
-        <w:rPr>
-          <w:szCs w:val="28"/>
-        </w:rPr>
-        <w:t>;</w:t>
-      </w:r>
-      <w:r>
-        <w:rPr>
-          <w:rFonts w:hint="default"/>
-          <w:szCs w:val="28"/>
-          <w:lang w:val="ru-RU"/>
-        </w:rPr>
-        <w:t xml:space="preserve"> Добавлен конструктор класса.</w:t>
-      </w:r>
-    </w:p>
-    <w:p>
-      <w:pPr>
-        <w:rPr>
-          <w:szCs w:val="28"/>
-        </w:rPr>
-      </w:pPr>
-      <w:r>
-        <w:rPr>
-          <w:szCs w:val="28"/>
-        </w:rPr>
-        <w:t xml:space="preserve">− </w:t>
-      </w:r>
-      <w:r>
-        <w:rPr>
-          <w:szCs w:val="28"/>
-          <w:lang w:val="en-US"/>
-        </w:rPr>
-        <w:t>Builder</w:t>
-      </w:r>
-      <w:r>
-        <w:rPr>
-          <w:szCs w:val="28"/>
-        </w:rPr>
-        <w:t xml:space="preserve">: убрали метод </w:t>
-      </w:r>
-      <w:r>
-        <w:rPr>
-          <w:szCs w:val="28"/>
-          <w:lang w:val="en-US"/>
-        </w:rPr>
-        <w:t>BuildScredriwer</w:t>
-      </w:r>
-      <w:r>
-        <w:rPr>
-          <w:szCs w:val="28"/>
-        </w:rPr>
-        <w:t xml:space="preserve"> и добавили метод </w:t>
-      </w:r>
-      <w:r>
-        <w:rPr>
-          <w:szCs w:val="28"/>
-          <w:lang w:val="en-US"/>
-        </w:rPr>
-        <w:t>Helper</w:t>
-      </w:r>
-      <w:r>
-        <w:rPr>
-          <w:szCs w:val="28"/>
-        </w:rPr>
-        <w:t>, избавляющий разработчика от циклических повторений строк в коде; добавлены 10 константных полей;</w:t>
-      </w:r>
-    </w:p>
-    <w:p>
-      <w:pPr>
-        <w:rPr>
-          <w:rFonts w:hint="default"/>
-          <w:szCs w:val="28"/>
-          <w:lang w:val="ru-RU"/>
-        </w:rPr>
-      </w:pPr>
-      <w:r>
-        <w:rPr>
-          <w:szCs w:val="28"/>
-        </w:rPr>
-        <w:t xml:space="preserve">− </w:t>
-      </w:r>
-      <w:r>
-        <w:rPr>
-          <w:szCs w:val="28"/>
-          <w:lang w:val="en-US"/>
-        </w:rPr>
-        <w:t>Parameter</w:t>
-      </w:r>
-      <w:r>
-        <w:rPr>
-          <w:szCs w:val="28"/>
-        </w:rPr>
-        <w:t xml:space="preserve">: были переименованы поля в соответствии с </w:t>
-      </w:r>
-      <w:r>
-        <w:rPr>
-          <w:szCs w:val="28"/>
-          <w:lang w:val="en-US"/>
-        </w:rPr>
-        <w:t>RSDN</w:t>
-      </w:r>
-      <w:r>
-        <w:rPr>
-          <w:szCs w:val="28"/>
-        </w:rPr>
-        <w:t xml:space="preserve">, а также были созданы свойства для каждого из полей; добавлено поле и свойство </w:t>
-      </w:r>
-      <w:r>
-        <w:rPr>
-          <w:szCs w:val="28"/>
-          <w:lang w:val="en-US"/>
-        </w:rPr>
-        <w:t>typeOfParameter</w:t>
-      </w:r>
-      <w:r>
-        <w:rPr>
-          <w:szCs w:val="28"/>
-        </w:rPr>
-        <w:t xml:space="preserve">; Также была установлена связь между </w:t>
-      </w:r>
-      <w:r>
-        <w:rPr>
-          <w:szCs w:val="28"/>
-          <w:lang w:val="en-US"/>
-        </w:rPr>
-        <w:t>Parameter</w:t>
-      </w:r>
-      <w:r>
-        <w:rPr>
-          <w:szCs w:val="28"/>
-        </w:rPr>
-        <w:t xml:space="preserve"> и </w:t>
-      </w:r>
-      <w:r>
-        <w:rPr>
-          <w:szCs w:val="28"/>
-          <w:lang w:val="en-US"/>
-        </w:rPr>
-        <w:t>ParameterType</w:t>
-      </w:r>
-      <w:r>
-        <w:rPr>
-          <w:szCs w:val="28"/>
-        </w:rPr>
-        <w:t>;</w:t>
-      </w:r>
-      <w:r>
-        <w:rPr>
-          <w:rFonts w:hint="default"/>
-          <w:szCs w:val="28"/>
-          <w:lang w:val="en-US"/>
-        </w:rPr>
-        <w:t xml:space="preserve"> </w:t>
-      </w:r>
-      <w:r>
-        <w:rPr>
-          <w:rFonts w:hint="default"/>
-          <w:szCs w:val="28"/>
-          <w:lang w:val="ru-RU"/>
-        </w:rPr>
-        <w:t>Добавлен конструктор класса</w:t>
-      </w:r>
-      <w:r>
-        <w:rPr>
-          <w:rFonts w:hint="default"/>
-          <w:szCs w:val="28"/>
-          <w:lang w:val="en-US"/>
-        </w:rPr>
-        <w:t xml:space="preserve">; </w:t>
-      </w:r>
-      <w:r>
-        <w:rPr>
-          <w:rFonts w:hint="default"/>
-          <w:szCs w:val="28"/>
-          <w:lang w:val="ru-RU"/>
-        </w:rPr>
-        <w:t xml:space="preserve">Добавлен </w:t>
-      </w:r>
-      <w:r>
-        <w:rPr>
-          <w:rFonts w:hint="default"/>
-          <w:szCs w:val="28"/>
-          <w:lang w:val="en-US"/>
-        </w:rPr>
-        <w:t xml:space="preserve">MinMaxValidate </w:t>
-      </w:r>
-      <w:r>
-        <w:rPr>
-          <w:rFonts w:hint="default"/>
-          <w:szCs w:val="28"/>
-          <w:lang w:val="ru-RU"/>
-        </w:rPr>
-        <w:t>для определения корректности граничных условий.</w:t>
-      </w:r>
-    </w:p>
-    <w:p>
-      <w:pPr>
-        <w:rPr>
-          <w:rFonts w:hint="default"/>
-          <w:szCs w:val="28"/>
-          <w:lang w:val="en-US"/>
-        </w:rPr>
-      </w:pPr>
-      <w:r>
-        <w:rPr>
-          <w:szCs w:val="28"/>
-        </w:rPr>
-        <w:t xml:space="preserve">− </w:t>
-      </w:r>
-      <w:r>
-        <w:rPr>
-          <w:szCs w:val="28"/>
-          <w:lang w:val="en-US"/>
-        </w:rPr>
-        <w:t>Wrapper</w:t>
-      </w:r>
-      <w:r>
-        <w:rPr>
-          <w:szCs w:val="28"/>
-        </w:rPr>
-        <w:t>: были убраны ненужные поля _</w:t>
-      </w:r>
-      <w:r>
-        <w:rPr>
-          <w:szCs w:val="28"/>
-          <w:lang w:val="en-US"/>
-        </w:rPr>
-        <w:t>document</w:t>
-      </w:r>
-      <w:r>
-        <w:rPr>
-          <w:szCs w:val="28"/>
-        </w:rPr>
-        <w:t>3</w:t>
-      </w:r>
-      <w:r>
-        <w:rPr>
-          <w:szCs w:val="28"/>
-          <w:lang w:val="en-US"/>
-        </w:rPr>
-        <w:t>D</w:t>
-      </w:r>
-      <w:r>
-        <w:rPr>
-          <w:szCs w:val="28"/>
-        </w:rPr>
-        <w:t>, _</w:t>
-      </w:r>
-      <w:r>
-        <w:rPr>
-          <w:szCs w:val="28"/>
-          <w:lang w:val="en-US"/>
-        </w:rPr>
-        <w:t>document</w:t>
-      </w:r>
-      <w:r>
-        <w:rPr>
-          <w:szCs w:val="28"/>
-        </w:rPr>
-        <w:t>2</w:t>
-      </w:r>
-      <w:r>
-        <w:rPr>
-          <w:szCs w:val="28"/>
-          <w:lang w:val="en-US"/>
-        </w:rPr>
-        <w:t>D</w:t>
-      </w:r>
-      <w:r>
-        <w:rPr>
-          <w:szCs w:val="28"/>
-        </w:rPr>
-        <w:t>, _</w:t>
-      </w:r>
-      <w:r>
-        <w:rPr>
-          <w:szCs w:val="28"/>
-          <w:lang w:val="en-US"/>
-        </w:rPr>
-        <w:t>sketchDef</w:t>
-      </w:r>
-      <w:r>
-        <w:rPr>
-          <w:szCs w:val="28"/>
-        </w:rPr>
-        <w:t>; было добавлено необходимое поле _</w:t>
-      </w:r>
-      <w:r>
-        <w:rPr>
-          <w:szCs w:val="28"/>
-          <w:lang w:val="en-US"/>
-        </w:rPr>
-        <w:t>plane</w:t>
-      </w:r>
-      <w:r>
-        <w:rPr>
-          <w:szCs w:val="28"/>
-        </w:rPr>
-        <w:t xml:space="preserve">, а также переопределены типы у полей на </w:t>
-      </w:r>
-      <w:r>
-        <w:rPr>
-          <w:szCs w:val="28"/>
-          <w:lang w:val="en-US"/>
-        </w:rPr>
-        <w:t>ksPart</w:t>
-      </w:r>
-      <w:r>
-        <w:rPr>
-          <w:szCs w:val="28"/>
-        </w:rPr>
-        <w:t xml:space="preserve"> у _</w:t>
-      </w:r>
-      <w:r>
-        <w:rPr>
-          <w:szCs w:val="28"/>
-          <w:lang w:val="en-US"/>
-        </w:rPr>
-        <w:t>part</w:t>
-      </w:r>
-      <w:r>
-        <w:rPr>
-          <w:szCs w:val="28"/>
-        </w:rPr>
-        <w:t xml:space="preserve"> и </w:t>
-      </w:r>
-      <w:r>
-        <w:rPr>
-          <w:szCs w:val="28"/>
-          <w:lang w:val="en-US"/>
-        </w:rPr>
-        <w:t>ksEntity</w:t>
-      </w:r>
-      <w:r>
-        <w:rPr>
-          <w:szCs w:val="28"/>
-        </w:rPr>
-        <w:t xml:space="preserve"> у _</w:t>
-      </w:r>
-      <w:r>
-        <w:rPr>
-          <w:szCs w:val="28"/>
-          <w:lang w:val="en-US"/>
-        </w:rPr>
-        <w:t>sketchEntity</w:t>
-      </w:r>
-      <w:r>
-        <w:rPr>
-          <w:szCs w:val="28"/>
-        </w:rPr>
-        <w:t xml:space="preserve"> и _</w:t>
-      </w:r>
-      <w:r>
-        <w:rPr>
-          <w:szCs w:val="28"/>
-          <w:lang w:val="en-US"/>
-        </w:rPr>
-        <w:t>plane</w:t>
-      </w:r>
-      <w:r>
-        <w:rPr>
-          <w:szCs w:val="28"/>
-        </w:rPr>
-        <w:t xml:space="preserve">; </w:t>
-      </w:r>
-      <w:r>
-        <w:rPr>
-          <w:szCs w:val="28"/>
-          <w:lang w:val="en-US"/>
-        </w:rPr>
-        <w:t>CreateLine</w:t>
-      </w:r>
-      <w:r>
-        <w:rPr>
-          <w:szCs w:val="28"/>
-        </w:rPr>
-        <w:t xml:space="preserve"> изменены входные параметры для избавления от повторений в коде;</w:t>
-      </w:r>
-      <w:r>
-        <w:rPr>
-          <w:rFonts w:hint="default"/>
-          <w:szCs w:val="28"/>
-          <w:lang w:val="ru-RU"/>
-        </w:rPr>
-        <w:t xml:space="preserve"> Выделены С</w:t>
-      </w:r>
-      <w:r>
-        <w:rPr>
-          <w:rFonts w:hint="default"/>
-          <w:szCs w:val="28"/>
-          <w:lang w:val="en-US"/>
-        </w:rPr>
-        <w:t xml:space="preserve">ut/ThinBoss/Boss-Extrusion </w:t>
-      </w:r>
-      <w:r>
-        <w:rPr>
-          <w:rFonts w:hint="default"/>
-          <w:szCs w:val="28"/>
-          <w:lang w:val="ru-RU"/>
-        </w:rPr>
-        <w:t xml:space="preserve">для облегчения нагрузки на метод </w:t>
-      </w:r>
-      <w:r>
-        <w:rPr>
-          <w:rFonts w:hint="default"/>
-          <w:szCs w:val="28"/>
-          <w:lang w:val="en-US"/>
-        </w:rPr>
-        <w:t>Extrusion.</w:t>
-      </w:r>
-    </w:p>
-    <w:p>
-      <w:pPr>
-        <w:rPr>
-          <w:szCs w:val="28"/>
-        </w:rPr>
-      </w:pPr>
-      <w:r>
-        <w:rPr>
-          <w:szCs w:val="28"/>
-        </w:rPr>
-        <w:t xml:space="preserve">− </w:t>
-      </w:r>
-      <w:r>
-        <w:rPr>
-          <w:szCs w:val="28"/>
-          <w:lang w:val="en-US"/>
-        </w:rPr>
-        <w:t>RodType</w:t>
-      </w:r>
-      <w:r>
-        <w:rPr>
-          <w:szCs w:val="28"/>
-        </w:rPr>
-        <w:t xml:space="preserve"> получил новое значение </w:t>
-      </w:r>
-      <w:r>
-        <w:rPr>
-          <w:szCs w:val="28"/>
-          <w:lang w:val="en-US"/>
-        </w:rPr>
-        <w:t>Rectangle</w:t>
-      </w:r>
-      <w:r>
-        <w:rPr>
-          <w:szCs w:val="28"/>
-        </w:rPr>
-        <w:t>.</w:t>
-      </w:r>
-    </w:p>
-    <w:p>
-      <w:pPr>
-        <w:rPr>
-          <w:szCs w:val="28"/>
-        </w:rPr>
-      </w:pPr>
-      <w:r>
-        <w:rPr>
-          <w:szCs w:val="28"/>
-        </w:rPr>
-        <w:t xml:space="preserve">Большинство из описанных изменений связаны с малым опытом подготовки проекта системы перед написанием кода и упущением деталей, кроме классов </w:t>
-      </w:r>
-      <w:r>
-        <w:rPr>
-          <w:szCs w:val="28"/>
-          <w:lang w:val="en-US"/>
-        </w:rPr>
-        <w:t>Wrapper</w:t>
-      </w:r>
-      <w:r>
-        <w:rPr>
-          <w:szCs w:val="28"/>
-        </w:rPr>
-        <w:t xml:space="preserve"> и </w:t>
-      </w:r>
-      <w:r>
-        <w:rPr>
-          <w:szCs w:val="28"/>
-          <w:lang w:val="en-US"/>
-        </w:rPr>
-        <w:t>Builder</w:t>
-      </w:r>
-      <w:r>
-        <w:rPr>
-          <w:szCs w:val="28"/>
-        </w:rPr>
-        <w:t>, у которых были добавлены изменения в соответствии с объектом моделирования.</w:t>
-      </w:r>
-    </w:p>
-    <w:p>
-      <w:pPr>
-        <w:rPr>
-          <w:szCs w:val="28"/>
-        </w:rPr>
-      </w:pPr>
-      <w:r>
-        <w:rPr>
-          <w:szCs w:val="28"/>
-        </w:rPr>
-        <w:t xml:space="preserve">Также часть изменений связана с дополнительной функциональностью разработанной в рамках 5 лабораторной, они затронули </w:t>
-      </w:r>
-      <w:r>
-        <w:rPr>
-          <w:szCs w:val="28"/>
-          <w:lang w:val="en-US"/>
-        </w:rPr>
-        <w:t>MainForm</w:t>
-      </w:r>
-      <w:r>
-        <w:rPr>
-          <w:szCs w:val="28"/>
-        </w:rPr>
-        <w:t xml:space="preserve">, </w:t>
-      </w:r>
-      <w:r>
-        <w:rPr>
-          <w:szCs w:val="28"/>
-          <w:lang w:val="en-US"/>
-        </w:rPr>
-        <w:t>RodType</w:t>
-      </w:r>
-      <w:r>
-        <w:rPr>
-          <w:szCs w:val="28"/>
-        </w:rPr>
-        <w:t xml:space="preserve">, </w:t>
-      </w:r>
-      <w:r>
-        <w:rPr>
-          <w:szCs w:val="28"/>
-          <w:lang w:val="en-US"/>
-        </w:rPr>
         <w:t>Parameters</w:t>
       </w:r>
       <w:r>
@@ -14454,29 +17101,16 @@
         </w:rPr>
         <w:t>-диаграмме).</w:t>
       </w:r>
-    </w:p>
-    <w:p>
-      <w:pPr>
-        <w:rPr>
-          <w:szCs w:val="28"/>
-        </w:rPr>
-      </w:pPr>
-    </w:p>
-    <w:p>
-      <w:pPr>
-        <w:rPr>
-          <w:b/>
-          <w:bCs/>
-        </w:rPr>
-      </w:pPr>
       <w:bookmarkStart w:id="7" w:name="_Toc9887"/>
-      <w:r>
-        <w:rPr>
-          <w:b/>
-          <w:bCs/>
-        </w:rPr>
-        <w:br w:type="page"/>
-      </w:r>
+    </w:p>
+    <w:p>
+      <w:pPr>
+        <w:rPr>
+          <w:szCs w:val="28"/>
+        </w:rPr>
+      </w:pPr>
+      <w:bookmarkStart w:id="14" w:name="_GoBack"/>
+      <w:bookmarkEnd w:id="14"/>
     </w:p>
     <w:p>
       <w:pPr>
@@ -20967,7 +23601,7 @@
     <w:lsdException w:uiPriority="99" w:name="HTML Sample"/>
     <w:lsdException w:uiPriority="99" w:name="HTML Typewriter"/>
     <w:lsdException w:uiPriority="99" w:name="HTML Variable"/>
-    <w:lsdException w:uiPriority="99" w:name="Normal Table"/>
+    <w:lsdException w:qFormat="1" w:uiPriority="99" w:name="Normal Table"/>
     <w:lsdException w:qFormat="1" w:uiPriority="99" w:name="annotation subject"/>
     <w:lsdException w:uiPriority="99" w:name="Table Simple 1"/>
     <w:lsdException w:uiPriority="99" w:name="Table Simple 2"/>
@@ -21088,6 +23722,7 @@
     <w:name w:val="Normal Table"/>
     <w:semiHidden/>
     <w:unhideWhenUsed/>
+    <w:qFormat/>
     <w:uiPriority w:val="99"/>
     <w:tblPr>
       <w:tblCellMar>

--- a/docs/Пояснительная записка.docx
+++ b/docs/Пояснительная записка.docx
@@ -817,7 +817,7 @@
             <w:fldChar w:fldCharType="separate"/>
           </w:r>
           <w:r>
-            <w:t>10</w:t>
+            <w:t>9</w:t>
           </w:r>
           <w:r>
             <w:fldChar w:fldCharType="end"/>
@@ -858,7 +858,7 @@
             <w:fldChar w:fldCharType="separate"/>
           </w:r>
           <w:r>
-            <w:t>12</w:t>
+            <w:t>11</w:t>
           </w:r>
           <w:r>
             <w:fldChar w:fldCharType="end"/>
@@ -1116,7 +1116,7 @@
             <w:fldChar w:fldCharType="separate"/>
           </w:r>
           <w:r>
-            <w:t>32</w:t>
+            <w:t>33</w:t>
           </w:r>
           <w:r>
             <w:fldChar w:fldCharType="end"/>
@@ -1160,7 +1160,7 @@
             <w:fldChar w:fldCharType="separate"/>
           </w:r>
           <w:r>
-            <w:t>33</w:t>
+            <w:t>34</w:t>
           </w:r>
           <w:r>
             <w:fldChar w:fldCharType="end"/>
@@ -2898,12 +2898,6 @@
             <w:insideH w:val="single" w:color="auto" w:sz="4" w:space="0"/>
             <w:insideV w:val="single" w:color="auto" w:sz="4" w:space="0"/>
           </w:tblBorders>
-          <w:tblCellMar>
-            <w:top w:w="0" w:type="dxa"/>
-            <w:left w:w="108" w:type="dxa"/>
-            <w:bottom w:w="0" w:type="dxa"/>
-            <w:right w:w="108" w:type="dxa"/>
-          </w:tblCellMar>
         </w:tblPrEx>
         <w:tc>
           <w:tcPr>
@@ -5104,7 +5098,7 @@
     <w:tbl>
       <w:tblPr>
         <w:tblStyle w:val="17"/>
-        <w:tblW w:w="9398" w:type="dxa"/>
+        <w:tblW w:w="9395" w:type="dxa"/>
         <w:tblInd w:w="133" w:type="dxa"/>
         <w:tblBorders>
           <w:top w:val="single" w:color="auto" w:sz="4" w:space="0"/>
@@ -5124,8 +5118,9 @@
       </w:tblPr>
       <w:tblGrid>
         <w:gridCol w:w="2263"/>
-        <w:gridCol w:w="2790"/>
-        <w:gridCol w:w="4345"/>
+        <w:gridCol w:w="1748"/>
+        <w:gridCol w:w="1593"/>
+        <w:gridCol w:w="3791"/>
       </w:tblGrid>
       <w:tr>
         <w:tblPrEx>
@@ -5170,7 +5165,7 @@
         </w:tc>
         <w:tc>
           <w:tcPr>
-            <w:tcW w:w="2790" w:type="dxa"/>
+            <w:tcW w:w="1748" w:type="dxa"/>
           </w:tcPr>
           <w:p>
             <w:pPr>
@@ -5194,7 +5189,35 @@
         </w:tc>
         <w:tc>
           <w:tcPr>
-            <w:tcW w:w="4345" w:type="dxa"/>
+            <w:tcW w:w="1593" w:type="dxa"/>
+          </w:tcPr>
+          <w:p>
+            <w:pPr>
+              <w:widowControl w:val="0"/>
+              <w:spacing w:line="240" w:lineRule="auto"/>
+              <w:ind w:right="59" w:firstLine="0"/>
+              <w:jc w:val="center"/>
+              <w:rPr>
+                <w:rFonts w:hint="default"/>
+                <w:sz w:val="24"/>
+                <w:szCs w:val="24"/>
+                <w:lang w:val="ru-RU"/>
+              </w:rPr>
+            </w:pPr>
+            <w:r>
+              <w:rPr>
+                <w:rFonts w:hint="default"/>
+                <w:sz w:val="24"/>
+                <w:szCs w:val="24"/>
+                <w:lang w:val="ru-RU"/>
+              </w:rPr>
+              <w:t>Выходные параметры</w:t>
+            </w:r>
+          </w:p>
+        </w:tc>
+        <w:tc>
+          <w:tcPr>
+            <w:tcW w:w="3791" w:type="dxa"/>
           </w:tcPr>
           <w:p>
             <w:pPr>
@@ -5262,7 +5285,7 @@
         </w:tc>
         <w:tc>
           <w:tcPr>
-            <w:tcW w:w="2790" w:type="dxa"/>
+            <w:tcW w:w="1748" w:type="dxa"/>
           </w:tcPr>
           <w:p>
             <w:pPr>
@@ -5287,7 +5310,31 @@
         </w:tc>
         <w:tc>
           <w:tcPr>
-            <w:tcW w:w="4345" w:type="dxa"/>
+            <w:tcW w:w="1593" w:type="dxa"/>
+          </w:tcPr>
+          <w:p>
+            <w:pPr>
+              <w:widowControl w:val="0"/>
+              <w:spacing w:line="240" w:lineRule="auto"/>
+              <w:ind w:right="59" w:firstLine="0"/>
+              <w:jc w:val="center"/>
+              <w:rPr>
+                <w:sz w:val="24"/>
+                <w:szCs w:val="24"/>
+              </w:rPr>
+            </w:pPr>
+            <w:r>
+              <w:rPr>
+                <w:sz w:val="24"/>
+                <w:szCs w:val="24"/>
+              </w:rPr>
+              <w:t>−</w:t>
+            </w:r>
+          </w:p>
+        </w:tc>
+        <w:tc>
+          <w:tcPr>
+            <w:tcW w:w="3791" w:type="dxa"/>
           </w:tcPr>
           <w:p>
             <w:pPr>
@@ -5355,7 +5402,7 @@
         </w:tc>
         <w:tc>
           <w:tcPr>
-            <w:tcW w:w="2790" w:type="dxa"/>
+            <w:tcW w:w="1748" w:type="dxa"/>
           </w:tcPr>
           <w:p>
             <w:pPr>
@@ -5380,7 +5427,31 @@
         </w:tc>
         <w:tc>
           <w:tcPr>
-            <w:tcW w:w="4345" w:type="dxa"/>
+            <w:tcW w:w="1593" w:type="dxa"/>
+          </w:tcPr>
+          <w:p>
+            <w:pPr>
+              <w:widowControl w:val="0"/>
+              <w:spacing w:line="240" w:lineRule="auto"/>
+              <w:ind w:right="59" w:firstLine="0"/>
+              <w:jc w:val="center"/>
+              <w:rPr>
+                <w:sz w:val="24"/>
+                <w:szCs w:val="24"/>
+              </w:rPr>
+            </w:pPr>
+            <w:r>
+              <w:rPr>
+                <w:sz w:val="24"/>
+                <w:szCs w:val="24"/>
+              </w:rPr>
+              <w:t>−</w:t>
+            </w:r>
+          </w:p>
+        </w:tc>
+        <w:tc>
+          <w:tcPr>
+            <w:tcW w:w="3791" w:type="dxa"/>
           </w:tcPr>
           <w:p>
             <w:pPr>
@@ -5457,7 +5528,7 @@
         </w:tc>
         <w:tc>
           <w:tcPr>
-            <w:tcW w:w="2790" w:type="dxa"/>
+            <w:tcW w:w="1748" w:type="dxa"/>
           </w:tcPr>
           <w:p>
             <w:pPr>
@@ -5482,7 +5553,31 @@
         </w:tc>
         <w:tc>
           <w:tcPr>
-            <w:tcW w:w="4345" w:type="dxa"/>
+            <w:tcW w:w="1593" w:type="dxa"/>
+          </w:tcPr>
+          <w:p>
+            <w:pPr>
+              <w:widowControl w:val="0"/>
+              <w:spacing w:line="240" w:lineRule="auto"/>
+              <w:ind w:right="59" w:firstLine="0"/>
+              <w:jc w:val="center"/>
+              <w:rPr>
+                <w:sz w:val="24"/>
+                <w:szCs w:val="24"/>
+              </w:rPr>
+            </w:pPr>
+            <w:r>
+              <w:rPr>
+                <w:sz w:val="24"/>
+                <w:szCs w:val="24"/>
+              </w:rPr>
+              <w:t>−</w:t>
+            </w:r>
+          </w:p>
+        </w:tc>
+        <w:tc>
+          <w:tcPr>
+            <w:tcW w:w="3791" w:type="dxa"/>
           </w:tcPr>
           <w:p>
             <w:pPr>
@@ -5550,7 +5645,7 @@
         </w:tc>
         <w:tc>
           <w:tcPr>
-            <w:tcW w:w="2790" w:type="dxa"/>
+            <w:tcW w:w="1748" w:type="dxa"/>
           </w:tcPr>
           <w:p>
             <w:pPr>
@@ -5575,7 +5670,31 @@
         </w:tc>
         <w:tc>
           <w:tcPr>
-            <w:tcW w:w="4345" w:type="dxa"/>
+            <w:tcW w:w="1593" w:type="dxa"/>
+          </w:tcPr>
+          <w:p>
+            <w:pPr>
+              <w:widowControl w:val="0"/>
+              <w:spacing w:line="240" w:lineRule="auto"/>
+              <w:ind w:right="59" w:firstLine="0"/>
+              <w:jc w:val="center"/>
+              <w:rPr>
+                <w:sz w:val="24"/>
+                <w:szCs w:val="24"/>
+              </w:rPr>
+            </w:pPr>
+            <w:r>
+              <w:rPr>
+                <w:sz w:val="24"/>
+                <w:szCs w:val="24"/>
+              </w:rPr>
+              <w:t>−</w:t>
+            </w:r>
+          </w:p>
+        </w:tc>
+        <w:tc>
+          <w:tcPr>
+            <w:tcW w:w="3791" w:type="dxa"/>
           </w:tcPr>
           <w:p>
             <w:pPr>
@@ -5658,7 +5777,7 @@
         </w:tc>
         <w:tc>
           <w:tcPr>
-            <w:tcW w:w="2790" w:type="dxa"/>
+            <w:tcW w:w="1748" w:type="dxa"/>
           </w:tcPr>
           <w:p>
             <w:pPr>
@@ -5683,7 +5802,31 @@
         </w:tc>
         <w:tc>
           <w:tcPr>
-            <w:tcW w:w="4345" w:type="dxa"/>
+            <w:tcW w:w="1593" w:type="dxa"/>
+          </w:tcPr>
+          <w:p>
+            <w:pPr>
+              <w:widowControl w:val="0"/>
+              <w:spacing w:line="240" w:lineRule="auto"/>
+              <w:ind w:right="59" w:firstLine="0"/>
+              <w:jc w:val="center"/>
+              <w:rPr>
+                <w:sz w:val="24"/>
+                <w:szCs w:val="24"/>
+              </w:rPr>
+            </w:pPr>
+            <w:r>
+              <w:rPr>
+                <w:sz w:val="24"/>
+                <w:szCs w:val="24"/>
+              </w:rPr>
+              <w:t>−</w:t>
+            </w:r>
+          </w:p>
+        </w:tc>
+        <w:tc>
+          <w:tcPr>
+            <w:tcW w:w="3791" w:type="dxa"/>
           </w:tcPr>
           <w:p>
             <w:pPr>
@@ -5790,7 +5933,7 @@
         </w:tc>
         <w:tc>
           <w:tcPr>
-            <w:tcW w:w="2790" w:type="dxa"/>
+            <w:tcW w:w="1748" w:type="dxa"/>
           </w:tcPr>
           <w:p>
             <w:pPr>
@@ -5815,7 +5958,31 @@
         </w:tc>
         <w:tc>
           <w:tcPr>
-            <w:tcW w:w="4345" w:type="dxa"/>
+            <w:tcW w:w="1593" w:type="dxa"/>
+          </w:tcPr>
+          <w:p>
+            <w:pPr>
+              <w:widowControl w:val="0"/>
+              <w:spacing w:line="240" w:lineRule="auto"/>
+              <w:ind w:right="59" w:firstLine="0"/>
+              <w:jc w:val="center"/>
+              <w:rPr>
+                <w:sz w:val="24"/>
+                <w:szCs w:val="24"/>
+              </w:rPr>
+            </w:pPr>
+            <w:r>
+              <w:rPr>
+                <w:sz w:val="24"/>
+                <w:szCs w:val="24"/>
+              </w:rPr>
+              <w:t>−</w:t>
+            </w:r>
+          </w:p>
+        </w:tc>
+        <w:tc>
+          <w:tcPr>
+            <w:tcW w:w="3791" w:type="dxa"/>
           </w:tcPr>
           <w:p>
             <w:pPr>
@@ -5907,7 +6074,7 @@
         </w:tc>
         <w:tc>
           <w:tcPr>
-            <w:tcW w:w="2790" w:type="dxa"/>
+            <w:tcW w:w="1748" w:type="dxa"/>
           </w:tcPr>
           <w:p>
             <w:pPr>
@@ -5931,7 +6098,31 @@
         </w:tc>
         <w:tc>
           <w:tcPr>
-            <w:tcW w:w="4345" w:type="dxa"/>
+            <w:tcW w:w="1593" w:type="dxa"/>
+          </w:tcPr>
+          <w:p>
+            <w:pPr>
+              <w:widowControl w:val="0"/>
+              <w:spacing w:line="240" w:lineRule="auto"/>
+              <w:ind w:right="59" w:firstLine="0"/>
+              <w:jc w:val="center"/>
+              <w:rPr>
+                <w:sz w:val="24"/>
+                <w:szCs w:val="24"/>
+              </w:rPr>
+            </w:pPr>
+            <w:r>
+              <w:rPr>
+                <w:sz w:val="24"/>
+                <w:szCs w:val="24"/>
+              </w:rPr>
+              <w:t>−</w:t>
+            </w:r>
+          </w:p>
+        </w:tc>
+        <w:tc>
+          <w:tcPr>
+            <w:tcW w:w="3791" w:type="dxa"/>
           </w:tcPr>
           <w:p>
             <w:pPr>
@@ -6007,7 +6198,7 @@
         </w:tc>
         <w:tc>
           <w:tcPr>
-            <w:tcW w:w="2790" w:type="dxa"/>
+            <w:tcW w:w="1748" w:type="dxa"/>
           </w:tcPr>
           <w:p>
             <w:pPr>
@@ -6050,7 +6241,32 @@
         </w:tc>
         <w:tc>
           <w:tcPr>
-            <w:tcW w:w="4345" w:type="dxa"/>
+            <w:tcW w:w="1593" w:type="dxa"/>
+          </w:tcPr>
+          <w:p>
+            <w:pPr>
+              <w:widowControl w:val="0"/>
+              <w:spacing w:line="240" w:lineRule="auto"/>
+              <w:ind w:right="59" w:firstLine="0"/>
+              <w:jc w:val="center"/>
+              <w:rPr>
+                <w:sz w:val="24"/>
+                <w:szCs w:val="24"/>
+                <w:lang w:val="en-US"/>
+              </w:rPr>
+            </w:pPr>
+            <w:r>
+              <w:rPr>
+                <w:sz w:val="24"/>
+                <w:szCs w:val="24"/>
+              </w:rPr>
+              <w:t>−</w:t>
+            </w:r>
+          </w:p>
+        </w:tc>
+        <w:tc>
+          <w:tcPr>
+            <w:tcW w:w="3791" w:type="dxa"/>
           </w:tcPr>
           <w:p>
             <w:pPr>
@@ -6166,7 +6382,7 @@
         </w:tc>
         <w:tc>
           <w:tcPr>
-            <w:tcW w:w="2790" w:type="dxa"/>
+            <w:tcW w:w="1748" w:type="dxa"/>
           </w:tcPr>
           <w:p>
             <w:pPr>
@@ -6192,7 +6408,32 @@
         </w:tc>
         <w:tc>
           <w:tcPr>
-            <w:tcW w:w="4345" w:type="dxa"/>
+            <w:tcW w:w="1593" w:type="dxa"/>
+          </w:tcPr>
+          <w:p>
+            <w:pPr>
+              <w:widowControl w:val="0"/>
+              <w:spacing w:line="240" w:lineRule="auto"/>
+              <w:ind w:right="59" w:firstLine="0"/>
+              <w:jc w:val="center"/>
+              <w:rPr>
+                <w:sz w:val="24"/>
+                <w:szCs w:val="24"/>
+                <w:lang w:val="en-US"/>
+              </w:rPr>
+            </w:pPr>
+            <w:r>
+              <w:rPr>
+                <w:sz w:val="24"/>
+                <w:szCs w:val="24"/>
+              </w:rPr>
+              <w:t>−</w:t>
+            </w:r>
+          </w:p>
+        </w:tc>
+        <w:tc>
+          <w:tcPr>
+            <w:tcW w:w="3791" w:type="dxa"/>
           </w:tcPr>
           <w:p>
             <w:pPr>
@@ -6269,7 +6510,7 @@
         </w:tc>
         <w:tc>
           <w:tcPr>
-            <w:tcW w:w="2790" w:type="dxa"/>
+            <w:tcW w:w="1748" w:type="dxa"/>
           </w:tcPr>
           <w:p>
             <w:pPr>
@@ -6294,7 +6535,31 @@
         </w:tc>
         <w:tc>
           <w:tcPr>
-            <w:tcW w:w="4345" w:type="dxa"/>
+            <w:tcW w:w="1593" w:type="dxa"/>
+          </w:tcPr>
+          <w:p>
+            <w:pPr>
+              <w:widowControl w:val="0"/>
+              <w:spacing w:line="240" w:lineRule="auto"/>
+              <w:ind w:right="59" w:firstLine="0"/>
+              <w:jc w:val="center"/>
+              <w:rPr>
+                <w:sz w:val="24"/>
+                <w:szCs w:val="24"/>
+              </w:rPr>
+            </w:pPr>
+            <w:r>
+              <w:rPr>
+                <w:sz w:val="24"/>
+                <w:szCs w:val="24"/>
+              </w:rPr>
+              <w:t>−</w:t>
+            </w:r>
+          </w:p>
+        </w:tc>
+        <w:tc>
+          <w:tcPr>
+            <w:tcW w:w="3791" w:type="dxa"/>
           </w:tcPr>
           <w:p>
             <w:pPr>
@@ -6364,7 +6629,7 @@
         </w:tc>
         <w:tc>
           <w:tcPr>
-            <w:tcW w:w="2790" w:type="dxa"/>
+            <w:tcW w:w="1748" w:type="dxa"/>
           </w:tcPr>
           <w:p>
             <w:pPr>
@@ -6392,7 +6657,35 @@
         </w:tc>
         <w:tc>
           <w:tcPr>
-            <w:tcW w:w="4345" w:type="dxa"/>
+            <w:tcW w:w="1593" w:type="dxa"/>
+          </w:tcPr>
+          <w:p>
+            <w:pPr>
+              <w:widowControl w:val="0"/>
+              <w:spacing w:line="240" w:lineRule="auto"/>
+              <w:ind w:right="59" w:firstLine="0"/>
+              <w:jc w:val="center"/>
+              <w:rPr>
+                <w:rFonts w:hint="default"/>
+                <w:sz w:val="24"/>
+                <w:szCs w:val="24"/>
+                <w:lang w:val="en-US"/>
+              </w:rPr>
+            </w:pPr>
+            <w:r>
+              <w:rPr>
+                <w:rFonts w:hint="default"/>
+                <w:sz w:val="24"/>
+                <w:szCs w:val="24"/>
+                <w:lang w:val="en-US"/>
+              </w:rPr>
+              <w:t>string</w:t>
+            </w:r>
+          </w:p>
+        </w:tc>
+        <w:tc>
+          <w:tcPr>
+            <w:tcW w:w="3791" w:type="dxa"/>
           </w:tcPr>
           <w:p>
             <w:pPr>
@@ -6466,7 +6759,7 @@
         </w:tc>
         <w:tc>
           <w:tcPr>
-            <w:tcW w:w="2790" w:type="dxa"/>
+            <w:tcW w:w="1748" w:type="dxa"/>
           </w:tcPr>
           <w:p>
             <w:pPr>
@@ -6494,7 +6787,35 @@
         </w:tc>
         <w:tc>
           <w:tcPr>
-            <w:tcW w:w="4345" w:type="dxa"/>
+            <w:tcW w:w="1593" w:type="dxa"/>
+          </w:tcPr>
+          <w:p>
+            <w:pPr>
+              <w:widowControl w:val="0"/>
+              <w:spacing w:line="240" w:lineRule="auto"/>
+              <w:ind w:right="59" w:firstLine="0"/>
+              <w:jc w:val="center"/>
+              <w:rPr>
+                <w:rFonts w:hint="default"/>
+                <w:sz w:val="24"/>
+                <w:szCs w:val="24"/>
+                <w:lang w:val="en-US"/>
+              </w:rPr>
+            </w:pPr>
+            <w:r>
+              <w:rPr>
+                <w:rFonts w:hint="default"/>
+                <w:sz w:val="24"/>
+                <w:szCs w:val="24"/>
+                <w:lang w:val="en-US"/>
+              </w:rPr>
+              <w:t>string</w:t>
+            </w:r>
+          </w:p>
+        </w:tc>
+        <w:tc>
+          <w:tcPr>
+            <w:tcW w:w="3791" w:type="dxa"/>
           </w:tcPr>
           <w:p>
             <w:pPr>
@@ -6569,7 +6890,7 @@
         </w:tc>
         <w:tc>
           <w:tcPr>
-            <w:tcW w:w="2790" w:type="dxa"/>
+            <w:tcW w:w="1748" w:type="dxa"/>
             <w:vAlign w:val="top"/>
           </w:tcPr>
           <w:p>
@@ -6598,7 +6919,36 @@
         </w:tc>
         <w:tc>
           <w:tcPr>
-            <w:tcW w:w="4345" w:type="dxa"/>
+            <w:tcW w:w="1593" w:type="dxa"/>
+            <w:vAlign w:val="top"/>
+          </w:tcPr>
+          <w:p>
+            <w:pPr>
+              <w:widowControl w:val="0"/>
+              <w:spacing w:line="240" w:lineRule="auto"/>
+              <w:ind w:right="59" w:rightChars="0" w:firstLine="0" w:firstLineChars="0"/>
+              <w:jc w:val="center"/>
+              <w:rPr>
+                <w:rFonts w:hint="default"/>
+                <w:sz w:val="24"/>
+                <w:szCs w:val="24"/>
+                <w:lang w:val="en-US"/>
+              </w:rPr>
+            </w:pPr>
+            <w:r>
+              <w:rPr>
+                <w:rFonts w:hint="default"/>
+                <w:sz w:val="24"/>
+                <w:szCs w:val="24"/>
+                <w:lang w:val="en-US"/>
+              </w:rPr>
+              <w:t>string</w:t>
+            </w:r>
+          </w:p>
+        </w:tc>
+        <w:tc>
+          <w:tcPr>
+            <w:tcW w:w="3791" w:type="dxa"/>
             <w:vAlign w:val="top"/>
           </w:tcPr>
           <w:p>
@@ -7180,198 +7530,6 @@
         <w:tc>
           <w:tcPr>
             <w:tcW w:w="2259" w:type="dxa"/>
-          </w:tcPr>
-          <w:p>
-            <w:pPr>
-              <w:widowControl w:val="0"/>
-              <w:spacing w:line="240" w:lineRule="auto"/>
-              <w:ind w:right="59" w:firstLine="0"/>
-              <w:jc w:val="center"/>
-              <w:rPr>
-                <w:sz w:val="24"/>
-                <w:szCs w:val="24"/>
-              </w:rPr>
-            </w:pPr>
-            <w:r>
-              <w:rPr>
-                <w:rFonts w:hint="default"/>
-                <w:sz w:val="24"/>
-                <w:szCs w:val="24"/>
-                <w:lang w:val="en-US"/>
-              </w:rPr>
-              <w:t>ROD_LENGTH_MAX_VALUE</w:t>
-            </w:r>
-          </w:p>
-        </w:tc>
-        <w:tc>
-          <w:tcPr>
-            <w:tcW w:w="2465" w:type="dxa"/>
-          </w:tcPr>
-          <w:p>
-            <w:pPr>
-              <w:widowControl w:val="0"/>
-              <w:spacing w:line="240" w:lineRule="auto"/>
-              <w:ind w:right="59" w:firstLine="0"/>
-              <w:jc w:val="center"/>
-              <w:rPr>
-                <w:sz w:val="24"/>
-                <w:szCs w:val="24"/>
-              </w:rPr>
-            </w:pPr>
-            <w:r>
-              <w:rPr>
-                <w:rFonts w:hint="default"/>
-                <w:sz w:val="24"/>
-                <w:szCs w:val="24"/>
-                <w:lang w:val="en-US"/>
-              </w:rPr>
-              <w:t>int</w:t>
-            </w:r>
-          </w:p>
-        </w:tc>
-        <w:tc>
-          <w:tcPr>
-            <w:tcW w:w="4680" w:type="dxa"/>
-          </w:tcPr>
-          <w:p>
-            <w:pPr>
-              <w:widowControl w:val="0"/>
-              <w:spacing w:line="240" w:lineRule="auto"/>
-              <w:ind w:right="59" w:firstLine="0"/>
-              <w:jc w:val="center"/>
-              <w:rPr>
-                <w:sz w:val="24"/>
-                <w:szCs w:val="24"/>
-              </w:rPr>
-            </w:pPr>
-            <w:r>
-              <w:rPr>
-                <w:rFonts w:hint="default"/>
-                <w:sz w:val="24"/>
-                <w:szCs w:val="24"/>
-                <w:lang w:val="ru-RU"/>
-              </w:rPr>
-              <w:t>Максимальное значение длины наконечника</w:t>
-            </w:r>
-          </w:p>
-        </w:tc>
-      </w:tr>
-      <w:tr>
-        <w:tblPrEx>
-          <w:tblBorders>
-            <w:top w:val="single" w:color="auto" w:sz="4" w:space="0"/>
-            <w:left w:val="single" w:color="auto" w:sz="4" w:space="0"/>
-            <w:bottom w:val="single" w:color="auto" w:sz="4" w:space="0"/>
-            <w:right w:val="single" w:color="auto" w:sz="4" w:space="0"/>
-            <w:insideH w:val="single" w:color="auto" w:sz="4" w:space="0"/>
-            <w:insideV w:val="single" w:color="auto" w:sz="4" w:space="0"/>
-          </w:tblBorders>
-          <w:tblCellMar>
-            <w:top w:w="0" w:type="dxa"/>
-            <w:left w:w="108" w:type="dxa"/>
-            <w:bottom w:w="0" w:type="dxa"/>
-            <w:right w:w="108" w:type="dxa"/>
-          </w:tblCellMar>
-        </w:tblPrEx>
-        <w:tc>
-          <w:tcPr>
-            <w:tcW w:w="2259" w:type="dxa"/>
-          </w:tcPr>
-          <w:p>
-            <w:pPr>
-              <w:widowControl w:val="0"/>
-              <w:spacing w:line="240" w:lineRule="auto"/>
-              <w:ind w:right="59" w:firstLine="0"/>
-              <w:jc w:val="center"/>
-              <w:rPr>
-                <w:sz w:val="24"/>
-                <w:szCs w:val="24"/>
-              </w:rPr>
-            </w:pPr>
-            <w:r>
-              <w:rPr>
-                <w:rFonts w:hint="default"/>
-                <w:sz w:val="24"/>
-                <w:szCs w:val="24"/>
-                <w:lang w:val="en-US"/>
-              </w:rPr>
-              <w:t>ROD_LENGTH_MIN_VALUE</w:t>
-            </w:r>
-          </w:p>
-        </w:tc>
-        <w:tc>
-          <w:tcPr>
-            <w:tcW w:w="2465" w:type="dxa"/>
-          </w:tcPr>
-          <w:p>
-            <w:pPr>
-              <w:widowControl w:val="0"/>
-              <w:spacing w:line="240" w:lineRule="auto"/>
-              <w:ind w:right="59" w:firstLine="0"/>
-              <w:jc w:val="center"/>
-              <w:rPr>
-                <w:sz w:val="24"/>
-                <w:szCs w:val="24"/>
-              </w:rPr>
-            </w:pPr>
-            <w:r>
-              <w:rPr>
-                <w:rFonts w:hint="default"/>
-                <w:sz w:val="24"/>
-                <w:szCs w:val="24"/>
-                <w:lang w:val="en-US"/>
-              </w:rPr>
-              <w:t>int</w:t>
-            </w:r>
-          </w:p>
-        </w:tc>
-        <w:tc>
-          <w:tcPr>
-            <w:tcW w:w="4680" w:type="dxa"/>
-          </w:tcPr>
-          <w:p>
-            <w:pPr>
-              <w:widowControl w:val="0"/>
-              <w:spacing w:line="240" w:lineRule="auto"/>
-              <w:ind w:right="59" w:firstLine="0"/>
-              <w:jc w:val="center"/>
-              <w:rPr>
-                <w:sz w:val="24"/>
-                <w:szCs w:val="24"/>
-              </w:rPr>
-            </w:pPr>
-            <w:r>
-              <w:rPr>
-                <w:rFonts w:hint="default"/>
-                <w:sz w:val="24"/>
-                <w:szCs w:val="24"/>
-                <w:lang w:val="ru-RU"/>
-              </w:rPr>
-              <w:t>Минимальное значение длины наконечника</w:t>
-            </w:r>
-          </w:p>
-        </w:tc>
-      </w:tr>
-      <w:tr>
-        <w:tblPrEx>
-          <w:tblBorders>
-            <w:top w:val="single" w:color="auto" w:sz="4" w:space="0"/>
-            <w:left w:val="single" w:color="auto" w:sz="4" w:space="0"/>
-            <w:bottom w:val="single" w:color="auto" w:sz="4" w:space="0"/>
-            <w:right w:val="single" w:color="auto" w:sz="4" w:space="0"/>
-            <w:insideH w:val="single" w:color="auto" w:sz="4" w:space="0"/>
-            <w:insideV w:val="single" w:color="auto" w:sz="4" w:space="0"/>
-          </w:tblBorders>
-          <w:tblCellMar>
-            <w:top w:w="0" w:type="dxa"/>
-            <w:left w:w="108" w:type="dxa"/>
-            <w:bottom w:w="0" w:type="dxa"/>
-            <w:right w:w="108" w:type="dxa"/>
-          </w:tblCellMar>
-        </w:tblPrEx>
-        <w:tc>
-          <w:tcPr>
-            <w:tcW w:w="2259" w:type="dxa"/>
             <w:tcBorders>
               <w:bottom w:val="nil"/>
             </w:tcBorders>
@@ -7394,7 +7552,7 @@
                 <w:szCs w:val="24"/>
                 <w:lang w:val="en-US"/>
               </w:rPr>
-              <w:t>ROD_WIDTH_MAX_VALUE</w:t>
+              <w:t>ROD_LENGTH_MAX_VALUE</w:t>
             </w:r>
           </w:p>
         </w:tc>
@@ -7452,7 +7610,7 @@
                 <w:szCs w:val="24"/>
                 <w:lang w:val="ru-RU"/>
               </w:rPr>
-              <w:t>Максимальное значение диаметра наконечника</w:t>
+              <w:t>Максимальное значение длины наконечника</w:t>
             </w:r>
           </w:p>
         </w:tc>
@@ -7600,6 +7758,204 @@
                 <w:szCs w:val="24"/>
               </w:rPr>
               <w:t>Описание</w:t>
+            </w:r>
+          </w:p>
+        </w:tc>
+      </w:tr>
+      <w:tr>
+        <w:tblPrEx>
+          <w:tblBorders>
+            <w:top w:val="single" w:color="auto" w:sz="4" w:space="0"/>
+            <w:left w:val="single" w:color="auto" w:sz="4" w:space="0"/>
+            <w:bottom w:val="single" w:color="auto" w:sz="4" w:space="0"/>
+            <w:right w:val="single" w:color="auto" w:sz="4" w:space="0"/>
+            <w:insideH w:val="single" w:color="auto" w:sz="4" w:space="0"/>
+            <w:insideV w:val="single" w:color="auto" w:sz="4" w:space="0"/>
+          </w:tblBorders>
+          <w:tblCellMar>
+            <w:top w:w="0" w:type="dxa"/>
+            <w:left w:w="108" w:type="dxa"/>
+            <w:bottom w:w="0" w:type="dxa"/>
+            <w:right w:w="108" w:type="dxa"/>
+          </w:tblCellMar>
+        </w:tblPrEx>
+        <w:tc>
+          <w:tcPr>
+            <w:tcW w:w="2259" w:type="dxa"/>
+            <w:vAlign w:val="top"/>
+          </w:tcPr>
+          <w:p>
+            <w:pPr>
+              <w:widowControl w:val="0"/>
+              <w:spacing w:line="240" w:lineRule="auto"/>
+              <w:ind w:right="59" w:rightChars="0" w:firstLine="0" w:firstLineChars="0"/>
+              <w:jc w:val="center"/>
+              <w:rPr>
+                <w:sz w:val="24"/>
+                <w:szCs w:val="24"/>
+              </w:rPr>
+            </w:pPr>
+            <w:r>
+              <w:rPr>
+                <w:rFonts w:hint="default"/>
+                <w:sz w:val="24"/>
+                <w:szCs w:val="24"/>
+                <w:lang w:val="en-US"/>
+              </w:rPr>
+              <w:t>ROD_LENGTH_MIN_VALUE</w:t>
+            </w:r>
+          </w:p>
+        </w:tc>
+        <w:tc>
+          <w:tcPr>
+            <w:tcW w:w="2465" w:type="dxa"/>
+            <w:vAlign w:val="top"/>
+          </w:tcPr>
+          <w:p>
+            <w:pPr>
+              <w:widowControl w:val="0"/>
+              <w:spacing w:line="240" w:lineRule="auto"/>
+              <w:ind w:right="59" w:rightChars="0" w:firstLine="0" w:firstLineChars="0"/>
+              <w:jc w:val="center"/>
+              <w:rPr>
+                <w:sz w:val="24"/>
+                <w:szCs w:val="24"/>
+              </w:rPr>
+            </w:pPr>
+            <w:r>
+              <w:rPr>
+                <w:rFonts w:hint="default"/>
+                <w:sz w:val="24"/>
+                <w:szCs w:val="24"/>
+                <w:lang w:val="en-US"/>
+              </w:rPr>
+              <w:t>int</w:t>
+            </w:r>
+          </w:p>
+        </w:tc>
+        <w:tc>
+          <w:tcPr>
+            <w:tcW w:w="4680" w:type="dxa"/>
+            <w:vAlign w:val="top"/>
+          </w:tcPr>
+          <w:p>
+            <w:pPr>
+              <w:widowControl w:val="0"/>
+              <w:spacing w:line="240" w:lineRule="auto"/>
+              <w:ind w:right="59" w:rightChars="0" w:firstLine="0" w:firstLineChars="0"/>
+              <w:jc w:val="center"/>
+              <w:rPr>
+                <w:sz w:val="24"/>
+                <w:szCs w:val="24"/>
+              </w:rPr>
+            </w:pPr>
+            <w:r>
+              <w:rPr>
+                <w:rFonts w:hint="default"/>
+                <w:sz w:val="24"/>
+                <w:szCs w:val="24"/>
+                <w:lang w:val="ru-RU"/>
+              </w:rPr>
+              <w:t>Минимальное значение длины наконечника</w:t>
+            </w:r>
+          </w:p>
+        </w:tc>
+      </w:tr>
+      <w:tr>
+        <w:tblPrEx>
+          <w:tblBorders>
+            <w:top w:val="single" w:color="auto" w:sz="4" w:space="0"/>
+            <w:left w:val="single" w:color="auto" w:sz="4" w:space="0"/>
+            <w:bottom w:val="single" w:color="auto" w:sz="4" w:space="0"/>
+            <w:right w:val="single" w:color="auto" w:sz="4" w:space="0"/>
+            <w:insideH w:val="single" w:color="auto" w:sz="4" w:space="0"/>
+            <w:insideV w:val="single" w:color="auto" w:sz="4" w:space="0"/>
+          </w:tblBorders>
+          <w:tblCellMar>
+            <w:top w:w="0" w:type="dxa"/>
+            <w:left w:w="108" w:type="dxa"/>
+            <w:bottom w:w="0" w:type="dxa"/>
+            <w:right w:w="108" w:type="dxa"/>
+          </w:tblCellMar>
+        </w:tblPrEx>
+        <w:tc>
+          <w:tcPr>
+            <w:tcW w:w="2259" w:type="dxa"/>
+            <w:vAlign w:val="top"/>
+          </w:tcPr>
+          <w:p>
+            <w:pPr>
+              <w:widowControl w:val="0"/>
+              <w:spacing w:line="240" w:lineRule="auto"/>
+              <w:ind w:right="59" w:rightChars="0" w:firstLine="0" w:firstLineChars="0"/>
+              <w:jc w:val="center"/>
+              <w:rPr>
+                <w:sz w:val="24"/>
+                <w:szCs w:val="24"/>
+              </w:rPr>
+            </w:pPr>
+            <w:r>
+              <w:rPr>
+                <w:rFonts w:hint="default"/>
+                <w:sz w:val="24"/>
+                <w:szCs w:val="24"/>
+                <w:lang w:val="en-US"/>
+              </w:rPr>
+              <w:t>ROD_WIDTH_MAX_VALUE</w:t>
+            </w:r>
+          </w:p>
+        </w:tc>
+        <w:tc>
+          <w:tcPr>
+            <w:tcW w:w="2465" w:type="dxa"/>
+            <w:vAlign w:val="top"/>
+          </w:tcPr>
+          <w:p>
+            <w:pPr>
+              <w:widowControl w:val="0"/>
+              <w:spacing w:line="240" w:lineRule="auto"/>
+              <w:ind w:right="59" w:rightChars="0" w:firstLine="0" w:firstLineChars="0"/>
+              <w:jc w:val="center"/>
+              <w:rPr>
+                <w:sz w:val="24"/>
+                <w:szCs w:val="24"/>
+              </w:rPr>
+            </w:pPr>
+            <w:r>
+              <w:rPr>
+                <w:rFonts w:hint="default"/>
+                <w:sz w:val="24"/>
+                <w:szCs w:val="24"/>
+                <w:lang w:val="en-US"/>
+              </w:rPr>
+              <w:t>int</w:t>
+            </w:r>
+          </w:p>
+        </w:tc>
+        <w:tc>
+          <w:tcPr>
+            <w:tcW w:w="4680" w:type="dxa"/>
+            <w:vAlign w:val="top"/>
+          </w:tcPr>
+          <w:p>
+            <w:pPr>
+              <w:widowControl w:val="0"/>
+              <w:spacing w:line="240" w:lineRule="auto"/>
+              <w:ind w:right="59" w:rightChars="0" w:firstLine="0" w:firstLineChars="0"/>
+              <w:jc w:val="center"/>
+              <w:rPr>
+                <w:sz w:val="24"/>
+                <w:szCs w:val="24"/>
+              </w:rPr>
+            </w:pPr>
+            <w:r>
+              <w:rPr>
+                <w:rFonts w:hint="default"/>
+                <w:sz w:val="24"/>
+                <w:szCs w:val="24"/>
+                <w:lang w:val="ru-RU"/>
+              </w:rPr>
+              <w:t>Максимальное значение диаметра наконечника</w:t>
             </w:r>
           </w:p>
         </w:tc>
@@ -8573,7 +8929,7 @@
           </w:tblCellMar>
         </w:tblPrEx>
         <w:trPr>
-          <w:trHeight w:val="762" w:hRule="atLeast"/>
+          <w:trHeight w:val="624" w:hRule="atLeast"/>
         </w:trPr>
         <w:tc>
           <w:tcPr>
@@ -8690,7 +9046,7 @@
           </w:tblCellMar>
         </w:tblPrEx>
         <w:trPr>
-          <w:trHeight w:val="841" w:hRule="atLeast"/>
+          <w:trHeight w:val="622" w:hRule="atLeast"/>
         </w:trPr>
         <w:tc>
           <w:tcPr>
@@ -8979,7 +9335,7 @@
           </w:tblCellMar>
         </w:tblPrEx>
         <w:trPr>
-          <w:trHeight w:val="1126" w:hRule="atLeast"/>
+          <w:trHeight w:val="883" w:hRule="atLeast"/>
         </w:trPr>
         <w:tc>
           <w:tcPr>
@@ -9754,40 +10110,13 @@
     </w:tbl>
     <w:p>
       <w:pPr>
-        <w:spacing w:line="240" w:lineRule="auto"/>
-        <w:ind w:right="59" w:firstLine="0"/>
-        <w:rPr>
-          <w:rFonts w:hint="default"/>
-          <w:lang w:val="ru-RU"/>
-        </w:rPr>
-      </w:pPr>
-      <w:r>
-        <w:tab/>
-      </w:r>
-      <w:r>
-        <w:rPr>
-          <w:rFonts w:hint="default"/>
-          <w:lang w:val="ru-RU"/>
-        </w:rPr>
-        <w:tab/>
-      </w:r>
-    </w:p>
-    <w:p>
-      <w:pPr>
-        <w:ind w:right="59" w:firstLine="0"/>
-        <w:rPr>
-          <w:rFonts w:hint="default"/>
-          <w:lang w:val="ru-RU"/>
-        </w:rPr>
-      </w:pPr>
-    </w:p>
-    <w:p>
-      <w:pPr>
-        <w:ind w:right="59" w:firstLine="708"/>
-        <w:rPr>
-          <w:lang w:val="en-US"/>
-        </w:rPr>
-      </w:pPr>
+        <w:ind w:left="0" w:leftChars="0" w:right="59" w:firstLine="708" w:firstLineChars="0"/>
+        <w:rPr>
+          <w:lang w:val="en-US"/>
+        </w:rPr>
+      </w:pPr>
+      <w:bookmarkStart w:id="14" w:name="_GoBack"/>
+      <w:bookmarkEnd w:id="14"/>
       <w:r>
         <w:t xml:space="preserve">Таблица 7.5 </w:t>
       </w:r>
@@ -14688,12 +15017,6 @@
             <w:insideH w:val="single" w:color="auto" w:sz="4" w:space="0"/>
             <w:insideV w:val="single" w:color="auto" w:sz="4" w:space="0"/>
           </w:tblBorders>
-          <w:tblCellMar>
-            <w:top w:w="0" w:type="dxa"/>
-            <w:left w:w="108" w:type="dxa"/>
-            <w:bottom w:w="0" w:type="dxa"/>
-            <w:right w:w="108" w:type="dxa"/>
-          </w:tblCellMar>
         </w:tblPrEx>
         <w:tc>
           <w:tcPr>
@@ -17109,8 +17432,6 @@
           <w:szCs w:val="28"/>
         </w:rPr>
       </w:pPr>
-      <w:bookmarkStart w:id="14" w:name="_GoBack"/>
-      <w:bookmarkEnd w:id="14"/>
     </w:p>
     <w:p>
       <w:pPr>

--- a/docs/Пояснительная записка.docx
+++ b/docs/Пояснительная записка.docx
@@ -1448,12 +1448,6 @@
             <w:insideH w:val="single" w:color="auto" w:sz="4" w:space="0"/>
             <w:insideV w:val="single" w:color="auto" w:sz="4" w:space="0"/>
           </w:tblBorders>
-          <w:tblCellMar>
-            <w:top w:w="0" w:type="dxa"/>
-            <w:left w:w="108" w:type="dxa"/>
-            <w:bottom w:w="0" w:type="dxa"/>
-            <w:right w:w="108" w:type="dxa"/>
-          </w:tblCellMar>
         </w:tblPrEx>
         <w:tc>
           <w:tcPr>
@@ -2898,6 +2892,12 @@
             <w:insideH w:val="single" w:color="auto" w:sz="4" w:space="0"/>
             <w:insideV w:val="single" w:color="auto" w:sz="4" w:space="0"/>
           </w:tblBorders>
+          <w:tblCellMar>
+            <w:top w:w="0" w:type="dxa"/>
+            <w:left w:w="108" w:type="dxa"/>
+            <w:bottom w:w="0" w:type="dxa"/>
+            <w:right w:w="108" w:type="dxa"/>
+          </w:tblCellMar>
         </w:tblPrEx>
         <w:tc>
           <w:tcPr>
@@ -6225,17 +6225,17 @@
                 <w:rFonts w:hint="default"/>
                 <w:sz w:val="24"/>
                 <w:szCs w:val="24"/>
-                <w:lang w:val="ru-RU"/>
-              </w:rPr>
-              <w:t xml:space="preserve"> </w:t>
-            </w:r>
-            <w:r>
-              <w:rPr>
-                <w:sz w:val="24"/>
-                <w:szCs w:val="24"/>
-                <w:lang w:val="en-US"/>
-              </w:rPr>
-              <w:t xml:space="preserve"> int, string</w:t>
+                <w:lang w:val="en-US"/>
+              </w:rPr>
+              <w:t xml:space="preserve"> Color</w:t>
+            </w:r>
+            <w:r>
+              <w:rPr>
+                <w:sz w:val="24"/>
+                <w:szCs w:val="24"/>
+                <w:lang w:val="en-US"/>
+              </w:rPr>
+              <w:t>, string</w:t>
             </w:r>
           </w:p>
         </w:tc>
@@ -6288,18 +6288,28 @@
             </w:r>
             <w:r>
               <w:rPr>
-                <w:sz w:val="24"/>
-                <w:szCs w:val="24"/>
-                <w:lang w:val="en-US"/>
-              </w:rPr>
-              <w:t>int</w:t>
-            </w:r>
-            <w:r>
-              <w:rPr>
-                <w:sz w:val="24"/>
-                <w:szCs w:val="24"/>
-              </w:rPr>
-              <w:t xml:space="preserve"> − выбор цвета для закраски, </w:t>
+                <w:rFonts w:hint="default"/>
+                <w:sz w:val="24"/>
+                <w:szCs w:val="24"/>
+                <w:lang w:val="en-US"/>
+              </w:rPr>
+              <w:t>Color</w:t>
+            </w:r>
+            <w:r>
+              <w:rPr>
+                <w:sz w:val="24"/>
+                <w:szCs w:val="24"/>
+              </w:rPr>
+              <w:t xml:space="preserve"> − выбор цв</w:t>
+            </w:r>
+            <w:bookmarkStart w:id="14" w:name="_GoBack"/>
+            <w:bookmarkEnd w:id="14"/>
+            <w:r>
+              <w:rPr>
+                <w:sz w:val="24"/>
+                <w:szCs w:val="24"/>
+              </w:rPr>
+              <w:t xml:space="preserve">ета для закраски, </w:t>
             </w:r>
             <w:r>
               <w:rPr>
@@ -8921,12 +8931,6 @@
             <w:insideH w:val="single" w:color="auto" w:sz="4" w:space="0"/>
             <w:insideV w:val="single" w:color="auto" w:sz="4" w:space="0"/>
           </w:tblBorders>
-          <w:tblCellMar>
-            <w:top w:w="0" w:type="dxa"/>
-            <w:left w:w="108" w:type="dxa"/>
-            <w:bottom w:w="0" w:type="dxa"/>
-            <w:right w:w="108" w:type="dxa"/>
-          </w:tblCellMar>
         </w:tblPrEx>
         <w:trPr>
           <w:trHeight w:val="624" w:hRule="atLeast"/>
@@ -10115,8 +10119,6 @@
           <w:lang w:val="en-US"/>
         </w:rPr>
       </w:pPr>
-      <w:bookmarkStart w:id="14" w:name="_GoBack"/>
-      <w:bookmarkEnd w:id="14"/>
       <w:r>
         <w:t xml:space="preserve">Таблица 7.5 </w:t>
       </w:r>
@@ -15017,6 +15019,12 @@
             <w:insideH w:val="single" w:color="auto" w:sz="4" w:space="0"/>
             <w:insideV w:val="single" w:color="auto" w:sz="4" w:space="0"/>
           </w:tblBorders>
+          <w:tblCellMar>
+            <w:top w:w="0" w:type="dxa"/>
+            <w:left w:w="108" w:type="dxa"/>
+            <w:bottom w:w="0" w:type="dxa"/>
+            <w:right w:w="108" w:type="dxa"/>
+          </w:tblCellMar>
         </w:tblPrEx>
         <w:tc>
           <w:tcPr>

--- a/docs/Пояснительная записка.docx
+++ b/docs/Пояснительная записка.docx
@@ -1448,6 +1448,12 @@
             <w:insideH w:val="single" w:color="auto" w:sz="4" w:space="0"/>
             <w:insideV w:val="single" w:color="auto" w:sz="4" w:space="0"/>
           </w:tblBorders>
+          <w:tblCellMar>
+            <w:top w:w="0" w:type="dxa"/>
+            <w:left w:w="108" w:type="dxa"/>
+            <w:bottom w:w="0" w:type="dxa"/>
+            <w:right w:w="108" w:type="dxa"/>
+          </w:tblCellMar>
         </w:tblPrEx>
         <w:tc>
           <w:tcPr>
@@ -4819,12 +4825,6 @@
             <w:insideH w:val="single" w:color="auto" w:sz="4" w:space="0"/>
             <w:insideV w:val="single" w:color="auto" w:sz="4" w:space="0"/>
           </w:tblBorders>
-          <w:tblCellMar>
-            <w:top w:w="0" w:type="dxa"/>
-            <w:left w:w="108" w:type="dxa"/>
-            <w:bottom w:w="0" w:type="dxa"/>
-            <w:right w:w="108" w:type="dxa"/>
-          </w:tblCellMar>
         </w:tblPrEx>
         <w:tc>
           <w:tcPr>
@@ -6300,16 +6300,7 @@
                 <w:sz w:val="24"/>
                 <w:szCs w:val="24"/>
               </w:rPr>
-              <w:t xml:space="preserve"> − выбор цв</w:t>
-            </w:r>
-            <w:bookmarkStart w:id="14" w:name="_GoBack"/>
-            <w:bookmarkEnd w:id="14"/>
-            <w:r>
-              <w:rPr>
-                <w:sz w:val="24"/>
-                <w:szCs w:val="24"/>
-              </w:rPr>
-              <w:t xml:space="preserve">ета для закраски, </w:t>
+              <w:t xml:space="preserve"> − выбор цвета для закраски, </w:t>
             </w:r>
             <w:r>
               <w:rPr>
@@ -8931,6 +8922,12 @@
             <w:insideH w:val="single" w:color="auto" w:sz="4" w:space="0"/>
             <w:insideV w:val="single" w:color="auto" w:sz="4" w:space="0"/>
           </w:tblBorders>
+          <w:tblCellMar>
+            <w:top w:w="0" w:type="dxa"/>
+            <w:left w:w="108" w:type="dxa"/>
+            <w:bottom w:w="0" w:type="dxa"/>
+            <w:right w:w="108" w:type="dxa"/>
+          </w:tblCellMar>
         </w:tblPrEx>
         <w:trPr>
           <w:trHeight w:val="624" w:hRule="atLeast"/>
@@ -16448,29 +16445,43 @@
       </w:r>
       <w:r>
         <w:rPr>
-          <w:szCs w:val="28"/>
-          <w:lang w:val="en-US"/>
-        </w:rPr>
-        <w:t>FirstValidate</w:t>
-      </w:r>
-      <w:r>
-        <w:rPr>
-          <w:szCs w:val="28"/>
-        </w:rPr>
-        <w:t xml:space="preserve"> был убран, </w:t>
-      </w:r>
-      <w:r>
-        <w:rPr>
-          <w:szCs w:val="28"/>
-          <w:lang w:val="en-US"/>
-        </w:rPr>
-        <w:t>SecondValidate</w:t>
-      </w:r>
-      <w:r>
-        <w:rPr>
-          <w:szCs w:val="28"/>
-        </w:rPr>
-        <w:t xml:space="preserve"> и </w:t>
+          <w:rFonts w:hint="default"/>
+          <w:szCs w:val="28"/>
+          <w:lang w:val="en-US"/>
+        </w:rPr>
+        <w:t xml:space="preserve">FirstValidate </w:t>
+      </w:r>
+      <w:r>
+        <w:rPr>
+          <w:rFonts w:hint="default"/>
+          <w:szCs w:val="28"/>
+          <w:lang w:val="ru-RU"/>
+        </w:rPr>
+        <w:t xml:space="preserve">и </w:t>
+      </w:r>
+      <w:r>
+        <w:rPr>
+          <w:rFonts w:hint="default"/>
+          <w:szCs w:val="28"/>
+          <w:lang w:val="en-US"/>
+        </w:rPr>
+        <w:t xml:space="preserve">SecondValidate </w:t>
+      </w:r>
+      <w:r>
+        <w:rPr>
+          <w:rFonts w:hint="default"/>
+          <w:szCs w:val="28"/>
+          <w:lang w:val="ru-RU"/>
+        </w:rPr>
+        <w:t>объединены и совместно с</w:t>
+      </w:r>
+      <w:r>
+        <w:rPr>
+          <w:rFonts w:hint="default"/>
+          <w:szCs w:val="28"/>
+          <w:lang w:val="en-US"/>
+        </w:rPr>
+        <w:t xml:space="preserve"> </w:t>
       </w:r>
       <w:r>
         <w:rPr>
@@ -16481,9 +16492,25 @@
       </w:r>
       <w:r>
         <w:rPr>
-          <w:szCs w:val="28"/>
-        </w:rPr>
-        <w:t xml:space="preserve"> получили входные параметры; добавлен новый метод </w:t>
+          <w:rFonts w:hint="default"/>
+          <w:szCs w:val="28"/>
+          <w:lang w:val="ru-RU"/>
+        </w:rPr>
+        <w:t xml:space="preserve"> метод</w:t>
+      </w:r>
+      <w:r>
+        <w:rPr>
+          <w:szCs w:val="28"/>
+        </w:rPr>
+        <w:t xml:space="preserve"> получил</w:t>
+      </w:r>
+      <w:bookmarkStart w:id="14" w:name="_GoBack"/>
+      <w:bookmarkEnd w:id="14"/>
+      <w:r>
+        <w:rPr>
+          <w:szCs w:val="28"/>
+        </w:rPr>
+        <w:t xml:space="preserve"> входные параметры; добавлен новый метод </w:t>
       </w:r>
       <w:r>
         <w:rPr>
